--- a/template.docx
+++ b/template.docx
@@ -149,7 +149,7 @@
                 <w:color w:val="FFFFFF"/>
                 <w:sz w:val="28"/>
               </w:rPr>
-              <w:t>CONDOMÍNIO RESIDENCIAL JARDIM CAJAZEIRAS</w:t>
+              <w:t>{{CLIENTE_NOME_UPPER}}</w:t>
             </w:r>
           </w:p>
           <w:p>
@@ -165,7 +165,7 @@
                 <w:color w:val="FFFFFF"/>
                 <w:sz w:val="22"/>
               </w:rPr>
-              <w:t>CNPJ: 16.886.942/0001-59</w:t>
+              <w:t>CNPJ: {{CLIENTE_CNPJ}}</w:t>
             </w:r>
           </w:p>
           <w:p>
@@ -181,7 +181,7 @@
                 <w:color w:val="FFFFFF"/>
                 <w:sz w:val="22"/>
               </w:rPr>
-              <w:t>Rua Luciano Gomes, nº 165, Jardim Cajazeiras, Salvador-BA</w:t>
+              <w:t>{{CLIENTE_ENDERECO}}</w:t>
             </w:r>
           </w:p>
           <w:p>
@@ -600,7 +600,7 @@
         <w:jc w:val="both"/>
       </w:pPr>
       <w:r>
-        <w:t>O presente relatório consolida as atividades de manutenção preventiva e corretiva executadas pela DLM Saneamento e Engenharia Ltda. na Estação de Tratamento de Esgoto (ETE) do Condomínio Residencial Jardim Cajazeiras, localizado na Rua Luciano Gomes, nº 165, bairro Jardim Cajazeiras, Salvador/BA, inscrito sob o CNPJ 16.886.942/0001-59.</w:t>
+        <w:t>O presente relatório consolida as atividades de manutenção preventiva e corretiva executadas pela {{EMPRESA_NOME}} na Estação de Tratamento de Esgoto (ETE) do {{CLIENTE_NOME}}, localizado em {{CLIENTE_ENDERECO}}, inscrito sob o CNPJ {{CLIENTE_CNPJ}}.</w:t>
       </w:r>
     </w:p>
     <w:p>
@@ -699,7 +699,7 @@
                 <w:i w:val="0"/>
                 <w:sz w:val="20"/>
               </w:rPr>
-              <w:t>Condomínio Residencial Jardim Cajazeiras</w:t>
+              <w:t>{{CLIENTE_NOME}}</w:t>
             </w:r>
           </w:p>
         </w:tc>
@@ -739,7 +739,7 @@
                 <w:i w:val="0"/>
                 <w:sz w:val="20"/>
               </w:rPr>
-              <w:t>16.886.942/0001-59</w:t>
+              <w:t>{{CLIENTE_CNPJ}}</w:t>
             </w:r>
           </w:p>
         </w:tc>
@@ -779,7 +779,7 @@
                 <w:i w:val="0"/>
                 <w:sz w:val="20"/>
               </w:rPr>
-              <w:t>Rua Luciano Gomes, nº 165, Jardim Cajazeiras, Salvador-BA</w:t>
+              <w:t>{{CLIENTE_ENDERECO}}</w:t>
             </w:r>
           </w:p>
         </w:tc>
@@ -819,7 +819,7 @@
                 <w:i w:val="0"/>
                 <w:sz w:val="20"/>
               </w:rPr>
-              <w:t>ETE com Lodos Ativados e Aeração Prolongada</w:t>
+              <w:t>{{TIPO_SISTEMA}}</w:t>
             </w:r>
           </w:p>
         </w:tc>
@@ -859,7 +859,7 @@
                 <w:i w:val="0"/>
                 <w:sz w:val="20"/>
               </w:rPr>
-              <w:t>Diego Lopes Marinho</w:t>
+              <w:t>{{RT_NOME}}</w:t>
             </w:r>
           </w:p>
         </w:tc>
@@ -899,7 +899,7 @@
                 <w:i w:val="0"/>
                 <w:sz w:val="20"/>
               </w:rPr>
-              <w:t>DLM Saneamento e Engenharia Ltda.</w:t>
+              <w:t>{{EMPRESA_NOME}}</w:t>
             </w:r>
           </w:p>
         </w:tc>
@@ -939,7 +939,7 @@
                 <w:i w:val="0"/>
                 <w:sz w:val="20"/>
               </w:rPr>
-              <w:t>Bioagri Laboratórios Ltda. (Mérieux NutriSciences)</w:t>
+              <w:t>{{LABORATORIO}}</w:t>
             </w:r>
           </w:p>
         </w:tc>
@@ -2992,7 +2992,7 @@
           <w:color w:val="095474"/>
           <w:sz w:val="24"/>
         </w:rPr>
-        <w:t>Diego Lopes Marinho</w:t>
+        <w:t>{{RT_NOME}}</w:t>
       </w:r>
     </w:p>
     <w:p>
@@ -3008,7 +3008,7 @@
           <w:color w:val="095474"/>
           <w:sz w:val="20"/>
         </w:rPr>
-        <w:t>DLM SANEAMENTO E ENGENHARIA LTDA.</w:t>
+        <w:t>{{EMPRESA_NOME_UPPER}}</w:t>
       </w:r>
     </w:p>
     <w:sectPr>
@@ -3099,7 +3099,7 @@
         <w:color w:val="095474"/>
         <w:sz w:val="20"/>
       </w:rPr>
-      <w:t xml:space="preserve">DLM Saneamento e Engenharia Ltda. </w:t>
+      <w:t xml:space="preserve">{{EMPRESA_NOME}} </w:t>
     </w:r>
     <w:r>
       <w:rPr>
@@ -3109,7 +3109,7 @@
         <w:color w:val="095474"/>
         <w:sz w:val="20"/>
       </w:rPr>
-      <w:t>| Relatório de Manutenção e Eficiência - ETE Cajazeiras</w:t>
+      <w:t>| Relatório de Manutenção e Eficiência - ETE {{CLIENTE_NOME_CABECALHO}}</w:t>
     </w:r>
   </w:p>
 </w:hdr>

--- a/template.docx
+++ b/template.docx
@@ -296,7 +296,7 @@
           <w:color w:val="095474"/>
           <w:sz w:val="20"/>
         </w:rPr>
-        <w:t>1. INTRODUÇÃO</w:t>
+        <w:t>{{NUM_INTRODUCAO}}. INTRODUÇÃO</w:t>
       </w:r>
       <w:r>
         <w:rPr>
@@ -325,7 +325,7 @@
           <w:color w:val="095474"/>
           <w:sz w:val="20"/>
         </w:rPr>
-        <w:t>2. DADOS DO EMPREENDIMENTO</w:t>
+        <w:t>{{NUM_DADOS}}. DADOS DO EMPREENDIMENTO</w:t>
       </w:r>
       <w:r>
         <w:rPr>
@@ -337,6 +337,21 @@
         </w:rPr>
         <w:tab/>
         <w:t>3</w:t>
+      </w:r>
+    </w:p>
+    <w:p>
+      <w:pPr>
+        <w:spacing w:after="0"/>
+      </w:pPr>
+      <w:r>
+        <w:rPr>
+          <w:rFonts w:ascii="Calibri" w:hAnsi="Calibri"/>
+          <w:b w:val="0"/>
+          <w:i w:val="0"/>
+          <w:color w:val="FFFFFF"/>
+          <w:sz w:val="2"/>
+        </w:rPr>
+        <w:t>{{__SUMLINE_QUADRO_INI__}}</w:t>
       </w:r>
     </w:p>
     <w:p>
@@ -354,7 +369,7 @@
           <w:color w:val="095474"/>
           <w:sz w:val="20"/>
         </w:rPr>
-        <w:t>3. QUADRO RESUMO DAS ATIVIDADES</w:t>
+        <w:t>{{NUM_QUADRO}}. QUADRO RESUMO DAS ATIVIDADES</w:t>
       </w:r>
       <w:r>
         <w:rPr>
@@ -366,6 +381,36 @@
         </w:rPr>
         <w:tab/>
         <w:t>4</w:t>
+      </w:r>
+    </w:p>
+    <w:p>
+      <w:pPr>
+        <w:spacing w:after="0"/>
+      </w:pPr>
+      <w:r>
+        <w:rPr>
+          <w:rFonts w:ascii="Calibri" w:hAnsi="Calibri"/>
+          <w:b w:val="0"/>
+          <w:i w:val="0"/>
+          <w:color w:val="FFFFFF"/>
+          <w:sz w:val="2"/>
+        </w:rPr>
+        <w:t>{{__SUMLINE_QUADRO_FIM__}}</w:t>
+      </w:r>
+    </w:p>
+    <w:p>
+      <w:pPr>
+        <w:spacing w:after="0"/>
+      </w:pPr>
+      <w:r>
+        <w:rPr>
+          <w:rFonts w:ascii="Calibri" w:hAnsi="Calibri"/>
+          <w:b w:val="0"/>
+          <w:i w:val="0"/>
+          <w:color w:val="FFFFFF"/>
+          <w:sz w:val="2"/>
+        </w:rPr>
+        <w:t>{{__SUMLINE_DETALHAMENTO_INI__}}</w:t>
       </w:r>
     </w:p>
     <w:p>
@@ -383,7 +428,7 @@
           <w:color w:val="095474"/>
           <w:sz w:val="20"/>
         </w:rPr>
-        <w:t>4. DETALHAMENTO DAS ATIVIDADES</w:t>
+        <w:t>{{NUM_DETALHAMENTO}}. DETALHAMENTO DAS ATIVIDADES</w:t>
       </w:r>
       <w:r>
         <w:rPr>
@@ -399,92 +444,32 @@
     </w:p>
     <w:p>
       <w:pPr>
-        <w:spacing w:after="120"/>
-        <w:ind w:left="454"/>
-        <w:tabs>
-          <w:tab w:val="right" w:leader="dot" w:pos="9000"/>
-        </w:tabs>
+        <w:spacing w:after="0"/>
       </w:pPr>
       <w:r>
         <w:rPr>
           <w:rFonts w:ascii="Calibri" w:hAnsi="Calibri"/>
           <w:b w:val="0"/>
           <w:i w:val="0"/>
-          <w:color w:val="000000"/>
-          <w:sz w:val="20"/>
+          <w:color w:val="FFFFFF"/>
+          <w:sz w:val="2"/>
         </w:rPr>
-        <w:t>4.1. Inspeção no Painel Elétrico</w:t>
-      </w:r>
-      <w:r>
-        <w:rPr>
-          <w:rFonts w:ascii="Calibri" w:hAnsi="Calibri"/>
-          <w:b w:val="0"/>
-          <w:i w:val="0"/>
-          <w:color w:val="000000"/>
-          <w:sz w:val="20"/>
-        </w:rPr>
-        <w:tab/>
-        <w:t>4</w:t>
+        <w:t>{{__SUMLINE_DETALHAMENTO_FIM__}}</w:t>
       </w:r>
     </w:p>
     <w:p>
       <w:pPr>
-        <w:spacing w:after="120"/>
-        <w:ind w:left="454"/>
-        <w:tabs>
-          <w:tab w:val="right" w:leader="dot" w:pos="9000"/>
-        </w:tabs>
+        <w:spacing w:after="0"/>
       </w:pPr>
       <w:r>
         <w:rPr>
           <w:rFonts w:ascii="Calibri" w:hAnsi="Calibri"/>
           <w:b w:val="0"/>
           <w:i w:val="0"/>
-          <w:color w:val="000000"/>
-          <w:sz w:val="20"/>
+          <w:color w:val="FFFFFF"/>
+          <w:sz w:val="2"/>
         </w:rPr>
-        <w:t>4.2. Inspeção nas Bombas e Elevatória</w:t>
-      </w:r>
-      <w:r>
-        <w:rPr>
-          <w:rFonts w:ascii="Calibri" w:hAnsi="Calibri"/>
-          <w:b w:val="0"/>
-          <w:i w:val="0"/>
-          <w:color w:val="000000"/>
-          <w:sz w:val="20"/>
-        </w:rPr>
-        <w:tab/>
-        <w:t>5</w:t>
-      </w:r>
-    </w:p>
-    <w:p>
-      <w:pPr>
-        <w:spacing w:after="120"/>
-        <w:ind w:left="454"/>
-        <w:tabs>
-          <w:tab w:val="right" w:leader="dot" w:pos="9000"/>
-        </w:tabs>
-      </w:pPr>
-      <w:r>
-        <w:rPr>
-          <w:rFonts w:ascii="Calibri" w:hAnsi="Calibri"/>
-          <w:b w:val="0"/>
-          <w:i w:val="0"/>
-          <w:color w:val="000000"/>
-          <w:sz w:val="20"/>
-        </w:rPr>
-        <w:t>4.3. Inspeção da Plataforma onde Ficam os Tanques</w:t>
-      </w:r>
-      <w:r>
-        <w:rPr>
-          <w:rFonts w:ascii="Calibri" w:hAnsi="Calibri"/>
-          <w:b w:val="0"/>
-          <w:i w:val="0"/>
-          <w:color w:val="000000"/>
-          <w:sz w:val="20"/>
-        </w:rPr>
-        <w:tab/>
-        <w:t>6</w:t>
+        <w:t>{{__SUMLINE_EFICIENCIA_INI__}}</w:t>
       </w:r>
     </w:p>
     <w:p>
@@ -502,7 +487,7 @@
           <w:color w:val="095474"/>
           <w:sz w:val="20"/>
         </w:rPr>
-        <w:t>5. EFICIÊNCIA OPERACIONAL DA ETE</w:t>
+        <w:t>{{NUM_EFICIENCIA}}. EFICIÊNCIA OPERACIONAL DA ETE</w:t>
       </w:r>
       <w:r>
         <w:rPr>
@@ -514,6 +499,36 @@
         </w:rPr>
         <w:tab/>
         <w:t>7</w:t>
+      </w:r>
+    </w:p>
+    <w:p>
+      <w:pPr>
+        <w:spacing w:after="0"/>
+      </w:pPr>
+      <w:r>
+        <w:rPr>
+          <w:rFonts w:ascii="Calibri" w:hAnsi="Calibri"/>
+          <w:b w:val="0"/>
+          <w:i w:val="0"/>
+          <w:color w:val="FFFFFF"/>
+          <w:sz w:val="2"/>
+        </w:rPr>
+        <w:t>{{__SUMLINE_EFICIENCIA_FIM__}}</w:t>
+      </w:r>
+    </w:p>
+    <w:p>
+      <w:pPr>
+        <w:spacing w:after="0"/>
+      </w:pPr>
+      <w:r>
+        <w:rPr>
+          <w:rFonts w:ascii="Calibri" w:hAnsi="Calibri"/>
+          <w:b w:val="0"/>
+          <w:i w:val="0"/>
+          <w:color w:val="FFFFFF"/>
+          <w:sz w:val="2"/>
+        </w:rPr>
+        <w:t>{{__SUMLINE_NCS_INI__}}</w:t>
       </w:r>
     </w:p>
     <w:p>
@@ -531,7 +546,7 @@
           <w:color w:val="095474"/>
           <w:sz w:val="20"/>
         </w:rPr>
-        <w:t>6. NÃO CONFORMIDADES E MEDIDAS MITIGADORAS</w:t>
+        <w:t>{{NUM_NCS}}. NÃO CONFORMIDADES E MEDIDAS MITIGADORAS</w:t>
       </w:r>
       <w:r>
         <w:rPr>
@@ -543,6 +558,21 @@
         </w:rPr>
         <w:tab/>
         <w:t>8</w:t>
+      </w:r>
+    </w:p>
+    <w:p>
+      <w:pPr>
+        <w:spacing w:after="0"/>
+      </w:pPr>
+      <w:r>
+        <w:rPr>
+          <w:rFonts w:ascii="Calibri" w:hAnsi="Calibri"/>
+          <w:b w:val="0"/>
+          <w:i w:val="0"/>
+          <w:color w:val="FFFFFF"/>
+          <w:sz w:val="2"/>
+        </w:rPr>
+        <w:t>{{__SUMLINE_NCS_FIM__}}</w:t>
       </w:r>
     </w:p>
     <w:p>
@@ -560,7 +590,7 @@
           <w:color w:val="095474"/>
           <w:sz w:val="20"/>
         </w:rPr>
-        <w:t>7. CONSIDERAÇÕES FINAIS</w:t>
+        <w:t>{{NUM_CONSIDERACOES}}. CONSIDERAÇÕES FINAIS</w:t>
       </w:r>
       <w:r>
         <w:rPr>
@@ -591,7 +621,7 @@
           <w:color w:val="095474"/>
           <w:sz w:val="32"/>
         </w:rPr>
-        <w:t>1. INTRODUÇÃO</w:t>
+        <w:t>{{NUM_INTRODUCAO}}. INTRODUÇÃO</w:t>
       </w:r>
     </w:p>
     <w:p>
@@ -651,7 +681,7 @@
           <w:color w:val="095474"/>
           <w:sz w:val="32"/>
         </w:rPr>
-        <w:t>2. DADOS DO EMPREENDIMENTO</w:t>
+        <w:t>{{NUM_DADOS}}. DADOS DO EMPREENDIMENTO</w:t>
       </w:r>
     </w:p>
     <w:tbl>
@@ -992,6 +1022,21 @@
     </w:p>
     <w:p>
       <w:pPr>
+        <w:spacing w:after="0"/>
+      </w:pPr>
+      <w:r>
+        <w:rPr>
+          <w:rFonts w:ascii="Calibri" w:hAnsi="Calibri"/>
+          <w:b w:val="0"/>
+          <w:i w:val="0"/>
+          <w:color w:val="FFFFFF"/>
+          <w:sz w:val="2"/>
+        </w:rPr>
+        <w:t>{{__SECAO_QUADRO_INI__}}</w:t>
+      </w:r>
+    </w:p>
+    <w:p>
+      <w:pPr>
         <w:spacing w:after="160" w:before="0"/>
       </w:pPr>
       <w:r>
@@ -1002,7 +1047,7 @@
           <w:color w:val="095474"/>
           <w:sz w:val="32"/>
         </w:rPr>
-        <w:t>3. QUADRO RESUMO DAS ATIVIDADES</w:t>
+        <w:t>{{NUM_QUADRO}}. QUADRO RESUMO DAS ATIVIDADES</w:t>
       </w:r>
     </w:p>
     <w:p>
@@ -1169,6 +1214,36 @@
     </w:p>
     <w:p>
       <w:pPr>
+        <w:spacing w:after="0"/>
+      </w:pPr>
+      <w:r>
+        <w:rPr>
+          <w:rFonts w:ascii="Calibri" w:hAnsi="Calibri"/>
+          <w:b w:val="0"/>
+          <w:i w:val="0"/>
+          <w:color w:val="FFFFFF"/>
+          <w:sz w:val="2"/>
+        </w:rPr>
+        <w:t>{{__SECAO_QUADRO_FIM__}}</w:t>
+      </w:r>
+    </w:p>
+    <w:p>
+      <w:pPr>
+        <w:spacing w:after="0"/>
+      </w:pPr>
+      <w:r>
+        <w:rPr>
+          <w:rFonts w:ascii="Calibri" w:hAnsi="Calibri"/>
+          <w:b w:val="0"/>
+          <w:i w:val="0"/>
+          <w:color w:val="FFFFFF"/>
+          <w:sz w:val="2"/>
+        </w:rPr>
+        <w:t>{{__SECAO_DETALHAMENTO_INI__}}</w:t>
+      </w:r>
+    </w:p>
+    <w:p>
+      <w:pPr>
         <w:spacing w:after="240" w:before="0"/>
       </w:pPr>
       <w:r>
@@ -1179,7 +1254,7 @@
           <w:color w:val="095474"/>
           <w:sz w:val="32"/>
         </w:rPr>
-        <w:t>4. DETALHAMENTO DAS ATIVIDADES</w:t>
+        <w:t>{{NUM_DETALHAMENTO}}. DETALHAMENTO DAS ATIVIDADES</w:t>
       </w:r>
     </w:p>
     <w:p>
@@ -1238,6 +1313,36 @@
     </w:p>
     <w:p>
       <w:pPr>
+        <w:spacing w:after="0"/>
+      </w:pPr>
+      <w:r>
+        <w:rPr>
+          <w:rFonts w:ascii="Calibri" w:hAnsi="Calibri"/>
+          <w:b w:val="0"/>
+          <w:i w:val="0"/>
+          <w:color w:val="FFFFFF"/>
+          <w:sz w:val="2"/>
+        </w:rPr>
+        <w:t>{{__SECAO_DETALHAMENTO_FIM__}}</w:t>
+      </w:r>
+    </w:p>
+    <w:p>
+      <w:pPr>
+        <w:spacing w:after="0"/>
+      </w:pPr>
+      <w:r>
+        <w:rPr>
+          <w:rFonts w:ascii="Calibri" w:hAnsi="Calibri"/>
+          <w:b w:val="0"/>
+          <w:i w:val="0"/>
+          <w:color w:val="FFFFFF"/>
+          <w:sz w:val="2"/>
+        </w:rPr>
+        <w:t>{{__SECAO_EFICIENCIA_INI__}}</w:t>
+      </w:r>
+    </w:p>
+    <w:p>
+      <w:pPr>
         <w:spacing w:after="200" w:before="0"/>
       </w:pPr>
       <w:r>
@@ -1248,7 +1353,7 @@
           <w:color w:val="095474"/>
           <w:sz w:val="32"/>
         </w:rPr>
-        <w:t>5. EFICIÊNCIA OPERACIONAL DA ETE</w:t>
+        <w:t>{{NUM_EFICIENCIA}}. EFICIÊNCIA OPERACIONAL DA ETE</w:t>
       </w:r>
     </w:p>
     <w:p>
@@ -2381,6 +2486,36 @@
     </w:p>
     <w:p>
       <w:pPr>
+        <w:spacing w:after="0"/>
+      </w:pPr>
+      <w:r>
+        <w:rPr>
+          <w:rFonts w:ascii="Calibri" w:hAnsi="Calibri"/>
+          <w:b w:val="0"/>
+          <w:i w:val="0"/>
+          <w:color w:val="FFFFFF"/>
+          <w:sz w:val="2"/>
+        </w:rPr>
+        <w:t>{{__SECAO_EFICIENCIA_FIM__}}</w:t>
+      </w:r>
+    </w:p>
+    <w:p>
+      <w:pPr>
+        <w:spacing w:after="0"/>
+      </w:pPr>
+      <w:r>
+        <w:rPr>
+          <w:rFonts w:ascii="Calibri" w:hAnsi="Calibri"/>
+          <w:b w:val="0"/>
+          <w:i w:val="0"/>
+          <w:color w:val="FFFFFF"/>
+          <w:sz w:val="2"/>
+        </w:rPr>
+        <w:t>{{__SECAO_NCS_INI__}}</w:t>
+      </w:r>
+    </w:p>
+    <w:p>
+      <w:pPr>
         <w:spacing w:after="160" w:before="0"/>
       </w:pPr>
       <w:r>
@@ -2391,7 +2526,7 @@
           <w:color w:val="095474"/>
           <w:sz w:val="32"/>
         </w:rPr>
-        <w:t>6. NÃO CONFORMIDADES E MEDIDAS MITIGADORAS</w:t>
+        <w:t>{{NUM_NCS}}. NÃO CONFORMIDADES E MEDIDAS MITIGADORAS</w:t>
       </w:r>
     </w:p>
     <w:p>
@@ -2842,6 +2977,21 @@
     </w:p>
     <w:p>
       <w:pPr>
+        <w:spacing w:after="0"/>
+      </w:pPr>
+      <w:r>
+        <w:rPr>
+          <w:rFonts w:ascii="Calibri" w:hAnsi="Calibri"/>
+          <w:b w:val="0"/>
+          <w:i w:val="0"/>
+          <w:color w:val="FFFFFF"/>
+          <w:sz w:val="2"/>
+        </w:rPr>
+        <w:t>{{__SECAO_NCS_FIM__}}</w:t>
+      </w:r>
+    </w:p>
+    <w:p>
+      <w:pPr>
         <w:spacing w:after="200" w:before="0"/>
       </w:pPr>
       <w:r>
@@ -2852,7 +3002,7 @@
           <w:color w:val="095474"/>
           <w:sz w:val="32"/>
         </w:rPr>
-        <w:t>7. CONSIDERAÇÕES FINAIS</w:t>
+        <w:t>{{NUM_CONSIDERACOES}}. CONSIDERAÇÕES FINAIS</w:t>
       </w:r>
     </w:p>
     <w:p>

--- a/template.docx
+++ b/template.docx
@@ -20,6 +20,7 @@
       </w:tblGrid>
       <w:tr>
         <w:trPr>
+          <w:cantSplit/>
           <w:trHeight w:val="15840" w:hRule="exact"/>
         </w:trPr>
         <w:tc>
@@ -265,7 +266,7 @@
         <w:sectPr>
           <w:headerReference w:type="default" r:id="rId7"/>
           <w:footerReference w:type="default" r:id="rId8"/>
-          <w:type w:val="nextPage"/>
+          <w:type w:val="continuous"/>
           <w:pgSz w:w="12240" w:h="15840" w:orient="portrait"/>
           <w:pgMar w:top="0" w:right="0" w:bottom="0" w:left="0" w:header="0" w:footer="0" w:gutter="0"/>
           <w:pgNumType/>
@@ -302,7 +303,7 @@
           <w:rFonts w:ascii="Arial" w:cs="Arial" w:eastAsia="Arial" w:hAnsi="Arial"/>
           <w:b/>
           <w:bCs/>
-          <w:color w:val="0A2540"/>
+          <w:color w:val="000000"/>
           <w:sz w:val="22"/>
           <w:szCs w:val="22"/>
         </w:rPr>
@@ -313,7 +314,7 @@
           <w:rFonts w:ascii="Arial" w:cs="Arial" w:eastAsia="Arial" w:hAnsi="Arial"/>
           <w:b/>
           <w:bCs/>
-          <w:color w:val="0A2540"/>
+          <w:color w:val="000000"/>
           <w:sz w:val="22"/>
           <w:szCs w:val="22"/>
         </w:rPr>
@@ -349,7 +350,7 @@
           <w:rFonts w:ascii="Arial" w:cs="Arial" w:eastAsia="Arial" w:hAnsi="Arial"/>
           <w:b/>
           <w:bCs/>
-          <w:color w:val="0A2540"/>
+          <w:color w:val="000000"/>
           <w:sz w:val="22"/>
           <w:szCs w:val="22"/>
         </w:rPr>
@@ -360,7 +361,7 @@
           <w:rFonts w:ascii="Arial" w:cs="Arial" w:eastAsia="Arial" w:hAnsi="Arial"/>
           <w:b/>
           <w:bCs/>
-          <w:color w:val="0A2540"/>
+          <w:color w:val="000000"/>
           <w:sz w:val="22"/>
           <w:szCs w:val="22"/>
         </w:rPr>
@@ -410,7 +411,7 @@
           <w:rFonts w:ascii="Arial" w:cs="Arial" w:eastAsia="Arial" w:hAnsi="Arial"/>
           <w:b/>
           <w:bCs/>
-          <w:color w:val="0A2540"/>
+          <w:color w:val="000000"/>
           <w:sz w:val="22"/>
           <w:szCs w:val="22"/>
         </w:rPr>
@@ -421,7 +422,7 @@
           <w:rFonts w:ascii="Arial" w:cs="Arial" w:eastAsia="Arial" w:hAnsi="Arial"/>
           <w:b/>
           <w:bCs/>
-          <w:color w:val="0A2540"/>
+          <w:color w:val="000000"/>
           <w:sz w:val="22"/>
           <w:szCs w:val="22"/>
         </w:rPr>
@@ -485,7 +486,7 @@
           <w:rFonts w:ascii="Arial" w:cs="Arial" w:eastAsia="Arial" w:hAnsi="Arial"/>
           <w:b/>
           <w:bCs/>
-          <w:color w:val="0A2540"/>
+          <w:color w:val="000000"/>
           <w:sz w:val="22"/>
           <w:szCs w:val="22"/>
         </w:rPr>
@@ -496,7 +497,7 @@
           <w:rFonts w:ascii="Arial" w:cs="Arial" w:eastAsia="Arial" w:hAnsi="Arial"/>
           <w:b/>
           <w:bCs/>
-          <w:color w:val="0A2540"/>
+          <w:color w:val="000000"/>
           <w:sz w:val="22"/>
           <w:szCs w:val="22"/>
         </w:rPr>
@@ -545,7 +546,35 @@
           <w:sz w:val="2"/>
           <w:szCs w:val="2"/>
         </w:rPr>
-        <w:t xml:space="preserve">{{__SUMLINE_EFICIENCIA_INI__}}</w:t>
+        <w:t xml:space="preserve">{{__SUMARIO_4X_INICIO__}}</w:t>
+      </w:r>
+    </w:p>
+    <w:p>
+      <w:pPr>
+        <w:spacing w:after="0" w:before="0"/>
+      </w:pPr>
+      <w:r>
+        <w:rPr>
+          <w:rFonts w:ascii="Arial" w:cs="Arial" w:eastAsia="Arial" w:hAnsi="Arial"/>
+          <w:color w:val="FFFFFF"/>
+          <w:sz w:val="2"/>
+          <w:szCs w:val="2"/>
+        </w:rPr>
+        <w:t xml:space="preserve">{{__SUMARIO_4X_FIM__}}</w:t>
+      </w:r>
+    </w:p>
+    <w:p>
+      <w:pPr>
+        <w:spacing w:after="0" w:before="0"/>
+      </w:pPr>
+      <w:r>
+        <w:rPr>
+          <w:rFonts w:ascii="Arial" w:cs="Arial" w:eastAsia="Arial" w:hAnsi="Arial"/>
+          <w:color w:val="FFFFFF"/>
+          <w:sz w:val="2"/>
+          <w:szCs w:val="2"/>
+        </w:rPr>
+        <w:t xml:space="preserve">{{__SUMLINE_NCS_INI__}}</w:t>
       </w:r>
     </w:p>
     <w:p>
@@ -560,22 +589,22 @@
           <w:rFonts w:ascii="Arial" w:cs="Arial" w:eastAsia="Arial" w:hAnsi="Arial"/>
           <w:b/>
           <w:bCs/>
-          <w:color w:val="0A2540"/>
-          <w:sz w:val="22"/>
-          <w:szCs w:val="22"/>
-        </w:rPr>
-        <w:t xml:space="preserve">{{NUM_EFICIENCIA}}. </w:t>
+          <w:color w:val="000000"/>
+          <w:sz w:val="22"/>
+          <w:szCs w:val="22"/>
+        </w:rPr>
+        <w:t xml:space="preserve">{{NUM_NCS}}. </w:t>
       </w:r>
       <w:r>
         <w:rPr>
           <w:rFonts w:ascii="Arial" w:cs="Arial" w:eastAsia="Arial" w:hAnsi="Arial"/>
           <w:b/>
           <w:bCs/>
-          <w:color w:val="0A2540"/>
-          <w:sz w:val="22"/>
-          <w:szCs w:val="22"/>
-        </w:rPr>
-        <w:t xml:space="preserve">EFICIÊNCIA OPERACIONAL DA ETE</w:t>
+          <w:color w:val="000000"/>
+          <w:sz w:val="22"/>
+          <w:szCs w:val="22"/>
+        </w:rPr>
+        <w:t xml:space="preserve">NÃO CONFORMIDADES E MEDIDAS MITIGADORAS</w:t>
       </w:r>
       <w:r>
         <w:rPr>
@@ -592,7 +621,7 @@
           <w:sz w:val="22"/>
           <w:szCs w:val="22"/>
         </w:rPr>
-        <w:t xml:space="preserve">7</w:t>
+        <w:t xml:space="preserve">8</w:t>
       </w:r>
     </w:p>
     <w:p>
@@ -606,7 +635,7 @@
           <w:sz w:val="2"/>
           <w:szCs w:val="2"/>
         </w:rPr>
-        <w:t xml:space="preserve">{{__SUMLINE_EFICIENCIA_FIM__}}</w:t>
+        <w:t xml:space="preserve">{{__SUMLINE_NCS_FIM__}}</w:t>
       </w:r>
     </w:p>
     <w:p>
@@ -620,7 +649,7 @@
           <w:sz w:val="2"/>
           <w:szCs w:val="2"/>
         </w:rPr>
-        <w:t xml:space="preserve">{{__SUMLINE_NCS_INI__}}</w:t>
+        <w:t xml:space="preserve">{{__SUMLINE_EFICIENCIA_INI__}}</w:t>
       </w:r>
     </w:p>
     <w:p>
@@ -635,22 +664,22 @@
           <w:rFonts w:ascii="Arial" w:cs="Arial" w:eastAsia="Arial" w:hAnsi="Arial"/>
           <w:b/>
           <w:bCs/>
-          <w:color w:val="0A2540"/>
-          <w:sz w:val="22"/>
-          <w:szCs w:val="22"/>
-        </w:rPr>
-        <w:t xml:space="preserve">{{NUM_NCS}}. </w:t>
+          <w:color w:val="000000"/>
+          <w:sz w:val="22"/>
+          <w:szCs w:val="22"/>
+        </w:rPr>
+        <w:t xml:space="preserve">{{NUM_EFICIENCIA}}. </w:t>
       </w:r>
       <w:r>
         <w:rPr>
           <w:rFonts w:ascii="Arial" w:cs="Arial" w:eastAsia="Arial" w:hAnsi="Arial"/>
           <w:b/>
           <w:bCs/>
-          <w:color w:val="0A2540"/>
-          <w:sz w:val="22"/>
-          <w:szCs w:val="22"/>
-        </w:rPr>
-        <w:t xml:space="preserve">NÃO CONFORMIDADES E MEDIDAS MITIGADORAS</w:t>
+          <w:color w:val="000000"/>
+          <w:sz w:val="22"/>
+          <w:szCs w:val="22"/>
+        </w:rPr>
+        <w:t xml:space="preserve">EFICIÊNCIA OPERACIONAL DA ETE</w:t>
       </w:r>
       <w:r>
         <w:rPr>
@@ -667,7 +696,7 @@
           <w:sz w:val="22"/>
           <w:szCs w:val="22"/>
         </w:rPr>
-        <w:t xml:space="preserve">8</w:t>
+        <w:t xml:space="preserve">7</w:t>
       </w:r>
     </w:p>
     <w:p>
@@ -681,7 +710,7 @@
           <w:sz w:val="2"/>
           <w:szCs w:val="2"/>
         </w:rPr>
-        <w:t xml:space="preserve">{{__SUMLINE_NCS_FIM__}}</w:t>
+        <w:t xml:space="preserve">{{__SUMLINE_EFICIENCIA_FIM__}}</w:t>
       </w:r>
     </w:p>
     <w:p>
@@ -696,7 +725,7 @@
           <w:rFonts w:ascii="Arial" w:cs="Arial" w:eastAsia="Arial" w:hAnsi="Arial"/>
           <w:b/>
           <w:bCs/>
-          <w:color w:val="0A2540"/>
+          <w:color w:val="000000"/>
           <w:sz w:val="22"/>
           <w:szCs w:val="22"/>
         </w:rPr>
@@ -707,7 +736,7 @@
           <w:rFonts w:ascii="Arial" w:cs="Arial" w:eastAsia="Arial" w:hAnsi="Arial"/>
           <w:b/>
           <w:bCs/>
-          <w:color w:val="0A2540"/>
+          <w:color w:val="000000"/>
           <w:sz w:val="22"/>
           <w:szCs w:val="22"/>
         </w:rPr>
@@ -729,6 +758,81 @@
           <w:szCs w:val="22"/>
         </w:rPr>
         <w:t xml:space="preserve">9</w:t>
+      </w:r>
+    </w:p>
+    <w:p>
+      <w:pPr>
+        <w:spacing w:after="0" w:before="0"/>
+      </w:pPr>
+      <w:r>
+        <w:rPr>
+          <w:rFonts w:ascii="Arial" w:cs="Arial" w:eastAsia="Arial" w:hAnsi="Arial"/>
+          <w:color w:val="FFFFFF"/>
+          <w:sz w:val="2"/>
+          <w:szCs w:val="2"/>
+        </w:rPr>
+        <w:t xml:space="preserve">{{__SUMLINE_ANEXOS_INI__}}</w:t>
+      </w:r>
+    </w:p>
+    <w:p>
+      <w:pPr>
+        <w:tabs>
+          <w:tab w:val="right" w:pos="9360" w:leader="dot"/>
+        </w:tabs>
+        <w:spacing w:after="80" w:before="80"/>
+      </w:pPr>
+      <w:r>
+        <w:rPr>
+          <w:rFonts w:ascii="Arial" w:cs="Arial" w:eastAsia="Arial" w:hAnsi="Arial"/>
+          <w:b/>
+          <w:bCs/>
+          <w:color w:val="000000"/>
+          <w:sz w:val="22"/>
+          <w:szCs w:val="22"/>
+        </w:rPr>
+        <w:t xml:space="preserve">{{NUM_ANEXOS}}. </w:t>
+      </w:r>
+      <w:r>
+        <w:rPr>
+          <w:rFonts w:ascii="Arial" w:cs="Arial" w:eastAsia="Arial" w:hAnsi="Arial"/>
+          <w:b/>
+          <w:bCs/>
+          <w:color w:val="000000"/>
+          <w:sz w:val="22"/>
+          <w:szCs w:val="22"/>
+        </w:rPr>
+        <w:t xml:space="preserve">ANEXOS</w:t>
+      </w:r>
+      <w:r>
+        <w:rPr>
+          <w:rFonts w:ascii="Arial" w:cs="Arial" w:eastAsia="Arial" w:hAnsi="Arial"/>
+          <w:sz w:val="22"/>
+          <w:szCs w:val="22"/>
+        </w:rPr>
+        <w:t xml:space="preserve">	</w:t>
+      </w:r>
+      <w:r>
+        <w:rPr>
+          <w:rFonts w:ascii="Arial" w:cs="Arial" w:eastAsia="Arial" w:hAnsi="Arial"/>
+          <w:color w:val="6B8195"/>
+          <w:sz w:val="22"/>
+          <w:szCs w:val="22"/>
+        </w:rPr>
+        <w:t xml:space="preserve">9</w:t>
+      </w:r>
+    </w:p>
+    <w:p>
+      <w:pPr>
+        <w:spacing w:after="0" w:before="0"/>
+      </w:pPr>
+      <w:r>
+        <w:rPr>
+          <w:rFonts w:ascii="Arial" w:cs="Arial" w:eastAsia="Arial" w:hAnsi="Arial"/>
+          <w:color w:val="FFFFFF"/>
+          <w:sz w:val="2"/>
+          <w:szCs w:val="2"/>
+        </w:rPr>
+        <w:t xml:space="preserve">{{__SUMLINE_ANEXOS_FIM__}}</w:t>
       </w:r>
     </w:p>
     <w:p>
@@ -775,7 +879,7 @@
           <w:bCs w:val="false"/>
           <w:i w:val="false"/>
           <w:iCs w:val="false"/>
-          <w:color w:val="0A2540"/>
+          <w:color w:val="000000"/>
           <w:sz w:val="22"/>
           <w:szCs w:val="22"/>
         </w:rPr>
@@ -788,7 +892,7 @@
           <w:bCs/>
           <w:i w:val="false"/>
           <w:iCs w:val="false"/>
-          <w:color w:val="0A2540"/>
+          <w:color w:val="000000"/>
           <w:sz w:val="22"/>
           <w:szCs w:val="22"/>
         </w:rPr>
@@ -801,7 +905,7 @@
           <w:bCs w:val="false"/>
           <w:i w:val="false"/>
           <w:iCs w:val="false"/>
-          <w:color w:val="0A2540"/>
+          <w:color w:val="000000"/>
           <w:sz w:val="22"/>
           <w:szCs w:val="22"/>
         </w:rPr>
@@ -814,7 +918,7 @@
           <w:bCs/>
           <w:i w:val="false"/>
           <w:iCs w:val="false"/>
-          <w:color w:val="0A2540"/>
+          <w:color w:val="000000"/>
           <w:sz w:val="22"/>
           <w:szCs w:val="22"/>
         </w:rPr>
@@ -827,7 +931,7 @@
           <w:bCs w:val="false"/>
           <w:i w:val="false"/>
           <w:iCs w:val="false"/>
-          <w:color w:val="0A2540"/>
+          <w:color w:val="000000"/>
           <w:sz w:val="22"/>
           <w:szCs w:val="22"/>
         </w:rPr>
@@ -840,7 +944,7 @@
           <w:bCs w:val="false"/>
           <w:i w:val="false"/>
           <w:iCs w:val="false"/>
-          <w:color w:val="0A2540"/>
+          <w:color w:val="000000"/>
           <w:sz w:val="22"/>
           <w:szCs w:val="22"/>
         </w:rPr>
@@ -853,7 +957,7 @@
           <w:bCs w:val="false"/>
           <w:i w:val="false"/>
           <w:iCs w:val="false"/>
-          <w:color w:val="0A2540"/>
+          <w:color w:val="000000"/>
           <w:sz w:val="22"/>
           <w:szCs w:val="22"/>
         </w:rPr>
@@ -866,7 +970,7 @@
           <w:bCs w:val="false"/>
           <w:i w:val="false"/>
           <w:iCs w:val="false"/>
-          <w:color w:val="0A2540"/>
+          <w:color w:val="000000"/>
           <w:sz w:val="22"/>
           <w:szCs w:val="22"/>
         </w:rPr>
@@ -879,7 +983,7 @@
           <w:bCs w:val="false"/>
           <w:i w:val="false"/>
           <w:iCs w:val="false"/>
-          <w:color w:val="0A2540"/>
+          <w:color w:val="000000"/>
           <w:sz w:val="22"/>
           <w:szCs w:val="22"/>
         </w:rPr>
@@ -898,7 +1002,7 @@
           <w:bCs w:val="false"/>
           <w:i w:val="false"/>
           <w:iCs w:val="false"/>
-          <w:color w:val="0A2540"/>
+          <w:color w:val="000000"/>
           <w:sz w:val="22"/>
           <w:szCs w:val="22"/>
         </w:rPr>
@@ -911,7 +1015,7 @@
           <w:bCs/>
           <w:i w:val="false"/>
           <w:iCs w:val="false"/>
-          <w:color w:val="0A2540"/>
+          <w:color w:val="000000"/>
           <w:sz w:val="22"/>
           <w:szCs w:val="22"/>
         </w:rPr>
@@ -924,7 +1028,7 @@
           <w:bCs w:val="false"/>
           <w:i w:val="false"/>
           <w:iCs w:val="false"/>
-          <w:color w:val="0A2540"/>
+          <w:color w:val="000000"/>
           <w:sz w:val="22"/>
           <w:szCs w:val="22"/>
         </w:rPr>
@@ -937,11 +1041,18 @@
           <w:bCs w:val="false"/>
           <w:i w:val="false"/>
           <w:iCs w:val="false"/>
-          <w:color w:val="0A2540"/>
+          <w:color w:val="000000"/>
           <w:sz w:val="22"/>
           <w:szCs w:val="22"/>
         </w:rPr>
         <w:t xml:space="preserve">{{INTRO_ATIVIDADES}}</w:t>
+      </w:r>
+      <w:r>
+        <w:rPr>
+          <w:color w:val="FFFFFF"/>
+          <w:sz w:val="2"/>
+        </w:rPr>
+        <w:t xml:space="preserve">{{__SECAO_LAB_INI__}}</w:t>
       </w:r>
       <w:r>
         <w:rPr>
@@ -950,7 +1061,7 @@
           <w:bCs w:val="false"/>
           <w:i w:val="false"/>
           <w:iCs w:val="false"/>
-          <w:color w:val="0A2540"/>
+          <w:color w:val="000000"/>
           <w:sz w:val="22"/>
           <w:szCs w:val="22"/>
         </w:rPr>
@@ -963,7 +1074,7 @@
           <w:bCs/>
           <w:i w:val="false"/>
           <w:iCs w:val="false"/>
-          <w:color w:val="0A2540"/>
+          <w:color w:val="000000"/>
           <w:sz w:val="22"/>
           <w:szCs w:val="22"/>
         </w:rPr>
@@ -976,7 +1087,7 @@
           <w:bCs w:val="false"/>
           <w:i w:val="false"/>
           <w:iCs w:val="false"/>
-          <w:color w:val="0A2540"/>
+          <w:color w:val="000000"/>
           <w:sz w:val="22"/>
           <w:szCs w:val="22"/>
         </w:rPr>
@@ -989,7 +1100,7 @@
           <w:bCs w:val="false"/>
           <w:i w:val="false"/>
           <w:iCs w:val="false"/>
-          <w:color w:val="0A2540"/>
+          <w:color w:val="000000"/>
           <w:sz w:val="22"/>
           <w:szCs w:val="22"/>
         </w:rPr>
@@ -1002,11 +1113,18 @@
           <w:bCs w:val="false"/>
           <w:i w:val="false"/>
           <w:iCs w:val="false"/>
-          <w:color w:val="0A2540"/>
+          <w:color w:val="000000"/>
           <w:sz w:val="22"/>
           <w:szCs w:val="22"/>
         </w:rPr>
         <w:t xml:space="preserve">, com avaliação da eficiência de remoção de carga orgânica e conformidade com os padrões de lançamento da Resolução CONAMA nº 430/2011.</w:t>
+      </w:r>
+      <w:r>
+        <w:rPr>
+          <w:color w:val="FFFFFF"/>
+          <w:sz w:val="2"/>
+        </w:rPr>
+        <w:t xml:space="preserve">{{__SECAO_LAB_FIM__}}</w:t>
       </w:r>
     </w:p>
     <w:p>
@@ -1021,7 +1139,7 @@
           <w:bCs w:val="false"/>
           <w:i w:val="false"/>
           <w:iCs w:val="false"/>
-          <w:color w:val="0A2540"/>
+          <w:color w:val="000000"/>
           <w:sz w:val="22"/>
           <w:szCs w:val="22"/>
         </w:rPr>
@@ -1034,7 +1152,7 @@
           <w:bCs w:val="false"/>
           <w:i w:val="false"/>
           <w:iCs w:val="false"/>
-          <w:color w:val="0A2540"/>
+          <w:color w:val="000000"/>
           <w:sz w:val="22"/>
           <w:szCs w:val="22"/>
         </w:rPr>
@@ -1047,7 +1165,7 @@
           <w:bCs w:val="false"/>
           <w:i w:val="false"/>
           <w:iCs w:val="false"/>
-          <w:color w:val="0A2540"/>
+          <w:color w:val="000000"/>
           <w:sz w:val="22"/>
           <w:szCs w:val="22"/>
         </w:rPr>
@@ -1098,6 +1216,9 @@
         <w:gridCol w:w="6360"/>
       </w:tblGrid>
       <w:tr>
+        <w:trPr>
+          <w:cantSplit/>
+        </w:trPr>
         <w:tc>
           <w:tcPr>
             <w:tcW w:type="dxa" w:w="3000"/>
@@ -1126,7 +1247,7 @@
                 <w:rFonts w:ascii="Arial" w:cs="Arial" w:eastAsia="Arial" w:hAnsi="Arial"/>
                 <w:b/>
                 <w:bCs/>
-                <w:color w:val="0A2540"/>
+                <w:color w:val="000000"/>
                 <w:sz w:val="20"/>
                 <w:szCs w:val="20"/>
               </w:rPr>
@@ -1161,7 +1282,7 @@
                 <w:rFonts w:ascii="Arial" w:cs="Arial" w:eastAsia="Arial" w:hAnsi="Arial"/>
                 <w:b w:val="false"/>
                 <w:bCs w:val="false"/>
-                <w:color w:val="0A2540"/>
+                <w:color w:val="000000"/>
                 <w:sz w:val="20"/>
                 <w:szCs w:val="20"/>
               </w:rPr>
@@ -1171,6 +1292,9 @@
         </w:tc>
       </w:tr>
       <w:tr>
+        <w:trPr>
+          <w:cantSplit/>
+        </w:trPr>
         <w:tc>
           <w:tcPr>
             <w:tcW w:type="dxa" w:w="3000"/>
@@ -1199,7 +1323,7 @@
                 <w:rFonts w:ascii="Arial" w:cs="Arial" w:eastAsia="Arial" w:hAnsi="Arial"/>
                 <w:b/>
                 <w:bCs/>
-                <w:color w:val="0A2540"/>
+                <w:color w:val="000000"/>
                 <w:sz w:val="20"/>
                 <w:szCs w:val="20"/>
               </w:rPr>
@@ -1234,7 +1358,7 @@
                 <w:rFonts w:ascii="Arial" w:cs="Arial" w:eastAsia="Arial" w:hAnsi="Arial"/>
                 <w:b w:val="false"/>
                 <w:bCs w:val="false"/>
-                <w:color w:val="0A2540"/>
+                <w:color w:val="000000"/>
                 <w:sz w:val="20"/>
                 <w:szCs w:val="20"/>
               </w:rPr>
@@ -1244,6 +1368,9 @@
         </w:tc>
       </w:tr>
       <w:tr>
+        <w:trPr>
+          <w:cantSplit/>
+        </w:trPr>
         <w:tc>
           <w:tcPr>
             <w:tcW w:type="dxa" w:w="3000"/>
@@ -1272,7 +1399,7 @@
                 <w:rFonts w:ascii="Arial" w:cs="Arial" w:eastAsia="Arial" w:hAnsi="Arial"/>
                 <w:b/>
                 <w:bCs/>
-                <w:color w:val="0A2540"/>
+                <w:color w:val="000000"/>
                 <w:sz w:val="20"/>
                 <w:szCs w:val="20"/>
               </w:rPr>
@@ -1307,7 +1434,7 @@
                 <w:rFonts w:ascii="Arial" w:cs="Arial" w:eastAsia="Arial" w:hAnsi="Arial"/>
                 <w:b w:val="false"/>
                 <w:bCs w:val="false"/>
-                <w:color w:val="0A2540"/>
+                <w:color w:val="000000"/>
                 <w:sz w:val="20"/>
                 <w:szCs w:val="20"/>
               </w:rPr>
@@ -1317,6 +1444,9 @@
         </w:tc>
       </w:tr>
       <w:tr>
+        <w:trPr>
+          <w:cantSplit/>
+        </w:trPr>
         <w:tc>
           <w:tcPr>
             <w:tcW w:type="dxa" w:w="3000"/>
@@ -1345,7 +1475,7 @@
                 <w:rFonts w:ascii="Arial" w:cs="Arial" w:eastAsia="Arial" w:hAnsi="Arial"/>
                 <w:b/>
                 <w:bCs/>
-                <w:color w:val="0A2540"/>
+                <w:color w:val="000000"/>
                 <w:sz w:val="20"/>
                 <w:szCs w:val="20"/>
               </w:rPr>
@@ -1380,7 +1510,7 @@
                 <w:rFonts w:ascii="Arial" w:cs="Arial" w:eastAsia="Arial" w:hAnsi="Arial"/>
                 <w:b w:val="false"/>
                 <w:bCs w:val="false"/>
-                <w:color w:val="0A2540"/>
+                <w:color w:val="000000"/>
                 <w:sz w:val="20"/>
                 <w:szCs w:val="20"/>
               </w:rPr>
@@ -1390,6 +1520,9 @@
         </w:tc>
       </w:tr>
       <w:tr>
+        <w:trPr>
+          <w:cantSplit/>
+        </w:trPr>
         <w:tc>
           <w:tcPr>
             <w:tcW w:type="dxa" w:w="3000"/>
@@ -1418,7 +1551,7 @@
                 <w:rFonts w:ascii="Arial" w:cs="Arial" w:eastAsia="Arial" w:hAnsi="Arial"/>
                 <w:b/>
                 <w:bCs/>
-                <w:color w:val="0A2540"/>
+                <w:color w:val="000000"/>
                 <w:sz w:val="20"/>
                 <w:szCs w:val="20"/>
               </w:rPr>
@@ -1453,7 +1586,7 @@
                 <w:rFonts w:ascii="Arial" w:cs="Arial" w:eastAsia="Arial" w:hAnsi="Arial"/>
                 <w:b w:val="false"/>
                 <w:bCs w:val="false"/>
-                <w:color w:val="0A2540"/>
+                <w:color w:val="000000"/>
                 <w:sz w:val="20"/>
                 <w:szCs w:val="20"/>
               </w:rPr>
@@ -1463,6 +1596,9 @@
         </w:tc>
       </w:tr>
       <w:tr>
+        <w:trPr>
+          <w:cantSplit/>
+        </w:trPr>
         <w:tc>
           <w:tcPr>
             <w:tcW w:type="dxa" w:w="3000"/>
@@ -1491,7 +1627,7 @@
                 <w:rFonts w:ascii="Arial" w:cs="Arial" w:eastAsia="Arial" w:hAnsi="Arial"/>
                 <w:b/>
                 <w:bCs/>
-                <w:color w:val="0A2540"/>
+                <w:color w:val="000000"/>
                 <w:sz w:val="20"/>
                 <w:szCs w:val="20"/>
               </w:rPr>
@@ -1526,7 +1662,7 @@
                 <w:rFonts w:ascii="Arial" w:cs="Arial" w:eastAsia="Arial" w:hAnsi="Arial"/>
                 <w:b w:val="false"/>
                 <w:bCs w:val="false"/>
-                <w:color w:val="0A2540"/>
+                <w:color w:val="000000"/>
                 <w:sz w:val="20"/>
                 <w:szCs w:val="20"/>
               </w:rPr>
@@ -1536,6 +1672,9 @@
         </w:tc>
       </w:tr>
       <w:tr>
+        <w:trPr>
+          <w:cantSplit/>
+        </w:trPr>
         <w:tc>
           <w:tcPr>
             <w:tcW w:type="dxa" w:w="3000"/>
@@ -1564,7 +1703,7 @@
                 <w:rFonts w:ascii="Arial" w:cs="Arial" w:eastAsia="Arial" w:hAnsi="Arial"/>
                 <w:b/>
                 <w:bCs/>
-                <w:color w:val="0A2540"/>
+                <w:color w:val="000000"/>
                 <w:sz w:val="20"/>
                 <w:szCs w:val="20"/>
               </w:rPr>
@@ -1599,7 +1738,7 @@
                 <w:rFonts w:ascii="Arial" w:cs="Arial" w:eastAsia="Arial" w:hAnsi="Arial"/>
                 <w:b w:val="false"/>
                 <w:bCs w:val="false"/>
-                <w:color w:val="0A2540"/>
+                <w:color w:val="000000"/>
                 <w:sz w:val="20"/>
                 <w:szCs w:val="20"/>
               </w:rPr>
@@ -1609,6 +1748,9 @@
         </w:tc>
       </w:tr>
       <w:tr>
+        <w:trPr>
+          <w:cantSplit/>
+        </w:trPr>
         <w:tc>
           <w:tcPr>
             <w:tcW w:type="dxa" w:w="3000"/>
@@ -1637,7 +1779,7 @@
                 <w:rFonts w:ascii="Arial" w:cs="Arial" w:eastAsia="Arial" w:hAnsi="Arial"/>
                 <w:b/>
                 <w:bCs/>
-                <w:color w:val="0A2540"/>
+                <w:color w:val="000000"/>
                 <w:sz w:val="20"/>
                 <w:szCs w:val="20"/>
               </w:rPr>
@@ -1672,7 +1814,7 @@
                 <w:rFonts w:ascii="Arial" w:cs="Arial" w:eastAsia="Arial" w:hAnsi="Arial"/>
                 <w:b w:val="false"/>
                 <w:bCs w:val="false"/>
-                <w:color w:val="0A2540"/>
+                <w:color w:val="000000"/>
                 <w:sz w:val="20"/>
                 <w:szCs w:val="20"/>
               </w:rPr>
@@ -1735,7 +1877,7 @@
           <w:bCs w:val="false"/>
           <w:i w:val="false"/>
           <w:iCs w:val="false"/>
-          <w:color w:val="0A2540"/>
+          <w:color w:val="000000"/>
           <w:sz w:val="22"/>
           <w:szCs w:val="22"/>
         </w:rPr>
@@ -1761,6 +1903,7 @@
       </w:tblGrid>
       <w:tr>
         <w:trPr>
+          <w:cantSplit/>
           <w:tblHeader/>
         </w:trPr>
         <w:tc>
@@ -1791,7 +1934,7 @@
                 <w:rFonts w:ascii="Arial" w:cs="Arial" w:eastAsia="Arial" w:hAnsi="Arial"/>
                 <w:b/>
                 <w:bCs/>
-                <w:color w:val="0A2540"/>
+                <w:color w:val="000000"/>
                 <w:sz w:val="20"/>
                 <w:szCs w:val="20"/>
               </w:rPr>
@@ -1827,7 +1970,7 @@
                 <w:rFonts w:ascii="Arial" w:cs="Arial" w:eastAsia="Arial" w:hAnsi="Arial"/>
                 <w:b/>
                 <w:bCs/>
-                <w:color w:val="0A2540"/>
+                <w:color w:val="000000"/>
                 <w:sz w:val="20"/>
                 <w:szCs w:val="20"/>
               </w:rPr>
@@ -1863,7 +2006,7 @@
                 <w:rFonts w:ascii="Arial" w:cs="Arial" w:eastAsia="Arial" w:hAnsi="Arial"/>
                 <w:b/>
                 <w:bCs/>
-                <w:color w:val="0A2540"/>
+                <w:color w:val="000000"/>
                 <w:sz w:val="20"/>
                 <w:szCs w:val="20"/>
               </w:rPr>
@@ -1873,6 +2016,9 @@
         </w:tc>
       </w:tr>
       <w:tr>
+        <w:trPr>
+          <w:cantSplit/>
+        </w:trPr>
         <w:tc>
           <w:tcPr>
             <w:tcW w:type="dxa" w:w="1800"/>
@@ -1900,7 +2046,7 @@
                 <w:rFonts w:ascii="Arial" w:cs="Arial" w:eastAsia="Arial" w:hAnsi="Arial"/>
                 <w:b/>
                 <w:bCs/>
-                <w:color w:val="0A2540"/>
+                <w:color w:val="000000"/>
                 <w:sz w:val="20"/>
                 <w:szCs w:val="20"/>
               </w:rPr>
@@ -1935,7 +2081,7 @@
                 <w:rFonts w:ascii="Arial" w:cs="Arial" w:eastAsia="Arial" w:hAnsi="Arial"/>
                 <w:b w:val="false"/>
                 <w:bCs w:val="false"/>
-                <w:color w:val="0A2540"/>
+                <w:color w:val="000000"/>
                 <w:sz w:val="20"/>
                 <w:szCs w:val="20"/>
               </w:rPr>
@@ -1970,7 +2116,7 @@
                 <w:rFonts w:ascii="Arial" w:cs="Arial" w:eastAsia="Arial" w:hAnsi="Arial"/>
                 <w:b w:val="false"/>
                 <w:bCs w:val="false"/>
-                <w:color w:val="0A2540"/>
+                <w:color w:val="000000"/>
                 <w:sz w:val="20"/>
                 <w:szCs w:val="20"/>
               </w:rPr>
@@ -2107,7 +2253,7 @@
           <w:sz w:val="2"/>
           <w:szCs w:val="2"/>
         </w:rPr>
-        <w:t xml:space="preserve">{{__SECAO_EFICIENCIA_INI__}}</w:t>
+        <w:t xml:space="preserve">{{__SECAO_NCS_INI__}}</w:t>
       </w:r>
     </w:p>
     <w:p>
@@ -2123,7 +2269,7 @@
           <w:sz w:val="28"/>
           <w:szCs w:val="28"/>
         </w:rPr>
-        <w:t xml:space="preserve">{{NUM_EFICIENCIA}}. </w:t>
+        <w:t xml:space="preserve">{{NUM_NCS}}. </w:t>
       </w:r>
       <w:r>
         <w:rPr>
@@ -2134,7 +2280,7 @@
           <w:sz w:val="28"/>
           <w:szCs w:val="28"/>
         </w:rPr>
-        <w:t xml:space="preserve">EFICIÊNCIA OPERACIONAL DA ETE</w:t>
+        <w:t xml:space="preserve">NÃO CONFORMIDADES E MEDIDAS MITIGADORAS</w:t>
       </w:r>
     </w:p>
     <w:p>
@@ -2149,2406 +2295,7 @@
           <w:bCs w:val="false"/>
           <w:i w:val="false"/>
           <w:iCs w:val="false"/>
-          <w:color w:val="0A2540"/>
-          <w:sz w:val="22"/>
-          <w:szCs w:val="22"/>
-        </w:rPr>
-        <w:t xml:space="preserve">No mês de </w:t>
-      </w:r>
-      <w:r>
-        <w:rPr>
-          <w:rFonts w:ascii="Arial" w:cs="Arial" w:eastAsia="Arial" w:hAnsi="Arial"/>
-          <w:b/>
-          <w:bCs/>
-          <w:i w:val="false"/>
-          <w:iCs w:val="false"/>
-          <w:color w:val="0A2540"/>
-          <w:sz w:val="22"/>
-          <w:szCs w:val="22"/>
-        </w:rPr>
-        <w:t xml:space="preserve">{{EFIC_MES}}</w:t>
-      </w:r>
-      <w:r>
-        <w:rPr>
-          <w:rFonts w:ascii="Arial" w:cs="Arial" w:eastAsia="Arial" w:hAnsi="Arial"/>
-          <w:b w:val="false"/>
-          <w:bCs w:val="false"/>
-          <w:i w:val="false"/>
-          <w:iCs w:val="false"/>
-          <w:color w:val="0A2540"/>
-          <w:sz w:val="22"/>
-          <w:szCs w:val="22"/>
-        </w:rPr>
-        <w:t xml:space="preserve"> foi realizada uma campanha de monitoramento da qualidade do efluente, com coleta de amostras na entrada (efluente bruto) e na saída (efluente tratado) da ETE. As análises foram executadas pelo laboratório </w:t>
-      </w:r>
-      <w:r>
-        <w:rPr>
-          <w:rFonts w:ascii="Arial" w:cs="Arial" w:eastAsia="Arial" w:hAnsi="Arial"/>
-          <w:b/>
-          <w:bCs/>
-          <w:i w:val="false"/>
-          <w:iCs w:val="false"/>
-          <w:color w:val="0A2540"/>
-          <w:sz w:val="22"/>
-          <w:szCs w:val="22"/>
-        </w:rPr>
-        <w:t xml:space="preserve">{{LABORATORIO}}</w:t>
-      </w:r>
-      <w:r>
-        <w:rPr>
-          <w:rFonts w:ascii="Arial" w:cs="Arial" w:eastAsia="Arial" w:hAnsi="Arial"/>
-          <w:b w:val="false"/>
-          <w:bCs w:val="false"/>
-          <w:i w:val="false"/>
-          <w:iCs w:val="false"/>
-          <w:color w:val="0A2540"/>
-          <w:sz w:val="22"/>
-          <w:szCs w:val="22"/>
-        </w:rPr>
-        <w:t xml:space="preserve">, acreditado pela ABNT NBR ISO/IEC 17025.</w:t>
-      </w:r>
-    </w:p>
-    <w:p>
-      <w:pPr>
-        <w:spacing w:after="60" w:before="60" w:line="300"/>
-        <w:jc w:val="both"/>
-      </w:pPr>
-      <w:r>
-        <w:rPr>
-          <w:rFonts w:ascii="Arial" w:cs="Arial" w:eastAsia="Arial" w:hAnsi="Arial"/>
-          <w:b w:val="false"/>
-          <w:bCs w:val="false"/>
-          <w:i w:val="false"/>
-          <w:iCs w:val="false"/>
-          <w:color w:val="0A2540"/>
-          <w:sz w:val="22"/>
-          <w:szCs w:val="22"/>
-        </w:rPr>
-        <w:t xml:space="preserve">Os parâmetros analisados foram </w:t>
-      </w:r>
-      <w:r>
-        <w:rPr>
-          <w:rFonts w:ascii="Arial" w:cs="Arial" w:eastAsia="Arial" w:hAnsi="Arial"/>
-          <w:b w:val="false"/>
-          <w:bCs w:val="false"/>
-          <w:i w:val="false"/>
-          <w:iCs w:val="false"/>
-          <w:color w:val="0A2540"/>
-          <w:sz w:val="22"/>
-          <w:szCs w:val="22"/>
-        </w:rPr>
-        <w:t xml:space="preserve">{{LISTA_PARAMETROS}}</w:t>
-      </w:r>
-      <w:r>
-        <w:rPr>
-          <w:rFonts w:ascii="Arial" w:cs="Arial" w:eastAsia="Arial" w:hAnsi="Arial"/>
-          <w:b w:val="false"/>
-          <w:bCs w:val="false"/>
-          <w:i w:val="false"/>
-          <w:iCs w:val="false"/>
-          <w:color w:val="0A2540"/>
-          <w:sz w:val="22"/>
-          <w:szCs w:val="22"/>
-        </w:rPr>
-        <w:t xml:space="preserve">, conforme exigido pela Resolução CONAMA nº 430/2011 para lançamento de efluentes em corpos receptores</w:t>
-      </w:r>
-      <w:r>
-        <w:rPr>
-          <w:rFonts w:ascii="Arial" w:cs="Arial" w:eastAsia="Arial" w:hAnsi="Arial"/>
-          <w:b w:val="false"/>
-          <w:bCs w:val="false"/>
-          <w:i w:val="false"/>
-          <w:iCs w:val="false"/>
-          <w:color w:val="0A2540"/>
-          <w:sz w:val="22"/>
-          <w:szCs w:val="22"/>
-        </w:rPr>
-        <w:t xml:space="preserve">{{METODOLOGIA_OPCIONAL}}</w:t>
-      </w:r>
-      <w:r>
-        <w:rPr>
-          <w:rFonts w:ascii="Arial" w:cs="Arial" w:eastAsia="Arial" w:hAnsi="Arial"/>
-          <w:b w:val="false"/>
-          <w:bCs w:val="false"/>
-          <w:i w:val="false"/>
-          <w:iCs w:val="false"/>
-          <w:color w:val="0A2540"/>
-          <w:sz w:val="22"/>
-          <w:szCs w:val="22"/>
-        </w:rPr>
-        <w:t xml:space="preserve">.</w:t>
-      </w:r>
-    </w:p>
-    <w:p>
-      <w:pPr>
-        <w:spacing w:after="60" w:before="60" w:line="300"/>
-        <w:jc w:val="both"/>
-      </w:pPr>
-      <w:r>
-        <w:rPr>
-          <w:rFonts w:ascii="Arial" w:cs="Arial" w:eastAsia="Arial" w:hAnsi="Arial"/>
-          <w:b w:val="false"/>
-          <w:bCs w:val="false"/>
-          <w:i w:val="false"/>
-          <w:iCs w:val="false"/>
-          <w:color w:val="0A2540"/>
-          <w:sz w:val="22"/>
-          <w:szCs w:val="22"/>
-        </w:rPr>
-        <w:t xml:space="preserve">Amostragem realizada em </w:t>
-      </w:r>
-      <w:r>
-        <w:rPr>
-          <w:rFonts w:ascii="Arial" w:cs="Arial" w:eastAsia="Arial" w:hAnsi="Arial"/>
-          <w:b/>
-          <w:bCs/>
-          <w:i w:val="false"/>
-          <w:iCs w:val="false"/>
-          <w:color w:val="0A2540"/>
-          <w:sz w:val="22"/>
-          <w:szCs w:val="22"/>
-        </w:rPr>
-        <w:t xml:space="preserve">{{DATA_AMOSTRAGEM}}</w:t>
-      </w:r>
-      <w:r>
-        <w:rPr>
-          <w:rFonts w:ascii="Arial" w:cs="Arial" w:eastAsia="Arial" w:hAnsi="Arial"/>
-          <w:b w:val="false"/>
-          <w:bCs w:val="false"/>
-          <w:i w:val="false"/>
-          <w:iCs w:val="false"/>
-          <w:color w:val="0A2540"/>
-          <w:sz w:val="22"/>
-          <w:szCs w:val="22"/>
-        </w:rPr>
-        <w:t xml:space="preserve">. Laudo nº </w:t>
-      </w:r>
-      <w:r>
-        <w:rPr>
-          <w:rFonts w:ascii="Arial" w:cs="Arial" w:eastAsia="Arial" w:hAnsi="Arial"/>
-          <w:b/>
-          <w:bCs/>
-          <w:i w:val="false"/>
-          <w:iCs w:val="false"/>
-          <w:color w:val="0A2540"/>
-          <w:sz w:val="22"/>
-          <w:szCs w:val="22"/>
-        </w:rPr>
-        <w:t xml:space="preserve">{{LAUDO_BRUTO}}</w:t>
-      </w:r>
-      <w:r>
-        <w:rPr>
-          <w:rFonts w:ascii="Arial" w:cs="Arial" w:eastAsia="Arial" w:hAnsi="Arial"/>
-          <w:b w:val="false"/>
-          <w:bCs w:val="false"/>
-          <w:i w:val="false"/>
-          <w:iCs w:val="false"/>
-          <w:color w:val="0A2540"/>
-          <w:sz w:val="22"/>
-          <w:szCs w:val="22"/>
-        </w:rPr>
-        <w:t xml:space="preserve"> (efluente bruto) e nº </w:t>
-      </w:r>
-      <w:r>
-        <w:rPr>
-          <w:rFonts w:ascii="Arial" w:cs="Arial" w:eastAsia="Arial" w:hAnsi="Arial"/>
-          <w:b/>
-          <w:bCs/>
-          <w:i w:val="false"/>
-          <w:iCs w:val="false"/>
-          <w:color w:val="0A2540"/>
-          <w:sz w:val="22"/>
-          <w:szCs w:val="22"/>
-        </w:rPr>
-        <w:t xml:space="preserve">{{LAUDO_TRATADO}}</w:t>
-      </w:r>
-      <w:r>
-        <w:rPr>
-          <w:rFonts w:ascii="Arial" w:cs="Arial" w:eastAsia="Arial" w:hAnsi="Arial"/>
-          <w:b w:val="false"/>
-          <w:bCs w:val="false"/>
-          <w:i w:val="false"/>
-          <w:iCs w:val="false"/>
-          <w:color w:val="0A2540"/>
-          <w:sz w:val="22"/>
-          <w:szCs w:val="22"/>
-        </w:rPr>
-        <w:t xml:space="preserve"> (efluente tratado). Elaboração dos laudos em </w:t>
-      </w:r>
-      <w:r>
-        <w:rPr>
-          <w:rFonts w:ascii="Arial" w:cs="Arial" w:eastAsia="Arial" w:hAnsi="Arial"/>
-          <w:b/>
-          <w:bCs/>
-          <w:i w:val="false"/>
-          <w:iCs w:val="false"/>
-          <w:color w:val="0A2540"/>
-          <w:sz w:val="22"/>
-          <w:szCs w:val="22"/>
-        </w:rPr>
-        <w:t xml:space="preserve">{{DATA_LAUDOS}}</w:t>
-      </w:r>
-      <w:r>
-        <w:rPr>
-          <w:rFonts w:ascii="Arial" w:cs="Arial" w:eastAsia="Arial" w:hAnsi="Arial"/>
-          <w:b w:val="false"/>
-          <w:bCs w:val="false"/>
-          <w:i w:val="false"/>
-          <w:iCs w:val="false"/>
-          <w:color w:val="0A2540"/>
-          <w:sz w:val="22"/>
-          <w:szCs w:val="22"/>
-        </w:rPr>
-        <w:t xml:space="preserve">.</w:t>
-      </w:r>
-    </w:p>
-    <w:tbl>
-      <w:tblPr>
-        <w:tblW w:type="dxa" w:w="9360"/>
-        <w:tblBorders>
-          <w:top w:val="single" w:color="auto" w:sz="4"/>
-          <w:left w:val="single" w:color="auto" w:sz="4"/>
-          <w:bottom w:val="single" w:color="auto" w:sz="4"/>
-          <w:right w:val="single" w:color="auto" w:sz="4"/>
-          <w:insideH w:val="single" w:color="auto" w:sz="4"/>
-          <w:insideV w:val="single" w:color="auto" w:sz="4"/>
-        </w:tblBorders>
-      </w:tblPr>
-      <w:tblGrid>
-        <w:gridCol w:w="1700"/>
-        <w:gridCol w:w="1100"/>
-        <w:gridCol w:w="1300"/>
-        <w:gridCol w:w="1300"/>
-        <w:gridCol w:w="1200"/>
-        <w:gridCol w:w="1500"/>
-        <w:gridCol w:w="1260"/>
-      </w:tblGrid>
-      <w:tr>
-        <w:trPr>
-          <w:tblHeader/>
-        </w:trPr>
-        <w:tc>
-          <w:tcPr>
-            <w:tcW w:type="dxa" w:w="1700"/>
-            <w:tcBorders>
-              <w:top w:val="single" w:color="DDE6EE" w:sz="4"/>
-              <w:left w:val="single" w:color="DDE6EE" w:sz="4"/>
-              <w:bottom w:val="single" w:color="DDE6EE" w:sz="4"/>
-              <w:right w:val="single" w:color="DDE6EE" w:sz="4"/>
-            </w:tcBorders>
-            <w:shd w:fill="E5F5FD" w:val="clear"/>
-            <w:tcMar>
-              <w:top w:type="dxa" w:w="100"/>
-              <w:left w:type="dxa" w:w="120"/>
-              <w:bottom w:type="dxa" w:w="100"/>
-              <w:right w:type="dxa" w:w="120"/>
-            </w:tcMar>
-            <w:vAlign w:val="center"/>
-          </w:tcPr>
-          <w:p>
-            <w:pPr>
-              <w:spacing w:after="0" w:before="0"/>
-              <w:jc w:val="center"/>
-            </w:pPr>
-            <w:r>
-              <w:rPr>
-                <w:rFonts w:ascii="Arial" w:cs="Arial" w:eastAsia="Arial" w:hAnsi="Arial"/>
-                <w:b/>
-                <w:bCs/>
-                <w:color w:val="0A2540"/>
-                <w:sz w:val="20"/>
-                <w:szCs w:val="20"/>
-              </w:rPr>
-              <w:t xml:space="preserve">Parâmetro</w:t>
-            </w:r>
-          </w:p>
-        </w:tc>
-        <w:tc>
-          <w:tcPr>
-            <w:tcW w:type="dxa" w:w="1100"/>
-            <w:tcBorders>
-              <w:top w:val="single" w:color="DDE6EE" w:sz="4"/>
-              <w:left w:val="single" w:color="DDE6EE" w:sz="4"/>
-              <w:bottom w:val="single" w:color="DDE6EE" w:sz="4"/>
-              <w:right w:val="single" w:color="DDE6EE" w:sz="4"/>
-            </w:tcBorders>
-            <w:shd w:fill="E5F5FD" w:val="clear"/>
-            <w:tcMar>
-              <w:top w:type="dxa" w:w="100"/>
-              <w:left w:type="dxa" w:w="120"/>
-              <w:bottom w:type="dxa" w:w="100"/>
-              <w:right w:type="dxa" w:w="120"/>
-            </w:tcMar>
-            <w:vAlign w:val="center"/>
-          </w:tcPr>
-          <w:p>
-            <w:pPr>
-              <w:spacing w:after="0" w:before="0"/>
-              <w:jc w:val="center"/>
-            </w:pPr>
-            <w:r>
-              <w:rPr>
-                <w:rFonts w:ascii="Arial" w:cs="Arial" w:eastAsia="Arial" w:hAnsi="Arial"/>
-                <w:b/>
-                <w:bCs/>
-                <w:color w:val="0A2540"/>
-                <w:sz w:val="20"/>
-                <w:szCs w:val="20"/>
-              </w:rPr>
-              <w:t xml:space="preserve">Unidade</w:t>
-            </w:r>
-          </w:p>
-        </w:tc>
-        <w:tc>
-          <w:tcPr>
-            <w:tcW w:type="dxa" w:w="1300"/>
-            <w:tcBorders>
-              <w:top w:val="single" w:color="DDE6EE" w:sz="4"/>
-              <w:left w:val="single" w:color="DDE6EE" w:sz="4"/>
-              <w:bottom w:val="single" w:color="DDE6EE" w:sz="4"/>
-              <w:right w:val="single" w:color="DDE6EE" w:sz="4"/>
-            </w:tcBorders>
-            <w:shd w:fill="E5F5FD" w:val="clear"/>
-            <w:tcMar>
-              <w:top w:type="dxa" w:w="100"/>
-              <w:left w:type="dxa" w:w="120"/>
-              <w:bottom w:type="dxa" w:w="100"/>
-              <w:right w:type="dxa" w:w="120"/>
-            </w:tcMar>
-            <w:vAlign w:val="center"/>
-          </w:tcPr>
-          <w:p>
-            <w:pPr>
-              <w:spacing w:after="0" w:before="0"/>
-              <w:jc w:val="center"/>
-            </w:pPr>
-            <w:r>
-              <w:rPr>
-                <w:rFonts w:ascii="Arial" w:cs="Arial" w:eastAsia="Arial" w:hAnsi="Arial"/>
-                <w:b/>
-                <w:bCs/>
-                <w:color w:val="0A2540"/>
-                <w:sz w:val="20"/>
-                <w:szCs w:val="20"/>
-              </w:rPr>
-              <w:t xml:space="preserve">Efluente Bruto</w:t>
-            </w:r>
-          </w:p>
-        </w:tc>
-        <w:tc>
-          <w:tcPr>
-            <w:tcW w:type="dxa" w:w="1300"/>
-            <w:tcBorders>
-              <w:top w:val="single" w:color="DDE6EE" w:sz="4"/>
-              <w:left w:val="single" w:color="DDE6EE" w:sz="4"/>
-              <w:bottom w:val="single" w:color="DDE6EE" w:sz="4"/>
-              <w:right w:val="single" w:color="DDE6EE" w:sz="4"/>
-            </w:tcBorders>
-            <w:shd w:fill="E5F5FD" w:val="clear"/>
-            <w:tcMar>
-              <w:top w:type="dxa" w:w="100"/>
-              <w:left w:type="dxa" w:w="120"/>
-              <w:bottom w:type="dxa" w:w="100"/>
-              <w:right w:type="dxa" w:w="120"/>
-            </w:tcMar>
-            <w:vAlign w:val="center"/>
-          </w:tcPr>
-          <w:p>
-            <w:pPr>
-              <w:spacing w:after="0" w:before="0"/>
-              <w:jc w:val="center"/>
-            </w:pPr>
-            <w:r>
-              <w:rPr>
-                <w:rFonts w:ascii="Arial" w:cs="Arial" w:eastAsia="Arial" w:hAnsi="Arial"/>
-                <w:b/>
-                <w:bCs/>
-                <w:color w:val="0A2540"/>
-                <w:sz w:val="20"/>
-                <w:szCs w:val="20"/>
-              </w:rPr>
-              <w:t xml:space="preserve">Efluente Tratado</w:t>
-            </w:r>
-          </w:p>
-        </w:tc>
-        <w:tc>
-          <w:tcPr>
-            <w:tcW w:type="dxa" w:w="1200"/>
-            <w:tcBorders>
-              <w:top w:val="single" w:color="DDE6EE" w:sz="4"/>
-              <w:left w:val="single" w:color="DDE6EE" w:sz="4"/>
-              <w:bottom w:val="single" w:color="DDE6EE" w:sz="4"/>
-              <w:right w:val="single" w:color="DDE6EE" w:sz="4"/>
-            </w:tcBorders>
-            <w:shd w:fill="E5F5FD" w:val="clear"/>
-            <w:tcMar>
-              <w:top w:type="dxa" w:w="100"/>
-              <w:left w:type="dxa" w:w="120"/>
-              <w:bottom w:type="dxa" w:w="100"/>
-              <w:right w:type="dxa" w:w="120"/>
-            </w:tcMar>
-            <w:vAlign w:val="center"/>
-          </w:tcPr>
-          <w:p>
-            <w:pPr>
-              <w:spacing w:after="0" w:before="0"/>
-              <w:jc w:val="center"/>
-            </w:pPr>
-            <w:r>
-              <w:rPr>
-                <w:rFonts w:ascii="Arial" w:cs="Arial" w:eastAsia="Arial" w:hAnsi="Arial"/>
-                <w:b/>
-                <w:bCs/>
-                <w:color w:val="0A2540"/>
-                <w:sz w:val="20"/>
-                <w:szCs w:val="20"/>
-              </w:rPr>
-              <w:t xml:space="preserve">Eficiência</w:t>
-            </w:r>
-          </w:p>
-        </w:tc>
-        <w:tc>
-          <w:tcPr>
-            <w:tcW w:type="dxa" w:w="1500"/>
-            <w:tcBorders>
-              <w:top w:val="single" w:color="DDE6EE" w:sz="4"/>
-              <w:left w:val="single" w:color="DDE6EE" w:sz="4"/>
-              <w:bottom w:val="single" w:color="DDE6EE" w:sz="4"/>
-              <w:right w:val="single" w:color="DDE6EE" w:sz="4"/>
-            </w:tcBorders>
-            <w:shd w:fill="E5F5FD" w:val="clear"/>
-            <w:tcMar>
-              <w:top w:type="dxa" w:w="100"/>
-              <w:left w:type="dxa" w:w="120"/>
-              <w:bottom w:type="dxa" w:w="100"/>
-              <w:right w:type="dxa" w:w="120"/>
-            </w:tcMar>
-            <w:vAlign w:val="center"/>
-          </w:tcPr>
-          <w:p>
-            <w:pPr>
-              <w:spacing w:after="0" w:before="0"/>
-              <w:jc w:val="center"/>
-            </w:pPr>
-            <w:r>
-              <w:rPr>
-                <w:rFonts w:ascii="Arial" w:cs="Arial" w:eastAsia="Arial" w:hAnsi="Arial"/>
-                <w:b/>
-                <w:bCs/>
-                <w:color w:val="0A2540"/>
-                <w:sz w:val="20"/>
-                <w:szCs w:val="20"/>
-              </w:rPr>
-              <w:t xml:space="preserve">CONAMA 430</w:t>
-            </w:r>
-          </w:p>
-        </w:tc>
-        <w:tc>
-          <w:tcPr>
-            <w:tcW w:type="dxa" w:w="1260"/>
-            <w:tcBorders>
-              <w:top w:val="single" w:color="DDE6EE" w:sz="4"/>
-              <w:left w:val="single" w:color="DDE6EE" w:sz="4"/>
-              <w:bottom w:val="single" w:color="DDE6EE" w:sz="4"/>
-              <w:right w:val="single" w:color="DDE6EE" w:sz="4"/>
-            </w:tcBorders>
-            <w:shd w:fill="E5F5FD" w:val="clear"/>
-            <w:tcMar>
-              <w:top w:type="dxa" w:w="100"/>
-              <w:left w:type="dxa" w:w="120"/>
-              <w:bottom w:type="dxa" w:w="100"/>
-              <w:right w:type="dxa" w:w="120"/>
-            </w:tcMar>
-            <w:vAlign w:val="center"/>
-          </w:tcPr>
-          <w:p>
-            <w:pPr>
-              <w:spacing w:after="0" w:before="0"/>
-              <w:jc w:val="center"/>
-            </w:pPr>
-            <w:r>
-              <w:rPr>
-                <w:rFonts w:ascii="Arial" w:cs="Arial" w:eastAsia="Arial" w:hAnsi="Arial"/>
-                <w:b/>
-                <w:bCs/>
-                <w:color w:val="0A2540"/>
-                <w:sz w:val="20"/>
-                <w:szCs w:val="20"/>
-              </w:rPr>
-              <w:t xml:space="preserve">Conformidade</w:t>
-            </w:r>
-          </w:p>
-        </w:tc>
-      </w:tr>
-      <w:tr>
-        <w:tc>
-          <w:tcPr>
-            <w:tcW w:type="dxa" w:w="1700"/>
-            <w:tcBorders>
-              <w:top w:val="single" w:color="DDE6EE" w:sz="4"/>
-              <w:left w:val="single" w:color="DDE6EE" w:sz="4"/>
-              <w:bottom w:val="single" w:color="DDE6EE" w:sz="4"/>
-              <w:right w:val="single" w:color="DDE6EE" w:sz="4"/>
-            </w:tcBorders>
-            <w:tcMar>
-              <w:top w:type="dxa" w:w="80"/>
-              <w:left w:type="dxa" w:w="120"/>
-              <w:bottom w:type="dxa" w:w="80"/>
-              <w:right w:type="dxa" w:w="120"/>
-            </w:tcMar>
-            <w:vAlign w:val="center"/>
-          </w:tcPr>
-          <w:p>
-            <w:pPr>
-              <w:spacing w:after="0" w:before="0"/>
-              <w:jc w:val="left"/>
-            </w:pPr>
-            <w:r>
-              <w:rPr>
-                <w:rFonts w:ascii="Arial" w:cs="Arial" w:eastAsia="Arial" w:hAnsi="Arial"/>
-                <w:b/>
-                <w:bCs/>
-                <w:color w:val="0A2540"/>
-                <w:sz w:val="20"/>
-                <w:szCs w:val="20"/>
-              </w:rPr>
-              <w:t xml:space="preserve">DBO</w:t>
-            </w:r>
-          </w:p>
-        </w:tc>
-        <w:tc>
-          <w:tcPr>
-            <w:tcW w:type="dxa" w:w="1100"/>
-            <w:tcBorders>
-              <w:top w:val="single" w:color="DDE6EE" w:sz="4"/>
-              <w:left w:val="single" w:color="DDE6EE" w:sz="4"/>
-              <w:bottom w:val="single" w:color="DDE6EE" w:sz="4"/>
-              <w:right w:val="single" w:color="DDE6EE" w:sz="4"/>
-            </w:tcBorders>
-            <w:tcMar>
-              <w:top w:type="dxa" w:w="80"/>
-              <w:left w:type="dxa" w:w="120"/>
-              <w:bottom w:type="dxa" w:w="80"/>
-              <w:right w:type="dxa" w:w="120"/>
-            </w:tcMar>
-            <w:vAlign w:val="center"/>
-          </w:tcPr>
-          <w:p>
-            <w:pPr>
-              <w:spacing w:after="0" w:before="0"/>
-              <w:jc w:val="center"/>
-            </w:pPr>
-            <w:r>
-              <w:rPr>
-                <w:rFonts w:ascii="Arial" w:cs="Arial" w:eastAsia="Arial" w:hAnsi="Arial"/>
-                <w:b w:val="false"/>
-                <w:bCs w:val="false"/>
-                <w:color w:val="0A2540"/>
-                <w:sz w:val="20"/>
-                <w:szCs w:val="20"/>
-              </w:rPr>
-              <w:t xml:space="preserve">mg/L</w:t>
-            </w:r>
-          </w:p>
-        </w:tc>
-        <w:tc>
-          <w:tcPr>
-            <w:tcW w:type="dxa" w:w="1300"/>
-            <w:tcBorders>
-              <w:top w:val="single" w:color="DDE6EE" w:sz="4"/>
-              <w:left w:val="single" w:color="DDE6EE" w:sz="4"/>
-              <w:bottom w:val="single" w:color="DDE6EE" w:sz="4"/>
-              <w:right w:val="single" w:color="DDE6EE" w:sz="4"/>
-            </w:tcBorders>
-            <w:tcMar>
-              <w:top w:type="dxa" w:w="80"/>
-              <w:left w:type="dxa" w:w="120"/>
-              <w:bottom w:type="dxa" w:w="80"/>
-              <w:right w:type="dxa" w:w="120"/>
-            </w:tcMar>
-            <w:vAlign w:val="center"/>
-          </w:tcPr>
-          <w:p>
-            <w:pPr>
-              <w:spacing w:after="0" w:before="0"/>
-              <w:jc w:val="center"/>
-            </w:pPr>
-            <w:r>
-              <w:rPr>
-                <w:rFonts w:ascii="Arial" w:cs="Arial" w:eastAsia="Arial" w:hAnsi="Arial"/>
-                <w:b w:val="false"/>
-                <w:bCs w:val="false"/>
-                <w:color w:val="0A2540"/>
-                <w:sz w:val="20"/>
-                <w:szCs w:val="20"/>
-              </w:rPr>
-              <w:t xml:space="preserve">{{DBO_BRUTO}}</w:t>
-            </w:r>
-          </w:p>
-        </w:tc>
-        <w:tc>
-          <w:tcPr>
-            <w:tcW w:type="dxa" w:w="1300"/>
-            <w:tcBorders>
-              <w:top w:val="single" w:color="DDE6EE" w:sz="4"/>
-              <w:left w:val="single" w:color="DDE6EE" w:sz="4"/>
-              <w:bottom w:val="single" w:color="DDE6EE" w:sz="4"/>
-              <w:right w:val="single" w:color="DDE6EE" w:sz="4"/>
-            </w:tcBorders>
-            <w:tcMar>
-              <w:top w:type="dxa" w:w="80"/>
-              <w:left w:type="dxa" w:w="120"/>
-              <w:bottom w:type="dxa" w:w="80"/>
-              <w:right w:type="dxa" w:w="120"/>
-            </w:tcMar>
-            <w:vAlign w:val="center"/>
-          </w:tcPr>
-          <w:p>
-            <w:pPr>
-              <w:spacing w:after="0" w:before="0"/>
-              <w:jc w:val="center"/>
-            </w:pPr>
-            <w:r>
-              <w:rPr>
-                <w:rFonts w:ascii="Arial" w:cs="Arial" w:eastAsia="Arial" w:hAnsi="Arial"/>
-                <w:b w:val="false"/>
-                <w:bCs w:val="false"/>
-                <w:color w:val="0A2540"/>
-                <w:sz w:val="20"/>
-                <w:szCs w:val="20"/>
-              </w:rPr>
-              <w:t xml:space="preserve">{{DBO_TRATADO}}</w:t>
-            </w:r>
-          </w:p>
-        </w:tc>
-        <w:tc>
-          <w:tcPr>
-            <w:tcW w:type="dxa" w:w="1200"/>
-            <w:tcBorders>
-              <w:top w:val="single" w:color="DDE6EE" w:sz="4"/>
-              <w:left w:val="single" w:color="DDE6EE" w:sz="4"/>
-              <w:bottom w:val="single" w:color="DDE6EE" w:sz="4"/>
-              <w:right w:val="single" w:color="DDE6EE" w:sz="4"/>
-            </w:tcBorders>
-            <w:tcMar>
-              <w:top w:type="dxa" w:w="80"/>
-              <w:left w:type="dxa" w:w="120"/>
-              <w:bottom w:type="dxa" w:w="80"/>
-              <w:right w:type="dxa" w:w="120"/>
-            </w:tcMar>
-            <w:vAlign w:val="center"/>
-          </w:tcPr>
-          <w:p>
-            <w:pPr>
-              <w:spacing w:after="0" w:before="0"/>
-              <w:jc w:val="center"/>
-            </w:pPr>
-            <w:r>
-              <w:rPr>
-                <w:rFonts w:ascii="Arial" w:cs="Arial" w:eastAsia="Arial" w:hAnsi="Arial"/>
-                <w:b w:val="false"/>
-                <w:bCs w:val="false"/>
-                <w:color w:val="0A2540"/>
-                <w:sz w:val="20"/>
-                <w:szCs w:val="20"/>
-              </w:rPr>
-              <w:t xml:space="preserve">{{DBO_EFIC}}</w:t>
-            </w:r>
-          </w:p>
-        </w:tc>
-        <w:tc>
-          <w:tcPr>
-            <w:tcW w:type="dxa" w:w="1500"/>
-            <w:tcBorders>
-              <w:top w:val="single" w:color="DDE6EE" w:sz="4"/>
-              <w:left w:val="single" w:color="DDE6EE" w:sz="4"/>
-              <w:bottom w:val="single" w:color="DDE6EE" w:sz="4"/>
-              <w:right w:val="single" w:color="DDE6EE" w:sz="4"/>
-            </w:tcBorders>
-            <w:tcMar>
-              <w:top w:type="dxa" w:w="80"/>
-              <w:left w:type="dxa" w:w="120"/>
-              <w:bottom w:type="dxa" w:w="80"/>
-              <w:right w:type="dxa" w:w="120"/>
-            </w:tcMar>
-            <w:vAlign w:val="center"/>
-          </w:tcPr>
-          <w:p>
-            <w:pPr>
-              <w:spacing w:after="0" w:before="0"/>
-              <w:jc w:val="center"/>
-            </w:pPr>
-            <w:r>
-              <w:rPr>
-                <w:rFonts w:ascii="Arial" w:cs="Arial" w:eastAsia="Arial" w:hAnsi="Arial"/>
-                <w:b w:val="false"/>
-                <w:bCs w:val="false"/>
-                <w:color w:val="0A2540"/>
-                <w:sz w:val="18"/>
-                <w:szCs w:val="18"/>
-              </w:rPr>
-              <w:t xml:space="preserve">≤ 120 ou ≥ 60%</w:t>
-            </w:r>
-          </w:p>
-        </w:tc>
-        <w:tc>
-          <w:tcPr>
-            <w:tcW w:type="dxa" w:w="1260"/>
-            <w:tcBorders>
-              <w:top w:val="single" w:color="DDE6EE" w:sz="4"/>
-              <w:left w:val="single" w:color="DDE6EE" w:sz="4"/>
-              <w:bottom w:val="single" w:color="DDE6EE" w:sz="4"/>
-              <w:right w:val="single" w:color="DDE6EE" w:sz="4"/>
-            </w:tcBorders>
-            <w:tcMar>
-              <w:top w:type="dxa" w:w="80"/>
-              <w:left w:type="dxa" w:w="120"/>
-              <w:bottom w:type="dxa" w:w="80"/>
-              <w:right w:type="dxa" w:w="120"/>
-            </w:tcMar>
-            <w:vAlign w:val="center"/>
-          </w:tcPr>
-          <w:p>
-            <w:pPr>
-              <w:spacing w:after="0" w:before="0"/>
-              <w:jc w:val="center"/>
-            </w:pPr>
-            <w:r>
-              <w:rPr>
-                <w:rFonts w:ascii="Arial" w:cs="Arial" w:eastAsia="Arial" w:hAnsi="Arial"/>
-                <w:b/>
-                <w:bCs/>
-                <w:color w:val="0A2540"/>
-                <w:sz w:val="20"/>
-                <w:szCs w:val="20"/>
-              </w:rPr>
-              <w:t xml:space="preserve">{{DBO_CONFORMIDADE}}</w:t>
-            </w:r>
-          </w:p>
-        </w:tc>
-      </w:tr>
-      <w:tr>
-        <w:tc>
-          <w:tcPr>
-            <w:tcW w:type="dxa" w:w="1700"/>
-            <w:tcBorders>
-              <w:top w:val="single" w:color="DDE6EE" w:sz="4"/>
-              <w:left w:val="single" w:color="DDE6EE" w:sz="4"/>
-              <w:bottom w:val="single" w:color="DDE6EE" w:sz="4"/>
-              <w:right w:val="single" w:color="DDE6EE" w:sz="4"/>
-            </w:tcBorders>
-            <w:tcMar>
-              <w:top w:type="dxa" w:w="80"/>
-              <w:left w:type="dxa" w:w="120"/>
-              <w:bottom w:type="dxa" w:w="80"/>
-              <w:right w:type="dxa" w:w="120"/>
-            </w:tcMar>
-            <w:vAlign w:val="center"/>
-          </w:tcPr>
-          <w:p>
-            <w:pPr>
-              <w:spacing w:after="0" w:before="0"/>
-              <w:jc w:val="left"/>
-            </w:pPr>
-            <w:r>
-              <w:rPr>
-                <w:rFonts w:ascii="Arial" w:cs="Arial" w:eastAsia="Arial" w:hAnsi="Arial"/>
-                <w:b/>
-                <w:bCs/>
-                <w:color w:val="0A2540"/>
-                <w:sz w:val="20"/>
-                <w:szCs w:val="20"/>
-              </w:rPr>
-              <w:t xml:space="preserve">DQO</w:t>
-            </w:r>
-          </w:p>
-        </w:tc>
-        <w:tc>
-          <w:tcPr>
-            <w:tcW w:type="dxa" w:w="1100"/>
-            <w:tcBorders>
-              <w:top w:val="single" w:color="DDE6EE" w:sz="4"/>
-              <w:left w:val="single" w:color="DDE6EE" w:sz="4"/>
-              <w:bottom w:val="single" w:color="DDE6EE" w:sz="4"/>
-              <w:right w:val="single" w:color="DDE6EE" w:sz="4"/>
-            </w:tcBorders>
-            <w:tcMar>
-              <w:top w:type="dxa" w:w="80"/>
-              <w:left w:type="dxa" w:w="120"/>
-              <w:bottom w:type="dxa" w:w="80"/>
-              <w:right w:type="dxa" w:w="120"/>
-            </w:tcMar>
-            <w:vAlign w:val="center"/>
-          </w:tcPr>
-          <w:p>
-            <w:pPr>
-              <w:spacing w:after="0" w:before="0"/>
-              <w:jc w:val="center"/>
-            </w:pPr>
-            <w:r>
-              <w:rPr>
-                <w:rFonts w:ascii="Arial" w:cs="Arial" w:eastAsia="Arial" w:hAnsi="Arial"/>
-                <w:b w:val="false"/>
-                <w:bCs w:val="false"/>
-                <w:color w:val="0A2540"/>
-                <w:sz w:val="20"/>
-                <w:szCs w:val="20"/>
-              </w:rPr>
-              <w:t xml:space="preserve">mg/L</w:t>
-            </w:r>
-          </w:p>
-        </w:tc>
-        <w:tc>
-          <w:tcPr>
-            <w:tcW w:type="dxa" w:w="1300"/>
-            <w:tcBorders>
-              <w:top w:val="single" w:color="DDE6EE" w:sz="4"/>
-              <w:left w:val="single" w:color="DDE6EE" w:sz="4"/>
-              <w:bottom w:val="single" w:color="DDE6EE" w:sz="4"/>
-              <w:right w:val="single" w:color="DDE6EE" w:sz="4"/>
-            </w:tcBorders>
-            <w:tcMar>
-              <w:top w:type="dxa" w:w="80"/>
-              <w:left w:type="dxa" w:w="120"/>
-              <w:bottom w:type="dxa" w:w="80"/>
-              <w:right w:type="dxa" w:w="120"/>
-            </w:tcMar>
-            <w:vAlign w:val="center"/>
-          </w:tcPr>
-          <w:p>
-            <w:pPr>
-              <w:spacing w:after="0" w:before="0"/>
-              <w:jc w:val="center"/>
-            </w:pPr>
-            <w:r>
-              <w:rPr>
-                <w:rFonts w:ascii="Arial" w:cs="Arial" w:eastAsia="Arial" w:hAnsi="Arial"/>
-                <w:b w:val="false"/>
-                <w:bCs w:val="false"/>
-                <w:color w:val="0A2540"/>
-                <w:sz w:val="20"/>
-                <w:szCs w:val="20"/>
-              </w:rPr>
-              <w:t xml:space="preserve">{{DQO_BRUTO}}</w:t>
-            </w:r>
-          </w:p>
-        </w:tc>
-        <w:tc>
-          <w:tcPr>
-            <w:tcW w:type="dxa" w:w="1300"/>
-            <w:tcBorders>
-              <w:top w:val="single" w:color="DDE6EE" w:sz="4"/>
-              <w:left w:val="single" w:color="DDE6EE" w:sz="4"/>
-              <w:bottom w:val="single" w:color="DDE6EE" w:sz="4"/>
-              <w:right w:val="single" w:color="DDE6EE" w:sz="4"/>
-            </w:tcBorders>
-            <w:tcMar>
-              <w:top w:type="dxa" w:w="80"/>
-              <w:left w:type="dxa" w:w="120"/>
-              <w:bottom w:type="dxa" w:w="80"/>
-              <w:right w:type="dxa" w:w="120"/>
-            </w:tcMar>
-            <w:vAlign w:val="center"/>
-          </w:tcPr>
-          <w:p>
-            <w:pPr>
-              <w:spacing w:after="0" w:before="0"/>
-              <w:jc w:val="center"/>
-            </w:pPr>
-            <w:r>
-              <w:rPr>
-                <w:rFonts w:ascii="Arial" w:cs="Arial" w:eastAsia="Arial" w:hAnsi="Arial"/>
-                <w:b w:val="false"/>
-                <w:bCs w:val="false"/>
-                <w:color w:val="0A2540"/>
-                <w:sz w:val="20"/>
-                <w:szCs w:val="20"/>
-              </w:rPr>
-              <w:t xml:space="preserve">{{DQO_TRATADO}}</w:t>
-            </w:r>
-          </w:p>
-        </w:tc>
-        <w:tc>
-          <w:tcPr>
-            <w:tcW w:type="dxa" w:w="1200"/>
-            <w:tcBorders>
-              <w:top w:val="single" w:color="DDE6EE" w:sz="4"/>
-              <w:left w:val="single" w:color="DDE6EE" w:sz="4"/>
-              <w:bottom w:val="single" w:color="DDE6EE" w:sz="4"/>
-              <w:right w:val="single" w:color="DDE6EE" w:sz="4"/>
-            </w:tcBorders>
-            <w:tcMar>
-              <w:top w:type="dxa" w:w="80"/>
-              <w:left w:type="dxa" w:w="120"/>
-              <w:bottom w:type="dxa" w:w="80"/>
-              <w:right w:type="dxa" w:w="120"/>
-            </w:tcMar>
-            <w:vAlign w:val="center"/>
-          </w:tcPr>
-          <w:p>
-            <w:pPr>
-              <w:spacing w:after="0" w:before="0"/>
-              <w:jc w:val="center"/>
-            </w:pPr>
-            <w:r>
-              <w:rPr>
-                <w:rFonts w:ascii="Arial" w:cs="Arial" w:eastAsia="Arial" w:hAnsi="Arial"/>
-                <w:b w:val="false"/>
-                <w:bCs w:val="false"/>
-                <w:color w:val="0A2540"/>
-                <w:sz w:val="20"/>
-                <w:szCs w:val="20"/>
-              </w:rPr>
-              <w:t xml:space="preserve">{{DQO_EFIC}}</w:t>
-            </w:r>
-          </w:p>
-        </w:tc>
-        <w:tc>
-          <w:tcPr>
-            <w:tcW w:type="dxa" w:w="1500"/>
-            <w:tcBorders>
-              <w:top w:val="single" w:color="DDE6EE" w:sz="4"/>
-              <w:left w:val="single" w:color="DDE6EE" w:sz="4"/>
-              <w:bottom w:val="single" w:color="DDE6EE" w:sz="4"/>
-              <w:right w:val="single" w:color="DDE6EE" w:sz="4"/>
-            </w:tcBorders>
-            <w:tcMar>
-              <w:top w:type="dxa" w:w="80"/>
-              <w:left w:type="dxa" w:w="120"/>
-              <w:bottom w:type="dxa" w:w="80"/>
-              <w:right w:type="dxa" w:w="120"/>
-            </w:tcMar>
-            <w:vAlign w:val="center"/>
-          </w:tcPr>
-          <w:p>
-            <w:pPr>
-              <w:spacing w:after="0" w:before="0"/>
-              <w:jc w:val="center"/>
-            </w:pPr>
-            <w:r>
-              <w:rPr>
-                <w:rFonts w:ascii="Arial" w:cs="Arial" w:eastAsia="Arial" w:hAnsi="Arial"/>
-                <w:b w:val="false"/>
-                <w:bCs w:val="false"/>
-                <w:color w:val="0A2540"/>
-                <w:sz w:val="18"/>
-                <w:szCs w:val="18"/>
-              </w:rPr>
-              <w:t xml:space="preserve">—</w:t>
-            </w:r>
-          </w:p>
-        </w:tc>
-        <w:tc>
-          <w:tcPr>
-            <w:tcW w:type="dxa" w:w="1260"/>
-            <w:tcBorders>
-              <w:top w:val="single" w:color="DDE6EE" w:sz="4"/>
-              <w:left w:val="single" w:color="DDE6EE" w:sz="4"/>
-              <w:bottom w:val="single" w:color="DDE6EE" w:sz="4"/>
-              <w:right w:val="single" w:color="DDE6EE" w:sz="4"/>
-            </w:tcBorders>
-            <w:tcMar>
-              <w:top w:type="dxa" w:w="80"/>
-              <w:left w:type="dxa" w:w="120"/>
-              <w:bottom w:type="dxa" w:w="80"/>
-              <w:right w:type="dxa" w:w="120"/>
-            </w:tcMar>
-            <w:vAlign w:val="center"/>
-          </w:tcPr>
-          <w:p>
-            <w:pPr>
-              <w:spacing w:after="0" w:before="0"/>
-              <w:jc w:val="center"/>
-            </w:pPr>
-            <w:r>
-              <w:rPr>
-                <w:rFonts w:ascii="Arial" w:cs="Arial" w:eastAsia="Arial" w:hAnsi="Arial"/>
-                <w:b w:val="false"/>
-                <w:bCs w:val="false"/>
-                <w:color w:val="0A2540"/>
-                <w:sz w:val="20"/>
-                <w:szCs w:val="20"/>
-              </w:rPr>
-              <w:t xml:space="preserve">—</w:t>
-            </w:r>
-          </w:p>
-        </w:tc>
-      </w:tr>
-      <w:tr>
-        <w:tc>
-          <w:tcPr>
-            <w:tcW w:type="dxa" w:w="1700"/>
-            <w:tcBorders>
-              <w:top w:val="single" w:color="DDE6EE" w:sz="4"/>
-              <w:left w:val="single" w:color="DDE6EE" w:sz="4"/>
-              <w:bottom w:val="single" w:color="DDE6EE" w:sz="4"/>
-              <w:right w:val="single" w:color="DDE6EE" w:sz="4"/>
-            </w:tcBorders>
-            <w:tcMar>
-              <w:top w:type="dxa" w:w="80"/>
-              <w:left w:type="dxa" w:w="120"/>
-              <w:bottom w:type="dxa" w:w="80"/>
-              <w:right w:type="dxa" w:w="120"/>
-            </w:tcMar>
-            <w:vAlign w:val="center"/>
-          </w:tcPr>
-          <w:p>
-            <w:pPr>
-              <w:spacing w:after="0" w:before="0"/>
-              <w:jc w:val="left"/>
-            </w:pPr>
-            <w:r>
-              <w:rPr>
-                <w:rFonts w:ascii="Arial" w:cs="Arial" w:eastAsia="Arial" w:hAnsi="Arial"/>
-                <w:b/>
-                <w:bCs/>
-                <w:color w:val="0A2540"/>
-                <w:sz w:val="20"/>
-                <w:szCs w:val="20"/>
-              </w:rPr>
-              <w:t xml:space="preserve">Nitrogênio Total</w:t>
-            </w:r>
-          </w:p>
-        </w:tc>
-        <w:tc>
-          <w:tcPr>
-            <w:tcW w:type="dxa" w:w="1100"/>
-            <w:tcBorders>
-              <w:top w:val="single" w:color="DDE6EE" w:sz="4"/>
-              <w:left w:val="single" w:color="DDE6EE" w:sz="4"/>
-              <w:bottom w:val="single" w:color="DDE6EE" w:sz="4"/>
-              <w:right w:val="single" w:color="DDE6EE" w:sz="4"/>
-            </w:tcBorders>
-            <w:tcMar>
-              <w:top w:type="dxa" w:w="80"/>
-              <w:left w:type="dxa" w:w="120"/>
-              <w:bottom w:type="dxa" w:w="80"/>
-              <w:right w:type="dxa" w:w="120"/>
-            </w:tcMar>
-            <w:vAlign w:val="center"/>
-          </w:tcPr>
-          <w:p>
-            <w:pPr>
-              <w:spacing w:after="0" w:before="0"/>
-              <w:jc w:val="center"/>
-            </w:pPr>
-            <w:r>
-              <w:rPr>
-                <w:rFonts w:ascii="Arial" w:cs="Arial" w:eastAsia="Arial" w:hAnsi="Arial"/>
-                <w:b w:val="false"/>
-                <w:bCs w:val="false"/>
-                <w:color w:val="0A2540"/>
-                <w:sz w:val="20"/>
-                <w:szCs w:val="20"/>
-              </w:rPr>
-              <w:t xml:space="preserve">mg/L</w:t>
-            </w:r>
-          </w:p>
-        </w:tc>
-        <w:tc>
-          <w:tcPr>
-            <w:tcW w:type="dxa" w:w="1300"/>
-            <w:tcBorders>
-              <w:top w:val="single" w:color="DDE6EE" w:sz="4"/>
-              <w:left w:val="single" w:color="DDE6EE" w:sz="4"/>
-              <w:bottom w:val="single" w:color="DDE6EE" w:sz="4"/>
-              <w:right w:val="single" w:color="DDE6EE" w:sz="4"/>
-            </w:tcBorders>
-            <w:tcMar>
-              <w:top w:type="dxa" w:w="80"/>
-              <w:left w:type="dxa" w:w="120"/>
-              <w:bottom w:type="dxa" w:w="80"/>
-              <w:right w:type="dxa" w:w="120"/>
-            </w:tcMar>
-            <w:vAlign w:val="center"/>
-          </w:tcPr>
-          <w:p>
-            <w:pPr>
-              <w:spacing w:after="0" w:before="0"/>
-              <w:jc w:val="center"/>
-            </w:pPr>
-            <w:r>
-              <w:rPr>
-                <w:rFonts w:ascii="Arial" w:cs="Arial" w:eastAsia="Arial" w:hAnsi="Arial"/>
-                <w:b w:val="false"/>
-                <w:bCs w:val="false"/>
-                <w:color w:val="0A2540"/>
-                <w:sz w:val="20"/>
-                <w:szCs w:val="20"/>
-              </w:rPr>
-              <w:t xml:space="preserve">{{NTOTAL_BRUTO}}</w:t>
-            </w:r>
-          </w:p>
-        </w:tc>
-        <w:tc>
-          <w:tcPr>
-            <w:tcW w:type="dxa" w:w="1300"/>
-            <w:tcBorders>
-              <w:top w:val="single" w:color="DDE6EE" w:sz="4"/>
-              <w:left w:val="single" w:color="DDE6EE" w:sz="4"/>
-              <w:bottom w:val="single" w:color="DDE6EE" w:sz="4"/>
-              <w:right w:val="single" w:color="DDE6EE" w:sz="4"/>
-            </w:tcBorders>
-            <w:tcMar>
-              <w:top w:type="dxa" w:w="80"/>
-              <w:left w:type="dxa" w:w="120"/>
-              <w:bottom w:type="dxa" w:w="80"/>
-              <w:right w:type="dxa" w:w="120"/>
-            </w:tcMar>
-            <w:vAlign w:val="center"/>
-          </w:tcPr>
-          <w:p>
-            <w:pPr>
-              <w:spacing w:after="0" w:before="0"/>
-              <w:jc w:val="center"/>
-            </w:pPr>
-            <w:r>
-              <w:rPr>
-                <w:rFonts w:ascii="Arial" w:cs="Arial" w:eastAsia="Arial" w:hAnsi="Arial"/>
-                <w:b w:val="false"/>
-                <w:bCs w:val="false"/>
-                <w:color w:val="0A2540"/>
-                <w:sz w:val="20"/>
-                <w:szCs w:val="20"/>
-              </w:rPr>
-              <w:t xml:space="preserve">{{NTOTAL_TRATADO}}</w:t>
-            </w:r>
-          </w:p>
-        </w:tc>
-        <w:tc>
-          <w:tcPr>
-            <w:tcW w:type="dxa" w:w="1200"/>
-            <w:tcBorders>
-              <w:top w:val="single" w:color="DDE6EE" w:sz="4"/>
-              <w:left w:val="single" w:color="DDE6EE" w:sz="4"/>
-              <w:bottom w:val="single" w:color="DDE6EE" w:sz="4"/>
-              <w:right w:val="single" w:color="DDE6EE" w:sz="4"/>
-            </w:tcBorders>
-            <w:tcMar>
-              <w:top w:type="dxa" w:w="80"/>
-              <w:left w:type="dxa" w:w="120"/>
-              <w:bottom w:type="dxa" w:w="80"/>
-              <w:right w:type="dxa" w:w="120"/>
-            </w:tcMar>
-            <w:vAlign w:val="center"/>
-          </w:tcPr>
-          <w:p>
-            <w:pPr>
-              <w:spacing w:after="0" w:before="0"/>
-              <w:jc w:val="center"/>
-            </w:pPr>
-            <w:r>
-              <w:rPr>
-                <w:rFonts w:ascii="Arial" w:cs="Arial" w:eastAsia="Arial" w:hAnsi="Arial"/>
-                <w:b w:val="false"/>
-                <w:bCs w:val="false"/>
-                <w:color w:val="0A2540"/>
-                <w:sz w:val="20"/>
-                <w:szCs w:val="20"/>
-              </w:rPr>
-              <w:t xml:space="preserve">{{NTOTAL_EFIC}}</w:t>
-            </w:r>
-          </w:p>
-        </w:tc>
-        <w:tc>
-          <w:tcPr>
-            <w:tcW w:type="dxa" w:w="1500"/>
-            <w:tcBorders>
-              <w:top w:val="single" w:color="DDE6EE" w:sz="4"/>
-              <w:left w:val="single" w:color="DDE6EE" w:sz="4"/>
-              <w:bottom w:val="single" w:color="DDE6EE" w:sz="4"/>
-              <w:right w:val="single" w:color="DDE6EE" w:sz="4"/>
-            </w:tcBorders>
-            <w:tcMar>
-              <w:top w:type="dxa" w:w="80"/>
-              <w:left w:type="dxa" w:w="120"/>
-              <w:bottom w:type="dxa" w:w="80"/>
-              <w:right w:type="dxa" w:w="120"/>
-            </w:tcMar>
-            <w:vAlign w:val="center"/>
-          </w:tcPr>
-          <w:p>
-            <w:pPr>
-              <w:spacing w:after="0" w:before="0"/>
-              <w:jc w:val="center"/>
-            </w:pPr>
-            <w:r>
-              <w:rPr>
-                <w:rFonts w:ascii="Arial" w:cs="Arial" w:eastAsia="Arial" w:hAnsi="Arial"/>
-                <w:b w:val="false"/>
-                <w:bCs w:val="false"/>
-                <w:color w:val="0A2540"/>
-                <w:sz w:val="18"/>
-                <w:szCs w:val="18"/>
-              </w:rPr>
-              <w:t xml:space="preserve">—</w:t>
-            </w:r>
-          </w:p>
-        </w:tc>
-        <w:tc>
-          <w:tcPr>
-            <w:tcW w:type="dxa" w:w="1260"/>
-            <w:tcBorders>
-              <w:top w:val="single" w:color="DDE6EE" w:sz="4"/>
-              <w:left w:val="single" w:color="DDE6EE" w:sz="4"/>
-              <w:bottom w:val="single" w:color="DDE6EE" w:sz="4"/>
-              <w:right w:val="single" w:color="DDE6EE" w:sz="4"/>
-            </w:tcBorders>
-            <w:tcMar>
-              <w:top w:type="dxa" w:w="80"/>
-              <w:left w:type="dxa" w:w="120"/>
-              <w:bottom w:type="dxa" w:w="80"/>
-              <w:right w:type="dxa" w:w="120"/>
-            </w:tcMar>
-            <w:vAlign w:val="center"/>
-          </w:tcPr>
-          <w:p>
-            <w:pPr>
-              <w:spacing w:after="0" w:before="0"/>
-              <w:jc w:val="center"/>
-            </w:pPr>
-            <w:r>
-              <w:rPr>
-                <w:rFonts w:ascii="Arial" w:cs="Arial" w:eastAsia="Arial" w:hAnsi="Arial"/>
-                <w:b w:val="false"/>
-                <w:bCs w:val="false"/>
-                <w:color w:val="0A2540"/>
-                <w:sz w:val="20"/>
-                <w:szCs w:val="20"/>
-              </w:rPr>
-              <w:t xml:space="preserve">—</w:t>
-            </w:r>
-          </w:p>
-        </w:tc>
-      </w:tr>
-      <w:tr>
-        <w:tc>
-          <w:tcPr>
-            <w:tcW w:type="dxa" w:w="1700"/>
-            <w:tcBorders>
-              <w:top w:val="single" w:color="DDE6EE" w:sz="4"/>
-              <w:left w:val="single" w:color="DDE6EE" w:sz="4"/>
-              <w:bottom w:val="single" w:color="DDE6EE" w:sz="4"/>
-              <w:right w:val="single" w:color="DDE6EE" w:sz="4"/>
-            </w:tcBorders>
-            <w:tcMar>
-              <w:top w:type="dxa" w:w="80"/>
-              <w:left w:type="dxa" w:w="120"/>
-              <w:bottom w:type="dxa" w:w="80"/>
-              <w:right w:type="dxa" w:w="120"/>
-            </w:tcMar>
-            <w:vAlign w:val="center"/>
-          </w:tcPr>
-          <w:p>
-            <w:pPr>
-              <w:spacing w:after="0" w:before="0"/>
-              <w:jc w:val="left"/>
-            </w:pPr>
-            <w:r>
-              <w:rPr>
-                <w:rFonts w:ascii="Arial" w:cs="Arial" w:eastAsia="Arial" w:hAnsi="Arial"/>
-                <w:b/>
-                <w:bCs/>
-                <w:color w:val="0A2540"/>
-                <w:sz w:val="20"/>
-                <w:szCs w:val="20"/>
-              </w:rPr>
-              <w:t xml:space="preserve">Fósforo Total</w:t>
-            </w:r>
-          </w:p>
-        </w:tc>
-        <w:tc>
-          <w:tcPr>
-            <w:tcW w:type="dxa" w:w="1100"/>
-            <w:tcBorders>
-              <w:top w:val="single" w:color="DDE6EE" w:sz="4"/>
-              <w:left w:val="single" w:color="DDE6EE" w:sz="4"/>
-              <w:bottom w:val="single" w:color="DDE6EE" w:sz="4"/>
-              <w:right w:val="single" w:color="DDE6EE" w:sz="4"/>
-            </w:tcBorders>
-            <w:tcMar>
-              <w:top w:type="dxa" w:w="80"/>
-              <w:left w:type="dxa" w:w="120"/>
-              <w:bottom w:type="dxa" w:w="80"/>
-              <w:right w:type="dxa" w:w="120"/>
-            </w:tcMar>
-            <w:vAlign w:val="center"/>
-          </w:tcPr>
-          <w:p>
-            <w:pPr>
-              <w:spacing w:after="0" w:before="0"/>
-              <w:jc w:val="center"/>
-            </w:pPr>
-            <w:r>
-              <w:rPr>
-                <w:rFonts w:ascii="Arial" w:cs="Arial" w:eastAsia="Arial" w:hAnsi="Arial"/>
-                <w:b w:val="false"/>
-                <w:bCs w:val="false"/>
-                <w:color w:val="0A2540"/>
-                <w:sz w:val="20"/>
-                <w:szCs w:val="20"/>
-              </w:rPr>
-              <w:t xml:space="preserve">mg/L</w:t>
-            </w:r>
-          </w:p>
-        </w:tc>
-        <w:tc>
-          <w:tcPr>
-            <w:tcW w:type="dxa" w:w="1300"/>
-            <w:tcBorders>
-              <w:top w:val="single" w:color="DDE6EE" w:sz="4"/>
-              <w:left w:val="single" w:color="DDE6EE" w:sz="4"/>
-              <w:bottom w:val="single" w:color="DDE6EE" w:sz="4"/>
-              <w:right w:val="single" w:color="DDE6EE" w:sz="4"/>
-            </w:tcBorders>
-            <w:tcMar>
-              <w:top w:type="dxa" w:w="80"/>
-              <w:left w:type="dxa" w:w="120"/>
-              <w:bottom w:type="dxa" w:w="80"/>
-              <w:right w:type="dxa" w:w="120"/>
-            </w:tcMar>
-            <w:vAlign w:val="center"/>
-          </w:tcPr>
-          <w:p>
-            <w:pPr>
-              <w:spacing w:after="0" w:before="0"/>
-              <w:jc w:val="center"/>
-            </w:pPr>
-            <w:r>
-              <w:rPr>
-                <w:rFonts w:ascii="Arial" w:cs="Arial" w:eastAsia="Arial" w:hAnsi="Arial"/>
-                <w:b w:val="false"/>
-                <w:bCs w:val="false"/>
-                <w:color w:val="0A2540"/>
-                <w:sz w:val="20"/>
-                <w:szCs w:val="20"/>
-              </w:rPr>
-              <w:t xml:space="preserve">{{PTOTAL_BRUTO}}</w:t>
-            </w:r>
-          </w:p>
-        </w:tc>
-        <w:tc>
-          <w:tcPr>
-            <w:tcW w:type="dxa" w:w="1300"/>
-            <w:tcBorders>
-              <w:top w:val="single" w:color="DDE6EE" w:sz="4"/>
-              <w:left w:val="single" w:color="DDE6EE" w:sz="4"/>
-              <w:bottom w:val="single" w:color="DDE6EE" w:sz="4"/>
-              <w:right w:val="single" w:color="DDE6EE" w:sz="4"/>
-            </w:tcBorders>
-            <w:tcMar>
-              <w:top w:type="dxa" w:w="80"/>
-              <w:left w:type="dxa" w:w="120"/>
-              <w:bottom w:type="dxa" w:w="80"/>
-              <w:right w:type="dxa" w:w="120"/>
-            </w:tcMar>
-            <w:vAlign w:val="center"/>
-          </w:tcPr>
-          <w:p>
-            <w:pPr>
-              <w:spacing w:after="0" w:before="0"/>
-              <w:jc w:val="center"/>
-            </w:pPr>
-            <w:r>
-              <w:rPr>
-                <w:rFonts w:ascii="Arial" w:cs="Arial" w:eastAsia="Arial" w:hAnsi="Arial"/>
-                <w:b w:val="false"/>
-                <w:bCs w:val="false"/>
-                <w:color w:val="0A2540"/>
-                <w:sz w:val="20"/>
-                <w:szCs w:val="20"/>
-              </w:rPr>
-              <w:t xml:space="preserve">{{PTOTAL_TRATADO}}</w:t>
-            </w:r>
-          </w:p>
-        </w:tc>
-        <w:tc>
-          <w:tcPr>
-            <w:tcW w:type="dxa" w:w="1200"/>
-            <w:tcBorders>
-              <w:top w:val="single" w:color="DDE6EE" w:sz="4"/>
-              <w:left w:val="single" w:color="DDE6EE" w:sz="4"/>
-              <w:bottom w:val="single" w:color="DDE6EE" w:sz="4"/>
-              <w:right w:val="single" w:color="DDE6EE" w:sz="4"/>
-            </w:tcBorders>
-            <w:tcMar>
-              <w:top w:type="dxa" w:w="80"/>
-              <w:left w:type="dxa" w:w="120"/>
-              <w:bottom w:type="dxa" w:w="80"/>
-              <w:right w:type="dxa" w:w="120"/>
-            </w:tcMar>
-            <w:vAlign w:val="center"/>
-          </w:tcPr>
-          <w:p>
-            <w:pPr>
-              <w:spacing w:after="0" w:before="0"/>
-              <w:jc w:val="center"/>
-            </w:pPr>
-            <w:r>
-              <w:rPr>
-                <w:rFonts w:ascii="Arial" w:cs="Arial" w:eastAsia="Arial" w:hAnsi="Arial"/>
-                <w:b w:val="false"/>
-                <w:bCs w:val="false"/>
-                <w:color w:val="0A2540"/>
-                <w:sz w:val="20"/>
-                <w:szCs w:val="20"/>
-              </w:rPr>
-              <w:t xml:space="preserve">{{PTOTAL_EFIC}}</w:t>
-            </w:r>
-          </w:p>
-        </w:tc>
-        <w:tc>
-          <w:tcPr>
-            <w:tcW w:type="dxa" w:w="1500"/>
-            <w:tcBorders>
-              <w:top w:val="single" w:color="DDE6EE" w:sz="4"/>
-              <w:left w:val="single" w:color="DDE6EE" w:sz="4"/>
-              <w:bottom w:val="single" w:color="DDE6EE" w:sz="4"/>
-              <w:right w:val="single" w:color="DDE6EE" w:sz="4"/>
-            </w:tcBorders>
-            <w:tcMar>
-              <w:top w:type="dxa" w:w="80"/>
-              <w:left w:type="dxa" w:w="120"/>
-              <w:bottom w:type="dxa" w:w="80"/>
-              <w:right w:type="dxa" w:w="120"/>
-            </w:tcMar>
-            <w:vAlign w:val="center"/>
-          </w:tcPr>
-          <w:p>
-            <w:pPr>
-              <w:spacing w:after="0" w:before="0"/>
-              <w:jc w:val="center"/>
-            </w:pPr>
-            <w:r>
-              <w:rPr>
-                <w:rFonts w:ascii="Arial" w:cs="Arial" w:eastAsia="Arial" w:hAnsi="Arial"/>
-                <w:b w:val="false"/>
-                <w:bCs w:val="false"/>
-                <w:color w:val="0A2540"/>
-                <w:sz w:val="18"/>
-                <w:szCs w:val="18"/>
-              </w:rPr>
-              <w:t xml:space="preserve">—</w:t>
-            </w:r>
-          </w:p>
-        </w:tc>
-        <w:tc>
-          <w:tcPr>
-            <w:tcW w:type="dxa" w:w="1260"/>
-            <w:tcBorders>
-              <w:top w:val="single" w:color="DDE6EE" w:sz="4"/>
-              <w:left w:val="single" w:color="DDE6EE" w:sz="4"/>
-              <w:bottom w:val="single" w:color="DDE6EE" w:sz="4"/>
-              <w:right w:val="single" w:color="DDE6EE" w:sz="4"/>
-            </w:tcBorders>
-            <w:tcMar>
-              <w:top w:type="dxa" w:w="80"/>
-              <w:left w:type="dxa" w:w="120"/>
-              <w:bottom w:type="dxa" w:w="80"/>
-              <w:right w:type="dxa" w:w="120"/>
-            </w:tcMar>
-            <w:vAlign w:val="center"/>
-          </w:tcPr>
-          <w:p>
-            <w:pPr>
-              <w:spacing w:after="0" w:before="0"/>
-              <w:jc w:val="center"/>
-            </w:pPr>
-            <w:r>
-              <w:rPr>
-                <w:rFonts w:ascii="Arial" w:cs="Arial" w:eastAsia="Arial" w:hAnsi="Arial"/>
-                <w:b w:val="false"/>
-                <w:bCs w:val="false"/>
-                <w:color w:val="0A2540"/>
-                <w:sz w:val="20"/>
-                <w:szCs w:val="20"/>
-              </w:rPr>
-              <w:t xml:space="preserve">—</w:t>
-            </w:r>
-          </w:p>
-        </w:tc>
-      </w:tr>
-      <w:tr>
-        <w:tc>
-          <w:tcPr>
-            <w:tcW w:type="dxa" w:w="1700"/>
-            <w:tcBorders>
-              <w:top w:val="single" w:color="DDE6EE" w:sz="4"/>
-              <w:left w:val="single" w:color="DDE6EE" w:sz="4"/>
-              <w:bottom w:val="single" w:color="DDE6EE" w:sz="4"/>
-              <w:right w:val="single" w:color="DDE6EE" w:sz="4"/>
-            </w:tcBorders>
-            <w:tcMar>
-              <w:top w:type="dxa" w:w="80"/>
-              <w:left w:type="dxa" w:w="120"/>
-              <w:bottom w:type="dxa" w:w="80"/>
-              <w:right w:type="dxa" w:w="120"/>
-            </w:tcMar>
-            <w:vAlign w:val="center"/>
-          </w:tcPr>
-          <w:p>
-            <w:pPr>
-              <w:spacing w:after="0" w:before="0"/>
-              <w:jc w:val="left"/>
-            </w:pPr>
-            <w:r>
-              <w:rPr>
-                <w:rFonts w:ascii="Arial" w:cs="Arial" w:eastAsia="Arial" w:hAnsi="Arial"/>
-                <w:b/>
-                <w:bCs/>
-                <w:color w:val="0A2540"/>
-                <w:sz w:val="20"/>
-                <w:szCs w:val="20"/>
-              </w:rPr>
-              <w:t xml:space="preserve">Coliformes Totais</w:t>
-            </w:r>
-          </w:p>
-        </w:tc>
-        <w:tc>
-          <w:tcPr>
-            <w:tcW w:type="dxa" w:w="1100"/>
-            <w:tcBorders>
-              <w:top w:val="single" w:color="DDE6EE" w:sz="4"/>
-              <w:left w:val="single" w:color="DDE6EE" w:sz="4"/>
-              <w:bottom w:val="single" w:color="DDE6EE" w:sz="4"/>
-              <w:right w:val="single" w:color="DDE6EE" w:sz="4"/>
-            </w:tcBorders>
-            <w:tcMar>
-              <w:top w:type="dxa" w:w="80"/>
-              <w:left w:type="dxa" w:w="120"/>
-              <w:bottom w:type="dxa" w:w="80"/>
-              <w:right w:type="dxa" w:w="120"/>
-            </w:tcMar>
-            <w:vAlign w:val="center"/>
-          </w:tcPr>
-          <w:p>
-            <w:pPr>
-              <w:spacing w:after="0" w:before="0"/>
-              <w:jc w:val="center"/>
-            </w:pPr>
-            <w:r>
-              <w:rPr>
-                <w:rFonts w:ascii="Arial" w:cs="Arial" w:eastAsia="Arial" w:hAnsi="Arial"/>
-                <w:b w:val="false"/>
-                <w:bCs w:val="false"/>
-                <w:color w:val="0A2540"/>
-                <w:sz w:val="20"/>
-                <w:szCs w:val="20"/>
-              </w:rPr>
-              <w:t xml:space="preserve">NMP/100mL</w:t>
-            </w:r>
-          </w:p>
-        </w:tc>
-        <w:tc>
-          <w:tcPr>
-            <w:tcW w:type="dxa" w:w="1300"/>
-            <w:tcBorders>
-              <w:top w:val="single" w:color="DDE6EE" w:sz="4"/>
-              <w:left w:val="single" w:color="DDE6EE" w:sz="4"/>
-              <w:bottom w:val="single" w:color="DDE6EE" w:sz="4"/>
-              <w:right w:val="single" w:color="DDE6EE" w:sz="4"/>
-            </w:tcBorders>
-            <w:tcMar>
-              <w:top w:type="dxa" w:w="80"/>
-              <w:left w:type="dxa" w:w="120"/>
-              <w:bottom w:type="dxa" w:w="80"/>
-              <w:right w:type="dxa" w:w="120"/>
-            </w:tcMar>
-            <w:vAlign w:val="center"/>
-          </w:tcPr>
-          <w:p>
-            <w:pPr>
-              <w:spacing w:after="0" w:before="0"/>
-              <w:jc w:val="center"/>
-            </w:pPr>
-            <w:r>
-              <w:rPr>
-                <w:rFonts w:ascii="Arial" w:cs="Arial" w:eastAsia="Arial" w:hAnsi="Arial"/>
-                <w:b w:val="false"/>
-                <w:bCs w:val="false"/>
-                <w:color w:val="0A2540"/>
-                <w:sz w:val="20"/>
-                <w:szCs w:val="20"/>
-              </w:rPr>
-              <w:t xml:space="preserve">{{COLIFORMES_BRUTO}}</w:t>
-            </w:r>
-          </w:p>
-        </w:tc>
-        <w:tc>
-          <w:tcPr>
-            <w:tcW w:type="dxa" w:w="1300"/>
-            <w:tcBorders>
-              <w:top w:val="single" w:color="DDE6EE" w:sz="4"/>
-              <w:left w:val="single" w:color="DDE6EE" w:sz="4"/>
-              <w:bottom w:val="single" w:color="DDE6EE" w:sz="4"/>
-              <w:right w:val="single" w:color="DDE6EE" w:sz="4"/>
-            </w:tcBorders>
-            <w:tcMar>
-              <w:top w:type="dxa" w:w="80"/>
-              <w:left w:type="dxa" w:w="120"/>
-              <w:bottom w:type="dxa" w:w="80"/>
-              <w:right w:type="dxa" w:w="120"/>
-            </w:tcMar>
-            <w:vAlign w:val="center"/>
-          </w:tcPr>
-          <w:p>
-            <w:pPr>
-              <w:spacing w:after="0" w:before="0"/>
-              <w:jc w:val="center"/>
-            </w:pPr>
-            <w:r>
-              <w:rPr>
-                <w:rFonts w:ascii="Arial" w:cs="Arial" w:eastAsia="Arial" w:hAnsi="Arial"/>
-                <w:b w:val="false"/>
-                <w:bCs w:val="false"/>
-                <w:color w:val="0A2540"/>
-                <w:sz w:val="20"/>
-                <w:szCs w:val="20"/>
-              </w:rPr>
-              <w:t xml:space="preserve">{{COLIFORMES_TRATADO}}</w:t>
-            </w:r>
-          </w:p>
-        </w:tc>
-        <w:tc>
-          <w:tcPr>
-            <w:tcW w:type="dxa" w:w="1200"/>
-            <w:tcBorders>
-              <w:top w:val="single" w:color="DDE6EE" w:sz="4"/>
-              <w:left w:val="single" w:color="DDE6EE" w:sz="4"/>
-              <w:bottom w:val="single" w:color="DDE6EE" w:sz="4"/>
-              <w:right w:val="single" w:color="DDE6EE" w:sz="4"/>
-            </w:tcBorders>
-            <w:tcMar>
-              <w:top w:type="dxa" w:w="80"/>
-              <w:left w:type="dxa" w:w="120"/>
-              <w:bottom w:type="dxa" w:w="80"/>
-              <w:right w:type="dxa" w:w="120"/>
-            </w:tcMar>
-            <w:vAlign w:val="center"/>
-          </w:tcPr>
-          <w:p>
-            <w:pPr>
-              <w:spacing w:after="0" w:before="0"/>
-              <w:jc w:val="center"/>
-            </w:pPr>
-            <w:r>
-              <w:rPr>
-                <w:rFonts w:ascii="Arial" w:cs="Arial" w:eastAsia="Arial" w:hAnsi="Arial"/>
-                <w:b w:val="false"/>
-                <w:bCs w:val="false"/>
-                <w:color w:val="0A2540"/>
-                <w:sz w:val="20"/>
-                <w:szCs w:val="20"/>
-              </w:rPr>
-              <w:t xml:space="preserve">{{COLIFORMES_EFIC}}</w:t>
-            </w:r>
-          </w:p>
-        </w:tc>
-        <w:tc>
-          <w:tcPr>
-            <w:tcW w:type="dxa" w:w="1500"/>
-            <w:tcBorders>
-              <w:top w:val="single" w:color="DDE6EE" w:sz="4"/>
-              <w:left w:val="single" w:color="DDE6EE" w:sz="4"/>
-              <w:bottom w:val="single" w:color="DDE6EE" w:sz="4"/>
-              <w:right w:val="single" w:color="DDE6EE" w:sz="4"/>
-            </w:tcBorders>
-            <w:tcMar>
-              <w:top w:type="dxa" w:w="80"/>
-              <w:left w:type="dxa" w:w="120"/>
-              <w:bottom w:type="dxa" w:w="80"/>
-              <w:right w:type="dxa" w:w="120"/>
-            </w:tcMar>
-            <w:vAlign w:val="center"/>
-          </w:tcPr>
-          <w:p>
-            <w:pPr>
-              <w:spacing w:after="0" w:before="0"/>
-              <w:jc w:val="center"/>
-            </w:pPr>
-            <w:r>
-              <w:rPr>
-                <w:rFonts w:ascii="Arial" w:cs="Arial" w:eastAsia="Arial" w:hAnsi="Arial"/>
-                <w:b w:val="false"/>
-                <w:bCs w:val="false"/>
-                <w:color w:val="0A2540"/>
-                <w:sz w:val="18"/>
-                <w:szCs w:val="18"/>
-              </w:rPr>
-              <w:t xml:space="preserve">—</w:t>
-            </w:r>
-          </w:p>
-        </w:tc>
-        <w:tc>
-          <w:tcPr>
-            <w:tcW w:type="dxa" w:w="1260"/>
-            <w:tcBorders>
-              <w:top w:val="single" w:color="DDE6EE" w:sz="4"/>
-              <w:left w:val="single" w:color="DDE6EE" w:sz="4"/>
-              <w:bottom w:val="single" w:color="DDE6EE" w:sz="4"/>
-              <w:right w:val="single" w:color="DDE6EE" w:sz="4"/>
-            </w:tcBorders>
-            <w:tcMar>
-              <w:top w:type="dxa" w:w="80"/>
-              <w:left w:type="dxa" w:w="120"/>
-              <w:bottom w:type="dxa" w:w="80"/>
-              <w:right w:type="dxa" w:w="120"/>
-            </w:tcMar>
-            <w:vAlign w:val="center"/>
-          </w:tcPr>
-          <w:p>
-            <w:pPr>
-              <w:spacing w:after="0" w:before="0"/>
-              <w:jc w:val="center"/>
-            </w:pPr>
-            <w:r>
-              <w:rPr>
-                <w:rFonts w:ascii="Arial" w:cs="Arial" w:eastAsia="Arial" w:hAnsi="Arial"/>
-                <w:b w:val="false"/>
-                <w:bCs w:val="false"/>
-                <w:color w:val="0A2540"/>
-                <w:sz w:val="20"/>
-                <w:szCs w:val="20"/>
-              </w:rPr>
-              <w:t xml:space="preserve">—</w:t>
-            </w:r>
-          </w:p>
-        </w:tc>
-      </w:tr>
-      <w:tr>
-        <w:tc>
-          <w:tcPr>
-            <w:tcW w:type="dxa" w:w="1700"/>
-            <w:tcBorders>
-              <w:top w:val="single" w:color="DDE6EE" w:sz="4"/>
-              <w:left w:val="single" w:color="DDE6EE" w:sz="4"/>
-              <w:bottom w:val="single" w:color="DDE6EE" w:sz="4"/>
-              <w:right w:val="single" w:color="DDE6EE" w:sz="4"/>
-            </w:tcBorders>
-            <w:tcMar>
-              <w:top w:type="dxa" w:w="80"/>
-              <w:left w:type="dxa" w:w="120"/>
-              <w:bottom w:type="dxa" w:w="80"/>
-              <w:right w:type="dxa" w:w="120"/>
-            </w:tcMar>
-            <w:vAlign w:val="center"/>
-          </w:tcPr>
-          <w:p>
-            <w:pPr>
-              <w:spacing w:after="0" w:before="0"/>
-              <w:jc w:val="left"/>
-            </w:pPr>
-            <w:r>
-              <w:rPr>
-                <w:rFonts w:ascii="Arial" w:cs="Arial" w:eastAsia="Arial" w:hAnsi="Arial"/>
-                <w:b/>
-                <w:bCs/>
-                <w:color w:val="0A2540"/>
-                <w:sz w:val="20"/>
-                <w:szCs w:val="20"/>
-              </w:rPr>
-              <w:t xml:space="preserve">pH</w:t>
-            </w:r>
-          </w:p>
-        </w:tc>
-        <w:tc>
-          <w:tcPr>
-            <w:tcW w:type="dxa" w:w="1100"/>
-            <w:tcBorders>
-              <w:top w:val="single" w:color="DDE6EE" w:sz="4"/>
-              <w:left w:val="single" w:color="DDE6EE" w:sz="4"/>
-              <w:bottom w:val="single" w:color="DDE6EE" w:sz="4"/>
-              <w:right w:val="single" w:color="DDE6EE" w:sz="4"/>
-            </w:tcBorders>
-            <w:tcMar>
-              <w:top w:type="dxa" w:w="80"/>
-              <w:left w:type="dxa" w:w="120"/>
-              <w:bottom w:type="dxa" w:w="80"/>
-              <w:right w:type="dxa" w:w="120"/>
-            </w:tcMar>
-            <w:vAlign w:val="center"/>
-          </w:tcPr>
-          <w:p>
-            <w:pPr>
-              <w:spacing w:after="0" w:before="0"/>
-              <w:jc w:val="center"/>
-            </w:pPr>
-            <w:r>
-              <w:rPr>
-                <w:rFonts w:ascii="Arial" w:cs="Arial" w:eastAsia="Arial" w:hAnsi="Arial"/>
-                <w:b w:val="false"/>
-                <w:bCs w:val="false"/>
-                <w:color w:val="0A2540"/>
-                <w:sz w:val="20"/>
-                <w:szCs w:val="20"/>
-              </w:rPr>
-              <w:t xml:space="preserve">—</w:t>
-            </w:r>
-          </w:p>
-        </w:tc>
-        <w:tc>
-          <w:tcPr>
-            <w:tcW w:type="dxa" w:w="1300"/>
-            <w:tcBorders>
-              <w:top w:val="single" w:color="DDE6EE" w:sz="4"/>
-              <w:left w:val="single" w:color="DDE6EE" w:sz="4"/>
-              <w:bottom w:val="single" w:color="DDE6EE" w:sz="4"/>
-              <w:right w:val="single" w:color="DDE6EE" w:sz="4"/>
-            </w:tcBorders>
-            <w:tcMar>
-              <w:top w:type="dxa" w:w="80"/>
-              <w:left w:type="dxa" w:w="120"/>
-              <w:bottom w:type="dxa" w:w="80"/>
-              <w:right w:type="dxa" w:w="120"/>
-            </w:tcMar>
-            <w:vAlign w:val="center"/>
-          </w:tcPr>
-          <w:p>
-            <w:pPr>
-              <w:spacing w:after="0" w:before="0"/>
-              <w:jc w:val="center"/>
-            </w:pPr>
-            <w:r>
-              <w:rPr>
-                <w:rFonts w:ascii="Arial" w:cs="Arial" w:eastAsia="Arial" w:hAnsi="Arial"/>
-                <w:b w:val="false"/>
-                <w:bCs w:val="false"/>
-                <w:color w:val="0A2540"/>
-                <w:sz w:val="20"/>
-                <w:szCs w:val="20"/>
-              </w:rPr>
-              <w:t xml:space="preserve">{{PH_BRUTO}}</w:t>
-            </w:r>
-          </w:p>
-        </w:tc>
-        <w:tc>
-          <w:tcPr>
-            <w:tcW w:type="dxa" w:w="1300"/>
-            <w:tcBorders>
-              <w:top w:val="single" w:color="DDE6EE" w:sz="4"/>
-              <w:left w:val="single" w:color="DDE6EE" w:sz="4"/>
-              <w:bottom w:val="single" w:color="DDE6EE" w:sz="4"/>
-              <w:right w:val="single" w:color="DDE6EE" w:sz="4"/>
-            </w:tcBorders>
-            <w:tcMar>
-              <w:top w:type="dxa" w:w="80"/>
-              <w:left w:type="dxa" w:w="120"/>
-              <w:bottom w:type="dxa" w:w="80"/>
-              <w:right w:type="dxa" w:w="120"/>
-            </w:tcMar>
-            <w:vAlign w:val="center"/>
-          </w:tcPr>
-          <w:p>
-            <w:pPr>
-              <w:spacing w:after="0" w:before="0"/>
-              <w:jc w:val="center"/>
-            </w:pPr>
-            <w:r>
-              <w:rPr>
-                <w:rFonts w:ascii="Arial" w:cs="Arial" w:eastAsia="Arial" w:hAnsi="Arial"/>
-                <w:b w:val="false"/>
-                <w:bCs w:val="false"/>
-                <w:color w:val="0A2540"/>
-                <w:sz w:val="20"/>
-                <w:szCs w:val="20"/>
-              </w:rPr>
-              <w:t xml:space="preserve">{{PH_TRATADO}}</w:t>
-            </w:r>
-          </w:p>
-        </w:tc>
-        <w:tc>
-          <w:tcPr>
-            <w:tcW w:type="dxa" w:w="1200"/>
-            <w:tcBorders>
-              <w:top w:val="single" w:color="DDE6EE" w:sz="4"/>
-              <w:left w:val="single" w:color="DDE6EE" w:sz="4"/>
-              <w:bottom w:val="single" w:color="DDE6EE" w:sz="4"/>
-              <w:right w:val="single" w:color="DDE6EE" w:sz="4"/>
-            </w:tcBorders>
-            <w:tcMar>
-              <w:top w:type="dxa" w:w="80"/>
-              <w:left w:type="dxa" w:w="120"/>
-              <w:bottom w:type="dxa" w:w="80"/>
-              <w:right w:type="dxa" w:w="120"/>
-            </w:tcMar>
-            <w:vAlign w:val="center"/>
-          </w:tcPr>
-          <w:p>
-            <w:pPr>
-              <w:spacing w:after="0" w:before="0"/>
-              <w:jc w:val="center"/>
-            </w:pPr>
-            <w:r>
-              <w:rPr>
-                <w:rFonts w:ascii="Arial" w:cs="Arial" w:eastAsia="Arial" w:hAnsi="Arial"/>
-                <w:b w:val="false"/>
-                <w:bCs w:val="false"/>
-                <w:color w:val="0A2540"/>
-                <w:sz w:val="20"/>
-                <w:szCs w:val="20"/>
-              </w:rPr>
-              <w:t xml:space="preserve">—</w:t>
-            </w:r>
-          </w:p>
-        </w:tc>
-        <w:tc>
-          <w:tcPr>
-            <w:tcW w:type="dxa" w:w="1500"/>
-            <w:tcBorders>
-              <w:top w:val="single" w:color="DDE6EE" w:sz="4"/>
-              <w:left w:val="single" w:color="DDE6EE" w:sz="4"/>
-              <w:bottom w:val="single" w:color="DDE6EE" w:sz="4"/>
-              <w:right w:val="single" w:color="DDE6EE" w:sz="4"/>
-            </w:tcBorders>
-            <w:tcMar>
-              <w:top w:type="dxa" w:w="80"/>
-              <w:left w:type="dxa" w:w="120"/>
-              <w:bottom w:type="dxa" w:w="80"/>
-              <w:right w:type="dxa" w:w="120"/>
-            </w:tcMar>
-            <w:vAlign w:val="center"/>
-          </w:tcPr>
-          <w:p>
-            <w:pPr>
-              <w:spacing w:after="0" w:before="0"/>
-              <w:jc w:val="center"/>
-            </w:pPr>
-            <w:r>
-              <w:rPr>
-                <w:rFonts w:ascii="Arial" w:cs="Arial" w:eastAsia="Arial" w:hAnsi="Arial"/>
-                <w:b w:val="false"/>
-                <w:bCs w:val="false"/>
-                <w:color w:val="0A2540"/>
-                <w:sz w:val="18"/>
-                <w:szCs w:val="18"/>
-              </w:rPr>
-              <w:t xml:space="preserve">5 a 9</w:t>
-            </w:r>
-          </w:p>
-        </w:tc>
-        <w:tc>
-          <w:tcPr>
-            <w:tcW w:type="dxa" w:w="1260"/>
-            <w:tcBorders>
-              <w:top w:val="single" w:color="DDE6EE" w:sz="4"/>
-              <w:left w:val="single" w:color="DDE6EE" w:sz="4"/>
-              <w:bottom w:val="single" w:color="DDE6EE" w:sz="4"/>
-              <w:right w:val="single" w:color="DDE6EE" w:sz="4"/>
-            </w:tcBorders>
-            <w:tcMar>
-              <w:top w:type="dxa" w:w="80"/>
-              <w:left w:type="dxa" w:w="120"/>
-              <w:bottom w:type="dxa" w:w="80"/>
-              <w:right w:type="dxa" w:w="120"/>
-            </w:tcMar>
-            <w:vAlign w:val="center"/>
-          </w:tcPr>
-          <w:p>
-            <w:pPr>
-              <w:spacing w:after="0" w:before="0"/>
-              <w:jc w:val="center"/>
-            </w:pPr>
-            <w:r>
-              <w:rPr>
-                <w:rFonts w:ascii="Arial" w:cs="Arial" w:eastAsia="Arial" w:hAnsi="Arial"/>
-                <w:b/>
-                <w:bCs/>
-                <w:color w:val="0A2540"/>
-                <w:sz w:val="20"/>
-                <w:szCs w:val="20"/>
-              </w:rPr>
-              <w:t xml:space="preserve">{{PH_CONFORMIDADE}}</w:t>
-            </w:r>
-          </w:p>
-        </w:tc>
-      </w:tr>
-      <w:tr>
-        <w:tc>
-          <w:tcPr>
-            <w:tcW w:type="dxa" w:w="1700"/>
-            <w:tcBorders>
-              <w:top w:val="single" w:color="DDE6EE" w:sz="4"/>
-              <w:left w:val="single" w:color="DDE6EE" w:sz="4"/>
-              <w:bottom w:val="single" w:color="DDE6EE" w:sz="4"/>
-              <w:right w:val="single" w:color="DDE6EE" w:sz="4"/>
-            </w:tcBorders>
-            <w:tcMar>
-              <w:top w:type="dxa" w:w="80"/>
-              <w:left w:type="dxa" w:w="120"/>
-              <w:bottom w:type="dxa" w:w="80"/>
-              <w:right w:type="dxa" w:w="120"/>
-            </w:tcMar>
-            <w:vAlign w:val="center"/>
-          </w:tcPr>
-          <w:p>
-            <w:pPr>
-              <w:spacing w:after="0" w:before="0"/>
-              <w:jc w:val="left"/>
-            </w:pPr>
-            <w:r>
-              <w:rPr>
-                <w:rFonts w:ascii="Arial" w:cs="Arial" w:eastAsia="Arial" w:hAnsi="Arial"/>
-                <w:b/>
-                <w:bCs/>
-                <w:color w:val="0A2540"/>
-                <w:sz w:val="20"/>
-                <w:szCs w:val="20"/>
-              </w:rPr>
-              <w:t xml:space="preserve">Temperatura</w:t>
-            </w:r>
-          </w:p>
-        </w:tc>
-        <w:tc>
-          <w:tcPr>
-            <w:tcW w:type="dxa" w:w="1100"/>
-            <w:tcBorders>
-              <w:top w:val="single" w:color="DDE6EE" w:sz="4"/>
-              <w:left w:val="single" w:color="DDE6EE" w:sz="4"/>
-              <w:bottom w:val="single" w:color="DDE6EE" w:sz="4"/>
-              <w:right w:val="single" w:color="DDE6EE" w:sz="4"/>
-            </w:tcBorders>
-            <w:tcMar>
-              <w:top w:type="dxa" w:w="80"/>
-              <w:left w:type="dxa" w:w="120"/>
-              <w:bottom w:type="dxa" w:w="80"/>
-              <w:right w:type="dxa" w:w="120"/>
-            </w:tcMar>
-            <w:vAlign w:val="center"/>
-          </w:tcPr>
-          <w:p>
-            <w:pPr>
-              <w:spacing w:after="0" w:before="0"/>
-              <w:jc w:val="center"/>
-            </w:pPr>
-            <w:r>
-              <w:rPr>
-                <w:rFonts w:ascii="Arial" w:cs="Arial" w:eastAsia="Arial" w:hAnsi="Arial"/>
-                <w:b w:val="false"/>
-                <w:bCs w:val="false"/>
-                <w:color w:val="0A2540"/>
-                <w:sz w:val="20"/>
-                <w:szCs w:val="20"/>
-              </w:rPr>
-              <w:t xml:space="preserve">°C</w:t>
-            </w:r>
-          </w:p>
-        </w:tc>
-        <w:tc>
-          <w:tcPr>
-            <w:tcW w:type="dxa" w:w="1300"/>
-            <w:tcBorders>
-              <w:top w:val="single" w:color="DDE6EE" w:sz="4"/>
-              <w:left w:val="single" w:color="DDE6EE" w:sz="4"/>
-              <w:bottom w:val="single" w:color="DDE6EE" w:sz="4"/>
-              <w:right w:val="single" w:color="DDE6EE" w:sz="4"/>
-            </w:tcBorders>
-            <w:tcMar>
-              <w:top w:type="dxa" w:w="80"/>
-              <w:left w:type="dxa" w:w="120"/>
-              <w:bottom w:type="dxa" w:w="80"/>
-              <w:right w:type="dxa" w:w="120"/>
-            </w:tcMar>
-            <w:vAlign w:val="center"/>
-          </w:tcPr>
-          <w:p>
-            <w:pPr>
-              <w:spacing w:after="0" w:before="0"/>
-              <w:jc w:val="center"/>
-            </w:pPr>
-            <w:r>
-              <w:rPr>
-                <w:rFonts w:ascii="Arial" w:cs="Arial" w:eastAsia="Arial" w:hAnsi="Arial"/>
-                <w:b w:val="false"/>
-                <w:bCs w:val="false"/>
-                <w:color w:val="0A2540"/>
-                <w:sz w:val="20"/>
-                <w:szCs w:val="20"/>
-              </w:rPr>
-              <w:t xml:space="preserve">{{TEMP_BRUTO}}</w:t>
-            </w:r>
-          </w:p>
-        </w:tc>
-        <w:tc>
-          <w:tcPr>
-            <w:tcW w:type="dxa" w:w="1300"/>
-            <w:tcBorders>
-              <w:top w:val="single" w:color="DDE6EE" w:sz="4"/>
-              <w:left w:val="single" w:color="DDE6EE" w:sz="4"/>
-              <w:bottom w:val="single" w:color="DDE6EE" w:sz="4"/>
-              <w:right w:val="single" w:color="DDE6EE" w:sz="4"/>
-            </w:tcBorders>
-            <w:tcMar>
-              <w:top w:type="dxa" w:w="80"/>
-              <w:left w:type="dxa" w:w="120"/>
-              <w:bottom w:type="dxa" w:w="80"/>
-              <w:right w:type="dxa" w:w="120"/>
-            </w:tcMar>
-            <w:vAlign w:val="center"/>
-          </w:tcPr>
-          <w:p>
-            <w:pPr>
-              <w:spacing w:after="0" w:before="0"/>
-              <w:jc w:val="center"/>
-            </w:pPr>
-            <w:r>
-              <w:rPr>
-                <w:rFonts w:ascii="Arial" w:cs="Arial" w:eastAsia="Arial" w:hAnsi="Arial"/>
-                <w:b w:val="false"/>
-                <w:bCs w:val="false"/>
-                <w:color w:val="0A2540"/>
-                <w:sz w:val="20"/>
-                <w:szCs w:val="20"/>
-              </w:rPr>
-              <w:t xml:space="preserve">{{TEMP_TRATADO}}</w:t>
-            </w:r>
-          </w:p>
-        </w:tc>
-        <w:tc>
-          <w:tcPr>
-            <w:tcW w:type="dxa" w:w="1200"/>
-            <w:tcBorders>
-              <w:top w:val="single" w:color="DDE6EE" w:sz="4"/>
-              <w:left w:val="single" w:color="DDE6EE" w:sz="4"/>
-              <w:bottom w:val="single" w:color="DDE6EE" w:sz="4"/>
-              <w:right w:val="single" w:color="DDE6EE" w:sz="4"/>
-            </w:tcBorders>
-            <w:tcMar>
-              <w:top w:type="dxa" w:w="80"/>
-              <w:left w:type="dxa" w:w="120"/>
-              <w:bottom w:type="dxa" w:w="80"/>
-              <w:right w:type="dxa" w:w="120"/>
-            </w:tcMar>
-            <w:vAlign w:val="center"/>
-          </w:tcPr>
-          <w:p>
-            <w:pPr>
-              <w:spacing w:after="0" w:before="0"/>
-              <w:jc w:val="center"/>
-            </w:pPr>
-            <w:r>
-              <w:rPr>
-                <w:rFonts w:ascii="Arial" w:cs="Arial" w:eastAsia="Arial" w:hAnsi="Arial"/>
-                <w:b w:val="false"/>
-                <w:bCs w:val="false"/>
-                <w:color w:val="0A2540"/>
-                <w:sz w:val="20"/>
-                <w:szCs w:val="20"/>
-              </w:rPr>
-              <w:t xml:space="preserve">—</w:t>
-            </w:r>
-          </w:p>
-        </w:tc>
-        <w:tc>
-          <w:tcPr>
-            <w:tcW w:type="dxa" w:w="1500"/>
-            <w:tcBorders>
-              <w:top w:val="single" w:color="DDE6EE" w:sz="4"/>
-              <w:left w:val="single" w:color="DDE6EE" w:sz="4"/>
-              <w:bottom w:val="single" w:color="DDE6EE" w:sz="4"/>
-              <w:right w:val="single" w:color="DDE6EE" w:sz="4"/>
-            </w:tcBorders>
-            <w:tcMar>
-              <w:top w:type="dxa" w:w="80"/>
-              <w:left w:type="dxa" w:w="120"/>
-              <w:bottom w:type="dxa" w:w="80"/>
-              <w:right w:type="dxa" w:w="120"/>
-            </w:tcMar>
-            <w:vAlign w:val="center"/>
-          </w:tcPr>
-          <w:p>
-            <w:pPr>
-              <w:spacing w:after="0" w:before="0"/>
-              <w:jc w:val="center"/>
-            </w:pPr>
-            <w:r>
-              <w:rPr>
-                <w:rFonts w:ascii="Arial" w:cs="Arial" w:eastAsia="Arial" w:hAnsi="Arial"/>
-                <w:b w:val="false"/>
-                <w:bCs w:val="false"/>
-                <w:color w:val="0A2540"/>
-                <w:sz w:val="18"/>
-                <w:szCs w:val="18"/>
-              </w:rPr>
-              <w:t xml:space="preserve">&lt; 40</w:t>
-            </w:r>
-          </w:p>
-        </w:tc>
-        <w:tc>
-          <w:tcPr>
-            <w:tcW w:type="dxa" w:w="1260"/>
-            <w:tcBorders>
-              <w:top w:val="single" w:color="DDE6EE" w:sz="4"/>
-              <w:left w:val="single" w:color="DDE6EE" w:sz="4"/>
-              <w:bottom w:val="single" w:color="DDE6EE" w:sz="4"/>
-              <w:right w:val="single" w:color="DDE6EE" w:sz="4"/>
-            </w:tcBorders>
-            <w:tcMar>
-              <w:top w:type="dxa" w:w="80"/>
-              <w:left w:type="dxa" w:w="120"/>
-              <w:bottom w:type="dxa" w:w="80"/>
-              <w:right w:type="dxa" w:w="120"/>
-            </w:tcMar>
-            <w:vAlign w:val="center"/>
-          </w:tcPr>
-          <w:p>
-            <w:pPr>
-              <w:spacing w:after="0" w:before="0"/>
-              <w:jc w:val="center"/>
-            </w:pPr>
-            <w:r>
-              <w:rPr>
-                <w:rFonts w:ascii="Arial" w:cs="Arial" w:eastAsia="Arial" w:hAnsi="Arial"/>
-                <w:b/>
-                <w:bCs/>
-                <w:color w:val="0A2540"/>
-                <w:sz w:val="20"/>
-                <w:szCs w:val="20"/>
-              </w:rPr>
-              <w:t xml:space="preserve">{{TEMP_CONFORMIDADE}}</w:t>
-            </w:r>
-          </w:p>
-        </w:tc>
-      </w:tr>
-    </w:tbl>
-    <w:p>
-      <w:pPr>
-        <w:spacing w:after="60" w:before="60" w:line="300"/>
-        <w:jc w:val="both"/>
-      </w:pPr>
-      <w:r>
-        <w:rPr>
-          <w:rFonts w:ascii="Arial" w:cs="Arial" w:eastAsia="Arial" w:hAnsi="Arial"/>
-          <w:b w:val="false"/>
-          <w:bCs w:val="false"/>
-          <w:i w:val="false"/>
-          <w:iCs w:val="false"/>
-          <w:color w:val="0A2540"/>
-          <w:sz w:val="22"/>
-          <w:szCs w:val="22"/>
-        </w:rPr>
-        <w:t xml:space="preserve">{{ANALISE_EFIC_1}}</w:t>
-      </w:r>
-    </w:p>
-    <w:p>
-      <w:pPr>
-        <w:spacing w:after="60" w:before="60" w:line="300"/>
-        <w:jc w:val="both"/>
-      </w:pPr>
-      <w:r>
-        <w:rPr>
-          <w:rFonts w:ascii="Arial" w:cs="Arial" w:eastAsia="Arial" w:hAnsi="Arial"/>
-          <w:b w:val="false"/>
-          <w:bCs w:val="false"/>
-          <w:i w:val="false"/>
-          <w:iCs w:val="false"/>
-          <w:color w:val="0A2540"/>
-          <w:sz w:val="22"/>
-          <w:szCs w:val="22"/>
-        </w:rPr>
-        <w:t xml:space="preserve">{{ANALISE_EFIC_2}}</w:t>
-      </w:r>
-    </w:p>
-    <w:p>
-      <w:pPr>
-        <w:spacing w:after="60" w:before="60" w:line="300"/>
-        <w:jc w:val="both"/>
-      </w:pPr>
-      <w:r>
-        <w:rPr>
-          <w:rFonts w:ascii="Arial" w:cs="Arial" w:eastAsia="Arial" w:hAnsi="Arial"/>
-          <w:b w:val="false"/>
-          <w:bCs w:val="false"/>
-          <w:i w:val="false"/>
-          <w:iCs w:val="false"/>
-          <w:color w:val="0A2540"/>
-          <w:sz w:val="22"/>
-          <w:szCs w:val="22"/>
-        </w:rPr>
-        <w:t xml:space="preserve">{{ANALISE_EFIC_3}}</w:t>
-      </w:r>
-    </w:p>
-    <w:p>
-      <w:pPr>
-        <w:spacing w:after="0" w:before="0"/>
-      </w:pPr>
-      <w:r>
-        <w:rPr>
-          <w:rFonts w:ascii="Arial" w:cs="Arial" w:eastAsia="Arial" w:hAnsi="Arial"/>
-          <w:color w:val="FFFFFF"/>
-          <w:sz w:val="2"/>
-          <w:szCs w:val="2"/>
-        </w:rPr>
-        <w:t xml:space="preserve">{{__SECAO5_LIMPAR_1__}}</w:t>
-      </w:r>
-    </w:p>
-    <w:p>
-      <w:pPr>
-        <w:spacing w:after="0" w:before="0"/>
-      </w:pPr>
-      <w:r>
-        <w:rPr>
-          <w:rFonts w:ascii="Arial" w:cs="Arial" w:eastAsia="Arial" w:hAnsi="Arial"/>
-          <w:color w:val="FFFFFF"/>
-          <w:sz w:val="2"/>
-          <w:szCs w:val="2"/>
-        </w:rPr>
-        <w:t xml:space="preserve">{{__SECAO_EFICIENCIA_FIM__}}</w:t>
-      </w:r>
-    </w:p>
-    <w:p>
-      <w:pPr>
-        <w:spacing w:after="0" w:before="0"/>
-      </w:pPr>
-      <w:r>
-        <w:rPr>
-          <w:rFonts w:ascii="Arial" w:cs="Arial" w:eastAsia="Arial" w:hAnsi="Arial"/>
-          <w:color w:val="FFFFFF"/>
-          <w:sz w:val="2"/>
-          <w:szCs w:val="2"/>
-        </w:rPr>
-        <w:t xml:space="preserve">{{__SECAO_NCS_INI__}}</w:t>
-      </w:r>
-    </w:p>
-    <w:p>
-      <w:pPr>
-        <w:spacing w:after="180" w:before="360"/>
-      </w:pPr>
-      <w:r>
-        <w:rPr>
-          <w:rFonts w:ascii="Arial" w:cs="Arial" w:eastAsia="Arial" w:hAnsi="Arial"/>
-          <w:b/>
-          <w:bCs/>
-          <w:color w:val="0A2540"/>
-          <w:sz w:val="28"/>
-          <w:szCs w:val="28"/>
-        </w:rPr>
-        <w:t xml:space="preserve">{{NUM_NCS}}. </w:t>
-      </w:r>
-      <w:r>
-        <w:rPr>
-          <w:rFonts w:ascii="Arial" w:cs="Arial" w:eastAsia="Arial" w:hAnsi="Arial"/>
-          <w:b/>
-          <w:bCs/>
-          <w:color w:val="0A2540"/>
-          <w:sz w:val="28"/>
-          <w:szCs w:val="28"/>
-        </w:rPr>
-        <w:t xml:space="preserve">NÃO CONFORMIDADES E MEDIDAS MITIGADORAS</w:t>
-      </w:r>
-    </w:p>
-    <w:p>
-      <w:pPr>
-        <w:spacing w:after="60" w:before="60" w:line="300"/>
-        <w:jc w:val="both"/>
-      </w:pPr>
-      <w:r>
-        <w:rPr>
-          <w:rFonts w:ascii="Arial" w:cs="Arial" w:eastAsia="Arial" w:hAnsi="Arial"/>
-          <w:b w:val="false"/>
-          <w:bCs w:val="false"/>
-          <w:i w:val="false"/>
-          <w:iCs w:val="false"/>
-          <w:color w:val="0A2540"/>
+          <w:color w:val="000000"/>
           <w:sz w:val="22"/>
           <w:szCs w:val="22"/>
         </w:rPr>
@@ -4569,13 +2316,14 @@
       </w:tblPr>
       <w:tblGrid>
         <w:gridCol w:w="600"/>
+        <w:gridCol w:w="2980"/>
         <w:gridCol w:w="3400"/>
-        <w:gridCol w:w="3400"/>
-        <w:gridCol w:w="980"/>
+        <w:gridCol w:w="1400"/>
         <w:gridCol w:w="980"/>
       </w:tblGrid>
       <w:tr>
         <w:trPr>
+          <w:cantSplit/>
           <w:tblHeader/>
         </w:trPr>
         <w:tc>
@@ -4606,7 +2354,7 @@
                 <w:rFonts w:ascii="Arial" w:cs="Arial" w:eastAsia="Arial" w:hAnsi="Arial"/>
                 <w:b/>
                 <w:bCs/>
-                <w:color w:val="0A2540"/>
+                <w:color w:val="000000"/>
                 <w:sz w:val="20"/>
                 <w:szCs w:val="20"/>
               </w:rPr>
@@ -4642,7 +2390,7 @@
                 <w:rFonts w:ascii="Arial" w:cs="Arial" w:eastAsia="Arial" w:hAnsi="Arial"/>
                 <w:b/>
                 <w:bCs/>
-                <w:color w:val="0A2540"/>
+                <w:color w:val="000000"/>
                 <w:sz w:val="20"/>
                 <w:szCs w:val="20"/>
               </w:rPr>
@@ -4678,7 +2426,7 @@
                 <w:rFonts w:ascii="Arial" w:cs="Arial" w:eastAsia="Arial" w:hAnsi="Arial"/>
                 <w:b/>
                 <w:bCs/>
-                <w:color w:val="0A2540"/>
+                <w:color w:val="000000"/>
                 <w:sz w:val="20"/>
                 <w:szCs w:val="20"/>
               </w:rPr>
@@ -4714,7 +2462,7 @@
                 <w:rFonts w:ascii="Arial" w:cs="Arial" w:eastAsia="Arial" w:hAnsi="Arial"/>
                 <w:b/>
                 <w:bCs/>
-                <w:color w:val="0A2540"/>
+                <w:color w:val="000000"/>
                 <w:sz w:val="20"/>
                 <w:szCs w:val="20"/>
               </w:rPr>
@@ -4750,7 +2498,7 @@
                 <w:rFonts w:ascii="Arial" w:cs="Arial" w:eastAsia="Arial" w:hAnsi="Arial"/>
                 <w:b/>
                 <w:bCs/>
-                <w:color w:val="0A2540"/>
+                <w:color w:val="000000"/>
                 <w:sz w:val="20"/>
                 <w:szCs w:val="20"/>
               </w:rPr>
@@ -4760,6 +2508,9 @@
         </w:tc>
       </w:tr>
       <w:tr>
+        <w:trPr>
+          <w:cantSplit/>
+        </w:trPr>
         <w:tc>
           <w:tcPr>
             <w:tcW w:type="dxa" w:w="600"/>
@@ -4787,7 +2538,7 @@
                 <w:rFonts w:ascii="Arial" w:cs="Arial" w:eastAsia="Arial" w:hAnsi="Arial"/>
                 <w:b/>
                 <w:bCs/>
-                <w:color w:val="0A2540"/>
+                <w:color w:val="000000"/>
                 <w:sz w:val="20"/>
                 <w:szCs w:val="20"/>
               </w:rPr>
@@ -4822,7 +2573,7 @@
                 <w:rFonts w:ascii="Arial" w:cs="Arial" w:eastAsia="Arial" w:hAnsi="Arial"/>
                 <w:b w:val="false"/>
                 <w:bCs w:val="false"/>
-                <w:color w:val="0A2540"/>
+                <w:color w:val="000000"/>
                 <w:sz w:val="20"/>
                 <w:szCs w:val="20"/>
               </w:rPr>
@@ -4857,7 +2608,7 @@
                 <w:rFonts w:ascii="Arial" w:cs="Arial" w:eastAsia="Arial" w:hAnsi="Arial"/>
                 <w:b w:val="false"/>
                 <w:bCs w:val="false"/>
-                <w:color w:val="0A2540"/>
+                <w:color w:val="000000"/>
                 <w:sz w:val="20"/>
                 <w:szCs w:val="20"/>
               </w:rPr>
@@ -4892,7 +2643,7 @@
                 <w:rFonts w:ascii="Arial" w:cs="Arial" w:eastAsia="Arial" w:hAnsi="Arial"/>
                 <w:b/>
                 <w:bCs/>
-                <w:color w:val="0A2540"/>
+                <w:color w:val="000000"/>
                 <w:sz w:val="20"/>
                 <w:szCs w:val="20"/>
               </w:rPr>
@@ -4927,7 +2678,7 @@
                 <w:rFonts w:ascii="Arial" w:cs="Arial" w:eastAsia="Arial" w:hAnsi="Arial"/>
                 <w:b w:val="false"/>
                 <w:bCs w:val="false"/>
-                <w:color w:val="0A2540"/>
+                <w:color w:val="000000"/>
                 <w:sz w:val="20"/>
                 <w:szCs w:val="20"/>
               </w:rPr>
@@ -4937,6 +2688,9 @@
         </w:tc>
       </w:tr>
       <w:tr>
+        <w:trPr>
+          <w:cantSplit/>
+        </w:trPr>
         <w:tc>
           <w:tcPr>
             <w:tcW w:type="dxa" w:w="600"/>
@@ -4964,7 +2718,7 @@
                 <w:rFonts w:ascii="Arial" w:cs="Arial" w:eastAsia="Arial" w:hAnsi="Arial"/>
                 <w:b/>
                 <w:bCs/>
-                <w:color w:val="0A2540"/>
+                <w:color w:val="000000"/>
                 <w:sz w:val="20"/>
                 <w:szCs w:val="20"/>
               </w:rPr>
@@ -4999,7 +2753,7 @@
                 <w:rFonts w:ascii="Arial" w:cs="Arial" w:eastAsia="Arial" w:hAnsi="Arial"/>
                 <w:b w:val="false"/>
                 <w:bCs w:val="false"/>
-                <w:color w:val="0A2540"/>
+                <w:color w:val="000000"/>
                 <w:sz w:val="20"/>
                 <w:szCs w:val="20"/>
               </w:rPr>
@@ -5034,7 +2788,7 @@
                 <w:rFonts w:ascii="Arial" w:cs="Arial" w:eastAsia="Arial" w:hAnsi="Arial"/>
                 <w:b w:val="false"/>
                 <w:bCs w:val="false"/>
-                <w:color w:val="0A2540"/>
+                <w:color w:val="000000"/>
                 <w:sz w:val="20"/>
                 <w:szCs w:val="20"/>
               </w:rPr>
@@ -5069,7 +2823,7 @@
                 <w:rFonts w:ascii="Arial" w:cs="Arial" w:eastAsia="Arial" w:hAnsi="Arial"/>
                 <w:b/>
                 <w:bCs/>
-                <w:color w:val="0A2540"/>
+                <w:color w:val="000000"/>
                 <w:sz w:val="20"/>
                 <w:szCs w:val="20"/>
               </w:rPr>
@@ -5104,7 +2858,7 @@
                 <w:rFonts w:ascii="Arial" w:cs="Arial" w:eastAsia="Arial" w:hAnsi="Arial"/>
                 <w:b w:val="false"/>
                 <w:bCs w:val="false"/>
-                <w:color w:val="0A2540"/>
+                <w:color w:val="000000"/>
                 <w:sz w:val="20"/>
                 <w:szCs w:val="20"/>
               </w:rPr>
@@ -5114,6 +2868,9 @@
         </w:tc>
       </w:tr>
       <w:tr>
+        <w:trPr>
+          <w:cantSplit/>
+        </w:trPr>
         <w:tc>
           <w:tcPr>
             <w:tcW w:type="dxa" w:w="600"/>
@@ -5141,7 +2898,7 @@
                 <w:rFonts w:ascii="Arial" w:cs="Arial" w:eastAsia="Arial" w:hAnsi="Arial"/>
                 <w:b/>
                 <w:bCs/>
-                <w:color w:val="0A2540"/>
+                <w:color w:val="000000"/>
                 <w:sz w:val="20"/>
                 <w:szCs w:val="20"/>
               </w:rPr>
@@ -5176,7 +2933,7 @@
                 <w:rFonts w:ascii="Arial" w:cs="Arial" w:eastAsia="Arial" w:hAnsi="Arial"/>
                 <w:b w:val="false"/>
                 <w:bCs w:val="false"/>
-                <w:color w:val="0A2540"/>
+                <w:color w:val="000000"/>
                 <w:sz w:val="20"/>
                 <w:szCs w:val="20"/>
               </w:rPr>
@@ -5211,7 +2968,7 @@
                 <w:rFonts w:ascii="Arial" w:cs="Arial" w:eastAsia="Arial" w:hAnsi="Arial"/>
                 <w:b w:val="false"/>
                 <w:bCs w:val="false"/>
-                <w:color w:val="0A2540"/>
+                <w:color w:val="000000"/>
                 <w:sz w:val="20"/>
                 <w:szCs w:val="20"/>
               </w:rPr>
@@ -5246,7 +3003,7 @@
                 <w:rFonts w:ascii="Arial" w:cs="Arial" w:eastAsia="Arial" w:hAnsi="Arial"/>
                 <w:b/>
                 <w:bCs/>
-                <w:color w:val="0A2540"/>
+                <w:color w:val="000000"/>
                 <w:sz w:val="20"/>
                 <w:szCs w:val="20"/>
               </w:rPr>
@@ -5281,7 +3038,7 @@
                 <w:rFonts w:ascii="Arial" w:cs="Arial" w:eastAsia="Arial" w:hAnsi="Arial"/>
                 <w:b w:val="false"/>
                 <w:bCs w:val="false"/>
-                <w:color w:val="0A2540"/>
+                <w:color w:val="000000"/>
                 <w:sz w:val="20"/>
                 <w:szCs w:val="20"/>
               </w:rPr>
@@ -5303,6 +3060,20 @@
           <w:szCs w:val="2"/>
         </w:rPr>
         <w:t xml:space="preserve">{{__SECAO_NCS_FIM__}}</w:t>
+      </w:r>
+    </w:p>
+    <w:p>
+      <w:pPr>
+        <w:spacing w:after="0" w:before="0"/>
+      </w:pPr>
+      <w:r>
+        <w:rPr>
+          <w:rFonts w:ascii="Arial" w:cs="Arial" w:eastAsia="Arial" w:hAnsi="Arial"/>
+          <w:color w:val="FFFFFF"/>
+          <w:sz w:val="2"/>
+          <w:szCs w:val="2"/>
+        </w:rPr>
+        <w:t xml:space="preserve">{{__SECAO_EFICIENCIA_INI__}}</w:t>
       </w:r>
     </w:p>
     <w:p>
@@ -5318,7 +3089,7 @@
           <w:sz w:val="28"/>
           <w:szCs w:val="28"/>
         </w:rPr>
-        <w:t xml:space="preserve">{{NUM_CONSIDERACOES}}. </w:t>
+        <w:t xml:space="preserve">{{NUM_EFICIENCIA}}. </w:t>
       </w:r>
       <w:r>
         <w:rPr>
@@ -5329,7 +3100,7 @@
           <w:sz w:val="28"/>
           <w:szCs w:val="28"/>
         </w:rPr>
-        <w:t xml:space="preserve">CONSIDERAÇÕES FINAIS</w:t>
+        <w:t xml:space="preserve">EFICIÊNCIA OPERACIONAL DA ETE</w:t>
       </w:r>
     </w:p>
     <w:p>
@@ -5344,18 +3115,25 @@
           <w:bCs w:val="false"/>
           <w:i w:val="false"/>
           <w:iCs w:val="false"/>
-          <w:color w:val="0A2540"/>
-          <w:sz w:val="22"/>
-          <w:szCs w:val="22"/>
-        </w:rPr>
-        <w:t xml:space="preserve">{{CONSID_P1}}</w:t>
-      </w:r>
-    </w:p>
-    <w:p>
-      <w:pPr>
-        <w:spacing w:after="60" w:before="60" w:line="300"/>
-        <w:jc w:val="both"/>
-      </w:pPr>
+          <w:color w:val="000000"/>
+          <w:sz w:val="22"/>
+          <w:szCs w:val="22"/>
+        </w:rPr>
+        <w:t xml:space="preserve">No mês de </w:t>
+      </w:r>
+      <w:r>
+        <w:rPr>
+          <w:rFonts w:ascii="Arial" w:cs="Arial" w:eastAsia="Arial" w:hAnsi="Arial"/>
+          <w:b/>
+          <w:bCs/>
+          <w:i w:val="false"/>
+          <w:iCs w:val="false"/>
+          <w:color w:val="000000"/>
+          <w:sz w:val="22"/>
+          <w:szCs w:val="22"/>
+        </w:rPr>
+        <w:t xml:space="preserve">{{EFIC_MES}}</w:t>
+      </w:r>
       <w:r>
         <w:rPr>
           <w:rFonts w:ascii="Arial" w:cs="Arial" w:eastAsia="Arial" w:hAnsi="Arial"/>
@@ -5363,18 +3141,25 @@
           <w:bCs w:val="false"/>
           <w:i w:val="false"/>
           <w:iCs w:val="false"/>
-          <w:color w:val="0A2540"/>
-          <w:sz w:val="22"/>
-          <w:szCs w:val="22"/>
-        </w:rPr>
-        <w:t xml:space="preserve">{{CONSID_P2}}</w:t>
-      </w:r>
-    </w:p>
-    <w:p>
-      <w:pPr>
-        <w:spacing w:after="60" w:before="60" w:line="300"/>
-        <w:jc w:val="both"/>
-      </w:pPr>
+          <w:color w:val="000000"/>
+          <w:sz w:val="22"/>
+          <w:szCs w:val="22"/>
+        </w:rPr>
+        <w:t xml:space="preserve"> foi realizada uma campanha de monitoramento da qualidade do efluente, com coleta de amostras na entrada (efluente bruto) e na saída (efluente tratado) da ETE. As análises foram executadas pelo laboratório </w:t>
+      </w:r>
+      <w:r>
+        <w:rPr>
+          <w:rFonts w:ascii="Arial" w:cs="Arial" w:eastAsia="Arial" w:hAnsi="Arial"/>
+          <w:b/>
+          <w:bCs/>
+          <w:i w:val="false"/>
+          <w:iCs w:val="false"/>
+          <w:color w:val="000000"/>
+          <w:sz w:val="22"/>
+          <w:szCs w:val="22"/>
+        </w:rPr>
+        <w:t xml:space="preserve">{{LABORATORIO}}</w:t>
+      </w:r>
       <w:r>
         <w:rPr>
           <w:rFonts w:ascii="Arial" w:cs="Arial" w:eastAsia="Arial" w:hAnsi="Arial"/>
@@ -5382,11 +3167,11 @@
           <w:bCs w:val="false"/>
           <w:i w:val="false"/>
           <w:iCs w:val="false"/>
-          <w:color w:val="0A2540"/>
-          <w:sz w:val="22"/>
-          <w:szCs w:val="22"/>
-        </w:rPr>
-        <w:t xml:space="preserve">{{CONSID_P3}}</w:t>
+          <w:color w:val="000000"/>
+          <w:sz w:val="22"/>
+          <w:szCs w:val="22"/>
+        </w:rPr>
+        <w:t xml:space="preserve">, acreditado pela ABNT NBR ISO/IEC 17025.</w:t>
       </w:r>
     </w:p>
     <w:p>
@@ -5401,18 +3186,12 @@
           <w:bCs w:val="false"/>
           <w:i w:val="false"/>
           <w:iCs w:val="false"/>
-          <w:color w:val="0A2540"/>
-          <w:sz w:val="22"/>
-          <w:szCs w:val="22"/>
-        </w:rPr>
-        <w:t xml:space="preserve">{{CONSID_P4}}</w:t>
-      </w:r>
-    </w:p>
-    <w:p>
-      <w:pPr>
-        <w:spacing w:after="60" w:before="60" w:line="300"/>
-        <w:jc w:val="both"/>
-      </w:pPr>
+          <w:color w:val="000000"/>
+          <w:sz w:val="22"/>
+          <w:szCs w:val="22"/>
+        </w:rPr>
+        <w:t xml:space="preserve">Os parâmetros analisados foram </w:t>
+      </w:r>
       <w:r>
         <w:rPr>
           <w:rFonts w:ascii="Arial" w:cs="Arial" w:eastAsia="Arial" w:hAnsi="Arial"/>
@@ -5420,18 +3199,12 @@
           <w:bCs w:val="false"/>
           <w:i w:val="false"/>
           <w:iCs w:val="false"/>
-          <w:color w:val="0A2540"/>
-          <w:sz w:val="22"/>
-          <w:szCs w:val="22"/>
-        </w:rPr>
-        <w:t xml:space="preserve">{{CONSID_P5}}</w:t>
-      </w:r>
-    </w:p>
-    <w:p>
-      <w:pPr>
-        <w:spacing w:after="60" w:before="60" w:line="300"/>
-        <w:jc w:val="both"/>
-      </w:pPr>
+          <w:color w:val="000000"/>
+          <w:sz w:val="22"/>
+          <w:szCs w:val="22"/>
+        </w:rPr>
+        <w:t xml:space="preserve">{{LISTA_PARAMETROS}}</w:t>
+      </w:r>
       <w:r>
         <w:rPr>
           <w:rFonts w:ascii="Arial" w:cs="Arial" w:eastAsia="Arial" w:hAnsi="Arial"/>
@@ -5439,18 +3212,12 @@
           <w:bCs w:val="false"/>
           <w:i w:val="false"/>
           <w:iCs w:val="false"/>
-          <w:color w:val="0A2540"/>
-          <w:sz w:val="22"/>
-          <w:szCs w:val="22"/>
-        </w:rPr>
-        <w:t xml:space="preserve">{{CONSID_P6}}</w:t>
-      </w:r>
-    </w:p>
-    <w:p>
-      <w:pPr>
-        <w:spacing w:after="60" w:before="60" w:line="300"/>
-        <w:jc w:val="both"/>
-      </w:pPr>
+          <w:color w:val="000000"/>
+          <w:sz w:val="22"/>
+          <w:szCs w:val="22"/>
+        </w:rPr>
+        <w:t xml:space="preserve">, conforme exigido pela Resolução CONAMA nº 430/2011 para lançamento de efluentes em corpos receptores</w:t>
+      </w:r>
       <w:r>
         <w:rPr>
           <w:rFonts w:ascii="Arial" w:cs="Arial" w:eastAsia="Arial" w:hAnsi="Arial"/>
@@ -5458,18 +3225,12 @@
           <w:bCs w:val="false"/>
           <w:i w:val="false"/>
           <w:iCs w:val="false"/>
-          <w:color w:val="0A2540"/>
-          <w:sz w:val="22"/>
-          <w:szCs w:val="22"/>
-        </w:rPr>
-        <w:t xml:space="preserve">{{CONSID_P7}}</w:t>
-      </w:r>
-    </w:p>
-    <w:p>
-      <w:pPr>
-        <w:spacing w:after="0" w:before="480"/>
-        <w:jc w:val="both"/>
-      </w:pPr>
+          <w:color w:val="000000"/>
+          <w:sz w:val="22"/>
+          <w:szCs w:val="22"/>
+        </w:rPr>
+        <w:t xml:space="preserve">{{METODOLOGIA_OPCIONAL}}</w:t>
+      </w:r>
       <w:r>
         <w:rPr>
           <w:rFonts w:ascii="Arial" w:cs="Arial" w:eastAsia="Arial" w:hAnsi="Arial"/>
@@ -5477,7 +3238,2424 @@
           <w:bCs w:val="false"/>
           <w:i w:val="false"/>
           <w:iCs w:val="false"/>
+          <w:color w:val="000000"/>
+          <w:sz w:val="22"/>
+          <w:szCs w:val="22"/>
+        </w:rPr>
+        <w:t xml:space="preserve">.</w:t>
+      </w:r>
+    </w:p>
+    <w:p>
+      <w:pPr>
+        <w:spacing w:after="60" w:before="60" w:line="300"/>
+        <w:jc w:val="both"/>
+      </w:pPr>
+      <w:r>
+        <w:rPr>
+          <w:rFonts w:ascii="Arial" w:cs="Arial" w:eastAsia="Arial" w:hAnsi="Arial"/>
+          <w:b w:val="false"/>
+          <w:bCs w:val="false"/>
+          <w:i w:val="false"/>
+          <w:iCs w:val="false"/>
+          <w:color w:val="000000"/>
+          <w:sz w:val="22"/>
+          <w:szCs w:val="22"/>
+        </w:rPr>
+        <w:t xml:space="preserve">Amostragem realizada em </w:t>
+      </w:r>
+      <w:r>
+        <w:rPr>
+          <w:rFonts w:ascii="Arial" w:cs="Arial" w:eastAsia="Arial" w:hAnsi="Arial"/>
+          <w:b/>
+          <w:bCs/>
+          <w:i w:val="false"/>
+          <w:iCs w:val="false"/>
+          <w:color w:val="000000"/>
+          <w:sz w:val="22"/>
+          <w:szCs w:val="22"/>
+        </w:rPr>
+        <w:t xml:space="preserve">{{DATA_AMOSTRAGEM}}</w:t>
+      </w:r>
+      <w:r>
+        <w:rPr>
+          <w:rFonts w:ascii="Arial" w:cs="Arial" w:eastAsia="Arial" w:hAnsi="Arial"/>
+          <w:b w:val="false"/>
+          <w:bCs w:val="false"/>
+          <w:i w:val="false"/>
+          <w:iCs w:val="false"/>
+          <w:color w:val="000000"/>
+          <w:sz w:val="22"/>
+          <w:szCs w:val="22"/>
+        </w:rPr>
+        <w:t xml:space="preserve">. Laudo nº </w:t>
+      </w:r>
+      <w:r>
+        <w:rPr>
+          <w:rFonts w:ascii="Arial" w:cs="Arial" w:eastAsia="Arial" w:hAnsi="Arial"/>
+          <w:b/>
+          <w:bCs/>
+          <w:i w:val="false"/>
+          <w:iCs w:val="false"/>
+          <w:color w:val="000000"/>
+          <w:sz w:val="22"/>
+          <w:szCs w:val="22"/>
+        </w:rPr>
+        <w:t xml:space="preserve">{{LAUDO_BRUTO}}</w:t>
+      </w:r>
+      <w:r>
+        <w:rPr>
+          <w:rFonts w:ascii="Arial" w:cs="Arial" w:eastAsia="Arial" w:hAnsi="Arial"/>
+          <w:b w:val="false"/>
+          <w:bCs w:val="false"/>
+          <w:i w:val="false"/>
+          <w:iCs w:val="false"/>
+          <w:color w:val="000000"/>
+          <w:sz w:val="22"/>
+          <w:szCs w:val="22"/>
+        </w:rPr>
+        <w:t xml:space="preserve"> (efluente bruto) e nº </w:t>
+      </w:r>
+      <w:r>
+        <w:rPr>
+          <w:rFonts w:ascii="Arial" w:cs="Arial" w:eastAsia="Arial" w:hAnsi="Arial"/>
+          <w:b/>
+          <w:bCs/>
+          <w:i w:val="false"/>
+          <w:iCs w:val="false"/>
+          <w:color w:val="000000"/>
+          <w:sz w:val="22"/>
+          <w:szCs w:val="22"/>
+        </w:rPr>
+        <w:t xml:space="preserve">{{LAUDO_TRATADO}}</w:t>
+      </w:r>
+      <w:r>
+        <w:rPr>
+          <w:rFonts w:ascii="Arial" w:cs="Arial" w:eastAsia="Arial" w:hAnsi="Arial"/>
+          <w:b w:val="false"/>
+          <w:bCs w:val="false"/>
+          <w:i w:val="false"/>
+          <w:iCs w:val="false"/>
+          <w:color w:val="000000"/>
+          <w:sz w:val="22"/>
+          <w:szCs w:val="22"/>
+        </w:rPr>
+        <w:t xml:space="preserve"> (efluente tratado). Elaboração dos laudos em </w:t>
+      </w:r>
+      <w:r>
+        <w:rPr>
+          <w:rFonts w:ascii="Arial" w:cs="Arial" w:eastAsia="Arial" w:hAnsi="Arial"/>
+          <w:b/>
+          <w:bCs/>
+          <w:i w:val="false"/>
+          <w:iCs w:val="false"/>
+          <w:color w:val="000000"/>
+          <w:sz w:val="22"/>
+          <w:szCs w:val="22"/>
+        </w:rPr>
+        <w:t xml:space="preserve">{{DATA_LAUDOS}}</w:t>
+      </w:r>
+      <w:r>
+        <w:rPr>
+          <w:rFonts w:ascii="Arial" w:cs="Arial" w:eastAsia="Arial" w:hAnsi="Arial"/>
+          <w:b w:val="false"/>
+          <w:bCs w:val="false"/>
+          <w:i w:val="false"/>
+          <w:iCs w:val="false"/>
+          <w:color w:val="000000"/>
+          <w:sz w:val="22"/>
+          <w:szCs w:val="22"/>
+        </w:rPr>
+        <w:t xml:space="preserve">.</w:t>
+      </w:r>
+    </w:p>
+    <w:tbl>
+      <w:tblPr>
+        <w:tblW w:type="dxa" w:w="9360"/>
+        <w:tblBorders>
+          <w:top w:val="single" w:color="auto" w:sz="4"/>
+          <w:left w:val="single" w:color="auto" w:sz="4"/>
+          <w:bottom w:val="single" w:color="auto" w:sz="4"/>
+          <w:right w:val="single" w:color="auto" w:sz="4"/>
+          <w:insideH w:val="single" w:color="auto" w:sz="4"/>
+          <w:insideV w:val="single" w:color="auto" w:sz="4"/>
+        </w:tblBorders>
+      </w:tblPr>
+      <w:tblGrid>
+        <w:gridCol w:w="1260"/>
+        <w:gridCol w:w="1100"/>
+        <w:gridCol w:w="1300"/>
+        <w:gridCol w:w="1300"/>
+        <w:gridCol w:w="1200"/>
+        <w:gridCol w:w="1500"/>
+        <w:gridCol w:w="1700"/>
+      </w:tblGrid>
+      <w:tr>
+        <w:trPr>
+          <w:cantSplit/>
+          <w:tblHeader/>
+        </w:trPr>
+        <w:tc>
+          <w:tcPr>
+            <w:tcW w:type="dxa" w:w="1700"/>
+            <w:tcBorders>
+              <w:top w:val="single" w:color="DDE6EE" w:sz="4"/>
+              <w:left w:val="single" w:color="DDE6EE" w:sz="4"/>
+              <w:bottom w:val="single" w:color="DDE6EE" w:sz="4"/>
+              <w:right w:val="single" w:color="DDE6EE" w:sz="4"/>
+            </w:tcBorders>
+            <w:shd w:fill="E5F5FD" w:val="clear"/>
+            <w:tcMar>
+              <w:top w:type="dxa" w:w="100"/>
+              <w:left w:type="dxa" w:w="120"/>
+              <w:bottom w:type="dxa" w:w="100"/>
+              <w:right w:type="dxa" w:w="120"/>
+            </w:tcMar>
+            <w:vAlign w:val="center"/>
+          </w:tcPr>
+          <w:p>
+            <w:pPr>
+              <w:spacing w:after="0" w:before="0"/>
+              <w:jc w:val="center"/>
+            </w:pPr>
+            <w:r>
+              <w:rPr>
+                <w:rFonts w:ascii="Arial" w:cs="Arial" w:eastAsia="Arial" w:hAnsi="Arial"/>
+                <w:b/>
+                <w:bCs/>
+                <w:color w:val="000000"/>
+                <w:sz w:val="20"/>
+                <w:szCs w:val="20"/>
+              </w:rPr>
+              <w:t xml:space="preserve">Parâmetro</w:t>
+            </w:r>
+          </w:p>
+        </w:tc>
+        <w:tc>
+          <w:tcPr>
+            <w:tcW w:type="dxa" w:w="1100"/>
+            <w:tcBorders>
+              <w:top w:val="single" w:color="DDE6EE" w:sz="4"/>
+              <w:left w:val="single" w:color="DDE6EE" w:sz="4"/>
+              <w:bottom w:val="single" w:color="DDE6EE" w:sz="4"/>
+              <w:right w:val="single" w:color="DDE6EE" w:sz="4"/>
+            </w:tcBorders>
+            <w:shd w:fill="E5F5FD" w:val="clear"/>
+            <w:tcMar>
+              <w:top w:type="dxa" w:w="100"/>
+              <w:left w:type="dxa" w:w="120"/>
+              <w:bottom w:type="dxa" w:w="100"/>
+              <w:right w:type="dxa" w:w="120"/>
+            </w:tcMar>
+            <w:vAlign w:val="center"/>
+          </w:tcPr>
+          <w:p>
+            <w:pPr>
+              <w:spacing w:after="0" w:before="0"/>
+              <w:jc w:val="center"/>
+            </w:pPr>
+            <w:r>
+              <w:rPr>
+                <w:rFonts w:ascii="Arial" w:cs="Arial" w:eastAsia="Arial" w:hAnsi="Arial"/>
+                <w:b/>
+                <w:bCs/>
+                <w:color w:val="000000"/>
+                <w:sz w:val="20"/>
+                <w:szCs w:val="20"/>
+              </w:rPr>
+              <w:t xml:space="preserve">Unidade</w:t>
+            </w:r>
+          </w:p>
+        </w:tc>
+        <w:tc>
+          <w:tcPr>
+            <w:tcW w:type="dxa" w:w="1300"/>
+            <w:tcBorders>
+              <w:top w:val="single" w:color="DDE6EE" w:sz="4"/>
+              <w:left w:val="single" w:color="DDE6EE" w:sz="4"/>
+              <w:bottom w:val="single" w:color="DDE6EE" w:sz="4"/>
+              <w:right w:val="single" w:color="DDE6EE" w:sz="4"/>
+            </w:tcBorders>
+            <w:shd w:fill="E5F5FD" w:val="clear"/>
+            <w:tcMar>
+              <w:top w:type="dxa" w:w="100"/>
+              <w:left w:type="dxa" w:w="120"/>
+              <w:bottom w:type="dxa" w:w="100"/>
+              <w:right w:type="dxa" w:w="120"/>
+            </w:tcMar>
+            <w:vAlign w:val="center"/>
+          </w:tcPr>
+          <w:p>
+            <w:pPr>
+              <w:spacing w:after="0" w:before="0"/>
+              <w:jc w:val="center"/>
+            </w:pPr>
+            <w:r>
+              <w:rPr>
+                <w:rFonts w:ascii="Arial" w:cs="Arial" w:eastAsia="Arial" w:hAnsi="Arial"/>
+                <w:b/>
+                <w:bCs/>
+                <w:color w:val="000000"/>
+                <w:sz w:val="20"/>
+                <w:szCs w:val="20"/>
+              </w:rPr>
+              <w:t xml:space="preserve">Efluente Bruto</w:t>
+            </w:r>
+          </w:p>
+        </w:tc>
+        <w:tc>
+          <w:tcPr>
+            <w:tcW w:type="dxa" w:w="1300"/>
+            <w:tcBorders>
+              <w:top w:val="single" w:color="DDE6EE" w:sz="4"/>
+              <w:left w:val="single" w:color="DDE6EE" w:sz="4"/>
+              <w:bottom w:val="single" w:color="DDE6EE" w:sz="4"/>
+              <w:right w:val="single" w:color="DDE6EE" w:sz="4"/>
+            </w:tcBorders>
+            <w:shd w:fill="E5F5FD" w:val="clear"/>
+            <w:tcMar>
+              <w:top w:type="dxa" w:w="100"/>
+              <w:left w:type="dxa" w:w="120"/>
+              <w:bottom w:type="dxa" w:w="100"/>
+              <w:right w:type="dxa" w:w="120"/>
+            </w:tcMar>
+            <w:vAlign w:val="center"/>
+          </w:tcPr>
+          <w:p>
+            <w:pPr>
+              <w:spacing w:after="0" w:before="0"/>
+              <w:jc w:val="center"/>
+            </w:pPr>
+            <w:r>
+              <w:rPr>
+                <w:rFonts w:ascii="Arial" w:cs="Arial" w:eastAsia="Arial" w:hAnsi="Arial"/>
+                <w:b/>
+                <w:bCs/>
+                <w:color w:val="000000"/>
+                <w:sz w:val="20"/>
+                <w:szCs w:val="20"/>
+              </w:rPr>
+              <w:t xml:space="preserve">Efluente Tratado</w:t>
+            </w:r>
+          </w:p>
+        </w:tc>
+        <w:tc>
+          <w:tcPr>
+            <w:tcW w:type="dxa" w:w="1200"/>
+            <w:tcBorders>
+              <w:top w:val="single" w:color="DDE6EE" w:sz="4"/>
+              <w:left w:val="single" w:color="DDE6EE" w:sz="4"/>
+              <w:bottom w:val="single" w:color="DDE6EE" w:sz="4"/>
+              <w:right w:val="single" w:color="DDE6EE" w:sz="4"/>
+            </w:tcBorders>
+            <w:shd w:fill="E5F5FD" w:val="clear"/>
+            <w:tcMar>
+              <w:top w:type="dxa" w:w="100"/>
+              <w:left w:type="dxa" w:w="120"/>
+              <w:bottom w:type="dxa" w:w="100"/>
+              <w:right w:type="dxa" w:w="120"/>
+            </w:tcMar>
+            <w:vAlign w:val="center"/>
+          </w:tcPr>
+          <w:p>
+            <w:pPr>
+              <w:spacing w:after="0" w:before="0"/>
+              <w:jc w:val="center"/>
+            </w:pPr>
+            <w:r>
+              <w:rPr>
+                <w:rFonts w:ascii="Arial" w:cs="Arial" w:eastAsia="Arial" w:hAnsi="Arial"/>
+                <w:b/>
+                <w:bCs/>
+                <w:color w:val="000000"/>
+                <w:sz w:val="20"/>
+                <w:szCs w:val="20"/>
+              </w:rPr>
+              <w:t xml:space="preserve">Eficiência</w:t>
+            </w:r>
+          </w:p>
+        </w:tc>
+        <w:tc>
+          <w:tcPr>
+            <w:tcW w:type="dxa" w:w="1500"/>
+            <w:tcBorders>
+              <w:top w:val="single" w:color="DDE6EE" w:sz="4"/>
+              <w:left w:val="single" w:color="DDE6EE" w:sz="4"/>
+              <w:bottom w:val="single" w:color="DDE6EE" w:sz="4"/>
+              <w:right w:val="single" w:color="DDE6EE" w:sz="4"/>
+            </w:tcBorders>
+            <w:shd w:fill="E5F5FD" w:val="clear"/>
+            <w:tcMar>
+              <w:top w:type="dxa" w:w="100"/>
+              <w:left w:type="dxa" w:w="120"/>
+              <w:bottom w:type="dxa" w:w="100"/>
+              <w:right w:type="dxa" w:w="120"/>
+            </w:tcMar>
+            <w:vAlign w:val="center"/>
+          </w:tcPr>
+          <w:p>
+            <w:pPr>
+              <w:spacing w:after="0" w:before="0"/>
+              <w:jc w:val="center"/>
+            </w:pPr>
+            <w:r>
+              <w:rPr>
+                <w:rFonts w:ascii="Arial" w:cs="Arial" w:eastAsia="Arial" w:hAnsi="Arial"/>
+                <w:b/>
+                <w:bCs/>
+                <w:color w:val="000000"/>
+                <w:sz w:val="20"/>
+                <w:szCs w:val="20"/>
+              </w:rPr>
+              <w:t xml:space="preserve">CONAMA 430</w:t>
+            </w:r>
+          </w:p>
+        </w:tc>
+        <w:tc>
+          <w:tcPr>
+            <w:tcW w:type="dxa" w:w="1260"/>
+            <w:tcBorders>
+              <w:top w:val="single" w:color="DDE6EE" w:sz="4"/>
+              <w:left w:val="single" w:color="DDE6EE" w:sz="4"/>
+              <w:bottom w:val="single" w:color="DDE6EE" w:sz="4"/>
+              <w:right w:val="single" w:color="DDE6EE" w:sz="4"/>
+            </w:tcBorders>
+            <w:shd w:fill="E5F5FD" w:val="clear"/>
+            <w:tcMar>
+              <w:top w:type="dxa" w:w="100"/>
+              <w:left w:type="dxa" w:w="120"/>
+              <w:bottom w:type="dxa" w:w="100"/>
+              <w:right w:type="dxa" w:w="120"/>
+            </w:tcMar>
+            <w:vAlign w:val="center"/>
+          </w:tcPr>
+          <w:p>
+            <w:pPr>
+              <w:spacing w:after="0" w:before="0"/>
+              <w:jc w:val="center"/>
+            </w:pPr>
+            <w:r>
+              <w:rPr>
+                <w:rFonts w:ascii="Arial" w:cs="Arial" w:eastAsia="Arial" w:hAnsi="Arial"/>
+                <w:b/>
+                <w:bCs/>
+                <w:color w:val="000000"/>
+                <w:sz w:val="20"/>
+                <w:szCs w:val="20"/>
+              </w:rPr>
+              <w:t xml:space="preserve">Conformidade</w:t>
+            </w:r>
+          </w:p>
+        </w:tc>
+      </w:tr>
+      <w:tr>
+        <w:trPr>
+          <w:cantSplit/>
+        </w:trPr>
+        <w:tc>
+          <w:tcPr>
+            <w:tcW w:type="dxa" w:w="1700"/>
+            <w:tcBorders>
+              <w:top w:val="single" w:color="DDE6EE" w:sz="4"/>
+              <w:left w:val="single" w:color="DDE6EE" w:sz="4"/>
+              <w:bottom w:val="single" w:color="DDE6EE" w:sz="4"/>
+              <w:right w:val="single" w:color="DDE6EE" w:sz="4"/>
+            </w:tcBorders>
+            <w:tcMar>
+              <w:top w:type="dxa" w:w="80"/>
+              <w:left w:type="dxa" w:w="120"/>
+              <w:bottom w:type="dxa" w:w="80"/>
+              <w:right w:type="dxa" w:w="120"/>
+            </w:tcMar>
+            <w:vAlign w:val="center"/>
+          </w:tcPr>
+          <w:p>
+            <w:pPr>
+              <w:spacing w:after="0" w:before="0"/>
+              <w:jc w:val="left"/>
+            </w:pPr>
+            <w:r>
+              <w:rPr>
+                <w:rFonts w:ascii="Arial" w:cs="Arial" w:eastAsia="Arial" w:hAnsi="Arial"/>
+                <w:b/>
+                <w:bCs/>
+                <w:color w:val="000000"/>
+                <w:sz w:val="20"/>
+                <w:szCs w:val="20"/>
+              </w:rPr>
+              <w:t xml:space="preserve">DBO</w:t>
+            </w:r>
+          </w:p>
+        </w:tc>
+        <w:tc>
+          <w:tcPr>
+            <w:tcW w:type="dxa" w:w="1100"/>
+            <w:tcBorders>
+              <w:top w:val="single" w:color="DDE6EE" w:sz="4"/>
+              <w:left w:val="single" w:color="DDE6EE" w:sz="4"/>
+              <w:bottom w:val="single" w:color="DDE6EE" w:sz="4"/>
+              <w:right w:val="single" w:color="DDE6EE" w:sz="4"/>
+            </w:tcBorders>
+            <w:tcMar>
+              <w:top w:type="dxa" w:w="80"/>
+              <w:left w:type="dxa" w:w="120"/>
+              <w:bottom w:type="dxa" w:w="80"/>
+              <w:right w:type="dxa" w:w="120"/>
+            </w:tcMar>
+            <w:vAlign w:val="center"/>
+          </w:tcPr>
+          <w:p>
+            <w:pPr>
+              <w:spacing w:after="0" w:before="0"/>
+              <w:jc w:val="center"/>
+            </w:pPr>
+            <w:r>
+              <w:rPr>
+                <w:rFonts w:ascii="Arial" w:cs="Arial" w:eastAsia="Arial" w:hAnsi="Arial"/>
+                <w:b w:val="false"/>
+                <w:bCs w:val="false"/>
+                <w:color w:val="000000"/>
+                <w:sz w:val="20"/>
+                <w:szCs w:val="20"/>
+              </w:rPr>
+              <w:t xml:space="preserve">mg/L</w:t>
+            </w:r>
+          </w:p>
+        </w:tc>
+        <w:tc>
+          <w:tcPr>
+            <w:tcW w:type="dxa" w:w="1300"/>
+            <w:tcBorders>
+              <w:top w:val="single" w:color="DDE6EE" w:sz="4"/>
+              <w:left w:val="single" w:color="DDE6EE" w:sz="4"/>
+              <w:bottom w:val="single" w:color="DDE6EE" w:sz="4"/>
+              <w:right w:val="single" w:color="DDE6EE" w:sz="4"/>
+            </w:tcBorders>
+            <w:tcMar>
+              <w:top w:type="dxa" w:w="80"/>
+              <w:left w:type="dxa" w:w="120"/>
+              <w:bottom w:type="dxa" w:w="80"/>
+              <w:right w:type="dxa" w:w="120"/>
+            </w:tcMar>
+            <w:vAlign w:val="center"/>
+          </w:tcPr>
+          <w:p>
+            <w:pPr>
+              <w:spacing w:after="0" w:before="0"/>
+              <w:jc w:val="center"/>
+            </w:pPr>
+            <w:r>
+              <w:rPr>
+                <w:rFonts w:ascii="Arial" w:cs="Arial" w:eastAsia="Arial" w:hAnsi="Arial"/>
+                <w:b w:val="false"/>
+                <w:bCs w:val="false"/>
+                <w:color w:val="000000"/>
+                <w:sz w:val="20"/>
+                <w:szCs w:val="20"/>
+              </w:rPr>
+              <w:t xml:space="preserve">{{DBO_BRUTO}}</w:t>
+            </w:r>
+          </w:p>
+        </w:tc>
+        <w:tc>
+          <w:tcPr>
+            <w:tcW w:type="dxa" w:w="1300"/>
+            <w:tcBorders>
+              <w:top w:val="single" w:color="DDE6EE" w:sz="4"/>
+              <w:left w:val="single" w:color="DDE6EE" w:sz="4"/>
+              <w:bottom w:val="single" w:color="DDE6EE" w:sz="4"/>
+              <w:right w:val="single" w:color="DDE6EE" w:sz="4"/>
+            </w:tcBorders>
+            <w:tcMar>
+              <w:top w:type="dxa" w:w="80"/>
+              <w:left w:type="dxa" w:w="120"/>
+              <w:bottom w:type="dxa" w:w="80"/>
+              <w:right w:type="dxa" w:w="120"/>
+            </w:tcMar>
+            <w:vAlign w:val="center"/>
+          </w:tcPr>
+          <w:p>
+            <w:pPr>
+              <w:spacing w:after="0" w:before="0"/>
+              <w:jc w:val="center"/>
+            </w:pPr>
+            <w:r>
+              <w:rPr>
+                <w:rFonts w:ascii="Arial" w:cs="Arial" w:eastAsia="Arial" w:hAnsi="Arial"/>
+                <w:b w:val="false"/>
+                <w:bCs w:val="false"/>
+                <w:color w:val="000000"/>
+                <w:sz w:val="20"/>
+                <w:szCs w:val="20"/>
+              </w:rPr>
+              <w:t xml:space="preserve">{{DBO_TRATADO}}</w:t>
+            </w:r>
+          </w:p>
+        </w:tc>
+        <w:tc>
+          <w:tcPr>
+            <w:tcW w:type="dxa" w:w="1200"/>
+            <w:tcBorders>
+              <w:top w:val="single" w:color="DDE6EE" w:sz="4"/>
+              <w:left w:val="single" w:color="DDE6EE" w:sz="4"/>
+              <w:bottom w:val="single" w:color="DDE6EE" w:sz="4"/>
+              <w:right w:val="single" w:color="DDE6EE" w:sz="4"/>
+            </w:tcBorders>
+            <w:tcMar>
+              <w:top w:type="dxa" w:w="80"/>
+              <w:left w:type="dxa" w:w="120"/>
+              <w:bottom w:type="dxa" w:w="80"/>
+              <w:right w:type="dxa" w:w="120"/>
+            </w:tcMar>
+            <w:vAlign w:val="center"/>
+          </w:tcPr>
+          <w:p>
+            <w:pPr>
+              <w:spacing w:after="0" w:before="0"/>
+              <w:jc w:val="center"/>
+            </w:pPr>
+            <w:r>
+              <w:rPr>
+                <w:rFonts w:ascii="Arial" w:cs="Arial" w:eastAsia="Arial" w:hAnsi="Arial"/>
+                <w:b w:val="false"/>
+                <w:bCs w:val="false"/>
+                <w:color w:val="000000"/>
+                <w:sz w:val="20"/>
+                <w:szCs w:val="20"/>
+              </w:rPr>
+              <w:t xml:space="preserve">{{DBO_EFIC}}</w:t>
+            </w:r>
+          </w:p>
+        </w:tc>
+        <w:tc>
+          <w:tcPr>
+            <w:tcW w:type="dxa" w:w="1500"/>
+            <w:tcBorders>
+              <w:top w:val="single" w:color="DDE6EE" w:sz="4"/>
+              <w:left w:val="single" w:color="DDE6EE" w:sz="4"/>
+              <w:bottom w:val="single" w:color="DDE6EE" w:sz="4"/>
+              <w:right w:val="single" w:color="DDE6EE" w:sz="4"/>
+            </w:tcBorders>
+            <w:tcMar>
+              <w:top w:type="dxa" w:w="80"/>
+              <w:left w:type="dxa" w:w="120"/>
+              <w:bottom w:type="dxa" w:w="80"/>
+              <w:right w:type="dxa" w:w="120"/>
+            </w:tcMar>
+            <w:vAlign w:val="center"/>
+          </w:tcPr>
+          <w:p>
+            <w:pPr>
+              <w:spacing w:after="0" w:before="0"/>
+              <w:jc w:val="center"/>
+            </w:pPr>
+            <w:r>
+              <w:rPr>
+                <w:rFonts w:ascii="Arial" w:cs="Arial" w:eastAsia="Arial" w:hAnsi="Arial"/>
+                <w:b w:val="false"/>
+                <w:bCs w:val="false"/>
+                <w:color w:val="000000"/>
+                <w:sz w:val="18"/>
+                <w:szCs w:val="18"/>
+              </w:rPr>
+              <w:t xml:space="preserve">≤ 120 ou ≥ 60%</w:t>
+            </w:r>
+          </w:p>
+        </w:tc>
+        <w:tc>
+          <w:tcPr>
+            <w:tcW w:type="dxa" w:w="1260"/>
+            <w:tcBorders>
+              <w:top w:val="single" w:color="DDE6EE" w:sz="4"/>
+              <w:left w:val="single" w:color="DDE6EE" w:sz="4"/>
+              <w:bottom w:val="single" w:color="DDE6EE" w:sz="4"/>
+              <w:right w:val="single" w:color="DDE6EE" w:sz="4"/>
+            </w:tcBorders>
+            <w:tcMar>
+              <w:top w:type="dxa" w:w="80"/>
+              <w:left w:type="dxa" w:w="120"/>
+              <w:bottom w:type="dxa" w:w="80"/>
+              <w:right w:type="dxa" w:w="120"/>
+            </w:tcMar>
+            <w:vAlign w:val="center"/>
+          </w:tcPr>
+          <w:p>
+            <w:pPr>
+              <w:spacing w:after="0" w:before="0"/>
+              <w:jc w:val="center"/>
+            </w:pPr>
+            <w:r>
+              <w:rPr>
+                <w:rFonts w:ascii="Arial" w:cs="Arial" w:eastAsia="Arial" w:hAnsi="Arial"/>
+                <w:b/>
+                <w:bCs/>
+                <w:color w:val="000000"/>
+                <w:sz w:val="20"/>
+                <w:szCs w:val="20"/>
+              </w:rPr>
+              <w:t xml:space="preserve">{{DBO_CONFORMIDADE}}</w:t>
+            </w:r>
+          </w:p>
+        </w:tc>
+      </w:tr>
+      <w:tr>
+        <w:trPr>
+          <w:cantSplit/>
+        </w:trPr>
+        <w:tc>
+          <w:tcPr>
+            <w:tcW w:type="dxa" w:w="1700"/>
+            <w:tcBorders>
+              <w:top w:val="single" w:color="DDE6EE" w:sz="4"/>
+              <w:left w:val="single" w:color="DDE6EE" w:sz="4"/>
+              <w:bottom w:val="single" w:color="DDE6EE" w:sz="4"/>
+              <w:right w:val="single" w:color="DDE6EE" w:sz="4"/>
+            </w:tcBorders>
+            <w:tcMar>
+              <w:top w:type="dxa" w:w="80"/>
+              <w:left w:type="dxa" w:w="120"/>
+              <w:bottom w:type="dxa" w:w="80"/>
+              <w:right w:type="dxa" w:w="120"/>
+            </w:tcMar>
+            <w:vAlign w:val="center"/>
+          </w:tcPr>
+          <w:p>
+            <w:pPr>
+              <w:spacing w:after="0" w:before="0"/>
+              <w:jc w:val="left"/>
+            </w:pPr>
+            <w:r>
+              <w:rPr>
+                <w:rFonts w:ascii="Arial" w:cs="Arial" w:eastAsia="Arial" w:hAnsi="Arial"/>
+                <w:b/>
+                <w:bCs/>
+                <w:color w:val="000000"/>
+                <w:sz w:val="20"/>
+                <w:szCs w:val="20"/>
+              </w:rPr>
+              <w:t xml:space="preserve">DQO</w:t>
+            </w:r>
+          </w:p>
+        </w:tc>
+        <w:tc>
+          <w:tcPr>
+            <w:tcW w:type="dxa" w:w="1100"/>
+            <w:tcBorders>
+              <w:top w:val="single" w:color="DDE6EE" w:sz="4"/>
+              <w:left w:val="single" w:color="DDE6EE" w:sz="4"/>
+              <w:bottom w:val="single" w:color="DDE6EE" w:sz="4"/>
+              <w:right w:val="single" w:color="DDE6EE" w:sz="4"/>
+            </w:tcBorders>
+            <w:tcMar>
+              <w:top w:type="dxa" w:w="80"/>
+              <w:left w:type="dxa" w:w="120"/>
+              <w:bottom w:type="dxa" w:w="80"/>
+              <w:right w:type="dxa" w:w="120"/>
+            </w:tcMar>
+            <w:vAlign w:val="center"/>
+          </w:tcPr>
+          <w:p>
+            <w:pPr>
+              <w:spacing w:after="0" w:before="0"/>
+              <w:jc w:val="center"/>
+            </w:pPr>
+            <w:r>
+              <w:rPr>
+                <w:rFonts w:ascii="Arial" w:cs="Arial" w:eastAsia="Arial" w:hAnsi="Arial"/>
+                <w:b w:val="false"/>
+                <w:bCs w:val="false"/>
+                <w:color w:val="000000"/>
+                <w:sz w:val="20"/>
+                <w:szCs w:val="20"/>
+              </w:rPr>
+              <w:t xml:space="preserve">mg/L</w:t>
+            </w:r>
+          </w:p>
+        </w:tc>
+        <w:tc>
+          <w:tcPr>
+            <w:tcW w:type="dxa" w:w="1300"/>
+            <w:tcBorders>
+              <w:top w:val="single" w:color="DDE6EE" w:sz="4"/>
+              <w:left w:val="single" w:color="DDE6EE" w:sz="4"/>
+              <w:bottom w:val="single" w:color="DDE6EE" w:sz="4"/>
+              <w:right w:val="single" w:color="DDE6EE" w:sz="4"/>
+            </w:tcBorders>
+            <w:tcMar>
+              <w:top w:type="dxa" w:w="80"/>
+              <w:left w:type="dxa" w:w="120"/>
+              <w:bottom w:type="dxa" w:w="80"/>
+              <w:right w:type="dxa" w:w="120"/>
+            </w:tcMar>
+            <w:vAlign w:val="center"/>
+          </w:tcPr>
+          <w:p>
+            <w:pPr>
+              <w:spacing w:after="0" w:before="0"/>
+              <w:jc w:val="center"/>
+            </w:pPr>
+            <w:r>
+              <w:rPr>
+                <w:rFonts w:ascii="Arial" w:cs="Arial" w:eastAsia="Arial" w:hAnsi="Arial"/>
+                <w:b w:val="false"/>
+                <w:bCs w:val="false"/>
+                <w:color w:val="000000"/>
+                <w:sz w:val="20"/>
+                <w:szCs w:val="20"/>
+              </w:rPr>
+              <w:t xml:space="preserve">{{DQO_BRUTO}}</w:t>
+            </w:r>
+          </w:p>
+        </w:tc>
+        <w:tc>
+          <w:tcPr>
+            <w:tcW w:type="dxa" w:w="1300"/>
+            <w:tcBorders>
+              <w:top w:val="single" w:color="DDE6EE" w:sz="4"/>
+              <w:left w:val="single" w:color="DDE6EE" w:sz="4"/>
+              <w:bottom w:val="single" w:color="DDE6EE" w:sz="4"/>
+              <w:right w:val="single" w:color="DDE6EE" w:sz="4"/>
+            </w:tcBorders>
+            <w:tcMar>
+              <w:top w:type="dxa" w:w="80"/>
+              <w:left w:type="dxa" w:w="120"/>
+              <w:bottom w:type="dxa" w:w="80"/>
+              <w:right w:type="dxa" w:w="120"/>
+            </w:tcMar>
+            <w:vAlign w:val="center"/>
+          </w:tcPr>
+          <w:p>
+            <w:pPr>
+              <w:spacing w:after="0" w:before="0"/>
+              <w:jc w:val="center"/>
+            </w:pPr>
+            <w:r>
+              <w:rPr>
+                <w:rFonts w:ascii="Arial" w:cs="Arial" w:eastAsia="Arial" w:hAnsi="Arial"/>
+                <w:b w:val="false"/>
+                <w:bCs w:val="false"/>
+                <w:color w:val="000000"/>
+                <w:sz w:val="20"/>
+                <w:szCs w:val="20"/>
+              </w:rPr>
+              <w:t xml:space="preserve">{{DQO_TRATADO}}</w:t>
+            </w:r>
+          </w:p>
+        </w:tc>
+        <w:tc>
+          <w:tcPr>
+            <w:tcW w:type="dxa" w:w="1200"/>
+            <w:tcBorders>
+              <w:top w:val="single" w:color="DDE6EE" w:sz="4"/>
+              <w:left w:val="single" w:color="DDE6EE" w:sz="4"/>
+              <w:bottom w:val="single" w:color="DDE6EE" w:sz="4"/>
+              <w:right w:val="single" w:color="DDE6EE" w:sz="4"/>
+            </w:tcBorders>
+            <w:tcMar>
+              <w:top w:type="dxa" w:w="80"/>
+              <w:left w:type="dxa" w:w="120"/>
+              <w:bottom w:type="dxa" w:w="80"/>
+              <w:right w:type="dxa" w:w="120"/>
+            </w:tcMar>
+            <w:vAlign w:val="center"/>
+          </w:tcPr>
+          <w:p>
+            <w:pPr>
+              <w:spacing w:after="0" w:before="0"/>
+              <w:jc w:val="center"/>
+            </w:pPr>
+            <w:r>
+              <w:rPr>
+                <w:rFonts w:ascii="Arial" w:cs="Arial" w:eastAsia="Arial" w:hAnsi="Arial"/>
+                <w:b w:val="false"/>
+                <w:bCs w:val="false"/>
+                <w:color w:val="000000"/>
+                <w:sz w:val="20"/>
+                <w:szCs w:val="20"/>
+              </w:rPr>
+              <w:t xml:space="preserve">{{DQO_EFIC}}</w:t>
+            </w:r>
+          </w:p>
+        </w:tc>
+        <w:tc>
+          <w:tcPr>
+            <w:tcW w:type="dxa" w:w="1500"/>
+            <w:tcBorders>
+              <w:top w:val="single" w:color="DDE6EE" w:sz="4"/>
+              <w:left w:val="single" w:color="DDE6EE" w:sz="4"/>
+              <w:bottom w:val="single" w:color="DDE6EE" w:sz="4"/>
+              <w:right w:val="single" w:color="DDE6EE" w:sz="4"/>
+            </w:tcBorders>
+            <w:tcMar>
+              <w:top w:type="dxa" w:w="80"/>
+              <w:left w:type="dxa" w:w="120"/>
+              <w:bottom w:type="dxa" w:w="80"/>
+              <w:right w:type="dxa" w:w="120"/>
+            </w:tcMar>
+            <w:vAlign w:val="center"/>
+          </w:tcPr>
+          <w:p>
+            <w:pPr>
+              <w:spacing w:after="0" w:before="0"/>
+              <w:jc w:val="center"/>
+            </w:pPr>
+            <w:r>
+              <w:rPr>
+                <w:rFonts w:ascii="Arial" w:cs="Arial" w:eastAsia="Arial" w:hAnsi="Arial"/>
+                <w:b w:val="false"/>
+                <w:bCs w:val="false"/>
+                <w:color w:val="000000"/>
+                <w:sz w:val="18"/>
+                <w:szCs w:val="18"/>
+              </w:rPr>
+              <w:t xml:space="preserve">—</w:t>
+            </w:r>
+          </w:p>
+        </w:tc>
+        <w:tc>
+          <w:tcPr>
+            <w:tcW w:type="dxa" w:w="1260"/>
+            <w:tcBorders>
+              <w:top w:val="single" w:color="DDE6EE" w:sz="4"/>
+              <w:left w:val="single" w:color="DDE6EE" w:sz="4"/>
+              <w:bottom w:val="single" w:color="DDE6EE" w:sz="4"/>
+              <w:right w:val="single" w:color="DDE6EE" w:sz="4"/>
+            </w:tcBorders>
+            <w:tcMar>
+              <w:top w:type="dxa" w:w="80"/>
+              <w:left w:type="dxa" w:w="120"/>
+              <w:bottom w:type="dxa" w:w="80"/>
+              <w:right w:type="dxa" w:w="120"/>
+            </w:tcMar>
+            <w:vAlign w:val="center"/>
+          </w:tcPr>
+          <w:p>
+            <w:pPr>
+              <w:spacing w:after="0" w:before="0"/>
+              <w:jc w:val="center"/>
+            </w:pPr>
+            <w:r>
+              <w:rPr>
+                <w:rFonts w:ascii="Arial" w:cs="Arial" w:eastAsia="Arial" w:hAnsi="Arial"/>
+                <w:b w:val="false"/>
+                <w:bCs w:val="false"/>
+                <w:color w:val="000000"/>
+                <w:sz w:val="20"/>
+                <w:szCs w:val="20"/>
+              </w:rPr>
+              <w:t xml:space="preserve">{{DQO_CONFORMIDADE}}</w:t>
+            </w:r>
+          </w:p>
+        </w:tc>
+      </w:tr>
+      <w:tr>
+        <w:trPr>
+          <w:cantSplit/>
+        </w:trPr>
+        <w:tc>
+          <w:tcPr>
+            <w:tcW w:type="dxa" w:w="1700"/>
+            <w:tcBorders>
+              <w:top w:val="single" w:color="DDE6EE" w:sz="4"/>
+              <w:left w:val="single" w:color="DDE6EE" w:sz="4"/>
+              <w:bottom w:val="single" w:color="DDE6EE" w:sz="4"/>
+              <w:right w:val="single" w:color="DDE6EE" w:sz="4"/>
+            </w:tcBorders>
+            <w:tcMar>
+              <w:top w:type="dxa" w:w="80"/>
+              <w:left w:type="dxa" w:w="120"/>
+              <w:bottom w:type="dxa" w:w="80"/>
+              <w:right w:type="dxa" w:w="120"/>
+            </w:tcMar>
+            <w:vAlign w:val="center"/>
+          </w:tcPr>
+          <w:p>
+            <w:pPr>
+              <w:spacing w:after="0" w:before="0"/>
+              <w:jc w:val="left"/>
+            </w:pPr>
+            <w:r>
+              <w:rPr>
+                <w:rFonts w:ascii="Arial" w:cs="Arial" w:eastAsia="Arial" w:hAnsi="Arial"/>
+                <w:b/>
+                <w:bCs/>
+                <w:color w:val="000000"/>
+                <w:sz w:val="20"/>
+                <w:szCs w:val="20"/>
+              </w:rPr>
+              <w:t xml:space="preserve">Nitrogênio Total</w:t>
+            </w:r>
+          </w:p>
+        </w:tc>
+        <w:tc>
+          <w:tcPr>
+            <w:tcW w:type="dxa" w:w="1100"/>
+            <w:tcBorders>
+              <w:top w:val="single" w:color="DDE6EE" w:sz="4"/>
+              <w:left w:val="single" w:color="DDE6EE" w:sz="4"/>
+              <w:bottom w:val="single" w:color="DDE6EE" w:sz="4"/>
+              <w:right w:val="single" w:color="DDE6EE" w:sz="4"/>
+            </w:tcBorders>
+            <w:tcMar>
+              <w:top w:type="dxa" w:w="80"/>
+              <w:left w:type="dxa" w:w="120"/>
+              <w:bottom w:type="dxa" w:w="80"/>
+              <w:right w:type="dxa" w:w="120"/>
+            </w:tcMar>
+            <w:vAlign w:val="center"/>
+          </w:tcPr>
+          <w:p>
+            <w:pPr>
+              <w:spacing w:after="0" w:before="0"/>
+              <w:jc w:val="center"/>
+            </w:pPr>
+            <w:r>
+              <w:rPr>
+                <w:rFonts w:ascii="Arial" w:cs="Arial" w:eastAsia="Arial" w:hAnsi="Arial"/>
+                <w:b w:val="false"/>
+                <w:bCs w:val="false"/>
+                <w:color w:val="000000"/>
+                <w:sz w:val="20"/>
+                <w:szCs w:val="20"/>
+              </w:rPr>
+              <w:t xml:space="preserve">mg/L</w:t>
+            </w:r>
+          </w:p>
+        </w:tc>
+        <w:tc>
+          <w:tcPr>
+            <w:tcW w:type="dxa" w:w="1300"/>
+            <w:tcBorders>
+              <w:top w:val="single" w:color="DDE6EE" w:sz="4"/>
+              <w:left w:val="single" w:color="DDE6EE" w:sz="4"/>
+              <w:bottom w:val="single" w:color="DDE6EE" w:sz="4"/>
+              <w:right w:val="single" w:color="DDE6EE" w:sz="4"/>
+            </w:tcBorders>
+            <w:tcMar>
+              <w:top w:type="dxa" w:w="80"/>
+              <w:left w:type="dxa" w:w="120"/>
+              <w:bottom w:type="dxa" w:w="80"/>
+              <w:right w:type="dxa" w:w="120"/>
+            </w:tcMar>
+            <w:vAlign w:val="center"/>
+          </w:tcPr>
+          <w:p>
+            <w:pPr>
+              <w:spacing w:after="0" w:before="0"/>
+              <w:jc w:val="center"/>
+            </w:pPr>
+            <w:r>
+              <w:rPr>
+                <w:rFonts w:ascii="Arial" w:cs="Arial" w:eastAsia="Arial" w:hAnsi="Arial"/>
+                <w:b w:val="false"/>
+                <w:bCs w:val="false"/>
+                <w:color w:val="000000"/>
+                <w:sz w:val="20"/>
+                <w:szCs w:val="20"/>
+              </w:rPr>
+              <w:t xml:space="preserve">{{NTOTAL_BRUTO}}</w:t>
+            </w:r>
+          </w:p>
+        </w:tc>
+        <w:tc>
+          <w:tcPr>
+            <w:tcW w:type="dxa" w:w="1300"/>
+            <w:tcBorders>
+              <w:top w:val="single" w:color="DDE6EE" w:sz="4"/>
+              <w:left w:val="single" w:color="DDE6EE" w:sz="4"/>
+              <w:bottom w:val="single" w:color="DDE6EE" w:sz="4"/>
+              <w:right w:val="single" w:color="DDE6EE" w:sz="4"/>
+            </w:tcBorders>
+            <w:tcMar>
+              <w:top w:type="dxa" w:w="80"/>
+              <w:left w:type="dxa" w:w="120"/>
+              <w:bottom w:type="dxa" w:w="80"/>
+              <w:right w:type="dxa" w:w="120"/>
+            </w:tcMar>
+            <w:vAlign w:val="center"/>
+          </w:tcPr>
+          <w:p>
+            <w:pPr>
+              <w:spacing w:after="0" w:before="0"/>
+              <w:jc w:val="center"/>
+            </w:pPr>
+            <w:r>
+              <w:rPr>
+                <w:rFonts w:ascii="Arial" w:cs="Arial" w:eastAsia="Arial" w:hAnsi="Arial"/>
+                <w:b w:val="false"/>
+                <w:bCs w:val="false"/>
+                <w:color w:val="000000"/>
+                <w:sz w:val="20"/>
+                <w:szCs w:val="20"/>
+              </w:rPr>
+              <w:t xml:space="preserve">{{NTOTAL_TRATADO}}</w:t>
+            </w:r>
+          </w:p>
+        </w:tc>
+        <w:tc>
+          <w:tcPr>
+            <w:tcW w:type="dxa" w:w="1200"/>
+            <w:tcBorders>
+              <w:top w:val="single" w:color="DDE6EE" w:sz="4"/>
+              <w:left w:val="single" w:color="DDE6EE" w:sz="4"/>
+              <w:bottom w:val="single" w:color="DDE6EE" w:sz="4"/>
+              <w:right w:val="single" w:color="DDE6EE" w:sz="4"/>
+            </w:tcBorders>
+            <w:tcMar>
+              <w:top w:type="dxa" w:w="80"/>
+              <w:left w:type="dxa" w:w="120"/>
+              <w:bottom w:type="dxa" w:w="80"/>
+              <w:right w:type="dxa" w:w="120"/>
+            </w:tcMar>
+            <w:vAlign w:val="center"/>
+          </w:tcPr>
+          <w:p>
+            <w:pPr>
+              <w:spacing w:after="0" w:before="0"/>
+              <w:jc w:val="center"/>
+            </w:pPr>
+            <w:r>
+              <w:rPr>
+                <w:rFonts w:ascii="Arial" w:cs="Arial" w:eastAsia="Arial" w:hAnsi="Arial"/>
+                <w:b w:val="false"/>
+                <w:bCs w:val="false"/>
+                <w:color w:val="000000"/>
+                <w:sz w:val="20"/>
+                <w:szCs w:val="20"/>
+              </w:rPr>
+              <w:t xml:space="preserve">{{NTOTAL_EFIC}}</w:t>
+            </w:r>
+          </w:p>
+        </w:tc>
+        <w:tc>
+          <w:tcPr>
+            <w:tcW w:type="dxa" w:w="1500"/>
+            <w:tcBorders>
+              <w:top w:val="single" w:color="DDE6EE" w:sz="4"/>
+              <w:left w:val="single" w:color="DDE6EE" w:sz="4"/>
+              <w:bottom w:val="single" w:color="DDE6EE" w:sz="4"/>
+              <w:right w:val="single" w:color="DDE6EE" w:sz="4"/>
+            </w:tcBorders>
+            <w:tcMar>
+              <w:top w:type="dxa" w:w="80"/>
+              <w:left w:type="dxa" w:w="120"/>
+              <w:bottom w:type="dxa" w:w="80"/>
+              <w:right w:type="dxa" w:w="120"/>
+            </w:tcMar>
+            <w:vAlign w:val="center"/>
+          </w:tcPr>
+          <w:p>
+            <w:pPr>
+              <w:spacing w:after="0" w:before="0"/>
+              <w:jc w:val="center"/>
+            </w:pPr>
+            <w:r>
+              <w:rPr>
+                <w:rFonts w:ascii="Arial" w:cs="Arial" w:eastAsia="Arial" w:hAnsi="Arial"/>
+                <w:b w:val="false"/>
+                <w:bCs w:val="false"/>
+                <w:color w:val="000000"/>
+                <w:sz w:val="18"/>
+                <w:szCs w:val="18"/>
+              </w:rPr>
+              <w:t xml:space="preserve">—</w:t>
+            </w:r>
+          </w:p>
+        </w:tc>
+        <w:tc>
+          <w:tcPr>
+            <w:tcW w:type="dxa" w:w="1260"/>
+            <w:tcBorders>
+              <w:top w:val="single" w:color="DDE6EE" w:sz="4"/>
+              <w:left w:val="single" w:color="DDE6EE" w:sz="4"/>
+              <w:bottom w:val="single" w:color="DDE6EE" w:sz="4"/>
+              <w:right w:val="single" w:color="DDE6EE" w:sz="4"/>
+            </w:tcBorders>
+            <w:tcMar>
+              <w:top w:type="dxa" w:w="80"/>
+              <w:left w:type="dxa" w:w="120"/>
+              <w:bottom w:type="dxa" w:w="80"/>
+              <w:right w:type="dxa" w:w="120"/>
+            </w:tcMar>
+            <w:vAlign w:val="center"/>
+          </w:tcPr>
+          <w:p>
+            <w:pPr>
+              <w:spacing w:after="0" w:before="0"/>
+              <w:jc w:val="center"/>
+            </w:pPr>
+            <w:r>
+              <w:rPr>
+                <w:rFonts w:ascii="Arial" w:cs="Arial" w:eastAsia="Arial" w:hAnsi="Arial"/>
+                <w:b w:val="false"/>
+                <w:bCs w:val="false"/>
+                <w:color w:val="000000"/>
+                <w:sz w:val="20"/>
+                <w:szCs w:val="20"/>
+              </w:rPr>
+              <w:t xml:space="preserve">{{NTOTAL_CONFORMIDADE}}</w:t>
+            </w:r>
+          </w:p>
+        </w:tc>
+      </w:tr>
+      <w:tr>
+        <w:trPr>
+          <w:cantSplit/>
+        </w:trPr>
+        <w:tc>
+          <w:tcPr>
+            <w:tcW w:type="dxa" w:w="1700"/>
+            <w:tcBorders>
+              <w:top w:val="single" w:color="DDE6EE" w:sz="4"/>
+              <w:left w:val="single" w:color="DDE6EE" w:sz="4"/>
+              <w:bottom w:val="single" w:color="DDE6EE" w:sz="4"/>
+              <w:right w:val="single" w:color="DDE6EE" w:sz="4"/>
+            </w:tcBorders>
+            <w:tcMar>
+              <w:top w:type="dxa" w:w="80"/>
+              <w:left w:type="dxa" w:w="120"/>
+              <w:bottom w:type="dxa" w:w="80"/>
+              <w:right w:type="dxa" w:w="120"/>
+            </w:tcMar>
+            <w:vAlign w:val="center"/>
+          </w:tcPr>
+          <w:p>
+            <w:pPr>
+              <w:spacing w:after="0" w:before="0"/>
+              <w:jc w:val="left"/>
+            </w:pPr>
+            <w:r>
+              <w:rPr>
+                <w:rFonts w:ascii="Arial" w:cs="Arial" w:eastAsia="Arial" w:hAnsi="Arial"/>
+                <w:b/>
+                <w:bCs/>
+                <w:color w:val="000000"/>
+                <w:sz w:val="20"/>
+                <w:szCs w:val="20"/>
+              </w:rPr>
+              <w:t xml:space="preserve">Fósforo Total</w:t>
+            </w:r>
+          </w:p>
+        </w:tc>
+        <w:tc>
+          <w:tcPr>
+            <w:tcW w:type="dxa" w:w="1100"/>
+            <w:tcBorders>
+              <w:top w:val="single" w:color="DDE6EE" w:sz="4"/>
+              <w:left w:val="single" w:color="DDE6EE" w:sz="4"/>
+              <w:bottom w:val="single" w:color="DDE6EE" w:sz="4"/>
+              <w:right w:val="single" w:color="DDE6EE" w:sz="4"/>
+            </w:tcBorders>
+            <w:tcMar>
+              <w:top w:type="dxa" w:w="80"/>
+              <w:left w:type="dxa" w:w="120"/>
+              <w:bottom w:type="dxa" w:w="80"/>
+              <w:right w:type="dxa" w:w="120"/>
+            </w:tcMar>
+            <w:vAlign w:val="center"/>
+          </w:tcPr>
+          <w:p>
+            <w:pPr>
+              <w:spacing w:after="0" w:before="0"/>
+              <w:jc w:val="center"/>
+            </w:pPr>
+            <w:r>
+              <w:rPr>
+                <w:rFonts w:ascii="Arial" w:cs="Arial" w:eastAsia="Arial" w:hAnsi="Arial"/>
+                <w:b w:val="false"/>
+                <w:bCs w:val="false"/>
+                <w:color w:val="000000"/>
+                <w:sz w:val="20"/>
+                <w:szCs w:val="20"/>
+              </w:rPr>
+              <w:t xml:space="preserve">mg/L</w:t>
+            </w:r>
+          </w:p>
+        </w:tc>
+        <w:tc>
+          <w:tcPr>
+            <w:tcW w:type="dxa" w:w="1300"/>
+            <w:tcBorders>
+              <w:top w:val="single" w:color="DDE6EE" w:sz="4"/>
+              <w:left w:val="single" w:color="DDE6EE" w:sz="4"/>
+              <w:bottom w:val="single" w:color="DDE6EE" w:sz="4"/>
+              <w:right w:val="single" w:color="DDE6EE" w:sz="4"/>
+            </w:tcBorders>
+            <w:tcMar>
+              <w:top w:type="dxa" w:w="80"/>
+              <w:left w:type="dxa" w:w="120"/>
+              <w:bottom w:type="dxa" w:w="80"/>
+              <w:right w:type="dxa" w:w="120"/>
+            </w:tcMar>
+            <w:vAlign w:val="center"/>
+          </w:tcPr>
+          <w:p>
+            <w:pPr>
+              <w:spacing w:after="0" w:before="0"/>
+              <w:jc w:val="center"/>
+            </w:pPr>
+            <w:r>
+              <w:rPr>
+                <w:rFonts w:ascii="Arial" w:cs="Arial" w:eastAsia="Arial" w:hAnsi="Arial"/>
+                <w:b w:val="false"/>
+                <w:bCs w:val="false"/>
+                <w:color w:val="000000"/>
+                <w:sz w:val="20"/>
+                <w:szCs w:val="20"/>
+              </w:rPr>
+              <w:t xml:space="preserve">{{PTOTAL_BRUTO}}</w:t>
+            </w:r>
+          </w:p>
+        </w:tc>
+        <w:tc>
+          <w:tcPr>
+            <w:tcW w:type="dxa" w:w="1300"/>
+            <w:tcBorders>
+              <w:top w:val="single" w:color="DDE6EE" w:sz="4"/>
+              <w:left w:val="single" w:color="DDE6EE" w:sz="4"/>
+              <w:bottom w:val="single" w:color="DDE6EE" w:sz="4"/>
+              <w:right w:val="single" w:color="DDE6EE" w:sz="4"/>
+            </w:tcBorders>
+            <w:tcMar>
+              <w:top w:type="dxa" w:w="80"/>
+              <w:left w:type="dxa" w:w="120"/>
+              <w:bottom w:type="dxa" w:w="80"/>
+              <w:right w:type="dxa" w:w="120"/>
+            </w:tcMar>
+            <w:vAlign w:val="center"/>
+          </w:tcPr>
+          <w:p>
+            <w:pPr>
+              <w:spacing w:after="0" w:before="0"/>
+              <w:jc w:val="center"/>
+            </w:pPr>
+            <w:r>
+              <w:rPr>
+                <w:rFonts w:ascii="Arial" w:cs="Arial" w:eastAsia="Arial" w:hAnsi="Arial"/>
+                <w:b w:val="false"/>
+                <w:bCs w:val="false"/>
+                <w:color w:val="000000"/>
+                <w:sz w:val="20"/>
+                <w:szCs w:val="20"/>
+              </w:rPr>
+              <w:t xml:space="preserve">{{PTOTAL_TRATADO}}</w:t>
+            </w:r>
+          </w:p>
+        </w:tc>
+        <w:tc>
+          <w:tcPr>
+            <w:tcW w:type="dxa" w:w="1200"/>
+            <w:tcBorders>
+              <w:top w:val="single" w:color="DDE6EE" w:sz="4"/>
+              <w:left w:val="single" w:color="DDE6EE" w:sz="4"/>
+              <w:bottom w:val="single" w:color="DDE6EE" w:sz="4"/>
+              <w:right w:val="single" w:color="DDE6EE" w:sz="4"/>
+            </w:tcBorders>
+            <w:tcMar>
+              <w:top w:type="dxa" w:w="80"/>
+              <w:left w:type="dxa" w:w="120"/>
+              <w:bottom w:type="dxa" w:w="80"/>
+              <w:right w:type="dxa" w:w="120"/>
+            </w:tcMar>
+            <w:vAlign w:val="center"/>
+          </w:tcPr>
+          <w:p>
+            <w:pPr>
+              <w:spacing w:after="0" w:before="0"/>
+              <w:jc w:val="center"/>
+            </w:pPr>
+            <w:r>
+              <w:rPr>
+                <w:rFonts w:ascii="Arial" w:cs="Arial" w:eastAsia="Arial" w:hAnsi="Arial"/>
+                <w:b w:val="false"/>
+                <w:bCs w:val="false"/>
+                <w:color w:val="000000"/>
+                <w:sz w:val="20"/>
+                <w:szCs w:val="20"/>
+              </w:rPr>
+              <w:t xml:space="preserve">{{PTOTAL_EFIC}}</w:t>
+            </w:r>
+          </w:p>
+        </w:tc>
+        <w:tc>
+          <w:tcPr>
+            <w:tcW w:type="dxa" w:w="1500"/>
+            <w:tcBorders>
+              <w:top w:val="single" w:color="DDE6EE" w:sz="4"/>
+              <w:left w:val="single" w:color="DDE6EE" w:sz="4"/>
+              <w:bottom w:val="single" w:color="DDE6EE" w:sz="4"/>
+              <w:right w:val="single" w:color="DDE6EE" w:sz="4"/>
+            </w:tcBorders>
+            <w:tcMar>
+              <w:top w:type="dxa" w:w="80"/>
+              <w:left w:type="dxa" w:w="120"/>
+              <w:bottom w:type="dxa" w:w="80"/>
+              <w:right w:type="dxa" w:w="120"/>
+            </w:tcMar>
+            <w:vAlign w:val="center"/>
+          </w:tcPr>
+          <w:p>
+            <w:pPr>
+              <w:spacing w:after="0" w:before="0"/>
+              <w:jc w:val="center"/>
+            </w:pPr>
+            <w:r>
+              <w:rPr>
+                <w:rFonts w:ascii="Arial" w:cs="Arial" w:eastAsia="Arial" w:hAnsi="Arial"/>
+                <w:b w:val="false"/>
+                <w:bCs w:val="false"/>
+                <w:color w:val="000000"/>
+                <w:sz w:val="18"/>
+                <w:szCs w:val="18"/>
+              </w:rPr>
+              <w:t xml:space="preserve">—</w:t>
+            </w:r>
+          </w:p>
+        </w:tc>
+        <w:tc>
+          <w:tcPr>
+            <w:tcW w:type="dxa" w:w="1260"/>
+            <w:tcBorders>
+              <w:top w:val="single" w:color="DDE6EE" w:sz="4"/>
+              <w:left w:val="single" w:color="DDE6EE" w:sz="4"/>
+              <w:bottom w:val="single" w:color="DDE6EE" w:sz="4"/>
+              <w:right w:val="single" w:color="DDE6EE" w:sz="4"/>
+            </w:tcBorders>
+            <w:tcMar>
+              <w:top w:type="dxa" w:w="80"/>
+              <w:left w:type="dxa" w:w="120"/>
+              <w:bottom w:type="dxa" w:w="80"/>
+              <w:right w:type="dxa" w:w="120"/>
+            </w:tcMar>
+            <w:vAlign w:val="center"/>
+          </w:tcPr>
+          <w:p>
+            <w:pPr>
+              <w:spacing w:after="0" w:before="0"/>
+              <w:jc w:val="center"/>
+            </w:pPr>
+            <w:r>
+              <w:rPr>
+                <w:rFonts w:ascii="Arial" w:cs="Arial" w:eastAsia="Arial" w:hAnsi="Arial"/>
+                <w:b w:val="false"/>
+                <w:bCs w:val="false"/>
+                <w:color w:val="000000"/>
+                <w:sz w:val="20"/>
+                <w:szCs w:val="20"/>
+              </w:rPr>
+              <w:t xml:space="preserve">{{PTOTAL_CONFORMIDADE}}</w:t>
+            </w:r>
+          </w:p>
+        </w:tc>
+      </w:tr>
+      <w:tr>
+        <w:trPr>
+          <w:cantSplit/>
+        </w:trPr>
+        <w:tc>
+          <w:tcPr>
+            <w:tcW w:type="dxa" w:w="1700"/>
+            <w:tcBorders>
+              <w:top w:val="single" w:color="DDE6EE" w:sz="4"/>
+              <w:left w:val="single" w:color="DDE6EE" w:sz="4"/>
+              <w:bottom w:val="single" w:color="DDE6EE" w:sz="4"/>
+              <w:right w:val="single" w:color="DDE6EE" w:sz="4"/>
+            </w:tcBorders>
+            <w:tcMar>
+              <w:top w:type="dxa" w:w="80"/>
+              <w:left w:type="dxa" w:w="120"/>
+              <w:bottom w:type="dxa" w:w="80"/>
+              <w:right w:type="dxa" w:w="120"/>
+            </w:tcMar>
+            <w:vAlign w:val="center"/>
+          </w:tcPr>
+          <w:p>
+            <w:pPr>
+              <w:spacing w:after="0" w:before="0"/>
+              <w:jc w:val="left"/>
+            </w:pPr>
+            <w:r>
+              <w:rPr>
+                <w:rFonts w:ascii="Arial" w:cs="Arial" w:eastAsia="Arial" w:hAnsi="Arial"/>
+                <w:b/>
+                <w:bCs/>
+                <w:color w:val="000000"/>
+                <w:sz w:val="20"/>
+                <w:szCs w:val="20"/>
+              </w:rPr>
+              <w:t xml:space="preserve">Coliformes Totais</w:t>
+            </w:r>
+          </w:p>
+        </w:tc>
+        <w:tc>
+          <w:tcPr>
+            <w:tcW w:type="dxa" w:w="1100"/>
+            <w:tcBorders>
+              <w:top w:val="single" w:color="DDE6EE" w:sz="4"/>
+              <w:left w:val="single" w:color="DDE6EE" w:sz="4"/>
+              <w:bottom w:val="single" w:color="DDE6EE" w:sz="4"/>
+              <w:right w:val="single" w:color="DDE6EE" w:sz="4"/>
+            </w:tcBorders>
+            <w:tcMar>
+              <w:top w:type="dxa" w:w="80"/>
+              <w:left w:type="dxa" w:w="120"/>
+              <w:bottom w:type="dxa" w:w="80"/>
+              <w:right w:type="dxa" w:w="120"/>
+            </w:tcMar>
+            <w:vAlign w:val="center"/>
+          </w:tcPr>
+          <w:p>
+            <w:pPr>
+              <w:spacing w:after="0" w:before="0"/>
+              <w:jc w:val="center"/>
+            </w:pPr>
+            <w:r>
+              <w:rPr>
+                <w:rFonts w:ascii="Arial" w:cs="Arial" w:eastAsia="Arial" w:hAnsi="Arial"/>
+                <w:b w:val="false"/>
+                <w:bCs w:val="false"/>
+                <w:color w:val="000000"/>
+                <w:sz w:val="20"/>
+                <w:szCs w:val="20"/>
+              </w:rPr>
+              <w:t xml:space="preserve">NMP/100mL</w:t>
+            </w:r>
+          </w:p>
+        </w:tc>
+        <w:tc>
+          <w:tcPr>
+            <w:tcW w:type="dxa" w:w="1300"/>
+            <w:tcBorders>
+              <w:top w:val="single" w:color="DDE6EE" w:sz="4"/>
+              <w:left w:val="single" w:color="DDE6EE" w:sz="4"/>
+              <w:bottom w:val="single" w:color="DDE6EE" w:sz="4"/>
+              <w:right w:val="single" w:color="DDE6EE" w:sz="4"/>
+            </w:tcBorders>
+            <w:tcMar>
+              <w:top w:type="dxa" w:w="80"/>
+              <w:left w:type="dxa" w:w="120"/>
+              <w:bottom w:type="dxa" w:w="80"/>
+              <w:right w:type="dxa" w:w="120"/>
+            </w:tcMar>
+            <w:vAlign w:val="center"/>
+          </w:tcPr>
+          <w:p>
+            <w:pPr>
+              <w:spacing w:after="0" w:before="0"/>
+              <w:jc w:val="center"/>
+            </w:pPr>
+            <w:r>
+              <w:rPr>
+                <w:rFonts w:ascii="Arial" w:cs="Arial" w:eastAsia="Arial" w:hAnsi="Arial"/>
+                <w:b w:val="false"/>
+                <w:bCs w:val="false"/>
+                <w:color w:val="000000"/>
+                <w:sz w:val="20"/>
+                <w:szCs w:val="20"/>
+              </w:rPr>
+              <w:t xml:space="preserve">{{COLIFORMES_BRUTO}}</w:t>
+            </w:r>
+          </w:p>
+        </w:tc>
+        <w:tc>
+          <w:tcPr>
+            <w:tcW w:type="dxa" w:w="1300"/>
+            <w:tcBorders>
+              <w:top w:val="single" w:color="DDE6EE" w:sz="4"/>
+              <w:left w:val="single" w:color="DDE6EE" w:sz="4"/>
+              <w:bottom w:val="single" w:color="DDE6EE" w:sz="4"/>
+              <w:right w:val="single" w:color="DDE6EE" w:sz="4"/>
+            </w:tcBorders>
+            <w:tcMar>
+              <w:top w:type="dxa" w:w="80"/>
+              <w:left w:type="dxa" w:w="120"/>
+              <w:bottom w:type="dxa" w:w="80"/>
+              <w:right w:type="dxa" w:w="120"/>
+            </w:tcMar>
+            <w:vAlign w:val="center"/>
+          </w:tcPr>
+          <w:p>
+            <w:pPr>
+              <w:spacing w:after="0" w:before="0"/>
+              <w:jc w:val="center"/>
+            </w:pPr>
+            <w:r>
+              <w:rPr>
+                <w:rFonts w:ascii="Arial" w:cs="Arial" w:eastAsia="Arial" w:hAnsi="Arial"/>
+                <w:b w:val="false"/>
+                <w:bCs w:val="false"/>
+                <w:color w:val="000000"/>
+                <w:sz w:val="20"/>
+                <w:szCs w:val="20"/>
+              </w:rPr>
+              <w:t xml:space="preserve">{{COLIFORMES_TRATADO}}</w:t>
+            </w:r>
+          </w:p>
+        </w:tc>
+        <w:tc>
+          <w:tcPr>
+            <w:tcW w:type="dxa" w:w="1200"/>
+            <w:tcBorders>
+              <w:top w:val="single" w:color="DDE6EE" w:sz="4"/>
+              <w:left w:val="single" w:color="DDE6EE" w:sz="4"/>
+              <w:bottom w:val="single" w:color="DDE6EE" w:sz="4"/>
+              <w:right w:val="single" w:color="DDE6EE" w:sz="4"/>
+            </w:tcBorders>
+            <w:tcMar>
+              <w:top w:type="dxa" w:w="80"/>
+              <w:left w:type="dxa" w:w="120"/>
+              <w:bottom w:type="dxa" w:w="80"/>
+              <w:right w:type="dxa" w:w="120"/>
+            </w:tcMar>
+            <w:vAlign w:val="center"/>
+          </w:tcPr>
+          <w:p>
+            <w:pPr>
+              <w:spacing w:after="0" w:before="0"/>
+              <w:jc w:val="center"/>
+            </w:pPr>
+            <w:r>
+              <w:rPr>
+                <w:rFonts w:ascii="Arial" w:cs="Arial" w:eastAsia="Arial" w:hAnsi="Arial"/>
+                <w:b w:val="false"/>
+                <w:bCs w:val="false"/>
+                <w:color w:val="000000"/>
+                <w:sz w:val="20"/>
+                <w:szCs w:val="20"/>
+              </w:rPr>
+              <w:t xml:space="preserve">{{COLIFORMES_EFIC}}</w:t>
+            </w:r>
+          </w:p>
+        </w:tc>
+        <w:tc>
+          <w:tcPr>
+            <w:tcW w:type="dxa" w:w="1500"/>
+            <w:tcBorders>
+              <w:top w:val="single" w:color="DDE6EE" w:sz="4"/>
+              <w:left w:val="single" w:color="DDE6EE" w:sz="4"/>
+              <w:bottom w:val="single" w:color="DDE6EE" w:sz="4"/>
+              <w:right w:val="single" w:color="DDE6EE" w:sz="4"/>
+            </w:tcBorders>
+            <w:tcMar>
+              <w:top w:type="dxa" w:w="80"/>
+              <w:left w:type="dxa" w:w="120"/>
+              <w:bottom w:type="dxa" w:w="80"/>
+              <w:right w:type="dxa" w:w="120"/>
+            </w:tcMar>
+            <w:vAlign w:val="center"/>
+          </w:tcPr>
+          <w:p>
+            <w:pPr>
+              <w:spacing w:after="0" w:before="0"/>
+              <w:jc w:val="center"/>
+            </w:pPr>
+            <w:r>
+              <w:rPr>
+                <w:rFonts w:ascii="Arial" w:cs="Arial" w:eastAsia="Arial" w:hAnsi="Arial"/>
+                <w:b w:val="false"/>
+                <w:bCs w:val="false"/>
+                <w:color w:val="000000"/>
+                <w:sz w:val="18"/>
+                <w:szCs w:val="18"/>
+              </w:rPr>
+              <w:t xml:space="preserve">—</w:t>
+            </w:r>
+          </w:p>
+        </w:tc>
+        <w:tc>
+          <w:tcPr>
+            <w:tcW w:type="dxa" w:w="1260"/>
+            <w:tcBorders>
+              <w:top w:val="single" w:color="DDE6EE" w:sz="4"/>
+              <w:left w:val="single" w:color="DDE6EE" w:sz="4"/>
+              <w:bottom w:val="single" w:color="DDE6EE" w:sz="4"/>
+              <w:right w:val="single" w:color="DDE6EE" w:sz="4"/>
+            </w:tcBorders>
+            <w:tcMar>
+              <w:top w:type="dxa" w:w="80"/>
+              <w:left w:type="dxa" w:w="120"/>
+              <w:bottom w:type="dxa" w:w="80"/>
+              <w:right w:type="dxa" w:w="120"/>
+            </w:tcMar>
+            <w:vAlign w:val="center"/>
+          </w:tcPr>
+          <w:p>
+            <w:pPr>
+              <w:spacing w:after="0" w:before="0"/>
+              <w:jc w:val="center"/>
+            </w:pPr>
+            <w:r>
+              <w:rPr>
+                <w:rFonts w:ascii="Arial" w:cs="Arial" w:eastAsia="Arial" w:hAnsi="Arial"/>
+                <w:b w:val="false"/>
+                <w:bCs w:val="false"/>
+                <w:color w:val="000000"/>
+                <w:sz w:val="20"/>
+                <w:szCs w:val="20"/>
+              </w:rPr>
+              <w:t xml:space="preserve">{{COLIFORMES_CONFORMIDADE}}</w:t>
+            </w:r>
+          </w:p>
+        </w:tc>
+      </w:tr>
+      <w:tr>
+        <w:trPr>
+          <w:cantSplit/>
+        </w:trPr>
+        <w:tc>
+          <w:tcPr>
+            <w:tcW w:type="dxa" w:w="1700"/>
+            <w:tcBorders>
+              <w:top w:val="single" w:color="DDE6EE" w:sz="4"/>
+              <w:left w:val="single" w:color="DDE6EE" w:sz="4"/>
+              <w:bottom w:val="single" w:color="DDE6EE" w:sz="4"/>
+              <w:right w:val="single" w:color="DDE6EE" w:sz="4"/>
+            </w:tcBorders>
+            <w:tcMar>
+              <w:top w:type="dxa" w:w="80"/>
+              <w:left w:type="dxa" w:w="120"/>
+              <w:bottom w:type="dxa" w:w="80"/>
+              <w:right w:type="dxa" w:w="120"/>
+            </w:tcMar>
+            <w:vAlign w:val="center"/>
+          </w:tcPr>
+          <w:p>
+            <w:pPr>
+              <w:spacing w:after="0" w:before="0"/>
+              <w:jc w:val="left"/>
+            </w:pPr>
+            <w:r>
+              <w:rPr>
+                <w:rFonts w:ascii="Arial" w:cs="Arial" w:eastAsia="Arial" w:hAnsi="Arial"/>
+                <w:b/>
+                <w:bCs/>
+                <w:color w:val="000000"/>
+                <w:sz w:val="20"/>
+                <w:szCs w:val="20"/>
+              </w:rPr>
+              <w:t xml:space="preserve">pH</w:t>
+            </w:r>
+          </w:p>
+        </w:tc>
+        <w:tc>
+          <w:tcPr>
+            <w:tcW w:type="dxa" w:w="1100"/>
+            <w:tcBorders>
+              <w:top w:val="single" w:color="DDE6EE" w:sz="4"/>
+              <w:left w:val="single" w:color="DDE6EE" w:sz="4"/>
+              <w:bottom w:val="single" w:color="DDE6EE" w:sz="4"/>
+              <w:right w:val="single" w:color="DDE6EE" w:sz="4"/>
+            </w:tcBorders>
+            <w:tcMar>
+              <w:top w:type="dxa" w:w="80"/>
+              <w:left w:type="dxa" w:w="120"/>
+              <w:bottom w:type="dxa" w:w="80"/>
+              <w:right w:type="dxa" w:w="120"/>
+            </w:tcMar>
+            <w:vAlign w:val="center"/>
+          </w:tcPr>
+          <w:p>
+            <w:pPr>
+              <w:spacing w:after="0" w:before="0"/>
+              <w:jc w:val="center"/>
+            </w:pPr>
+            <w:r>
+              <w:rPr>
+                <w:rFonts w:ascii="Arial" w:cs="Arial" w:eastAsia="Arial" w:hAnsi="Arial"/>
+                <w:b w:val="false"/>
+                <w:bCs w:val="false"/>
+                <w:color w:val="000000"/>
+                <w:sz w:val="20"/>
+                <w:szCs w:val="20"/>
+              </w:rPr>
+              <w:t xml:space="preserve">—</w:t>
+            </w:r>
+          </w:p>
+        </w:tc>
+        <w:tc>
+          <w:tcPr>
+            <w:tcW w:type="dxa" w:w="1300"/>
+            <w:tcBorders>
+              <w:top w:val="single" w:color="DDE6EE" w:sz="4"/>
+              <w:left w:val="single" w:color="DDE6EE" w:sz="4"/>
+              <w:bottom w:val="single" w:color="DDE6EE" w:sz="4"/>
+              <w:right w:val="single" w:color="DDE6EE" w:sz="4"/>
+            </w:tcBorders>
+            <w:tcMar>
+              <w:top w:type="dxa" w:w="80"/>
+              <w:left w:type="dxa" w:w="120"/>
+              <w:bottom w:type="dxa" w:w="80"/>
+              <w:right w:type="dxa" w:w="120"/>
+            </w:tcMar>
+            <w:vAlign w:val="center"/>
+          </w:tcPr>
+          <w:p>
+            <w:pPr>
+              <w:spacing w:after="0" w:before="0"/>
+              <w:jc w:val="center"/>
+            </w:pPr>
+            <w:r>
+              <w:rPr>
+                <w:rFonts w:ascii="Arial" w:cs="Arial" w:eastAsia="Arial" w:hAnsi="Arial"/>
+                <w:b w:val="false"/>
+                <w:bCs w:val="false"/>
+                <w:color w:val="000000"/>
+                <w:sz w:val="20"/>
+                <w:szCs w:val="20"/>
+              </w:rPr>
+              <w:t xml:space="preserve">{{PH_BRUTO}}</w:t>
+            </w:r>
+          </w:p>
+        </w:tc>
+        <w:tc>
+          <w:tcPr>
+            <w:tcW w:type="dxa" w:w="1300"/>
+            <w:tcBorders>
+              <w:top w:val="single" w:color="DDE6EE" w:sz="4"/>
+              <w:left w:val="single" w:color="DDE6EE" w:sz="4"/>
+              <w:bottom w:val="single" w:color="DDE6EE" w:sz="4"/>
+              <w:right w:val="single" w:color="DDE6EE" w:sz="4"/>
+            </w:tcBorders>
+            <w:tcMar>
+              <w:top w:type="dxa" w:w="80"/>
+              <w:left w:type="dxa" w:w="120"/>
+              <w:bottom w:type="dxa" w:w="80"/>
+              <w:right w:type="dxa" w:w="120"/>
+            </w:tcMar>
+            <w:vAlign w:val="center"/>
+          </w:tcPr>
+          <w:p>
+            <w:pPr>
+              <w:spacing w:after="0" w:before="0"/>
+              <w:jc w:val="center"/>
+            </w:pPr>
+            <w:r>
+              <w:rPr>
+                <w:rFonts w:ascii="Arial" w:cs="Arial" w:eastAsia="Arial" w:hAnsi="Arial"/>
+                <w:b w:val="false"/>
+                <w:bCs w:val="false"/>
+                <w:color w:val="000000"/>
+                <w:sz w:val="20"/>
+                <w:szCs w:val="20"/>
+              </w:rPr>
+              <w:t xml:space="preserve">{{PH_TRATADO}}</w:t>
+            </w:r>
+          </w:p>
+        </w:tc>
+        <w:tc>
+          <w:tcPr>
+            <w:tcW w:type="dxa" w:w="1200"/>
+            <w:tcBorders>
+              <w:top w:val="single" w:color="DDE6EE" w:sz="4"/>
+              <w:left w:val="single" w:color="DDE6EE" w:sz="4"/>
+              <w:bottom w:val="single" w:color="DDE6EE" w:sz="4"/>
+              <w:right w:val="single" w:color="DDE6EE" w:sz="4"/>
+            </w:tcBorders>
+            <w:tcMar>
+              <w:top w:type="dxa" w:w="80"/>
+              <w:left w:type="dxa" w:w="120"/>
+              <w:bottom w:type="dxa" w:w="80"/>
+              <w:right w:type="dxa" w:w="120"/>
+            </w:tcMar>
+            <w:vAlign w:val="center"/>
+          </w:tcPr>
+          <w:p>
+            <w:pPr>
+              <w:spacing w:after="0" w:before="0"/>
+              <w:jc w:val="center"/>
+            </w:pPr>
+            <w:r>
+              <w:rPr>
+                <w:rFonts w:ascii="Arial" w:cs="Arial" w:eastAsia="Arial" w:hAnsi="Arial"/>
+                <w:b w:val="false"/>
+                <w:bCs w:val="false"/>
+                <w:color w:val="000000"/>
+                <w:sz w:val="20"/>
+                <w:szCs w:val="20"/>
+              </w:rPr>
+              <w:t xml:space="preserve">—</w:t>
+            </w:r>
+          </w:p>
+        </w:tc>
+        <w:tc>
+          <w:tcPr>
+            <w:tcW w:type="dxa" w:w="1500"/>
+            <w:tcBorders>
+              <w:top w:val="single" w:color="DDE6EE" w:sz="4"/>
+              <w:left w:val="single" w:color="DDE6EE" w:sz="4"/>
+              <w:bottom w:val="single" w:color="DDE6EE" w:sz="4"/>
+              <w:right w:val="single" w:color="DDE6EE" w:sz="4"/>
+            </w:tcBorders>
+            <w:tcMar>
+              <w:top w:type="dxa" w:w="80"/>
+              <w:left w:type="dxa" w:w="120"/>
+              <w:bottom w:type="dxa" w:w="80"/>
+              <w:right w:type="dxa" w:w="120"/>
+            </w:tcMar>
+            <w:vAlign w:val="center"/>
+          </w:tcPr>
+          <w:p>
+            <w:pPr>
+              <w:spacing w:after="0" w:before="0"/>
+              <w:jc w:val="center"/>
+            </w:pPr>
+            <w:r>
+              <w:rPr>
+                <w:rFonts w:ascii="Arial" w:cs="Arial" w:eastAsia="Arial" w:hAnsi="Arial"/>
+                <w:b w:val="false"/>
+                <w:bCs w:val="false"/>
+                <w:color w:val="000000"/>
+                <w:sz w:val="18"/>
+                <w:szCs w:val="18"/>
+              </w:rPr>
+              <w:t xml:space="preserve">5 a 9</w:t>
+            </w:r>
+          </w:p>
+        </w:tc>
+        <w:tc>
+          <w:tcPr>
+            <w:tcW w:type="dxa" w:w="1260"/>
+            <w:tcBorders>
+              <w:top w:val="single" w:color="DDE6EE" w:sz="4"/>
+              <w:left w:val="single" w:color="DDE6EE" w:sz="4"/>
+              <w:bottom w:val="single" w:color="DDE6EE" w:sz="4"/>
+              <w:right w:val="single" w:color="DDE6EE" w:sz="4"/>
+            </w:tcBorders>
+            <w:tcMar>
+              <w:top w:type="dxa" w:w="80"/>
+              <w:left w:type="dxa" w:w="120"/>
+              <w:bottom w:type="dxa" w:w="80"/>
+              <w:right w:type="dxa" w:w="120"/>
+            </w:tcMar>
+            <w:vAlign w:val="center"/>
+          </w:tcPr>
+          <w:p>
+            <w:pPr>
+              <w:spacing w:after="0" w:before="0"/>
+              <w:jc w:val="center"/>
+            </w:pPr>
+            <w:r>
+              <w:rPr>
+                <w:rFonts w:ascii="Arial" w:cs="Arial" w:eastAsia="Arial" w:hAnsi="Arial"/>
+                <w:b/>
+                <w:bCs/>
+                <w:color w:val="000000"/>
+                <w:sz w:val="20"/>
+                <w:szCs w:val="20"/>
+              </w:rPr>
+              <w:t xml:space="preserve">{{PH_CONFORMIDADE}}</w:t>
+            </w:r>
+          </w:p>
+        </w:tc>
+      </w:tr>
+      <w:tr>
+        <w:trPr>
+          <w:cantSplit/>
+        </w:trPr>
+        <w:tc>
+          <w:tcPr>
+            <w:tcW w:type="dxa" w:w="1700"/>
+            <w:tcBorders>
+              <w:top w:val="single" w:color="DDE6EE" w:sz="4"/>
+              <w:left w:val="single" w:color="DDE6EE" w:sz="4"/>
+              <w:bottom w:val="single" w:color="DDE6EE" w:sz="4"/>
+              <w:right w:val="single" w:color="DDE6EE" w:sz="4"/>
+            </w:tcBorders>
+            <w:tcMar>
+              <w:top w:type="dxa" w:w="80"/>
+              <w:left w:type="dxa" w:w="120"/>
+              <w:bottom w:type="dxa" w:w="80"/>
+              <w:right w:type="dxa" w:w="120"/>
+            </w:tcMar>
+            <w:vAlign w:val="center"/>
+          </w:tcPr>
+          <w:p>
+            <w:pPr>
+              <w:spacing w:after="0" w:before="0"/>
+              <w:jc w:val="left"/>
+            </w:pPr>
+            <w:r>
+              <w:rPr>
+                <w:rFonts w:ascii="Arial" w:cs="Arial" w:eastAsia="Arial" w:hAnsi="Arial"/>
+                <w:b/>
+                <w:bCs/>
+                <w:color w:val="000000"/>
+                <w:sz w:val="20"/>
+                <w:szCs w:val="20"/>
+              </w:rPr>
+              <w:t xml:space="preserve">Temperatura</w:t>
+            </w:r>
+          </w:p>
+        </w:tc>
+        <w:tc>
+          <w:tcPr>
+            <w:tcW w:type="dxa" w:w="1100"/>
+            <w:tcBorders>
+              <w:top w:val="single" w:color="DDE6EE" w:sz="4"/>
+              <w:left w:val="single" w:color="DDE6EE" w:sz="4"/>
+              <w:bottom w:val="single" w:color="DDE6EE" w:sz="4"/>
+              <w:right w:val="single" w:color="DDE6EE" w:sz="4"/>
+            </w:tcBorders>
+            <w:tcMar>
+              <w:top w:type="dxa" w:w="80"/>
+              <w:left w:type="dxa" w:w="120"/>
+              <w:bottom w:type="dxa" w:w="80"/>
+              <w:right w:type="dxa" w:w="120"/>
+            </w:tcMar>
+            <w:vAlign w:val="center"/>
+          </w:tcPr>
+          <w:p>
+            <w:pPr>
+              <w:spacing w:after="0" w:before="0"/>
+              <w:jc w:val="center"/>
+            </w:pPr>
+            <w:r>
+              <w:rPr>
+                <w:rFonts w:ascii="Arial" w:cs="Arial" w:eastAsia="Arial" w:hAnsi="Arial"/>
+                <w:b w:val="false"/>
+                <w:bCs w:val="false"/>
+                <w:color w:val="000000"/>
+                <w:sz w:val="20"/>
+                <w:szCs w:val="20"/>
+              </w:rPr>
+              <w:t xml:space="preserve">°C</w:t>
+            </w:r>
+          </w:p>
+        </w:tc>
+        <w:tc>
+          <w:tcPr>
+            <w:tcW w:type="dxa" w:w="1300"/>
+            <w:tcBorders>
+              <w:top w:val="single" w:color="DDE6EE" w:sz="4"/>
+              <w:left w:val="single" w:color="DDE6EE" w:sz="4"/>
+              <w:bottom w:val="single" w:color="DDE6EE" w:sz="4"/>
+              <w:right w:val="single" w:color="DDE6EE" w:sz="4"/>
+            </w:tcBorders>
+            <w:tcMar>
+              <w:top w:type="dxa" w:w="80"/>
+              <w:left w:type="dxa" w:w="120"/>
+              <w:bottom w:type="dxa" w:w="80"/>
+              <w:right w:type="dxa" w:w="120"/>
+            </w:tcMar>
+            <w:vAlign w:val="center"/>
+          </w:tcPr>
+          <w:p>
+            <w:pPr>
+              <w:spacing w:after="0" w:before="0"/>
+              <w:jc w:val="center"/>
+            </w:pPr>
+            <w:r>
+              <w:rPr>
+                <w:rFonts w:ascii="Arial" w:cs="Arial" w:eastAsia="Arial" w:hAnsi="Arial"/>
+                <w:b w:val="false"/>
+                <w:bCs w:val="false"/>
+                <w:color w:val="000000"/>
+                <w:sz w:val="20"/>
+                <w:szCs w:val="20"/>
+              </w:rPr>
+              <w:t xml:space="preserve">{{TEMP_BRUTO}}</w:t>
+            </w:r>
+          </w:p>
+        </w:tc>
+        <w:tc>
+          <w:tcPr>
+            <w:tcW w:type="dxa" w:w="1300"/>
+            <w:tcBorders>
+              <w:top w:val="single" w:color="DDE6EE" w:sz="4"/>
+              <w:left w:val="single" w:color="DDE6EE" w:sz="4"/>
+              <w:bottom w:val="single" w:color="DDE6EE" w:sz="4"/>
+              <w:right w:val="single" w:color="DDE6EE" w:sz="4"/>
+            </w:tcBorders>
+            <w:tcMar>
+              <w:top w:type="dxa" w:w="80"/>
+              <w:left w:type="dxa" w:w="120"/>
+              <w:bottom w:type="dxa" w:w="80"/>
+              <w:right w:type="dxa" w:w="120"/>
+            </w:tcMar>
+            <w:vAlign w:val="center"/>
+          </w:tcPr>
+          <w:p>
+            <w:pPr>
+              <w:spacing w:after="0" w:before="0"/>
+              <w:jc w:val="center"/>
+            </w:pPr>
+            <w:r>
+              <w:rPr>
+                <w:rFonts w:ascii="Arial" w:cs="Arial" w:eastAsia="Arial" w:hAnsi="Arial"/>
+                <w:b w:val="false"/>
+                <w:bCs w:val="false"/>
+                <w:color w:val="000000"/>
+                <w:sz w:val="20"/>
+                <w:szCs w:val="20"/>
+              </w:rPr>
+              <w:t xml:space="preserve">{{TEMP_TRATADO}}</w:t>
+            </w:r>
+          </w:p>
+        </w:tc>
+        <w:tc>
+          <w:tcPr>
+            <w:tcW w:type="dxa" w:w="1200"/>
+            <w:tcBorders>
+              <w:top w:val="single" w:color="DDE6EE" w:sz="4"/>
+              <w:left w:val="single" w:color="DDE6EE" w:sz="4"/>
+              <w:bottom w:val="single" w:color="DDE6EE" w:sz="4"/>
+              <w:right w:val="single" w:color="DDE6EE" w:sz="4"/>
+            </w:tcBorders>
+            <w:tcMar>
+              <w:top w:type="dxa" w:w="80"/>
+              <w:left w:type="dxa" w:w="120"/>
+              <w:bottom w:type="dxa" w:w="80"/>
+              <w:right w:type="dxa" w:w="120"/>
+            </w:tcMar>
+            <w:vAlign w:val="center"/>
+          </w:tcPr>
+          <w:p>
+            <w:pPr>
+              <w:spacing w:after="0" w:before="0"/>
+              <w:jc w:val="center"/>
+            </w:pPr>
+            <w:r>
+              <w:rPr>
+                <w:rFonts w:ascii="Arial" w:cs="Arial" w:eastAsia="Arial" w:hAnsi="Arial"/>
+                <w:b w:val="false"/>
+                <w:bCs w:val="false"/>
+                <w:color w:val="000000"/>
+                <w:sz w:val="20"/>
+                <w:szCs w:val="20"/>
+              </w:rPr>
+              <w:t xml:space="preserve">—</w:t>
+            </w:r>
+          </w:p>
+        </w:tc>
+        <w:tc>
+          <w:tcPr>
+            <w:tcW w:type="dxa" w:w="1500"/>
+            <w:tcBorders>
+              <w:top w:val="single" w:color="DDE6EE" w:sz="4"/>
+              <w:left w:val="single" w:color="DDE6EE" w:sz="4"/>
+              <w:bottom w:val="single" w:color="DDE6EE" w:sz="4"/>
+              <w:right w:val="single" w:color="DDE6EE" w:sz="4"/>
+            </w:tcBorders>
+            <w:tcMar>
+              <w:top w:type="dxa" w:w="80"/>
+              <w:left w:type="dxa" w:w="120"/>
+              <w:bottom w:type="dxa" w:w="80"/>
+              <w:right w:type="dxa" w:w="120"/>
+            </w:tcMar>
+            <w:vAlign w:val="center"/>
+          </w:tcPr>
+          <w:p>
+            <w:pPr>
+              <w:spacing w:after="0" w:before="0"/>
+              <w:jc w:val="center"/>
+            </w:pPr>
+            <w:r>
+              <w:rPr>
+                <w:rFonts w:ascii="Arial" w:cs="Arial" w:eastAsia="Arial" w:hAnsi="Arial"/>
+                <w:b w:val="false"/>
+                <w:bCs w:val="false"/>
+                <w:color w:val="000000"/>
+                <w:sz w:val="18"/>
+                <w:szCs w:val="18"/>
+              </w:rPr>
+              <w:t xml:space="preserve">&lt; 40</w:t>
+            </w:r>
+          </w:p>
+        </w:tc>
+        <w:tc>
+          <w:tcPr>
+            <w:tcW w:type="dxa" w:w="1260"/>
+            <w:tcBorders>
+              <w:top w:val="single" w:color="DDE6EE" w:sz="4"/>
+              <w:left w:val="single" w:color="DDE6EE" w:sz="4"/>
+              <w:bottom w:val="single" w:color="DDE6EE" w:sz="4"/>
+              <w:right w:val="single" w:color="DDE6EE" w:sz="4"/>
+            </w:tcBorders>
+            <w:tcMar>
+              <w:top w:type="dxa" w:w="80"/>
+              <w:left w:type="dxa" w:w="120"/>
+              <w:bottom w:type="dxa" w:w="80"/>
+              <w:right w:type="dxa" w:w="120"/>
+            </w:tcMar>
+            <w:vAlign w:val="center"/>
+          </w:tcPr>
+          <w:p>
+            <w:pPr>
+              <w:spacing w:after="0" w:before="0"/>
+              <w:jc w:val="center"/>
+            </w:pPr>
+            <w:r>
+              <w:rPr>
+                <w:rFonts w:ascii="Arial" w:cs="Arial" w:eastAsia="Arial" w:hAnsi="Arial"/>
+                <w:b/>
+                <w:bCs/>
+                <w:color w:val="000000"/>
+                <w:sz w:val="20"/>
+                <w:szCs w:val="20"/>
+              </w:rPr>
+              <w:t xml:space="preserve">{{TEMP_CONFORMIDADE}}</w:t>
+            </w:r>
+          </w:p>
+        </w:tc>
+      </w:tr>
+    </w:tbl>
+    <w:p>
+      <w:pPr>
+        <w:spacing w:after="60" w:before="60" w:line="300"/>
+        <w:jc w:val="both"/>
+      </w:pPr>
+      <w:r>
+        <w:rPr>
+          <w:rFonts w:ascii="Arial" w:cs="Arial" w:eastAsia="Arial" w:hAnsi="Arial"/>
+          <w:b w:val="false"/>
+          <w:bCs w:val="false"/>
+          <w:i w:val="false"/>
+          <w:iCs w:val="false"/>
+          <w:color w:val="000000"/>
+          <w:sz w:val="22"/>
+          <w:szCs w:val="22"/>
+        </w:rPr>
+        <w:t xml:space="preserve">{{ANALISE_EFIC_1}}</w:t>
+      </w:r>
+    </w:p>
+    <w:p>
+      <w:pPr>
+        <w:spacing w:after="60" w:before="60" w:line="300"/>
+        <w:jc w:val="both"/>
+      </w:pPr>
+      <w:r>
+        <w:rPr>
+          <w:rFonts w:ascii="Arial" w:cs="Arial" w:eastAsia="Arial" w:hAnsi="Arial"/>
+          <w:b w:val="false"/>
+          <w:bCs w:val="false"/>
+          <w:i w:val="false"/>
+          <w:iCs w:val="false"/>
+          <w:color w:val="000000"/>
+          <w:sz w:val="22"/>
+          <w:szCs w:val="22"/>
+        </w:rPr>
+        <w:t xml:space="preserve">{{ANALISE_EFIC_2}}</w:t>
+      </w:r>
+    </w:p>
+    <w:p>
+      <w:pPr>
+        <w:spacing w:after="60" w:before="60" w:line="300"/>
+        <w:jc w:val="both"/>
+      </w:pPr>
+      <w:r>
+        <w:rPr>
+          <w:rFonts w:ascii="Arial" w:cs="Arial" w:eastAsia="Arial" w:hAnsi="Arial"/>
+          <w:b w:val="false"/>
+          <w:bCs w:val="false"/>
+          <w:i w:val="false"/>
+          <w:iCs w:val="false"/>
+          <w:color w:val="000000"/>
+          <w:sz w:val="22"/>
+          <w:szCs w:val="22"/>
+        </w:rPr>
+        <w:t xml:space="preserve">{{ANALISE_EFIC_3}}</w:t>
+      </w:r>
+    </w:p>
+    <w:p>
+      <w:pPr>
+        <w:spacing w:after="0" w:before="0"/>
+      </w:pPr>
+      <w:r>
+        <w:rPr>
+          <w:rFonts w:ascii="Arial" w:cs="Arial" w:eastAsia="Arial" w:hAnsi="Arial"/>
+          <w:color w:val="FFFFFF"/>
+          <w:sz w:val="2"/>
+          <w:szCs w:val="2"/>
+        </w:rPr>
+        <w:t xml:space="preserve">{{__SECAO5_LIMPAR_1__}}</w:t>
+      </w:r>
+    </w:p>
+    <w:p>
+      <w:pPr>
+        <w:spacing w:after="0" w:before="0"/>
+      </w:pPr>
+      <w:r>
+        <w:rPr>
+          <w:rFonts w:ascii="Arial" w:cs="Arial" w:eastAsia="Arial" w:hAnsi="Arial"/>
+          <w:color w:val="FFFFFF"/>
+          <w:sz w:val="2"/>
+          <w:szCs w:val="2"/>
+        </w:rPr>
+        <w:t xml:space="preserve">{{__SECAO_EFICIENCIA_FIM__}}</w:t>
+      </w:r>
+    </w:p>
+    <w:p>
+      <w:pPr>
+        <w:spacing w:after="180" w:before="360"/>
+      </w:pPr>
+      <w:r>
+        <w:rPr>
+          <w:rFonts w:ascii="Arial" w:cs="Arial" w:eastAsia="Arial" w:hAnsi="Arial"/>
+          <w:b/>
+          <w:bCs/>
           <w:color w:val="0A2540"/>
+          <w:sz w:val="28"/>
+          <w:szCs w:val="28"/>
+        </w:rPr>
+        <w:t xml:space="preserve">{{NUM_CONSIDERACOES}}. </w:t>
+      </w:r>
+      <w:r>
+        <w:rPr>
+          <w:rFonts w:ascii="Arial" w:cs="Arial" w:eastAsia="Arial" w:hAnsi="Arial"/>
+          <w:b/>
+          <w:bCs/>
+          <w:color w:val="0A2540"/>
+          <w:sz w:val="28"/>
+          <w:szCs w:val="28"/>
+        </w:rPr>
+        <w:t xml:space="preserve">CONSIDERAÇÕES FINAIS</w:t>
+      </w:r>
+    </w:p>
+    <w:p>
+      <w:pPr>
+        <w:spacing w:after="60" w:before="60" w:line="300"/>
+        <w:jc w:val="both"/>
+      </w:pPr>
+      <w:r>
+        <w:rPr>
+          <w:rFonts w:ascii="Arial" w:cs="Arial" w:eastAsia="Arial" w:hAnsi="Arial"/>
+          <w:b w:val="false"/>
+          <w:bCs w:val="false"/>
+          <w:i w:val="false"/>
+          <w:iCs w:val="false"/>
+          <w:color w:val="000000"/>
+          <w:sz w:val="22"/>
+          <w:szCs w:val="22"/>
+        </w:rPr>
+        <w:t xml:space="preserve">{{CONSID_P1}}</w:t>
+      </w:r>
+    </w:p>
+    <w:p>
+      <w:pPr>
+        <w:spacing w:after="60" w:before="60" w:line="300"/>
+        <w:jc w:val="both"/>
+      </w:pPr>
+      <w:r>
+        <w:rPr>
+          <w:rFonts w:ascii="Arial" w:cs="Arial" w:eastAsia="Arial" w:hAnsi="Arial"/>
+          <w:b w:val="false"/>
+          <w:bCs w:val="false"/>
+          <w:i w:val="false"/>
+          <w:iCs w:val="false"/>
+          <w:color w:val="000000"/>
+          <w:sz w:val="22"/>
+          <w:szCs w:val="22"/>
+        </w:rPr>
+        <w:t xml:space="preserve">{{CONSID_P2}}</w:t>
+      </w:r>
+    </w:p>
+    <w:p>
+      <w:pPr>
+        <w:spacing w:after="60" w:before="60" w:line="300"/>
+        <w:jc w:val="both"/>
+      </w:pPr>
+      <w:r>
+        <w:rPr>
+          <w:rFonts w:ascii="Arial" w:cs="Arial" w:eastAsia="Arial" w:hAnsi="Arial"/>
+          <w:b w:val="false"/>
+          <w:bCs w:val="false"/>
+          <w:i w:val="false"/>
+          <w:iCs w:val="false"/>
+          <w:color w:val="000000"/>
+          <w:sz w:val="22"/>
+          <w:szCs w:val="22"/>
+        </w:rPr>
+        <w:t xml:space="preserve">{{CONSID_P3}}</w:t>
+      </w:r>
+    </w:p>
+    <w:p>
+      <w:pPr>
+        <w:spacing w:after="60" w:before="60" w:line="300"/>
+        <w:jc w:val="both"/>
+      </w:pPr>
+      <w:r>
+        <w:rPr>
+          <w:rFonts w:ascii="Arial" w:cs="Arial" w:eastAsia="Arial" w:hAnsi="Arial"/>
+          <w:b w:val="false"/>
+          <w:bCs w:val="false"/>
+          <w:i w:val="false"/>
+          <w:iCs w:val="false"/>
+          <w:color w:val="000000"/>
+          <w:sz w:val="22"/>
+          <w:szCs w:val="22"/>
+        </w:rPr>
+        <w:t xml:space="preserve">{{CONSID_P4}}</w:t>
+      </w:r>
+    </w:p>
+    <w:p>
+      <w:pPr>
+        <w:spacing w:after="60" w:before="60" w:line="300"/>
+        <w:jc w:val="both"/>
+      </w:pPr>
+      <w:r>
+        <w:rPr>
+          <w:rFonts w:ascii="Arial" w:cs="Arial" w:eastAsia="Arial" w:hAnsi="Arial"/>
+          <w:b w:val="false"/>
+          <w:bCs w:val="false"/>
+          <w:i w:val="false"/>
+          <w:iCs w:val="false"/>
+          <w:color w:val="000000"/>
+          <w:sz w:val="22"/>
+          <w:szCs w:val="22"/>
+        </w:rPr>
+        <w:t xml:space="preserve">{{CONSID_P5}}</w:t>
+      </w:r>
+    </w:p>
+    <w:p>
+      <w:pPr>
+        <w:spacing w:after="60" w:before="60" w:line="300"/>
+        <w:jc w:val="both"/>
+      </w:pPr>
+      <w:r>
+        <w:rPr>
+          <w:rFonts w:ascii="Arial" w:cs="Arial" w:eastAsia="Arial" w:hAnsi="Arial"/>
+          <w:b w:val="false"/>
+          <w:bCs w:val="false"/>
+          <w:i w:val="false"/>
+          <w:iCs w:val="false"/>
+          <w:color w:val="000000"/>
+          <w:sz w:val="22"/>
+          <w:szCs w:val="22"/>
+        </w:rPr>
+        <w:t xml:space="preserve">{{CONSID_P6}}</w:t>
+      </w:r>
+    </w:p>
+    <w:p>
+      <w:pPr>
+        <w:spacing w:after="60" w:before="60" w:line="300"/>
+        <w:jc w:val="both"/>
+      </w:pPr>
+      <w:r>
+        <w:rPr>
+          <w:rFonts w:ascii="Arial" w:cs="Arial" w:eastAsia="Arial" w:hAnsi="Arial"/>
+          <w:b w:val="false"/>
+          <w:bCs w:val="false"/>
+          <w:i w:val="false"/>
+          <w:iCs w:val="false"/>
+          <w:color w:val="000000"/>
+          <w:sz w:val="22"/>
+          <w:szCs w:val="22"/>
+        </w:rPr>
+        <w:t xml:space="preserve">{{CONSID_P7}}</w:t>
+      </w:r>
+    </w:p>
+    <w:p>
+      <w:pPr>
+        <w:spacing w:after="0" w:before="480"/>
+        <w:jc w:val="both"/>
+      </w:pPr>
+      <w:r>
+        <w:rPr>
+          <w:rFonts w:ascii="Arial" w:cs="Arial" w:eastAsia="Arial" w:hAnsi="Arial"/>
+          <w:b w:val="false"/>
+          <w:bCs w:val="false"/>
+          <w:i w:val="false"/>
+          <w:iCs w:val="false"/>
+          <w:color w:val="000000"/>
           <w:sz w:val="22"/>
           <w:szCs w:val="22"/>
         </w:rPr>
@@ -5497,7 +5675,7 @@
           <w:rFonts w:ascii="Arial" w:cs="Arial" w:eastAsia="Arial" w:hAnsi="Arial"/>
           <w:b/>
           <w:bCs/>
-          <w:color w:val="0A2540"/>
+          <w:color w:val="000000"/>
           <w:sz w:val="22"/>
           <w:szCs w:val="22"/>
         </w:rPr>

--- a/template.docx
+++ b/template.docx
@@ -179,16 +179,7 @@
                 <w:sz w:val="20"/>
                 <w:szCs w:val="20"/>
               </w:rPr>
-              <w:t xml:space="preserve">CNPJ: </w:t>
-            </w:r>
-            <w:r>
-              <w:rPr>
-                <w:rFonts w:ascii="Arial" w:cs="Arial" w:eastAsia="Arial" w:hAnsi="Arial"/>
-                <w:color w:val="FFFFFF"/>
-                <w:sz w:val="20"/>
-                <w:szCs w:val="20"/>
-              </w:rPr>
-              <w:t xml:space="preserve">{{CLIENTE_CNPJ}}</w:t>
+              <w:t>CNPJ: {{CLIENTE_CNPJ}}</w:t>
             </w:r>
           </w:p>
           <w:p>
@@ -246,16 +237,7 @@
                 <w:sz w:val="20"/>
                 <w:szCs w:val="20"/>
               </w:rPr>
-              <w:t xml:space="preserve">Salvador, Bahia · </w:t>
-            </w:r>
-            <w:r>
-              <w:rPr>
-                <w:rFonts w:ascii="Arial" w:cs="Arial" w:eastAsia="Arial" w:hAnsi="Arial"/>
-                <w:color w:val="FFFFFF"/>
-                <w:sz w:val="20"/>
-                <w:szCs w:val="20"/>
-              </w:rPr>
-              <w:t xml:space="preserve">{{DATA_EMISSAO}}</w:t>
+              <w:t>Salvador, Bahia · {{DATA_EMISSAO}}</w:t>
             </w:r>
           </w:p>
         </w:tc>
@@ -307,18 +289,7 @@
           <w:sz w:val="22"/>
           <w:szCs w:val="22"/>
         </w:rPr>
-        <w:t xml:space="preserve">{{NUM_INTRODUCAO}}. </w:t>
-      </w:r>
-      <w:r>
-        <w:rPr>
-          <w:rFonts w:ascii="Arial" w:cs="Arial" w:eastAsia="Arial" w:hAnsi="Arial"/>
-          <w:b/>
-          <w:bCs/>
-          <w:color w:val="000000"/>
-          <w:sz w:val="22"/>
-          <w:szCs w:val="22"/>
-        </w:rPr>
-        <w:t xml:space="preserve">INTRODUÇÃO</w:t>
+        <w:t>{{NUM_INTRODUCAO}}. INTRODUÇÃO</w:t>
       </w:r>
       <w:r>
         <w:rPr>
@@ -354,18 +325,7 @@
           <w:sz w:val="22"/>
           <w:szCs w:val="22"/>
         </w:rPr>
-        <w:t xml:space="preserve">{{NUM_DADOS}}. </w:t>
-      </w:r>
-      <w:r>
-        <w:rPr>
-          <w:rFonts w:ascii="Arial" w:cs="Arial" w:eastAsia="Arial" w:hAnsi="Arial"/>
-          <w:b/>
-          <w:bCs/>
-          <w:color w:val="000000"/>
-          <w:sz w:val="22"/>
-          <w:szCs w:val="22"/>
-        </w:rPr>
-        <w:t xml:space="preserve">DADOS DO EMPREENDIMENTO</w:t>
+        <w:t>{{NUM_DADOS}}. DADOS DO EMPREENDIMENTO</w:t>
       </w:r>
       <w:r>
         <w:rPr>
@@ -415,18 +375,7 @@
           <w:sz w:val="22"/>
           <w:szCs w:val="22"/>
         </w:rPr>
-        <w:t xml:space="preserve">{{NUM_QUADRO}}. </w:t>
-      </w:r>
-      <w:r>
-        <w:rPr>
-          <w:rFonts w:ascii="Arial" w:cs="Arial" w:eastAsia="Arial" w:hAnsi="Arial"/>
-          <w:b/>
-          <w:bCs/>
-          <w:color w:val="000000"/>
-          <w:sz w:val="22"/>
-          <w:szCs w:val="22"/>
-        </w:rPr>
-        <w:t xml:space="preserve">QUADRO RESUMO DAS ATIVIDADES</w:t>
+        <w:t>{{NUM_QUADRO}}. QUADRO RESUMO DAS ATIVIDADES</w:t>
       </w:r>
       <w:r>
         <w:rPr>
@@ -490,18 +439,7 @@
           <w:sz w:val="22"/>
           <w:szCs w:val="22"/>
         </w:rPr>
-        <w:t xml:space="preserve">{{NUM_DETALHAMENTO}}. </w:t>
-      </w:r>
-      <w:r>
-        <w:rPr>
-          <w:rFonts w:ascii="Arial" w:cs="Arial" w:eastAsia="Arial" w:hAnsi="Arial"/>
-          <w:b/>
-          <w:bCs/>
-          <w:color w:val="000000"/>
-          <w:sz w:val="22"/>
-          <w:szCs w:val="22"/>
-        </w:rPr>
-        <w:t xml:space="preserve">DETALHAMENTO DAS ATIVIDADES</w:t>
+        <w:t>{{NUM_DETALHAMENTO}}. DETALHAMENTO DAS ATIVIDADES</w:t>
       </w:r>
       <w:r>
         <w:rPr>
@@ -593,18 +531,7 @@
           <w:sz w:val="22"/>
           <w:szCs w:val="22"/>
         </w:rPr>
-        <w:t xml:space="preserve">{{NUM_NCS}}. </w:t>
-      </w:r>
-      <w:r>
-        <w:rPr>
-          <w:rFonts w:ascii="Arial" w:cs="Arial" w:eastAsia="Arial" w:hAnsi="Arial"/>
-          <w:b/>
-          <w:bCs/>
-          <w:color w:val="000000"/>
-          <w:sz w:val="22"/>
-          <w:szCs w:val="22"/>
-        </w:rPr>
-        <w:t xml:space="preserve">NÃO CONFORMIDADES E MEDIDAS MITIGADORAS</w:t>
+        <w:t>{{NUM_NCS}}. NÃO CONFORMIDADES E MEDIDAS MITIGADORAS</w:t>
       </w:r>
       <w:r>
         <w:rPr>
@@ -668,18 +595,7 @@
           <w:sz w:val="22"/>
           <w:szCs w:val="22"/>
         </w:rPr>
-        <w:t xml:space="preserve">{{NUM_EFICIENCIA}}. </w:t>
-      </w:r>
-      <w:r>
-        <w:rPr>
-          <w:rFonts w:ascii="Arial" w:cs="Arial" w:eastAsia="Arial" w:hAnsi="Arial"/>
-          <w:b/>
-          <w:bCs/>
-          <w:color w:val="000000"/>
-          <w:sz w:val="22"/>
-          <w:szCs w:val="22"/>
-        </w:rPr>
-        <w:t xml:space="preserve">EFICIÊNCIA OPERACIONAL DA ETE</w:t>
+        <w:t>{{NUM_EFICIENCIA}}. EFICIÊNCIA OPERACIONAL DA ETE</w:t>
       </w:r>
       <w:r>
         <w:rPr>
@@ -729,18 +645,7 @@
           <w:sz w:val="22"/>
           <w:szCs w:val="22"/>
         </w:rPr>
-        <w:t xml:space="preserve">{{NUM_CONSIDERACOES}}. </w:t>
-      </w:r>
-      <w:r>
-        <w:rPr>
-          <w:rFonts w:ascii="Arial" w:cs="Arial" w:eastAsia="Arial" w:hAnsi="Arial"/>
-          <w:b/>
-          <w:bCs/>
-          <w:color w:val="000000"/>
-          <w:sz w:val="22"/>
-          <w:szCs w:val="22"/>
-        </w:rPr>
-        <w:t xml:space="preserve">CONSIDERAÇÕES FINAIS</w:t>
+        <w:t>{{NUM_CONSIDERACOES}}. CONSIDERAÇÕES FINAIS</w:t>
       </w:r>
       <w:r>
         <w:rPr>
@@ -790,18 +695,7 @@
           <w:sz w:val="22"/>
           <w:szCs w:val="22"/>
         </w:rPr>
-        <w:t xml:space="preserve">{{NUM_ANEXOS}}. </w:t>
-      </w:r>
-      <w:r>
-        <w:rPr>
-          <w:rFonts w:ascii="Arial" w:cs="Arial" w:eastAsia="Arial" w:hAnsi="Arial"/>
-          <w:b/>
-          <w:bCs/>
-          <w:color w:val="000000"/>
-          <w:sz w:val="22"/>
-          <w:szCs w:val="22"/>
-        </w:rPr>
-        <w:t xml:space="preserve">ANEXOS</w:t>
+        <w:t>{{NUM_ANEXOS}}. ANEXOS</w:t>
       </w:r>
       <w:r>
         <w:rPr>
@@ -853,8 +747,201 @@
           <w:sz w:val="28"/>
           <w:szCs w:val="28"/>
         </w:rPr>
-        <w:t xml:space="preserve">{{NUM_INTRODUCAO}}. </w:t>
-      </w:r>
+        <w:t>{{NUM_INTRODUCAO}}. INTRODUÇÃO</w:t>
+      </w:r>
+    </w:p>
+    <w:p>
+      <w:pPr>
+        <w:spacing w:after="60" w:before="60" w:line="300"/>
+        <w:jc w:val="both"/>
+      </w:pPr>
+      <w:r>
+        <w:rPr>
+          <w:rFonts w:ascii="Arial" w:cs="Arial" w:eastAsia="Arial" w:hAnsi="Arial"/>
+          <w:b w:val="false"/>
+          <w:bCs w:val="false"/>
+          <w:i w:val="false"/>
+          <w:iCs w:val="false"/>
+          <w:color w:val="000000"/>
+          <w:sz w:val="22"/>
+          <w:szCs w:val="22"/>
+        </w:rPr>
+        <w:t xml:space="preserve">O presente relatório consolida as atividades de manutenção preventiva e corretiva executadas pela </w:t>
+      </w:r>
+      <w:r>
+        <w:rPr>
+          <w:rFonts w:ascii="Arial" w:cs="Arial" w:eastAsia="Arial" w:hAnsi="Arial"/>
+          <w:b/>
+          <w:bCs/>
+          <w:i w:val="false"/>
+          <w:iCs w:val="false"/>
+          <w:color w:val="000000"/>
+          <w:sz w:val="22"/>
+          <w:szCs w:val="22"/>
+        </w:rPr>
+        <w:t xml:space="preserve">{{EMPRESA_NOME}}</w:t>
+      </w:r>
+      <w:r>
+        <w:rPr>
+          <w:rFonts w:ascii="Arial" w:cs="Arial" w:eastAsia="Arial" w:hAnsi="Arial"/>
+          <w:b w:val="false"/>
+          <w:bCs w:val="false"/>
+          <w:i w:val="false"/>
+          <w:iCs w:val="false"/>
+          <w:color w:val="000000"/>
+          <w:sz w:val="22"/>
+          <w:szCs w:val="22"/>
+        </w:rPr>
+        <w:t xml:space="preserve"> na Estação de Tratamento de Esgoto (ETE) do </w:t>
+      </w:r>
+      <w:r>
+        <w:rPr>
+          <w:rFonts w:ascii="Arial" w:cs="Arial" w:eastAsia="Arial" w:hAnsi="Arial"/>
+          <w:b/>
+          <w:bCs/>
+          <w:i w:val="false"/>
+          <w:iCs w:val="false"/>
+          <w:color w:val="000000"/>
+          <w:sz w:val="22"/>
+          <w:szCs w:val="22"/>
+        </w:rPr>
+        <w:t xml:space="preserve">{{CLIENTE_NOME}}</w:t>
+      </w:r>
+      <w:r>
+        <w:rPr>
+          <w:rFonts w:ascii="Arial" w:cs="Arial" w:eastAsia="Arial" w:hAnsi="Arial"/>
+          <w:b w:val="false"/>
+          <w:bCs w:val="false"/>
+          <w:i w:val="false"/>
+          <w:iCs w:val="false"/>
+          <w:color w:val="000000"/>
+          <w:sz w:val="22"/>
+          <w:szCs w:val="22"/>
+        </w:rPr>
+        <w:t>, localizado em {{CLIENTE_ENDERECO}}, inscrito sob o CNPJ {{CLIENTE_CNPJ}}.</w:t>
+      </w:r>
+    </w:p>
+    <w:p>
+      <w:pPr>
+        <w:spacing w:after="60" w:before="60" w:line="300"/>
+        <w:jc w:val="both"/>
+      </w:pPr>
+      <w:r>
+        <w:rPr>
+          <w:rFonts w:ascii="Arial" w:cs="Arial" w:eastAsia="Arial" w:hAnsi="Arial"/>
+          <w:b w:val="false"/>
+          <w:bCs w:val="false"/>
+          <w:i w:val="false"/>
+          <w:iCs w:val="false"/>
+          <w:color w:val="000000"/>
+          <w:sz w:val="22"/>
+          <w:szCs w:val="22"/>
+        </w:rPr>
+        <w:t xml:space="preserve">As intervenções descritas abrangem o período de </w:t>
+      </w:r>
+      <w:r>
+        <w:rPr>
+          <w:rFonts w:ascii="Arial" w:cs="Arial" w:eastAsia="Arial" w:hAnsi="Arial"/>
+          <w:b/>
+          <w:bCs/>
+          <w:i w:val="false"/>
+          <w:iCs w:val="false"/>
+          <w:color w:val="000000"/>
+          <w:sz w:val="22"/>
+          <w:szCs w:val="22"/>
+        </w:rPr>
+        <w:t xml:space="preserve">{{INTRO_PERIODO}}</w:t>
+      </w:r>
+      <w:r>
+        <w:rPr>
+          <w:rFonts w:ascii="Arial" w:cs="Arial" w:eastAsia="Arial" w:hAnsi="Arial"/>
+          <w:b w:val="false"/>
+          <w:bCs w:val="false"/>
+          <w:i w:val="false"/>
+          <w:iCs w:val="false"/>
+          <w:color w:val="000000"/>
+          <w:sz w:val="22"/>
+          <w:szCs w:val="22"/>
+        </w:rPr>
+        <w:t xml:space="preserve"> e incluem {{INTRO_ATIVIDADES}}</w:t>
+      </w:r>
+      <w:r>
+        <w:rPr>
+          <w:color w:val="FFFFFF"/>
+          <w:sz w:val="2"/>
+        </w:rPr>
+        <w:t xml:space="preserve">{{__SECAO_LAB_INI__}}</w:t>
+      </w:r>
+      <w:r>
+        <w:rPr>
+          <w:rFonts w:ascii="Arial" w:cs="Arial" w:eastAsia="Arial" w:hAnsi="Arial"/>
+          <w:b w:val="false"/>
+          <w:bCs w:val="false"/>
+          <w:i w:val="false"/>
+          <w:iCs w:val="false"/>
+          <w:color w:val="000000"/>
+          <w:sz w:val="22"/>
+          <w:szCs w:val="22"/>
+        </w:rPr>
+        <w:t xml:space="preserve">. O relatório apresenta, ainda, os resultados das análises laboratoriais realizadas pelo laboratório </w:t>
+      </w:r>
+      <w:r>
+        <w:rPr>
+          <w:rFonts w:ascii="Arial" w:cs="Arial" w:eastAsia="Arial" w:hAnsi="Arial"/>
+          <w:b/>
+          <w:bCs/>
+          <w:i w:val="false"/>
+          <w:iCs w:val="false"/>
+          <w:color w:val="000000"/>
+          <w:sz w:val="22"/>
+          <w:szCs w:val="22"/>
+        </w:rPr>
+        <w:t xml:space="preserve">{{LABORATORIO}}</w:t>
+      </w:r>
+      <w:r>
+        <w:rPr>
+          <w:rFonts w:ascii="Arial" w:cs="Arial" w:eastAsia="Arial" w:hAnsi="Arial"/>
+          <w:b w:val="false"/>
+          <w:bCs w:val="false"/>
+          <w:i w:val="false"/>
+          <w:iCs w:val="false"/>
+          <w:color w:val="000000"/>
+          <w:sz w:val="22"/>
+          <w:szCs w:val="22"/>
+        </w:rPr>
+        <w:t xml:space="preserve"> nos meses de {{INTRO_MESES_LAB}}, com avaliação da eficiência de remoção de carga orgânica e conformidade com os padrões de lançamento da Resolução CONAMA nº 430/2011.</w:t>
+      </w:r>
+      <w:r>
+        <w:rPr>
+          <w:color w:val="FFFFFF"/>
+          <w:sz w:val="2"/>
+        </w:rPr>
+        <w:t xml:space="preserve">{{__SECAO_LAB_FIM__}}</w:t>
+      </w:r>
+    </w:p>
+    <w:p>
+      <w:pPr>
+        <w:spacing w:after="60" w:before="60" w:line="300"/>
+        <w:jc w:val="both"/>
+      </w:pPr>
+      <w:r>
+        <w:rPr>
+          <w:rFonts w:ascii="Arial" w:cs="Arial" w:eastAsia="Arial" w:hAnsi="Arial"/>
+          <w:b w:val="false"/>
+          <w:bCs w:val="false"/>
+          <w:i w:val="false"/>
+          <w:iCs w:val="false"/>
+          <w:color w:val="000000"/>
+          <w:sz w:val="22"/>
+          <w:szCs w:val="22"/>
+        </w:rPr>
+        <w:t>A ETE opera sob o regime de {{TIPO_SISTEMA}}. A manutenção periódica dos equipamentos eletromecânicos e da infraestrutura hidráulica é condição indispensável para o atendimento dos padrões de lançamento previstos na Resolução CONAMA nº 430/2011, na Lei Estadual nº 10.431/2006 e no Decreto Estadual nº 14.024/2012.</w:t>
+      </w:r>
+    </w:p>
+    <w:p>
+      <w:pPr>
+        <w:spacing w:after="180" w:before="360"/>
+      </w:pPr>
       <w:r>
         <w:rPr>
           <w:rFonts w:ascii="Arial" w:cs="Arial" w:eastAsia="Arial" w:hAnsi="Arial"/>
@@ -864,339 +951,7 @@
           <w:sz w:val="28"/>
           <w:szCs w:val="28"/>
         </w:rPr>
-        <w:t xml:space="preserve">INTRODUÇÃO</w:t>
-      </w:r>
-    </w:p>
-    <w:p>
-      <w:pPr>
-        <w:spacing w:after="60" w:before="60" w:line="300"/>
-        <w:jc w:val="both"/>
-      </w:pPr>
-      <w:r>
-        <w:rPr>
-          <w:rFonts w:ascii="Arial" w:cs="Arial" w:eastAsia="Arial" w:hAnsi="Arial"/>
-          <w:b w:val="false"/>
-          <w:bCs w:val="false"/>
-          <w:i w:val="false"/>
-          <w:iCs w:val="false"/>
-          <w:color w:val="000000"/>
-          <w:sz w:val="22"/>
-          <w:szCs w:val="22"/>
-        </w:rPr>
-        <w:t xml:space="preserve">O presente relatório consolida as atividades de manutenção preventiva e corretiva executadas pela </w:t>
-      </w:r>
-      <w:r>
-        <w:rPr>
-          <w:rFonts w:ascii="Arial" w:cs="Arial" w:eastAsia="Arial" w:hAnsi="Arial"/>
-          <w:b/>
-          <w:bCs/>
-          <w:i w:val="false"/>
-          <w:iCs w:val="false"/>
-          <w:color w:val="000000"/>
-          <w:sz w:val="22"/>
-          <w:szCs w:val="22"/>
-        </w:rPr>
-        <w:t xml:space="preserve">{{EMPRESA_NOME}}</w:t>
-      </w:r>
-      <w:r>
-        <w:rPr>
-          <w:rFonts w:ascii="Arial" w:cs="Arial" w:eastAsia="Arial" w:hAnsi="Arial"/>
-          <w:b w:val="false"/>
-          <w:bCs w:val="false"/>
-          <w:i w:val="false"/>
-          <w:iCs w:val="false"/>
-          <w:color w:val="000000"/>
-          <w:sz w:val="22"/>
-          <w:szCs w:val="22"/>
-        </w:rPr>
-        <w:t xml:space="preserve"> na Estação de Tratamento de Esgoto (ETE) do </w:t>
-      </w:r>
-      <w:r>
-        <w:rPr>
-          <w:rFonts w:ascii="Arial" w:cs="Arial" w:eastAsia="Arial" w:hAnsi="Arial"/>
-          <w:b/>
-          <w:bCs/>
-          <w:i w:val="false"/>
-          <w:iCs w:val="false"/>
-          <w:color w:val="000000"/>
-          <w:sz w:val="22"/>
-          <w:szCs w:val="22"/>
-        </w:rPr>
-        <w:t xml:space="preserve">{{CLIENTE_NOME}}</w:t>
-      </w:r>
-      <w:r>
-        <w:rPr>
-          <w:rFonts w:ascii="Arial" w:cs="Arial" w:eastAsia="Arial" w:hAnsi="Arial"/>
-          <w:b w:val="false"/>
-          <w:bCs w:val="false"/>
-          <w:i w:val="false"/>
-          <w:iCs w:val="false"/>
-          <w:color w:val="000000"/>
-          <w:sz w:val="22"/>
-          <w:szCs w:val="22"/>
-        </w:rPr>
-        <w:t xml:space="preserve">, localizado em </w:t>
-      </w:r>
-      <w:r>
-        <w:rPr>
-          <w:rFonts w:ascii="Arial" w:cs="Arial" w:eastAsia="Arial" w:hAnsi="Arial"/>
-          <w:b w:val="false"/>
-          <w:bCs w:val="false"/>
-          <w:i w:val="false"/>
-          <w:iCs w:val="false"/>
-          <w:color w:val="000000"/>
-          <w:sz w:val="22"/>
-          <w:szCs w:val="22"/>
-        </w:rPr>
-        <w:t xml:space="preserve">{{CLIENTE_ENDERECO}}</w:t>
-      </w:r>
-      <w:r>
-        <w:rPr>
-          <w:rFonts w:ascii="Arial" w:cs="Arial" w:eastAsia="Arial" w:hAnsi="Arial"/>
-          <w:b w:val="false"/>
-          <w:bCs w:val="false"/>
-          <w:i w:val="false"/>
-          <w:iCs w:val="false"/>
-          <w:color w:val="000000"/>
-          <w:sz w:val="22"/>
-          <w:szCs w:val="22"/>
-        </w:rPr>
-        <w:t xml:space="preserve">, inscrito sob o CNPJ </w:t>
-      </w:r>
-      <w:r>
-        <w:rPr>
-          <w:rFonts w:ascii="Arial" w:cs="Arial" w:eastAsia="Arial" w:hAnsi="Arial"/>
-          <w:b w:val="false"/>
-          <w:bCs w:val="false"/>
-          <w:i w:val="false"/>
-          <w:iCs w:val="false"/>
-          <w:color w:val="000000"/>
-          <w:sz w:val="22"/>
-          <w:szCs w:val="22"/>
-        </w:rPr>
-        <w:t xml:space="preserve">{{CLIENTE_CNPJ}}</w:t>
-      </w:r>
-      <w:r>
-        <w:rPr>
-          <w:rFonts w:ascii="Arial" w:cs="Arial" w:eastAsia="Arial" w:hAnsi="Arial"/>
-          <w:b w:val="false"/>
-          <w:bCs w:val="false"/>
-          <w:i w:val="false"/>
-          <w:iCs w:val="false"/>
-          <w:color w:val="000000"/>
-          <w:sz w:val="22"/>
-          <w:szCs w:val="22"/>
-        </w:rPr>
-        <w:t xml:space="preserve">.</w:t>
-      </w:r>
-    </w:p>
-    <w:p>
-      <w:pPr>
-        <w:spacing w:after="60" w:before="60" w:line="300"/>
-        <w:jc w:val="both"/>
-      </w:pPr>
-      <w:r>
-        <w:rPr>
-          <w:rFonts w:ascii="Arial" w:cs="Arial" w:eastAsia="Arial" w:hAnsi="Arial"/>
-          <w:b w:val="false"/>
-          <w:bCs w:val="false"/>
-          <w:i w:val="false"/>
-          <w:iCs w:val="false"/>
-          <w:color w:val="000000"/>
-          <w:sz w:val="22"/>
-          <w:szCs w:val="22"/>
-        </w:rPr>
-        <w:t xml:space="preserve">As intervenções descritas abrangem o período de </w:t>
-      </w:r>
-      <w:r>
-        <w:rPr>
-          <w:rFonts w:ascii="Arial" w:cs="Arial" w:eastAsia="Arial" w:hAnsi="Arial"/>
-          <w:b/>
-          <w:bCs/>
-          <w:i w:val="false"/>
-          <w:iCs w:val="false"/>
-          <w:color w:val="000000"/>
-          <w:sz w:val="22"/>
-          <w:szCs w:val="22"/>
-        </w:rPr>
-        <w:t xml:space="preserve">{{INTRO_PERIODO}}</w:t>
-      </w:r>
-      <w:r>
-        <w:rPr>
-          <w:rFonts w:ascii="Arial" w:cs="Arial" w:eastAsia="Arial" w:hAnsi="Arial"/>
-          <w:b w:val="false"/>
-          <w:bCs w:val="false"/>
-          <w:i w:val="false"/>
-          <w:iCs w:val="false"/>
-          <w:color w:val="000000"/>
-          <w:sz w:val="22"/>
-          <w:szCs w:val="22"/>
-        </w:rPr>
-        <w:t xml:space="preserve"> e incluem </w:t>
-      </w:r>
-      <w:r>
-        <w:rPr>
-          <w:rFonts w:ascii="Arial" w:cs="Arial" w:eastAsia="Arial" w:hAnsi="Arial"/>
-          <w:b w:val="false"/>
-          <w:bCs w:val="false"/>
-          <w:i w:val="false"/>
-          <w:iCs w:val="false"/>
-          <w:color w:val="000000"/>
-          <w:sz w:val="22"/>
-          <w:szCs w:val="22"/>
-        </w:rPr>
-        <w:t xml:space="preserve">{{INTRO_ATIVIDADES}}</w:t>
-      </w:r>
-      <w:r>
-        <w:rPr>
-          <w:color w:val="FFFFFF"/>
-          <w:sz w:val="2"/>
-        </w:rPr>
-        <w:t xml:space="preserve">{{__SECAO_LAB_INI__}}</w:t>
-      </w:r>
-      <w:r>
-        <w:rPr>
-          <w:rFonts w:ascii="Arial" w:cs="Arial" w:eastAsia="Arial" w:hAnsi="Arial"/>
-          <w:b w:val="false"/>
-          <w:bCs w:val="false"/>
-          <w:i w:val="false"/>
-          <w:iCs w:val="false"/>
-          <w:color w:val="000000"/>
-          <w:sz w:val="22"/>
-          <w:szCs w:val="22"/>
-        </w:rPr>
-        <w:t xml:space="preserve">. O relatório apresenta, ainda, os resultados das análises laboratoriais realizadas pelo laboratório </w:t>
-      </w:r>
-      <w:r>
-        <w:rPr>
-          <w:rFonts w:ascii="Arial" w:cs="Arial" w:eastAsia="Arial" w:hAnsi="Arial"/>
-          <w:b/>
-          <w:bCs/>
-          <w:i w:val="false"/>
-          <w:iCs w:val="false"/>
-          <w:color w:val="000000"/>
-          <w:sz w:val="22"/>
-          <w:szCs w:val="22"/>
-        </w:rPr>
-        <w:t xml:space="preserve">{{LABORATORIO}}</w:t>
-      </w:r>
-      <w:r>
-        <w:rPr>
-          <w:rFonts w:ascii="Arial" w:cs="Arial" w:eastAsia="Arial" w:hAnsi="Arial"/>
-          <w:b w:val="false"/>
-          <w:bCs w:val="false"/>
-          <w:i w:val="false"/>
-          <w:iCs w:val="false"/>
-          <w:color w:val="000000"/>
-          <w:sz w:val="22"/>
-          <w:szCs w:val="22"/>
-        </w:rPr>
-        <w:t xml:space="preserve"> nos meses de </w:t>
-      </w:r>
-      <w:r>
-        <w:rPr>
-          <w:rFonts w:ascii="Arial" w:cs="Arial" w:eastAsia="Arial" w:hAnsi="Arial"/>
-          <w:b w:val="false"/>
-          <w:bCs w:val="false"/>
-          <w:i w:val="false"/>
-          <w:iCs w:val="false"/>
-          <w:color w:val="000000"/>
-          <w:sz w:val="22"/>
-          <w:szCs w:val="22"/>
-        </w:rPr>
-        <w:t xml:space="preserve">{{INTRO_MESES_LAB}}</w:t>
-      </w:r>
-      <w:r>
-        <w:rPr>
-          <w:rFonts w:ascii="Arial" w:cs="Arial" w:eastAsia="Arial" w:hAnsi="Arial"/>
-          <w:b w:val="false"/>
-          <w:bCs w:val="false"/>
-          <w:i w:val="false"/>
-          <w:iCs w:val="false"/>
-          <w:color w:val="000000"/>
-          <w:sz w:val="22"/>
-          <w:szCs w:val="22"/>
-        </w:rPr>
-        <w:t xml:space="preserve">, com avaliação da eficiência de remoção de carga orgânica e conformidade com os padrões de lançamento da Resolução CONAMA nº 430/2011.</w:t>
-      </w:r>
-      <w:r>
-        <w:rPr>
-          <w:color w:val="FFFFFF"/>
-          <w:sz w:val="2"/>
-        </w:rPr>
-        <w:t xml:space="preserve">{{__SECAO_LAB_FIM__}}</w:t>
-      </w:r>
-    </w:p>
-    <w:p>
-      <w:pPr>
-        <w:spacing w:after="60" w:before="60" w:line="300"/>
-        <w:jc w:val="both"/>
-      </w:pPr>
-      <w:r>
-        <w:rPr>
-          <w:rFonts w:ascii="Arial" w:cs="Arial" w:eastAsia="Arial" w:hAnsi="Arial"/>
-          <w:b w:val="false"/>
-          <w:bCs w:val="false"/>
-          <w:i w:val="false"/>
-          <w:iCs w:val="false"/>
-          <w:color w:val="000000"/>
-          <w:sz w:val="22"/>
-          <w:szCs w:val="22"/>
-        </w:rPr>
-        <w:t xml:space="preserve">A ETE opera sob o regime de </w:t>
-      </w:r>
-      <w:r>
-        <w:rPr>
-          <w:rFonts w:ascii="Arial" w:cs="Arial" w:eastAsia="Arial" w:hAnsi="Arial"/>
-          <w:b w:val="false"/>
-          <w:bCs w:val="false"/>
-          <w:i w:val="false"/>
-          <w:iCs w:val="false"/>
-          <w:color w:val="000000"/>
-          <w:sz w:val="22"/>
-          <w:szCs w:val="22"/>
-        </w:rPr>
-        <w:t xml:space="preserve">{{TIPO_SISTEMA}}</w:t>
-      </w:r>
-      <w:r>
-        <w:rPr>
-          <w:rFonts w:ascii="Arial" w:cs="Arial" w:eastAsia="Arial" w:hAnsi="Arial"/>
-          <w:b w:val="false"/>
-          <w:bCs w:val="false"/>
-          <w:i w:val="false"/>
-          <w:iCs w:val="false"/>
-          <w:color w:val="000000"/>
-          <w:sz w:val="22"/>
-          <w:szCs w:val="22"/>
-        </w:rPr>
-        <w:t xml:space="preserve">. A manutenção periódica dos equipamentos eletromecânicos e da infraestrutura hidráulica é condição indispensável para o atendimento dos padrões de lançamento previstos na Resolução CONAMA nº 430/2011, na Lei Estadual nº 10.431/2006 e no Decreto Estadual nº 14.024/2012.</w:t>
-      </w:r>
-    </w:p>
-    <w:p>
-      <w:pPr>
-        <w:spacing w:after="180" w:before="360"/>
-      </w:pPr>
-      <w:r>
-        <w:rPr>
-          <w:rFonts w:ascii="Arial" w:cs="Arial" w:eastAsia="Arial" w:hAnsi="Arial"/>
-          <w:b/>
-          <w:bCs/>
-          <w:color w:val="0A2540"/>
-          <w:sz w:val="28"/>
-          <w:szCs w:val="28"/>
-        </w:rPr>
-        <w:t xml:space="preserve">{{NUM_DADOS}}. </w:t>
-      </w:r>
-      <w:r>
-        <w:rPr>
-          <w:rFonts w:ascii="Arial" w:cs="Arial" w:eastAsia="Arial" w:hAnsi="Arial"/>
-          <w:b/>
-          <w:bCs/>
-          <w:color w:val="0A2540"/>
-          <w:sz w:val="28"/>
-          <w:szCs w:val="28"/>
-        </w:rPr>
-        <w:t xml:space="preserve">DADOS DO EMPREENDIMENTO</w:t>
+        <w:t>{{NUM_DADOS}}. DADOS DO EMPREENDIMENTO</w:t>
       </w:r>
     </w:p>
     <w:tbl>
@@ -1851,18 +1606,7 @@
           <w:sz w:val="28"/>
           <w:szCs w:val="28"/>
         </w:rPr>
-        <w:t xml:space="preserve">{{NUM_QUADRO}}. </w:t>
-      </w:r>
-      <w:r>
-        <w:rPr>
-          <w:rFonts w:ascii="Arial" w:cs="Arial" w:eastAsia="Arial" w:hAnsi="Arial"/>
-          <w:b/>
-          <w:bCs/>
-          <w:color w:val="0A2540"/>
-          <w:sz w:val="28"/>
-          <w:szCs w:val="28"/>
-        </w:rPr>
-        <w:t xml:space="preserve">QUADRO RESUMO DAS ATIVIDADES</w:t>
+        <w:t>{{NUM_QUADRO}}. QUADRO RESUMO DAS ATIVIDADES</w:t>
       </w:r>
     </w:p>
     <w:p>
@@ -2167,8 +1911,88 @@
           <w:sz w:val="28"/>
           <w:szCs w:val="28"/>
         </w:rPr>
-        <w:t xml:space="preserve">{{NUM_DETALHAMENTO}}. </w:t>
-      </w:r>
+        <w:t>{{NUM_DETALHAMENTO}}. DETALHAMENTO DAS ATIVIDADES</w:t>
+      </w:r>
+    </w:p>
+    <w:p>
+      <w:pPr>
+        <w:spacing w:after="0" w:before="0"/>
+      </w:pPr>
+      <w:r>
+        <w:rPr>
+          <w:rFonts w:ascii="Arial" w:cs="Arial" w:eastAsia="Arial" w:hAnsi="Arial"/>
+          <w:color w:val="FFFFFF"/>
+          <w:sz w:val="2"/>
+          <w:szCs w:val="2"/>
+        </w:rPr>
+        <w:t xml:space="preserve">{{__SECAO4_INICIO__}}</w:t>
+      </w:r>
+    </w:p>
+    <w:p>
+      <w:pPr>
+        <w:spacing w:after="60" w:before="60" w:line="300"/>
+        <w:jc w:val="both"/>
+      </w:pPr>
+      <w:r>
+        <w:rPr>
+          <w:rFonts w:ascii="Arial" w:cs="Arial" w:eastAsia="Arial" w:hAnsi="Arial"/>
+          <w:b w:val="false"/>
+          <w:bCs w:val="false"/>
+          <w:i/>
+          <w:iCs/>
+          <w:color w:val="6B8195"/>
+          <w:sz w:val="22"/>
+          <w:szCs w:val="22"/>
+        </w:rPr>
+        <w:t xml:space="preserve">Conteúdo dinâmico das inspeções será inserido aqui pelo gerador.</w:t>
+      </w:r>
+    </w:p>
+    <w:p>
+      <w:pPr>
+        <w:spacing w:after="0" w:before="0"/>
+      </w:pPr>
+      <w:r>
+        <w:rPr>
+          <w:rFonts w:ascii="Arial" w:cs="Arial" w:eastAsia="Arial" w:hAnsi="Arial"/>
+          <w:color w:val="FFFFFF"/>
+          <w:sz w:val="2"/>
+          <w:szCs w:val="2"/>
+        </w:rPr>
+        <w:t xml:space="preserve">{{__SECAO4_FIM__}}</w:t>
+      </w:r>
+    </w:p>
+    <w:p>
+      <w:pPr>
+        <w:spacing w:after="0" w:before="0"/>
+      </w:pPr>
+      <w:r>
+        <w:rPr>
+          <w:rFonts w:ascii="Arial" w:cs="Arial" w:eastAsia="Arial" w:hAnsi="Arial"/>
+          <w:color w:val="FFFFFF"/>
+          <w:sz w:val="2"/>
+          <w:szCs w:val="2"/>
+        </w:rPr>
+        <w:t xml:space="preserve">{{__SECAO_DETALHAMENTO_FIM__}}</w:t>
+      </w:r>
+    </w:p>
+    <w:p>
+      <w:pPr>
+        <w:spacing w:after="0" w:before="0"/>
+      </w:pPr>
+      <w:r>
+        <w:rPr>
+          <w:rFonts w:ascii="Arial" w:cs="Arial" w:eastAsia="Arial" w:hAnsi="Arial"/>
+          <w:color w:val="FFFFFF"/>
+          <w:sz w:val="2"/>
+          <w:szCs w:val="2"/>
+        </w:rPr>
+        <w:t xml:space="preserve">{{__SECAO_NCS_INI__}}</w:t>
+      </w:r>
+    </w:p>
+    <w:p>
+      <w:pPr>
+        <w:spacing w:after="180" w:before="360"/>
+      </w:pPr>
       <w:r>
         <w:rPr>
           <w:rFonts w:ascii="Arial" w:cs="Arial" w:eastAsia="Arial" w:hAnsi="Arial"/>
@@ -2178,109 +2002,7 @@
           <w:sz w:val="28"/>
           <w:szCs w:val="28"/>
         </w:rPr>
-        <w:t xml:space="preserve">DETALHAMENTO DAS ATIVIDADES</w:t>
-      </w:r>
-    </w:p>
-    <w:p>
-      <w:pPr>
-        <w:spacing w:after="0" w:before="0"/>
-      </w:pPr>
-      <w:r>
-        <w:rPr>
-          <w:rFonts w:ascii="Arial" w:cs="Arial" w:eastAsia="Arial" w:hAnsi="Arial"/>
-          <w:color w:val="FFFFFF"/>
-          <w:sz w:val="2"/>
-          <w:szCs w:val="2"/>
-        </w:rPr>
-        <w:t xml:space="preserve">{{__SECAO4_INICIO__}}</w:t>
-      </w:r>
-    </w:p>
-    <w:p>
-      <w:pPr>
-        <w:spacing w:after="60" w:before="60" w:line="300"/>
-        <w:jc w:val="both"/>
-      </w:pPr>
-      <w:r>
-        <w:rPr>
-          <w:rFonts w:ascii="Arial" w:cs="Arial" w:eastAsia="Arial" w:hAnsi="Arial"/>
-          <w:b w:val="false"/>
-          <w:bCs w:val="false"/>
-          <w:i/>
-          <w:iCs/>
-          <w:color w:val="6B8195"/>
-          <w:sz w:val="22"/>
-          <w:szCs w:val="22"/>
-        </w:rPr>
-        <w:t xml:space="preserve">Conteúdo dinâmico das inspeções será inserido aqui pelo gerador.</w:t>
-      </w:r>
-    </w:p>
-    <w:p>
-      <w:pPr>
-        <w:spacing w:after="0" w:before="0"/>
-      </w:pPr>
-      <w:r>
-        <w:rPr>
-          <w:rFonts w:ascii="Arial" w:cs="Arial" w:eastAsia="Arial" w:hAnsi="Arial"/>
-          <w:color w:val="FFFFFF"/>
-          <w:sz w:val="2"/>
-          <w:szCs w:val="2"/>
-        </w:rPr>
-        <w:t xml:space="preserve">{{__SECAO4_FIM__}}</w:t>
-      </w:r>
-    </w:p>
-    <w:p>
-      <w:pPr>
-        <w:spacing w:after="0" w:before="0"/>
-      </w:pPr>
-      <w:r>
-        <w:rPr>
-          <w:rFonts w:ascii="Arial" w:cs="Arial" w:eastAsia="Arial" w:hAnsi="Arial"/>
-          <w:color w:val="FFFFFF"/>
-          <w:sz w:val="2"/>
-          <w:szCs w:val="2"/>
-        </w:rPr>
-        <w:t xml:space="preserve">{{__SECAO_DETALHAMENTO_FIM__}}</w:t>
-      </w:r>
-    </w:p>
-    <w:p>
-      <w:pPr>
-        <w:spacing w:after="0" w:before="0"/>
-      </w:pPr>
-      <w:r>
-        <w:rPr>
-          <w:rFonts w:ascii="Arial" w:cs="Arial" w:eastAsia="Arial" w:hAnsi="Arial"/>
-          <w:color w:val="FFFFFF"/>
-          <w:sz w:val="2"/>
-          <w:szCs w:val="2"/>
-        </w:rPr>
-        <w:t xml:space="preserve">{{__SECAO_NCS_INI__}}</w:t>
-      </w:r>
-    </w:p>
-    <w:p>
-      <w:pPr>
-        <w:spacing w:after="180" w:before="360"/>
-      </w:pPr>
-      <w:r>
-        <w:rPr>
-          <w:rFonts w:ascii="Arial" w:cs="Arial" w:eastAsia="Arial" w:hAnsi="Arial"/>
-          <w:b/>
-          <w:bCs/>
-          <w:color w:val="0A2540"/>
-          <w:sz w:val="28"/>
-          <w:szCs w:val="28"/>
-        </w:rPr>
-        <w:t xml:space="preserve">{{NUM_NCS}}. </w:t>
-      </w:r>
-      <w:r>
-        <w:rPr>
-          <w:rFonts w:ascii="Arial" w:cs="Arial" w:eastAsia="Arial" w:hAnsi="Arial"/>
-          <w:b/>
-          <w:bCs/>
-          <w:color w:val="0A2540"/>
-          <w:sz w:val="28"/>
-          <w:szCs w:val="28"/>
-        </w:rPr>
-        <w:t xml:space="preserve">NÃO CONFORMIDADES E MEDIDAS MITIGADORAS</w:t>
+        <w:t>{{NUM_NCS}}. NÃO CONFORMIDADES E MEDIDAS MITIGADORAS</w:t>
       </w:r>
     </w:p>
     <w:p>
@@ -3089,18 +2811,7 @@
           <w:sz w:val="28"/>
           <w:szCs w:val="28"/>
         </w:rPr>
-        <w:t xml:space="preserve">{{NUM_EFICIENCIA}}. </w:t>
-      </w:r>
-      <w:r>
-        <w:rPr>
-          <w:rFonts w:ascii="Arial" w:cs="Arial" w:eastAsia="Arial" w:hAnsi="Arial"/>
-          <w:b/>
-          <w:bCs/>
-          <w:color w:val="0A2540"/>
-          <w:sz w:val="28"/>
-          <w:szCs w:val="28"/>
-        </w:rPr>
-        <w:t xml:space="preserve">EFICIÊNCIA OPERACIONAL DA ETE</w:t>
+        <w:t>{{NUM_EFICIENCIA}}. EFICIÊNCIA OPERACIONAL DA ETE</w:t>
       </w:r>
     </w:p>
     <w:p>
@@ -3190,59 +2901,7 @@
           <w:sz w:val="22"/>
           <w:szCs w:val="22"/>
         </w:rPr>
-        <w:t xml:space="preserve">Os parâmetros analisados foram </w:t>
-      </w:r>
-      <w:r>
-        <w:rPr>
-          <w:rFonts w:ascii="Arial" w:cs="Arial" w:eastAsia="Arial" w:hAnsi="Arial"/>
-          <w:b w:val="false"/>
-          <w:bCs w:val="false"/>
-          <w:i w:val="false"/>
-          <w:iCs w:val="false"/>
-          <w:color w:val="000000"/>
-          <w:sz w:val="22"/>
-          <w:szCs w:val="22"/>
-        </w:rPr>
-        <w:t xml:space="preserve">{{LISTA_PARAMETROS}}</w:t>
-      </w:r>
-      <w:r>
-        <w:rPr>
-          <w:rFonts w:ascii="Arial" w:cs="Arial" w:eastAsia="Arial" w:hAnsi="Arial"/>
-          <w:b w:val="false"/>
-          <w:bCs w:val="false"/>
-          <w:i w:val="false"/>
-          <w:iCs w:val="false"/>
-          <w:color w:val="000000"/>
-          <w:sz w:val="22"/>
-          <w:szCs w:val="22"/>
-        </w:rPr>
-        <w:t xml:space="preserve">, conforme exigido pela Resolução CONAMA nº 430/2011 para lançamento de efluentes em corpos receptores</w:t>
-      </w:r>
-      <w:r>
-        <w:rPr>
-          <w:rFonts w:ascii="Arial" w:cs="Arial" w:eastAsia="Arial" w:hAnsi="Arial"/>
-          <w:b w:val="false"/>
-          <w:bCs w:val="false"/>
-          <w:i w:val="false"/>
-          <w:iCs w:val="false"/>
-          <w:color w:val="000000"/>
-          <w:sz w:val="22"/>
-          <w:szCs w:val="22"/>
-        </w:rPr>
-        <w:t xml:space="preserve">{{METODOLOGIA_OPCIONAL}}</w:t>
-      </w:r>
-      <w:r>
-        <w:rPr>
-          <w:rFonts w:ascii="Arial" w:cs="Arial" w:eastAsia="Arial" w:hAnsi="Arial"/>
-          <w:b w:val="false"/>
-          <w:bCs w:val="false"/>
-          <w:i w:val="false"/>
-          <w:iCs w:val="false"/>
-          <w:color w:val="000000"/>
-          <w:sz w:val="22"/>
-          <w:szCs w:val="22"/>
-        </w:rPr>
-        <w:t xml:space="preserve">.</w:t>
+        <w:t>Os parâmetros analisados foram {{LISTA_PARAMETROS}}, conforme exigido pela Resolução CONAMA nº 430/2011 para lançamento de efluentes em corpos receptores{{METODOLOGIA_OPCIONAL}}.</w:t>
       </w:r>
     </w:p>
     <w:p>
@@ -5496,8 +5155,160 @@
           <w:sz w:val="28"/>
           <w:szCs w:val="28"/>
         </w:rPr>
-        <w:t xml:space="preserve">{{NUM_CONSIDERACOES}}. </w:t>
-      </w:r>
+        <w:t>{{NUM_CONSIDERACOES}}. CONSIDERAÇÕES FINAIS</w:t>
+      </w:r>
+    </w:p>
+    <w:p>
+      <w:pPr>
+        <w:spacing w:after="60" w:before="60" w:line="300"/>
+        <w:jc w:val="both"/>
+      </w:pPr>
+      <w:r>
+        <w:rPr>
+          <w:rFonts w:ascii="Arial" w:cs="Arial" w:eastAsia="Arial" w:hAnsi="Arial"/>
+          <w:b w:val="false"/>
+          <w:bCs w:val="false"/>
+          <w:i w:val="false"/>
+          <w:iCs w:val="false"/>
+          <w:color w:val="000000"/>
+          <w:sz w:val="22"/>
+          <w:szCs w:val="22"/>
+        </w:rPr>
+        <w:t xml:space="preserve">{{CONSID_P1}}</w:t>
+      </w:r>
+    </w:p>
+    <w:p>
+      <w:pPr>
+        <w:spacing w:after="60" w:before="60" w:line="300"/>
+        <w:jc w:val="both"/>
+      </w:pPr>
+      <w:r>
+        <w:rPr>
+          <w:rFonts w:ascii="Arial" w:cs="Arial" w:eastAsia="Arial" w:hAnsi="Arial"/>
+          <w:b w:val="false"/>
+          <w:bCs w:val="false"/>
+          <w:i w:val="false"/>
+          <w:iCs w:val="false"/>
+          <w:color w:val="000000"/>
+          <w:sz w:val="22"/>
+          <w:szCs w:val="22"/>
+        </w:rPr>
+        <w:t xml:space="preserve">{{CONSID_P2}}</w:t>
+      </w:r>
+    </w:p>
+    <w:p>
+      <w:pPr>
+        <w:spacing w:after="60" w:before="60" w:line="300"/>
+        <w:jc w:val="both"/>
+      </w:pPr>
+      <w:r>
+        <w:rPr>
+          <w:rFonts w:ascii="Arial" w:cs="Arial" w:eastAsia="Arial" w:hAnsi="Arial"/>
+          <w:b w:val="false"/>
+          <w:bCs w:val="false"/>
+          <w:i w:val="false"/>
+          <w:iCs w:val="false"/>
+          <w:color w:val="000000"/>
+          <w:sz w:val="22"/>
+          <w:szCs w:val="22"/>
+        </w:rPr>
+        <w:t xml:space="preserve">{{CONSID_P3}}</w:t>
+      </w:r>
+    </w:p>
+    <w:p>
+      <w:pPr>
+        <w:spacing w:after="60" w:before="60" w:line="300"/>
+        <w:jc w:val="both"/>
+      </w:pPr>
+      <w:r>
+        <w:rPr>
+          <w:rFonts w:ascii="Arial" w:cs="Arial" w:eastAsia="Arial" w:hAnsi="Arial"/>
+          <w:b w:val="false"/>
+          <w:bCs w:val="false"/>
+          <w:i w:val="false"/>
+          <w:iCs w:val="false"/>
+          <w:color w:val="000000"/>
+          <w:sz w:val="22"/>
+          <w:szCs w:val="22"/>
+        </w:rPr>
+        <w:t xml:space="preserve">{{CONSID_P4}}</w:t>
+      </w:r>
+    </w:p>
+    <w:p>
+      <w:pPr>
+        <w:spacing w:after="60" w:before="60" w:line="300"/>
+        <w:jc w:val="both"/>
+      </w:pPr>
+      <w:r>
+        <w:rPr>
+          <w:rFonts w:ascii="Arial" w:cs="Arial" w:eastAsia="Arial" w:hAnsi="Arial"/>
+          <w:b w:val="false"/>
+          <w:bCs w:val="false"/>
+          <w:i w:val="false"/>
+          <w:iCs w:val="false"/>
+          <w:color w:val="000000"/>
+          <w:sz w:val="22"/>
+          <w:szCs w:val="22"/>
+        </w:rPr>
+        <w:t xml:space="preserve">{{CONSID_P5}}</w:t>
+      </w:r>
+    </w:p>
+    <w:p>
+      <w:pPr>
+        <w:spacing w:after="60" w:before="60" w:line="300"/>
+        <w:jc w:val="both"/>
+      </w:pPr>
+      <w:r>
+        <w:rPr>
+          <w:rFonts w:ascii="Arial" w:cs="Arial" w:eastAsia="Arial" w:hAnsi="Arial"/>
+          <w:b w:val="false"/>
+          <w:bCs w:val="false"/>
+          <w:i w:val="false"/>
+          <w:iCs w:val="false"/>
+          <w:color w:val="000000"/>
+          <w:sz w:val="22"/>
+          <w:szCs w:val="22"/>
+        </w:rPr>
+        <w:t xml:space="preserve">{{CONSID_P6}}</w:t>
+      </w:r>
+    </w:p>
+    <w:p>
+      <w:pPr>
+        <w:spacing w:after="60" w:before="60" w:line="300"/>
+        <w:jc w:val="both"/>
+      </w:pPr>
+      <w:r>
+        <w:rPr>
+          <w:rFonts w:ascii="Arial" w:cs="Arial" w:eastAsia="Arial" w:hAnsi="Arial"/>
+          <w:b w:val="false"/>
+          <w:bCs w:val="false"/>
+          <w:i w:val="false"/>
+          <w:iCs w:val="false"/>
+          <w:color w:val="000000"/>
+          <w:sz w:val="22"/>
+          <w:szCs w:val="22"/>
+        </w:rPr>
+        <w:t xml:space="preserve">{{CONSID_P7}}</w:t>
+      </w:r>
+    </w:p>
+    <w:p>
+      <w:pPr>
+        <w:spacing w:after="0" w:before="0"/>
+      </w:pPr>
+      <w:r>
+        <w:rPr>
+          <w:rFonts w:ascii="Arial" w:cs="Arial" w:eastAsia="Arial" w:hAnsi="Arial"/>
+          <w:color w:val="000000"/>
+          <w:sz w:val="2"/>
+          <w:szCs w:val="2"/>
+        </w:rPr>
+        <w:t xml:space="preserve">{{__SECAO_ANEXOS_INI__}}</w:t>
+      </w:r>
+    </w:p>
+    <w:p>
+      <w:pPr>
+        <w:spacing w:after="120" w:before="360"/>
+      </w:pPr>
       <w:r>
         <w:rPr>
           <w:rFonts w:ascii="Arial" w:cs="Arial" w:eastAsia="Arial" w:hAnsi="Arial"/>
@@ -5507,7 +5318,42 @@
           <w:sz w:val="28"/>
           <w:szCs w:val="28"/>
         </w:rPr>
-        <w:t xml:space="preserve">CONSIDERAÇÕES FINAIS</w:t>
+        <w:t>{{NUM_ANEXOS}}. ANEXOS</w:t>
+      </w:r>
+    </w:p>
+    <w:p>
+      <w:pPr>
+        <w:spacing w:after="120" w:before="60" w:line="300"/>
+        <w:jc w:val="both"/>
+      </w:pPr>
+      <w:r>
+        <w:rPr>
+          <w:rFonts w:ascii="Arial" w:cs="Arial" w:eastAsia="Arial" w:hAnsi="Arial"/>
+          <w:color w:val="000000"/>
+          <w:sz w:val="22"/>
+          <w:szCs w:val="22"/>
+        </w:rPr>
+        <w:t xml:space="preserve">Encontram-se anexados a este relatório os boletins de análise laboratorial emitidos pelo laboratório </w:t>
+      </w:r>
+      <w:r>
+        <w:rPr>
+          <w:rFonts w:ascii="Arial" w:cs="Arial" w:eastAsia="Arial" w:hAnsi="Arial"/>
+          <w:b/>
+          <w:bCs/>
+          <w:color w:val="000000"/>
+          <w:sz w:val="22"/>
+          <w:szCs w:val="22"/>
+        </w:rPr>
+        <w:t xml:space="preserve">{{LABORATORIO}}</w:t>
+      </w:r>
+      <w:r>
+        <w:rPr>
+          <w:rFonts w:ascii="Arial" w:cs="Arial" w:eastAsia="Arial" w:hAnsi="Arial"/>
+          <w:color w:val="000000"/>
+          <w:sz w:val="22"/>
+          <w:szCs w:val="22"/>
+        </w:rPr>
+        <w:t xml:space="preserve">, referentes às amostras coletadas no período deste relatório:</w:t>
       </w:r>
     </w:p>
     <w:p>
@@ -5518,129 +5364,25 @@
       <w:r>
         <w:rPr>
           <w:rFonts w:ascii="Arial" w:cs="Arial" w:eastAsia="Arial" w:hAnsi="Arial"/>
-          <w:b w:val="false"/>
-          <w:bCs w:val="false"/>
-          <w:i w:val="false"/>
-          <w:iCs w:val="false"/>
           <w:color w:val="000000"/>
           <w:sz w:val="22"/>
           <w:szCs w:val="22"/>
         </w:rPr>
-        <w:t xml:space="preserve">{{CONSID_P1}}</w:t>
-      </w:r>
-    </w:p>
-    <w:p>
-      <w:pPr>
-        <w:spacing w:after="60" w:before="60" w:line="300"/>
-        <w:jc w:val="both"/>
-      </w:pPr>
-      <w:r>
-        <w:rPr>
-          <w:rFonts w:ascii="Arial" w:cs="Arial" w:eastAsia="Arial" w:hAnsi="Arial"/>
-          <w:b w:val="false"/>
-          <w:bCs w:val="false"/>
-          <w:i w:val="false"/>
-          <w:iCs w:val="false"/>
+        <w:t xml:space="preserve">{{LISTA_ANEXOS}}</w:t>
+      </w:r>
+    </w:p>
+    <w:p>
+      <w:pPr>
+        <w:spacing w:after="0" w:before="0"/>
+      </w:pPr>
+      <w:r>
+        <w:rPr>
+          <w:rFonts w:ascii="Arial" w:cs="Arial" w:eastAsia="Arial" w:hAnsi="Arial"/>
           <w:color w:val="000000"/>
-          <w:sz w:val="22"/>
-          <w:szCs w:val="22"/>
-        </w:rPr>
-        <w:t xml:space="preserve">{{CONSID_P2}}</w:t>
-      </w:r>
-    </w:p>
-    <w:p>
-      <w:pPr>
-        <w:spacing w:after="60" w:before="60" w:line="300"/>
-        <w:jc w:val="both"/>
-      </w:pPr>
-      <w:r>
-        <w:rPr>
-          <w:rFonts w:ascii="Arial" w:cs="Arial" w:eastAsia="Arial" w:hAnsi="Arial"/>
-          <w:b w:val="false"/>
-          <w:bCs w:val="false"/>
-          <w:i w:val="false"/>
-          <w:iCs w:val="false"/>
-          <w:color w:val="000000"/>
-          <w:sz w:val="22"/>
-          <w:szCs w:val="22"/>
-        </w:rPr>
-        <w:t xml:space="preserve">{{CONSID_P3}}</w:t>
-      </w:r>
-    </w:p>
-    <w:p>
-      <w:pPr>
-        <w:spacing w:after="60" w:before="60" w:line="300"/>
-        <w:jc w:val="both"/>
-      </w:pPr>
-      <w:r>
-        <w:rPr>
-          <w:rFonts w:ascii="Arial" w:cs="Arial" w:eastAsia="Arial" w:hAnsi="Arial"/>
-          <w:b w:val="false"/>
-          <w:bCs w:val="false"/>
-          <w:i w:val="false"/>
-          <w:iCs w:val="false"/>
-          <w:color w:val="000000"/>
-          <w:sz w:val="22"/>
-          <w:szCs w:val="22"/>
-        </w:rPr>
-        <w:t xml:space="preserve">{{CONSID_P4}}</w:t>
-      </w:r>
-    </w:p>
-    <w:p>
-      <w:pPr>
-        <w:spacing w:after="60" w:before="60" w:line="300"/>
-        <w:jc w:val="both"/>
-      </w:pPr>
-      <w:r>
-        <w:rPr>
-          <w:rFonts w:ascii="Arial" w:cs="Arial" w:eastAsia="Arial" w:hAnsi="Arial"/>
-          <w:b w:val="false"/>
-          <w:bCs w:val="false"/>
-          <w:i w:val="false"/>
-          <w:iCs w:val="false"/>
-          <w:color w:val="000000"/>
-          <w:sz w:val="22"/>
-          <w:szCs w:val="22"/>
-        </w:rPr>
-        <w:t xml:space="preserve">{{CONSID_P5}}</w:t>
-      </w:r>
-    </w:p>
-    <w:p>
-      <w:pPr>
-        <w:spacing w:after="60" w:before="60" w:line="300"/>
-        <w:jc w:val="both"/>
-      </w:pPr>
-      <w:r>
-        <w:rPr>
-          <w:rFonts w:ascii="Arial" w:cs="Arial" w:eastAsia="Arial" w:hAnsi="Arial"/>
-          <w:b w:val="false"/>
-          <w:bCs w:val="false"/>
-          <w:i w:val="false"/>
-          <w:iCs w:val="false"/>
-          <w:color w:val="000000"/>
-          <w:sz w:val="22"/>
-          <w:szCs w:val="22"/>
-        </w:rPr>
-        <w:t xml:space="preserve">{{CONSID_P6}}</w:t>
-      </w:r>
-    </w:p>
-    <w:p>
-      <w:pPr>
-        <w:spacing w:after="60" w:before="60" w:line="300"/>
-        <w:jc w:val="both"/>
-      </w:pPr>
-      <w:r>
-        <w:rPr>
-          <w:rFonts w:ascii="Arial" w:cs="Arial" w:eastAsia="Arial" w:hAnsi="Arial"/>
-          <w:b w:val="false"/>
-          <w:bCs w:val="false"/>
-          <w:i w:val="false"/>
-          <w:iCs w:val="false"/>
-          <w:color w:val="000000"/>
-          <w:sz w:val="22"/>
-          <w:szCs w:val="22"/>
-        </w:rPr>
-        <w:t xml:space="preserve">{{CONSID_P7}}</w:t>
+          <w:sz w:val="2"/>
+          <w:szCs w:val="2"/>
+        </w:rPr>
+        <w:t xml:space="preserve">{{__SECAO_ANEXOS_FIM__}}</w:t>
       </w:r>
     </w:p>
     <w:p>

--- a/template.docx
+++ b/template.docx
@@ -5358,7 +5358,7 @@
     </w:p>
     <w:p>
       <w:pPr>
-        <w:spacing w:after="60" w:before="60" w:line="300"/>
+        <w:spacing w:after="40" w:before="40" w:line="300"/>
         <w:jc w:val="both"/>
       </w:pPr>
       <w:r>
@@ -5368,7 +5368,22 @@
           <w:sz w:val="22"/>
           <w:szCs w:val="22"/>
         </w:rPr>
-        <w:t xml:space="preserve">{{LISTA_ANEXOS}}</w:t>
+        <w:t xml:space="preserve">{{ANEXO_1}}</w:t>
+      </w:r>
+    </w:p>
+    <w:p>
+      <w:pPr>
+        <w:spacing w:after="40" w:before="40" w:line="300"/>
+        <w:jc w:val="both"/>
+      </w:pPr>
+      <w:r>
+        <w:rPr>
+          <w:rFonts w:ascii="Arial" w:cs="Arial" w:eastAsia="Arial" w:hAnsi="Arial"/>
+          <w:color w:val="000000"/>
+          <w:sz w:val="22"/>
+          <w:szCs w:val="22"/>
+        </w:rPr>
+        <w:t xml:space="preserve">{{ANEXO_2}}</w:t>
       </w:r>
     </w:p>
     <w:p>

--- a/template.docx
+++ b/template.docx
@@ -32,7 +32,7 @@
               <w:bottom w:val="none" w:color="FFFFFF" w:sz="0"/>
               <w:right w:val="none" w:color="FFFFFF" w:sz="0"/>
             </w:tcBorders>
-            <w:shd w:fill="0A2540" w:val="clear"/>
+            <w:shd w:fill="053E59" w:val="clear"/>
             <w:tcMar>
               <w:top w:type="dxa" w:w="0"/>
               <w:left w:type="dxa" w:w="0"/>
@@ -43,7 +43,7 @@
           </w:tcPr>
           <w:p>
             <w:pPr>
-              <w:spacing w:after="1200" w:before="0"/>
+              <w:spacing w:after="600" w:before="0"/>
             </w:pPr>
             <w:r>
               <w:rPr>
@@ -61,7 +61,7 @@
             <w:r>
               <w:drawing>
                 <wp:inline distT="0" distB="0" distL="0" distR="0">
-                  <wp:extent cx="3619500" cy="1314450"/>
+                  <wp:extent cx="3619500" cy="1332083"/>
                   <wp:effectExtent t="0" r="0" b="0" l="0"/>
                   <wp:docPr id="1" name="" descr="" title=""/>
                   <wp:cNvGraphicFramePr>
@@ -86,7 +86,7 @@
                         <pic:spPr bwMode="auto">
                           <a:xfrm>
                             <a:off x="0" y="0"/>
-                            <a:ext cx="3619500" cy="1314450"/>
+                            <a:ext cx="3619500" cy="1332083"/>
                           </a:xfrm>
                           <a:prstGeom prst="rect">
                             <a:avLst/>
@@ -104,7 +104,8 @@
               <w:pBdr>
                 <w:bottom w:val="single" w:color="D89426" w:sz="8" w:space="1"/>
               </w:pBdr>
-              <w:spacing w:after="480" w:before="120"/>
+              <w:spacing w:after="720" w:before="0"/>
+              <w:ind w:left="2880" w:right="2880"/>
               <w:jc w:val="center"/>
             </w:pPr>
             <w:r>
@@ -118,7 +119,23 @@
           </w:p>
           <w:p>
             <w:pPr>
-              <w:spacing w:after="80" w:before="240"/>
+              <w:spacing w:after="60" w:before="0"/>
+              <w:jc w:val="center"/>
+            </w:pPr>
+            <w:r>
+              <w:rPr>
+                <w:rFonts w:ascii="Arial" w:cs="Arial" w:eastAsia="Arial" w:hAnsi="Arial"/>
+                <w:color w:val="FFFFFF"/>
+                <w:sz w:val="18"/>
+                <w:szCs w:val="18"/>
+                <w:spacing w:val="80"/>
+              </w:rPr>
+              <w:t xml:space="preserve">RELATÓRIO TÉCNICO</w:t>
+            </w:r>
+          </w:p>
+          <w:p>
+            <w:pPr>
+              <w:spacing w:after="120" w:before="0"/>
               <w:jc w:val="center"/>
             </w:pPr>
             <w:r>
@@ -127,15 +144,15 @@
                 <w:b/>
                 <w:bCs/>
                 <w:color w:val="FFFFFF"/>
-                <w:sz w:val="28"/>
-                <w:szCs w:val="28"/>
-              </w:rPr>
-              <w:t xml:space="preserve">RELATÓRIO TÉCNICO DE MANUTENÇÃO E EFICIÊNCIA</w:t>
-            </w:r>
-          </w:p>
-          <w:p>
-            <w:pPr>
-              <w:spacing w:after="480" w:before="0"/>
+                <w:sz w:val="40"/>
+                <w:szCs w:val="40"/>
+              </w:rPr>
+              <w:t xml:space="preserve">MANUTENÇÃO E EFICIÊNCIA</w:t>
+            </w:r>
+          </w:p>
+          <w:p>
+            <w:pPr>
+              <w:spacing w:after="720" w:before="0"/>
               <w:jc w:val="center"/>
             </w:pPr>
             <w:r>
@@ -144,15 +161,37 @@
                 <w:b/>
                 <w:bCs/>
                 <w:color w:val="00AFEF"/>
-                <w:sz w:val="22"/>
-                <w:szCs w:val="22"/>
+                <w:sz w:val="20"/>
+                <w:szCs w:val="20"/>
+                <w:spacing w:val="40"/>
               </w:rPr>
               <w:t xml:space="preserve">ESTAÇÃO DE TRATAMENTO DE ESGOTO</w:t>
             </w:r>
           </w:p>
           <w:p>
             <w:pPr>
-              <w:spacing w:after="120" w:before="0"/>
+              <w:pBdr>
+                <w:top w:val="single" w:color="FFFFFF" w:sz="4" w:space="8"/>
+              </w:pBdr>
+              <w:spacing w:after="0" w:before="0"/>
+              <w:ind w:left="2160" w:right="2160"/>
+              <w:jc w:val="center"/>
+            </w:pPr>
+            <w:r>
+              <w:rPr>
+                <w:rFonts w:ascii="Arial" w:cs="Arial" w:eastAsia="Arial" w:hAnsi="Arial"/>
+                <w:color w:val="FFFFFF"/>
+                <w:sz w:val="14"/>
+                <w:szCs w:val="14"/>
+                <w:spacing w:val="80"/>
+              </w:rPr>
+              <w:t xml:space="preserve">EMPREENDIMENTO</w:t>
+            </w:r>
+          </w:p>
+          <w:p>
+            <w:pPr>
+              <w:spacing w:after="120" w:before="80"/>
+              <w:ind w:left="2160" w:right="2160"/>
               <w:jc w:val="center"/>
             </w:pPr>
             <w:r>
@@ -169,37 +208,58 @@
           </w:p>
           <w:p>
             <w:pPr>
-              <w:spacing w:after="60" w:before="0"/>
+              <w:spacing w:after="40" w:before="0"/>
+              <w:ind w:left="2160" w:right="2160"/>
               <w:jc w:val="center"/>
             </w:pPr>
             <w:r>
               <w:rPr>
                 <w:rFonts w:ascii="Arial" w:cs="Arial" w:eastAsia="Arial" w:hAnsi="Arial"/>
                 <w:color w:val="FFFFFF"/>
-                <w:sz w:val="20"/>
-                <w:szCs w:val="20"/>
-              </w:rPr>
-              <w:t>CNPJ: {{CLIENTE_CNPJ}}</w:t>
-            </w:r>
-          </w:p>
-          <w:p>
-            <w:pPr>
-              <w:spacing w:after="480" w:before="0"/>
+                <w:sz w:val="18"/>
+                <w:szCs w:val="18"/>
+              </w:rPr>
+              <w:t>CNPJ {{CLIENTE_CNPJ}}</w:t>
+            </w:r>
+          </w:p>
+          <w:p>
+            <w:pPr>
+              <w:pBdr>
+                <w:bottom w:val="single" w:color="FFFFFF" w:sz="4" w:space="8"/>
+              </w:pBdr>
+              <w:spacing w:after="0" w:before="0"/>
+              <w:ind w:left="2160" w:right="2160"/>
               <w:jc w:val="center"/>
             </w:pPr>
             <w:r>
               <w:rPr>
                 <w:rFonts w:ascii="Arial" w:cs="Arial" w:eastAsia="Arial" w:hAnsi="Arial"/>
                 <w:color w:val="FFFFFF"/>
-                <w:sz w:val="20"/>
-                <w:szCs w:val="20"/>
+                <w:sz w:val="18"/>
+                <w:szCs w:val="18"/>
               </w:rPr>
               <w:t xml:space="preserve">{{CLIENTE_ENDERECO}}</w:t>
             </w:r>
           </w:p>
           <w:p>
             <w:pPr>
-              <w:spacing w:after="80" w:before="240"/>
+              <w:spacing w:after="60" w:before="1200"/>
+              <w:jc w:val="center"/>
+            </w:pPr>
+            <w:r>
+              <w:rPr>
+                <w:rFonts w:ascii="Arial" w:cs="Arial" w:eastAsia="Arial" w:hAnsi="Arial"/>
+                <w:color w:val="FFFFFF"/>
+                <w:sz w:val="16"/>
+                <w:szCs w:val="16"/>
+                <w:spacing w:val="80"/>
+              </w:rPr>
+              <w:t xml:space="preserve">PERÍODO DE REFERÊNCIA</w:t>
+            </w:r>
+          </w:p>
+          <w:p>
+            <w:pPr>
+              <w:spacing w:after="0" w:before="0"/>
               <w:jc w:val="center"/>
             </w:pPr>
             <w:r>
@@ -208,34 +268,28 @@
                 <w:b/>
                 <w:bCs/>
                 <w:color w:val="00AFEF"/>
-                <w:sz w:val="24"/>
-                <w:szCs w:val="24"/>
-              </w:rPr>
-              <w:t xml:space="preserve">Período: </w:t>
-            </w:r>
-            <w:r>
-              <w:rPr>
-                <w:rFonts w:ascii="Arial" w:cs="Arial" w:eastAsia="Arial" w:hAnsi="Arial"/>
-                <w:b/>
-                <w:bCs/>
+                <w:sz w:val="36"/>
+                <w:szCs w:val="36"/>
+                <w:spacing w:val="20"/>
+              </w:rPr>
+              <w:t xml:space="preserve">{{PERIODO}}</w:t>
+            </w:r>
+          </w:p>
+          <w:p>
+            <w:pPr>
+              <w:pBdr>
+                <w:top w:val="single" w:color="FFFFFF" w:sz="4" w:space="12"/>
+              </w:pBdr>
+              <w:spacing w:after="0" w:before="1440"/>
+              <w:ind w:left="3600" w:right="3600"/>
+              <w:jc w:val="center"/>
+            </w:pPr>
+            <w:r>
+              <w:rPr>
+                <w:rFonts w:ascii="Arial" w:cs="Arial" w:eastAsia="Arial" w:hAnsi="Arial"/>
                 <w:color w:val="FFFFFF"/>
-                <w:sz w:val="24"/>
-                <w:szCs w:val="24"/>
-              </w:rPr>
-              <w:t xml:space="preserve">{{PERIODO}}</w:t>
-            </w:r>
-          </w:p>
-          <w:p>
-            <w:pPr>
-              <w:spacing w:after="0" w:before="480"/>
-              <w:jc w:val="center"/>
-            </w:pPr>
-            <w:r>
-              <w:rPr>
-                <w:rFonts w:ascii="Arial" w:cs="Arial" w:eastAsia="Arial" w:hAnsi="Arial"/>
-                <w:color w:val="FFFFFF"/>
-                <w:sz w:val="20"/>
-                <w:szCs w:val="20"/>
+                <w:sz w:val="18"/>
+                <w:szCs w:val="18"/>
               </w:rPr>
               <w:t>Salvador, Bahia · {{DATA_EMISSAO}}</w:t>
             </w:r>

--- a/template.docx
+++ b/template.docx
@@ -21,7 +21,7 @@
       <w:tr>
         <w:trPr>
           <w:cantSplit/>
-          <w:trHeight w:val="15840" w:hRule="exact"/>
+          <w:trHeight w:val="15700" w:hRule="exact"/>
         </w:trPr>
         <w:tc>
           <w:tcPr>
@@ -299,6 +299,11 @@
     </w:tbl>
     <w:p>
       <w:pPr>
+        <w:spacing w:after="0" w:before="0" w:line="20" w:lineRule="exact"/>
+        <w:rPr>
+          <w:sz w:val="2"/>
+          <w:szCs w:val="2"/>
+        </w:rPr>
         <w:sectPr>
           <w:headerReference w:type="default" r:id="rId7"/>
           <w:footerReference w:type="default" r:id="rId8"/>

--- a/template.docx
+++ b/template.docx
@@ -337,7 +337,7 @@
         <w:tabs>
           <w:tab w:val="right" w:pos="9360" w:leader="dot"/>
         </w:tabs>
-        <w:spacing w:after="80" w:before="80"/>
+        <w:spacing w:after="160" w:before="160"/>
       </w:pPr>
       <w:r>
         <w:rPr>
@@ -348,7 +348,7 @@
           <w:sz w:val="22"/>
           <w:szCs w:val="22"/>
         </w:rPr>
-        <w:t>{{NUM_INTRODUCAO}}. INTRODUÇÃO</w:t>
+        <w:t xml:space="preserve">{{NUM_INTRODUCAO}}. INTRODUÇÃO</w:t>
       </w:r>
       <w:r>
         <w:rPr>
@@ -373,7 +373,7 @@
         <w:tabs>
           <w:tab w:val="right" w:pos="9360" w:leader="dot"/>
         </w:tabs>
-        <w:spacing w:after="80" w:before="80"/>
+        <w:spacing w:after="160" w:before="160"/>
       </w:pPr>
       <w:r>
         <w:rPr>
@@ -384,7 +384,7 @@
           <w:sz w:val="22"/>
           <w:szCs w:val="22"/>
         </w:rPr>
-        <w:t>{{NUM_DADOS}}. DADOS DO EMPREENDIMENTO</w:t>
+        <w:t xml:space="preserve">{{NUM_DADOS}}. DADOS DO EMPREENDIMENTO</w:t>
       </w:r>
       <w:r>
         <w:rPr>
@@ -423,7 +423,7 @@
         <w:tabs>
           <w:tab w:val="right" w:pos="9360" w:leader="dot"/>
         </w:tabs>
-        <w:spacing w:after="80" w:before="80"/>
+        <w:spacing w:after="160" w:before="160"/>
       </w:pPr>
       <w:r>
         <w:rPr>
@@ -434,7 +434,7 @@
           <w:sz w:val="22"/>
           <w:szCs w:val="22"/>
         </w:rPr>
-        <w:t>{{NUM_QUADRO}}. QUADRO RESUMO DAS ATIVIDADES</w:t>
+        <w:t xml:space="preserve">{{NUM_QUADRO}}. QUADRO RESUMO DAS ATIVIDADES</w:t>
       </w:r>
       <w:r>
         <w:rPr>
@@ -487,7 +487,7 @@
         <w:tabs>
           <w:tab w:val="right" w:pos="9360" w:leader="dot"/>
         </w:tabs>
-        <w:spacing w:after="80" w:before="80"/>
+        <w:spacing w:after="160" w:before="160"/>
       </w:pPr>
       <w:r>
         <w:rPr>
@@ -498,7 +498,7 @@
           <w:sz w:val="22"/>
           <w:szCs w:val="22"/>
         </w:rPr>
-        <w:t>{{NUM_DETALHAMENTO}}. DETALHAMENTO DAS ATIVIDADES</w:t>
+        <w:t xml:space="preserve">{{NUM_DETALHAMENTO}}. DETALHAMENTO DAS ATIVIDADES</w:t>
       </w:r>
       <w:r>
         <w:rPr>
@@ -579,7 +579,7 @@
         <w:tabs>
           <w:tab w:val="right" w:pos="9360" w:leader="dot"/>
         </w:tabs>
-        <w:spacing w:after="80" w:before="80"/>
+        <w:spacing w:after="160" w:before="160"/>
       </w:pPr>
       <w:r>
         <w:rPr>
@@ -590,7 +590,7 @@
           <w:sz w:val="22"/>
           <w:szCs w:val="22"/>
         </w:rPr>
-        <w:t>{{NUM_NCS}}. NÃO CONFORMIDADES E MEDIDAS MITIGADORAS</w:t>
+        <w:t xml:space="preserve">{{NUM_NCS}}. NÃO CONFORMIDADES E MEDIDAS MITIGADORAS</w:t>
       </w:r>
       <w:r>
         <w:rPr>
@@ -643,7 +643,7 @@
         <w:tabs>
           <w:tab w:val="right" w:pos="9360" w:leader="dot"/>
         </w:tabs>
-        <w:spacing w:after="80" w:before="80"/>
+        <w:spacing w:after="160" w:before="160"/>
       </w:pPr>
       <w:r>
         <w:rPr>
@@ -654,7 +654,7 @@
           <w:sz w:val="22"/>
           <w:szCs w:val="22"/>
         </w:rPr>
-        <w:t>{{NUM_EFICIENCIA}}. EFICIÊNCIA OPERACIONAL DA ETE</w:t>
+        <w:t xml:space="preserve">{{NUM_EFICIENCIA}}. EFICIÊNCIA OPERACIONAL DA ETE</w:t>
       </w:r>
       <w:r>
         <w:rPr>
@@ -693,7 +693,7 @@
         <w:tabs>
           <w:tab w:val="right" w:pos="9360" w:leader="dot"/>
         </w:tabs>
-        <w:spacing w:after="80" w:before="80"/>
+        <w:spacing w:after="160" w:before="160"/>
       </w:pPr>
       <w:r>
         <w:rPr>
@@ -704,7 +704,7 @@
           <w:sz w:val="22"/>
           <w:szCs w:val="22"/>
         </w:rPr>
-        <w:t>{{NUM_CONSIDERACOES}}. CONSIDERAÇÕES FINAIS</w:t>
+        <w:t xml:space="preserve">{{NUM_CONSIDERACOES}}. CONSIDERAÇÕES FINAIS</w:t>
       </w:r>
       <w:r>
         <w:rPr>
@@ -743,7 +743,7 @@
         <w:tabs>
           <w:tab w:val="right" w:pos="9360" w:leader="dot"/>
         </w:tabs>
-        <w:spacing w:after="80" w:before="80"/>
+        <w:spacing w:after="160" w:before="160"/>
       </w:pPr>
       <w:r>
         <w:rPr>
@@ -754,7 +754,7 @@
           <w:sz w:val="22"/>
           <w:szCs w:val="22"/>
         </w:rPr>
-        <w:t>{{NUM_ANEXOS}}. ANEXOS</w:t>
+        <w:t xml:space="preserve">{{NUM_ANEXOS}}. ANEXOS</w:t>
       </w:r>
       <w:r>
         <w:rPr>

--- a/template.docx
+++ b/template.docx
@@ -789,17 +789,30 @@
       </w:r>
     </w:p>
     <w:p>
-      <w:r>
-        <w:br w:type="page"/>
-      </w:r>
-    </w:p>
-    <w:p>
-      <w:pPr>
-        <w:spacing w:after="180" w:before="360"/>
-      </w:pPr>
-      <w:r>
-        <w:rPr>
-          <w:rFonts w:ascii="Arial" w:cs="Arial" w:eastAsia="Arial" w:hAnsi="Arial"/>
+      <w:pPr>
+        <w:spacing w:after="0" w:before="0" w:line="20" w:lineRule="exact"/>
+        <w:rPr>
+          <w:sz w:val="2"/>
+          <w:szCs w:val="2"/>
+        </w:rPr>
+        <w:sectPr>
+          <w:headerReference w:type="default" r:id="rId7"/>
+          <w:footerReference w:type="default" r:id="rId8"/>
+          <w:type w:val="nextPage"/>
+          <w:pgSz w:w="12240" w:h="15840" w:orient="portrait"/>
+          <w:pgMar w:top="1701" w:right="1134" w:bottom="1134" w:left="1701" w:header="708" w:footer="708" w:gutter="0"/>
+          <w:pgNumType/>
+          <w:docGrid w:linePitch="360"/>
+        </w:sectPr>
+      </w:pPr>
+    </w:p>
+    <w:p>
+      <w:pPr>
+        <w:spacing w:after="180" w:before="360" w:line="360" w:lineRule="auto"/>
+      </w:pPr>
+      <w:r>
+        <w:rPr>
+          <w:rFonts w:ascii="Verdana" w:cs="Verdana" w:eastAsia="Verdana" w:hAnsi="Verdana"/>
           <w:b/>
           <w:bCs/>
           <w:color w:val="0A2540"/>
@@ -811,116 +824,118 @@
     </w:p>
     <w:p>
       <w:pPr>
-        <w:spacing w:after="60" w:before="60" w:line="300"/>
+        <w:spacing w:after="60" w:before="60" w:line="360" w:lineRule="auto"/>
+        <w:ind w:firstLine="708"/>
         <w:jc w:val="both"/>
       </w:pPr>
       <w:r>
         <w:rPr>
-          <w:rFonts w:ascii="Arial" w:cs="Arial" w:eastAsia="Arial" w:hAnsi="Arial"/>
+          <w:rFonts w:ascii="Verdana" w:cs="Verdana" w:eastAsia="Verdana" w:hAnsi="Verdana"/>
           <w:b w:val="false"/>
           <w:bCs w:val="false"/>
           <w:i w:val="false"/>
           <w:iCs w:val="false"/>
           <w:color w:val="000000"/>
-          <w:sz w:val="22"/>
-          <w:szCs w:val="22"/>
+          <w:sz w:val="24"/>
+          <w:szCs w:val="24"/>
         </w:rPr>
         <w:t xml:space="preserve">O presente relatório consolida as atividades de manutenção preventiva e corretiva executadas pela </w:t>
       </w:r>
       <w:r>
         <w:rPr>
-          <w:rFonts w:ascii="Arial" w:cs="Arial" w:eastAsia="Arial" w:hAnsi="Arial"/>
+          <w:rFonts w:ascii="Verdana" w:cs="Verdana" w:eastAsia="Verdana" w:hAnsi="Verdana"/>
           <w:b/>
           <w:bCs/>
           <w:i w:val="false"/>
           <w:iCs w:val="false"/>
           <w:color w:val="000000"/>
-          <w:sz w:val="22"/>
-          <w:szCs w:val="22"/>
+          <w:sz w:val="24"/>
+          <w:szCs w:val="24"/>
         </w:rPr>
         <w:t xml:space="preserve">{{EMPRESA_NOME}}</w:t>
       </w:r>
       <w:r>
         <w:rPr>
-          <w:rFonts w:ascii="Arial" w:cs="Arial" w:eastAsia="Arial" w:hAnsi="Arial"/>
+          <w:rFonts w:ascii="Verdana" w:cs="Verdana" w:eastAsia="Verdana" w:hAnsi="Verdana"/>
           <w:b w:val="false"/>
           <w:bCs w:val="false"/>
           <w:i w:val="false"/>
           <w:iCs w:val="false"/>
           <w:color w:val="000000"/>
-          <w:sz w:val="22"/>
-          <w:szCs w:val="22"/>
+          <w:sz w:val="24"/>
+          <w:szCs w:val="24"/>
         </w:rPr>
         <w:t xml:space="preserve"> na Estação de Tratamento de Esgoto (ETE) do </w:t>
       </w:r>
       <w:r>
         <w:rPr>
-          <w:rFonts w:ascii="Arial" w:cs="Arial" w:eastAsia="Arial" w:hAnsi="Arial"/>
+          <w:rFonts w:ascii="Verdana" w:cs="Verdana" w:eastAsia="Verdana" w:hAnsi="Verdana"/>
           <w:b/>
           <w:bCs/>
           <w:i w:val="false"/>
           <w:iCs w:val="false"/>
           <w:color w:val="000000"/>
-          <w:sz w:val="22"/>
-          <w:szCs w:val="22"/>
+          <w:sz w:val="24"/>
+          <w:szCs w:val="24"/>
         </w:rPr>
         <w:t xml:space="preserve">{{CLIENTE_NOME}}</w:t>
       </w:r>
       <w:r>
         <w:rPr>
-          <w:rFonts w:ascii="Arial" w:cs="Arial" w:eastAsia="Arial" w:hAnsi="Arial"/>
+          <w:rFonts w:ascii="Verdana" w:cs="Verdana" w:eastAsia="Verdana" w:hAnsi="Verdana"/>
           <w:b w:val="false"/>
           <w:bCs w:val="false"/>
           <w:i w:val="false"/>
           <w:iCs w:val="false"/>
           <w:color w:val="000000"/>
-          <w:sz w:val="22"/>
-          <w:szCs w:val="22"/>
+          <w:sz w:val="24"/>
+          <w:szCs w:val="24"/>
         </w:rPr>
         <w:t>, localizado em {{CLIENTE_ENDERECO}}, inscrito sob o CNPJ {{CLIENTE_CNPJ}}.</w:t>
       </w:r>
     </w:p>
     <w:p>
       <w:pPr>
-        <w:spacing w:after="60" w:before="60" w:line="300"/>
+        <w:spacing w:after="60" w:before="60" w:line="360" w:lineRule="auto"/>
+        <w:ind w:firstLine="708"/>
         <w:jc w:val="both"/>
       </w:pPr>
       <w:r>
         <w:rPr>
-          <w:rFonts w:ascii="Arial" w:cs="Arial" w:eastAsia="Arial" w:hAnsi="Arial"/>
+          <w:rFonts w:ascii="Verdana" w:cs="Verdana" w:eastAsia="Verdana" w:hAnsi="Verdana"/>
           <w:b w:val="false"/>
           <w:bCs w:val="false"/>
           <w:i w:val="false"/>
           <w:iCs w:val="false"/>
           <w:color w:val="000000"/>
-          <w:sz w:val="22"/>
-          <w:szCs w:val="22"/>
+          <w:sz w:val="24"/>
+          <w:szCs w:val="24"/>
         </w:rPr>
         <w:t xml:space="preserve">As intervenções descritas abrangem o período de </w:t>
       </w:r>
       <w:r>
         <w:rPr>
-          <w:rFonts w:ascii="Arial" w:cs="Arial" w:eastAsia="Arial" w:hAnsi="Arial"/>
+          <w:rFonts w:ascii="Verdana" w:cs="Verdana" w:eastAsia="Verdana" w:hAnsi="Verdana"/>
           <w:b/>
           <w:bCs/>
           <w:i w:val="false"/>
           <w:iCs w:val="false"/>
           <w:color w:val="000000"/>
-          <w:sz w:val="22"/>
-          <w:szCs w:val="22"/>
+          <w:sz w:val="24"/>
+          <w:szCs w:val="24"/>
         </w:rPr>
         <w:t xml:space="preserve">{{INTRO_PERIODO}}</w:t>
       </w:r>
       <w:r>
         <w:rPr>
-          <w:rFonts w:ascii="Arial" w:cs="Arial" w:eastAsia="Arial" w:hAnsi="Arial"/>
+          <w:rFonts w:ascii="Verdana" w:cs="Verdana" w:eastAsia="Verdana" w:hAnsi="Verdana"/>
           <w:b w:val="false"/>
           <w:bCs w:val="false"/>
           <w:i w:val="false"/>
           <w:iCs w:val="false"/>
           <w:color w:val="000000"/>
-          <w:sz w:val="22"/>
-          <w:szCs w:val="22"/>
+          <w:sz w:val="24"/>
+          <w:szCs w:val="24"/>
         </w:rPr>
         <w:t xml:space="preserve"> e incluem {{INTRO_ATIVIDADES}}</w:t>
       </w:r>
@@ -933,40 +948,40 @@
       </w:r>
       <w:r>
         <w:rPr>
-          <w:rFonts w:ascii="Arial" w:cs="Arial" w:eastAsia="Arial" w:hAnsi="Arial"/>
+          <w:rFonts w:ascii="Verdana" w:cs="Verdana" w:eastAsia="Verdana" w:hAnsi="Verdana"/>
           <w:b w:val="false"/>
           <w:bCs w:val="false"/>
           <w:i w:val="false"/>
           <w:iCs w:val="false"/>
           <w:color w:val="000000"/>
-          <w:sz w:val="22"/>
-          <w:szCs w:val="22"/>
+          <w:sz w:val="24"/>
+          <w:szCs w:val="24"/>
         </w:rPr>
         <w:t xml:space="preserve">. O relatório apresenta, ainda, os resultados das análises laboratoriais realizadas pelo laboratório </w:t>
       </w:r>
       <w:r>
         <w:rPr>
-          <w:rFonts w:ascii="Arial" w:cs="Arial" w:eastAsia="Arial" w:hAnsi="Arial"/>
+          <w:rFonts w:ascii="Verdana" w:cs="Verdana" w:eastAsia="Verdana" w:hAnsi="Verdana"/>
           <w:b/>
           <w:bCs/>
           <w:i w:val="false"/>
           <w:iCs w:val="false"/>
           <w:color w:val="000000"/>
-          <w:sz w:val="22"/>
-          <w:szCs w:val="22"/>
+          <w:sz w:val="24"/>
+          <w:szCs w:val="24"/>
         </w:rPr>
         <w:t xml:space="preserve">{{LABORATORIO}}</w:t>
       </w:r>
       <w:r>
         <w:rPr>
-          <w:rFonts w:ascii="Arial" w:cs="Arial" w:eastAsia="Arial" w:hAnsi="Arial"/>
+          <w:rFonts w:ascii="Verdana" w:cs="Verdana" w:eastAsia="Verdana" w:hAnsi="Verdana"/>
           <w:b w:val="false"/>
           <w:bCs w:val="false"/>
           <w:i w:val="false"/>
           <w:iCs w:val="false"/>
           <w:color w:val="000000"/>
-          <w:sz w:val="22"/>
-          <w:szCs w:val="22"/>
+          <w:sz w:val="24"/>
+          <w:szCs w:val="24"/>
         </w:rPr>
         <w:t xml:space="preserve"> nos meses de {{INTRO_MESES_LAB}}, com avaliação da eficiência de remoção de carga orgânica e conformidade com os padrões de lançamento da Resolução CONAMA nº 430/2011.</w:t>
       </w:r>
@@ -980,30 +995,31 @@
     </w:p>
     <w:p>
       <w:pPr>
-        <w:spacing w:after="60" w:before="60" w:line="300"/>
+        <w:spacing w:after="60" w:before="60" w:line="360" w:lineRule="auto"/>
+        <w:ind w:firstLine="708"/>
         <w:jc w:val="both"/>
       </w:pPr>
       <w:r>
         <w:rPr>
-          <w:rFonts w:ascii="Arial" w:cs="Arial" w:eastAsia="Arial" w:hAnsi="Arial"/>
+          <w:rFonts w:ascii="Verdana" w:cs="Verdana" w:eastAsia="Verdana" w:hAnsi="Verdana"/>
           <w:b w:val="false"/>
           <w:bCs w:val="false"/>
           <w:i w:val="false"/>
           <w:iCs w:val="false"/>
           <w:color w:val="000000"/>
-          <w:sz w:val="22"/>
-          <w:szCs w:val="22"/>
+          <w:sz w:val="24"/>
+          <w:szCs w:val="24"/>
         </w:rPr>
         <w:t>A ETE opera sob o regime de {{TIPO_SISTEMA}}. A manutenção periódica dos equipamentos eletromecânicos e da infraestrutura hidráulica é condição indispensável para o atendimento dos padrões de lançamento previstos na Resolução CONAMA nº 430/2011, na Lei Estadual nº 10.431/2006 e no Decreto Estadual nº 14.024/2012.</w:t>
       </w:r>
     </w:p>
     <w:p>
       <w:pPr>
-        <w:spacing w:after="180" w:before="360"/>
-      </w:pPr>
-      <w:r>
-        <w:rPr>
-          <w:rFonts w:ascii="Arial" w:cs="Arial" w:eastAsia="Arial" w:hAnsi="Arial"/>
+        <w:spacing w:after="180" w:before="360" w:line="360" w:lineRule="auto"/>
+      </w:pPr>
+      <w:r>
+        <w:rPr>
+          <w:rFonts w:ascii="Verdana" w:cs="Verdana" w:eastAsia="Verdana" w:hAnsi="Verdana"/>
           <w:b/>
           <w:bCs/>
           <w:color w:val="0A2540"/>
@@ -1640,11 +1656,13 @@
     </w:tbl>
     <w:p>
       <w:pPr>
-        <w:spacing w:after="0" w:before="0"/>
-      </w:pPr>
-      <w:r>
-        <w:rPr>
-          <w:rFonts w:ascii="Arial" w:cs="Arial" w:eastAsia="Arial" w:hAnsi="Arial"/>
+        <w:spacing w:after="0" w:before="0" w:line="360" w:lineRule="auto"/>
+        <w:ind w:firstLine="708"/>
+        <w:jc w:val="both"/>
+      </w:pPr>
+      <w:r>
+        <w:rPr>
+          <w:rFonts w:ascii="Verdana" w:cs="Verdana" w:eastAsia="Verdana" w:hAnsi="Verdana"/>
           <w:color w:val="FFFFFF"/>
           <w:sz w:val="2"/>
           <w:szCs w:val="2"/>
@@ -1654,11 +1672,11 @@
     </w:p>
     <w:p>
       <w:pPr>
-        <w:spacing w:after="180" w:before="360"/>
-      </w:pPr>
-      <w:r>
-        <w:rPr>
-          <w:rFonts w:ascii="Arial" w:cs="Arial" w:eastAsia="Arial" w:hAnsi="Arial"/>
+        <w:spacing w:after="180" w:before="360" w:line="360" w:lineRule="auto"/>
+      </w:pPr>
+      <w:r>
+        <w:rPr>
+          <w:rFonts w:ascii="Verdana" w:cs="Verdana" w:eastAsia="Verdana" w:hAnsi="Verdana"/>
           <w:b/>
           <w:bCs/>
           <w:color w:val="0A2540"/>
@@ -1670,19 +1688,20 @@
     </w:p>
     <w:p>
       <w:pPr>
-        <w:spacing w:after="60" w:before="60" w:line="300"/>
+        <w:spacing w:after="60" w:before="60" w:line="360" w:lineRule="auto"/>
+        <w:ind w:firstLine="708"/>
         <w:jc w:val="both"/>
       </w:pPr>
       <w:r>
         <w:rPr>
-          <w:rFonts w:ascii="Arial" w:cs="Arial" w:eastAsia="Arial" w:hAnsi="Arial"/>
+          <w:rFonts w:ascii="Verdana" w:cs="Verdana" w:eastAsia="Verdana" w:hAnsi="Verdana"/>
           <w:b w:val="false"/>
           <w:bCs w:val="false"/>
           <w:i w:val="false"/>
           <w:iCs w:val="false"/>
           <w:color w:val="000000"/>
-          <w:sz w:val="22"/>
-          <w:szCs w:val="22"/>
+          <w:sz w:val="24"/>
+          <w:szCs w:val="24"/>
         </w:rPr>
         <w:t xml:space="preserve">A tabela a seguir sintetiza as principais intervenções realizadas em cada competência. Os detalhes técnicos, registros fotográficos e medidas corretivas constam nas seções subsequentes.</w:t>
       </w:r>
@@ -1931,11 +1950,13 @@
     </w:tbl>
     <w:p>
       <w:pPr>
-        <w:spacing w:after="0" w:before="0"/>
-      </w:pPr>
-      <w:r>
-        <w:rPr>
-          <w:rFonts w:ascii="Arial" w:cs="Arial" w:eastAsia="Arial" w:hAnsi="Arial"/>
+        <w:spacing w:after="0" w:before="0" w:line="360" w:lineRule="auto"/>
+        <w:ind w:firstLine="708"/>
+        <w:jc w:val="both"/>
+      </w:pPr>
+      <w:r>
+        <w:rPr>
+          <w:rFonts w:ascii="Verdana" w:cs="Verdana" w:eastAsia="Verdana" w:hAnsi="Verdana"/>
           <w:color w:val="FFFFFF"/>
           <w:sz w:val="2"/>
           <w:szCs w:val="2"/>
@@ -1945,11 +1966,13 @@
     </w:p>
     <w:p>
       <w:pPr>
-        <w:spacing w:after="0" w:before="0"/>
-      </w:pPr>
-      <w:r>
-        <w:rPr>
-          <w:rFonts w:ascii="Arial" w:cs="Arial" w:eastAsia="Arial" w:hAnsi="Arial"/>
+        <w:spacing w:after="0" w:before="0" w:line="360" w:lineRule="auto"/>
+        <w:ind w:firstLine="708"/>
+        <w:jc w:val="both"/>
+      </w:pPr>
+      <w:r>
+        <w:rPr>
+          <w:rFonts w:ascii="Verdana" w:cs="Verdana" w:eastAsia="Verdana" w:hAnsi="Verdana"/>
           <w:color w:val="FFFFFF"/>
           <w:sz w:val="2"/>
           <w:szCs w:val="2"/>
@@ -1959,11 +1982,11 @@
     </w:p>
     <w:p>
       <w:pPr>
-        <w:spacing w:after="180" w:before="360"/>
-      </w:pPr>
-      <w:r>
-        <w:rPr>
-          <w:rFonts w:ascii="Arial" w:cs="Arial" w:eastAsia="Arial" w:hAnsi="Arial"/>
+        <w:spacing w:after="180" w:before="360" w:line="360" w:lineRule="auto"/>
+      </w:pPr>
+      <w:r>
+        <w:rPr>
+          <w:rFonts w:ascii="Verdana" w:cs="Verdana" w:eastAsia="Verdana" w:hAnsi="Verdana"/>
           <w:b/>
           <w:bCs/>
           <w:color w:val="0A2540"/>
@@ -1975,11 +1998,13 @@
     </w:p>
     <w:p>
       <w:pPr>
-        <w:spacing w:after="0" w:before="0"/>
-      </w:pPr>
-      <w:r>
-        <w:rPr>
-          <w:rFonts w:ascii="Arial" w:cs="Arial" w:eastAsia="Arial" w:hAnsi="Arial"/>
+        <w:spacing w:after="0" w:before="0" w:line="360" w:lineRule="auto"/>
+        <w:ind w:firstLine="708"/>
+        <w:jc w:val="both"/>
+      </w:pPr>
+      <w:r>
+        <w:rPr>
+          <w:rFonts w:ascii="Verdana" w:cs="Verdana" w:eastAsia="Verdana" w:hAnsi="Verdana"/>
           <w:color w:val="FFFFFF"/>
           <w:sz w:val="2"/>
           <w:szCs w:val="2"/>
@@ -1989,30 +2014,33 @@
     </w:p>
     <w:p>
       <w:pPr>
-        <w:spacing w:after="60" w:before="60" w:line="300"/>
+        <w:spacing w:after="60" w:before="60" w:line="360" w:lineRule="auto"/>
+        <w:ind w:firstLine="708"/>
         <w:jc w:val="both"/>
       </w:pPr>
       <w:r>
         <w:rPr>
-          <w:rFonts w:ascii="Arial" w:cs="Arial" w:eastAsia="Arial" w:hAnsi="Arial"/>
+          <w:rFonts w:ascii="Verdana" w:cs="Verdana" w:eastAsia="Verdana" w:hAnsi="Verdana"/>
           <w:b w:val="false"/>
           <w:bCs w:val="false"/>
           <w:i/>
           <w:iCs/>
           <w:color w:val="6B8195"/>
-          <w:sz w:val="22"/>
-          <w:szCs w:val="22"/>
+          <w:sz w:val="24"/>
+          <w:szCs w:val="24"/>
         </w:rPr>
         <w:t xml:space="preserve">Conteúdo dinâmico das inspeções será inserido aqui pelo gerador.</w:t>
       </w:r>
     </w:p>
     <w:p>
       <w:pPr>
-        <w:spacing w:after="0" w:before="0"/>
-      </w:pPr>
-      <w:r>
-        <w:rPr>
-          <w:rFonts w:ascii="Arial" w:cs="Arial" w:eastAsia="Arial" w:hAnsi="Arial"/>
+        <w:spacing w:after="0" w:before="0" w:line="360" w:lineRule="auto"/>
+        <w:ind w:firstLine="708"/>
+        <w:jc w:val="both"/>
+      </w:pPr>
+      <w:r>
+        <w:rPr>
+          <w:rFonts w:ascii="Verdana" w:cs="Verdana" w:eastAsia="Verdana" w:hAnsi="Verdana"/>
           <w:color w:val="FFFFFF"/>
           <w:sz w:val="2"/>
           <w:szCs w:val="2"/>
@@ -2022,11 +2050,13 @@
     </w:p>
     <w:p>
       <w:pPr>
-        <w:spacing w:after="0" w:before="0"/>
-      </w:pPr>
-      <w:r>
-        <w:rPr>
-          <w:rFonts w:ascii="Arial" w:cs="Arial" w:eastAsia="Arial" w:hAnsi="Arial"/>
+        <w:spacing w:after="0" w:before="0" w:line="360" w:lineRule="auto"/>
+        <w:ind w:firstLine="708"/>
+        <w:jc w:val="both"/>
+      </w:pPr>
+      <w:r>
+        <w:rPr>
+          <w:rFonts w:ascii="Verdana" w:cs="Verdana" w:eastAsia="Verdana" w:hAnsi="Verdana"/>
           <w:color w:val="FFFFFF"/>
           <w:sz w:val="2"/>
           <w:szCs w:val="2"/>
@@ -2036,11 +2066,13 @@
     </w:p>
     <w:p>
       <w:pPr>
-        <w:spacing w:after="0" w:before="0"/>
-      </w:pPr>
-      <w:r>
-        <w:rPr>
-          <w:rFonts w:ascii="Arial" w:cs="Arial" w:eastAsia="Arial" w:hAnsi="Arial"/>
+        <w:spacing w:after="0" w:before="0" w:line="360" w:lineRule="auto"/>
+        <w:ind w:firstLine="708"/>
+        <w:jc w:val="both"/>
+      </w:pPr>
+      <w:r>
+        <w:rPr>
+          <w:rFonts w:ascii="Verdana" w:cs="Verdana" w:eastAsia="Verdana" w:hAnsi="Verdana"/>
           <w:color w:val="FFFFFF"/>
           <w:sz w:val="2"/>
           <w:szCs w:val="2"/>
@@ -2050,11 +2082,11 @@
     </w:p>
     <w:p>
       <w:pPr>
-        <w:spacing w:after="180" w:before="360"/>
-      </w:pPr>
-      <w:r>
-        <w:rPr>
-          <w:rFonts w:ascii="Arial" w:cs="Arial" w:eastAsia="Arial" w:hAnsi="Arial"/>
+        <w:spacing w:after="180" w:before="360" w:line="360" w:lineRule="auto"/>
+      </w:pPr>
+      <w:r>
+        <w:rPr>
+          <w:rFonts w:ascii="Verdana" w:cs="Verdana" w:eastAsia="Verdana" w:hAnsi="Verdana"/>
           <w:b/>
           <w:bCs/>
           <w:color w:val="0A2540"/>
@@ -2066,19 +2098,20 @@
     </w:p>
     <w:p>
       <w:pPr>
-        <w:spacing w:after="60" w:before="60" w:line="300"/>
+        <w:spacing w:after="60" w:before="60" w:line="360" w:lineRule="auto"/>
+        <w:ind w:firstLine="708"/>
         <w:jc w:val="both"/>
       </w:pPr>
       <w:r>
         <w:rPr>
-          <w:rFonts w:ascii="Arial" w:cs="Arial" w:eastAsia="Arial" w:hAnsi="Arial"/>
+          <w:rFonts w:ascii="Verdana" w:cs="Verdana" w:eastAsia="Verdana" w:hAnsi="Verdana"/>
           <w:b w:val="false"/>
           <w:bCs w:val="false"/>
           <w:i w:val="false"/>
           <w:iCs w:val="false"/>
           <w:color w:val="000000"/>
-          <w:sz w:val="22"/>
-          <w:szCs w:val="22"/>
+          <w:sz w:val="24"/>
+          <w:szCs w:val="24"/>
         </w:rPr>
         <w:t xml:space="preserve">As não conformidades e pendências operacionais identificadas no período estão consolidadas na tabela abaixo.</w:t>
       </w:r>
@@ -2831,11 +2864,13 @@
     </w:tbl>
     <w:p>
       <w:pPr>
-        <w:spacing w:after="0" w:before="0"/>
-      </w:pPr>
-      <w:r>
-        <w:rPr>
-          <w:rFonts w:ascii="Arial" w:cs="Arial" w:eastAsia="Arial" w:hAnsi="Arial"/>
+        <w:spacing w:after="0" w:before="0" w:line="360" w:lineRule="auto"/>
+        <w:ind w:firstLine="708"/>
+        <w:jc w:val="both"/>
+      </w:pPr>
+      <w:r>
+        <w:rPr>
+          <w:rFonts w:ascii="Verdana" w:cs="Verdana" w:eastAsia="Verdana" w:hAnsi="Verdana"/>
           <w:color w:val="FFFFFF"/>
           <w:sz w:val="2"/>
           <w:szCs w:val="2"/>
@@ -2845,11 +2880,13 @@
     </w:p>
     <w:p>
       <w:pPr>
-        <w:spacing w:after="0" w:before="0"/>
-      </w:pPr>
-      <w:r>
-        <w:rPr>
-          <w:rFonts w:ascii="Arial" w:cs="Arial" w:eastAsia="Arial" w:hAnsi="Arial"/>
+        <w:spacing w:after="0" w:before="0" w:line="360" w:lineRule="auto"/>
+        <w:ind w:firstLine="708"/>
+        <w:jc w:val="both"/>
+      </w:pPr>
+      <w:r>
+        <w:rPr>
+          <w:rFonts w:ascii="Verdana" w:cs="Verdana" w:eastAsia="Verdana" w:hAnsi="Verdana"/>
           <w:color w:val="FFFFFF"/>
           <w:sz w:val="2"/>
           <w:szCs w:val="2"/>
@@ -2859,11 +2896,11 @@
     </w:p>
     <w:p>
       <w:pPr>
-        <w:spacing w:after="180" w:before="360"/>
-      </w:pPr>
-      <w:r>
-        <w:rPr>
-          <w:rFonts w:ascii="Arial" w:cs="Arial" w:eastAsia="Arial" w:hAnsi="Arial"/>
+        <w:spacing w:after="180" w:before="360" w:line="360" w:lineRule="auto"/>
+      </w:pPr>
+      <w:r>
+        <w:rPr>
+          <w:rFonts w:ascii="Verdana" w:cs="Verdana" w:eastAsia="Verdana" w:hAnsi="Verdana"/>
           <w:b/>
           <w:bCs/>
           <w:color w:val="0A2540"/>
@@ -2875,213 +2912,216 @@
     </w:p>
     <w:p>
       <w:pPr>
-        <w:spacing w:after="60" w:before="60" w:line="300"/>
+        <w:spacing w:after="60" w:before="60" w:line="360" w:lineRule="auto"/>
+        <w:ind w:firstLine="708"/>
         <w:jc w:val="both"/>
       </w:pPr>
       <w:r>
         <w:rPr>
-          <w:rFonts w:ascii="Arial" w:cs="Arial" w:eastAsia="Arial" w:hAnsi="Arial"/>
+          <w:rFonts w:ascii="Verdana" w:cs="Verdana" w:eastAsia="Verdana" w:hAnsi="Verdana"/>
           <w:b w:val="false"/>
           <w:bCs w:val="false"/>
           <w:i w:val="false"/>
           <w:iCs w:val="false"/>
           <w:color w:val="000000"/>
-          <w:sz w:val="22"/>
-          <w:szCs w:val="22"/>
+          <w:sz w:val="24"/>
+          <w:szCs w:val="24"/>
         </w:rPr>
         <w:t xml:space="preserve">No mês de </w:t>
       </w:r>
       <w:r>
         <w:rPr>
-          <w:rFonts w:ascii="Arial" w:cs="Arial" w:eastAsia="Arial" w:hAnsi="Arial"/>
+          <w:rFonts w:ascii="Verdana" w:cs="Verdana" w:eastAsia="Verdana" w:hAnsi="Verdana"/>
           <w:b/>
           <w:bCs/>
           <w:i w:val="false"/>
           <w:iCs w:val="false"/>
           <w:color w:val="000000"/>
-          <w:sz w:val="22"/>
-          <w:szCs w:val="22"/>
+          <w:sz w:val="24"/>
+          <w:szCs w:val="24"/>
         </w:rPr>
         <w:t xml:space="preserve">{{EFIC_MES}}</w:t>
       </w:r>
       <w:r>
         <w:rPr>
-          <w:rFonts w:ascii="Arial" w:cs="Arial" w:eastAsia="Arial" w:hAnsi="Arial"/>
+          <w:rFonts w:ascii="Verdana" w:cs="Verdana" w:eastAsia="Verdana" w:hAnsi="Verdana"/>
           <w:b w:val="false"/>
           <w:bCs w:val="false"/>
           <w:i w:val="false"/>
           <w:iCs w:val="false"/>
           <w:color w:val="000000"/>
-          <w:sz w:val="22"/>
-          <w:szCs w:val="22"/>
+          <w:sz w:val="24"/>
+          <w:szCs w:val="24"/>
         </w:rPr>
         <w:t xml:space="preserve"> foi realizada uma campanha de monitoramento da qualidade do efluente, com coleta de amostras na entrada (efluente bruto) e na saída (efluente tratado) da ETE. As análises foram executadas pelo laboratório </w:t>
       </w:r>
       <w:r>
         <w:rPr>
-          <w:rFonts w:ascii="Arial" w:cs="Arial" w:eastAsia="Arial" w:hAnsi="Arial"/>
+          <w:rFonts w:ascii="Verdana" w:cs="Verdana" w:eastAsia="Verdana" w:hAnsi="Verdana"/>
           <w:b/>
           <w:bCs/>
           <w:i w:val="false"/>
           <w:iCs w:val="false"/>
           <w:color w:val="000000"/>
-          <w:sz w:val="22"/>
-          <w:szCs w:val="22"/>
+          <w:sz w:val="24"/>
+          <w:szCs w:val="24"/>
         </w:rPr>
         <w:t xml:space="preserve">{{LABORATORIO}}</w:t>
       </w:r>
       <w:r>
         <w:rPr>
-          <w:rFonts w:ascii="Arial" w:cs="Arial" w:eastAsia="Arial" w:hAnsi="Arial"/>
+          <w:rFonts w:ascii="Verdana" w:cs="Verdana" w:eastAsia="Verdana" w:hAnsi="Verdana"/>
           <w:b w:val="false"/>
           <w:bCs w:val="false"/>
           <w:i w:val="false"/>
           <w:iCs w:val="false"/>
           <w:color w:val="000000"/>
-          <w:sz w:val="22"/>
-          <w:szCs w:val="22"/>
+          <w:sz w:val="24"/>
+          <w:szCs w:val="24"/>
         </w:rPr>
         <w:t xml:space="preserve">, acreditado pela ABNT NBR ISO/IEC 17025.</w:t>
       </w:r>
     </w:p>
     <w:p>
       <w:pPr>
-        <w:spacing w:after="60" w:before="60" w:line="300"/>
+        <w:spacing w:after="60" w:before="60" w:line="360" w:lineRule="auto"/>
+        <w:ind w:firstLine="708"/>
         <w:jc w:val="both"/>
       </w:pPr>
       <w:r>
         <w:rPr>
-          <w:rFonts w:ascii="Arial" w:cs="Arial" w:eastAsia="Arial" w:hAnsi="Arial"/>
+          <w:rFonts w:ascii="Verdana" w:cs="Verdana" w:eastAsia="Verdana" w:hAnsi="Verdana"/>
           <w:b w:val="false"/>
           <w:bCs w:val="false"/>
           <w:i w:val="false"/>
           <w:iCs w:val="false"/>
           <w:color w:val="000000"/>
-          <w:sz w:val="22"/>
-          <w:szCs w:val="22"/>
+          <w:sz w:val="24"/>
+          <w:szCs w:val="24"/>
         </w:rPr>
         <w:t>Os parâmetros analisados foram {{LISTA_PARAMETROS}}, conforme exigido pela Resolução CONAMA nº 430/2011 para lançamento de efluentes em corpos receptores{{METODOLOGIA_OPCIONAL}}.</w:t>
       </w:r>
     </w:p>
     <w:p>
       <w:pPr>
-        <w:spacing w:after="60" w:before="60" w:line="300"/>
+        <w:spacing w:after="60" w:before="60" w:line="360" w:lineRule="auto"/>
+        <w:ind w:firstLine="708"/>
         <w:jc w:val="both"/>
       </w:pPr>
       <w:r>
         <w:rPr>
-          <w:rFonts w:ascii="Arial" w:cs="Arial" w:eastAsia="Arial" w:hAnsi="Arial"/>
+          <w:rFonts w:ascii="Verdana" w:cs="Verdana" w:eastAsia="Verdana" w:hAnsi="Verdana"/>
           <w:b w:val="false"/>
           <w:bCs w:val="false"/>
           <w:i w:val="false"/>
           <w:iCs w:val="false"/>
           <w:color w:val="000000"/>
-          <w:sz w:val="22"/>
-          <w:szCs w:val="22"/>
+          <w:sz w:val="24"/>
+          <w:szCs w:val="24"/>
         </w:rPr>
         <w:t xml:space="preserve">Amostragem realizada em </w:t>
       </w:r>
       <w:r>
         <w:rPr>
-          <w:rFonts w:ascii="Arial" w:cs="Arial" w:eastAsia="Arial" w:hAnsi="Arial"/>
+          <w:rFonts w:ascii="Verdana" w:cs="Verdana" w:eastAsia="Verdana" w:hAnsi="Verdana"/>
           <w:b/>
           <w:bCs/>
           <w:i w:val="false"/>
           <w:iCs w:val="false"/>
           <w:color w:val="000000"/>
-          <w:sz w:val="22"/>
-          <w:szCs w:val="22"/>
+          <w:sz w:val="24"/>
+          <w:szCs w:val="24"/>
         </w:rPr>
         <w:t xml:space="preserve">{{DATA_AMOSTRAGEM}}</w:t>
       </w:r>
       <w:r>
         <w:rPr>
-          <w:rFonts w:ascii="Arial" w:cs="Arial" w:eastAsia="Arial" w:hAnsi="Arial"/>
+          <w:rFonts w:ascii="Verdana" w:cs="Verdana" w:eastAsia="Verdana" w:hAnsi="Verdana"/>
           <w:b w:val="false"/>
           <w:bCs w:val="false"/>
           <w:i w:val="false"/>
           <w:iCs w:val="false"/>
           <w:color w:val="000000"/>
-          <w:sz w:val="22"/>
-          <w:szCs w:val="22"/>
+          <w:sz w:val="24"/>
+          <w:szCs w:val="24"/>
         </w:rPr>
         <w:t xml:space="preserve">. Laudo nº </w:t>
       </w:r>
       <w:r>
         <w:rPr>
-          <w:rFonts w:ascii="Arial" w:cs="Arial" w:eastAsia="Arial" w:hAnsi="Arial"/>
+          <w:rFonts w:ascii="Verdana" w:cs="Verdana" w:eastAsia="Verdana" w:hAnsi="Verdana"/>
           <w:b/>
           <w:bCs/>
           <w:i w:val="false"/>
           <w:iCs w:val="false"/>
           <w:color w:val="000000"/>
-          <w:sz w:val="22"/>
-          <w:szCs w:val="22"/>
+          <w:sz w:val="24"/>
+          <w:szCs w:val="24"/>
         </w:rPr>
         <w:t xml:space="preserve">{{LAUDO_BRUTO}}</w:t>
       </w:r>
       <w:r>
         <w:rPr>
-          <w:rFonts w:ascii="Arial" w:cs="Arial" w:eastAsia="Arial" w:hAnsi="Arial"/>
+          <w:rFonts w:ascii="Verdana" w:cs="Verdana" w:eastAsia="Verdana" w:hAnsi="Verdana"/>
           <w:b w:val="false"/>
           <w:bCs w:val="false"/>
           <w:i w:val="false"/>
           <w:iCs w:val="false"/>
           <w:color w:val="000000"/>
-          <w:sz w:val="22"/>
-          <w:szCs w:val="22"/>
+          <w:sz w:val="24"/>
+          <w:szCs w:val="24"/>
         </w:rPr>
         <w:t xml:space="preserve"> (efluente bruto) e nº </w:t>
       </w:r>
       <w:r>
         <w:rPr>
-          <w:rFonts w:ascii="Arial" w:cs="Arial" w:eastAsia="Arial" w:hAnsi="Arial"/>
+          <w:rFonts w:ascii="Verdana" w:cs="Verdana" w:eastAsia="Verdana" w:hAnsi="Verdana"/>
           <w:b/>
           <w:bCs/>
           <w:i w:val="false"/>
           <w:iCs w:val="false"/>
           <w:color w:val="000000"/>
-          <w:sz w:val="22"/>
-          <w:szCs w:val="22"/>
+          <w:sz w:val="24"/>
+          <w:szCs w:val="24"/>
         </w:rPr>
         <w:t xml:space="preserve">{{LAUDO_TRATADO}}</w:t>
       </w:r>
       <w:r>
         <w:rPr>
-          <w:rFonts w:ascii="Arial" w:cs="Arial" w:eastAsia="Arial" w:hAnsi="Arial"/>
+          <w:rFonts w:ascii="Verdana" w:cs="Verdana" w:eastAsia="Verdana" w:hAnsi="Verdana"/>
           <w:b w:val="false"/>
           <w:bCs w:val="false"/>
           <w:i w:val="false"/>
           <w:iCs w:val="false"/>
           <w:color w:val="000000"/>
-          <w:sz w:val="22"/>
-          <w:szCs w:val="22"/>
+          <w:sz w:val="24"/>
+          <w:szCs w:val="24"/>
         </w:rPr>
         <w:t xml:space="preserve"> (efluente tratado). Elaboração dos laudos em </w:t>
       </w:r>
       <w:r>
         <w:rPr>
-          <w:rFonts w:ascii="Arial" w:cs="Arial" w:eastAsia="Arial" w:hAnsi="Arial"/>
+          <w:rFonts w:ascii="Verdana" w:cs="Verdana" w:eastAsia="Verdana" w:hAnsi="Verdana"/>
           <w:b/>
           <w:bCs/>
           <w:i w:val="false"/>
           <w:iCs w:val="false"/>
           <w:color w:val="000000"/>
-          <w:sz w:val="22"/>
-          <w:szCs w:val="22"/>
+          <w:sz w:val="24"/>
+          <w:szCs w:val="24"/>
         </w:rPr>
         <w:t xml:space="preserve">{{DATA_LAUDOS}}</w:t>
       </w:r>
       <w:r>
         <w:rPr>
-          <w:rFonts w:ascii="Arial" w:cs="Arial" w:eastAsia="Arial" w:hAnsi="Arial"/>
+          <w:rFonts w:ascii="Verdana" w:cs="Verdana" w:eastAsia="Verdana" w:hAnsi="Verdana"/>
           <w:b w:val="false"/>
           <w:bCs w:val="false"/>
           <w:i w:val="false"/>
           <w:iCs w:val="false"/>
           <w:color w:val="000000"/>
-          <w:sz w:val="22"/>
-          <w:szCs w:val="22"/>
+          <w:sz w:val="24"/>
+          <w:szCs w:val="24"/>
         </w:rPr>
         <w:t xml:space="preserve">.</w:t>
       </w:r>
@@ -5118,68 +5158,73 @@
     </w:tbl>
     <w:p>
       <w:pPr>
-        <w:spacing w:after="60" w:before="60" w:line="300"/>
+        <w:spacing w:after="60" w:before="60" w:line="360" w:lineRule="auto"/>
+        <w:ind w:firstLine="708"/>
         <w:jc w:val="both"/>
       </w:pPr>
       <w:r>
         <w:rPr>
-          <w:rFonts w:ascii="Arial" w:cs="Arial" w:eastAsia="Arial" w:hAnsi="Arial"/>
+          <w:rFonts w:ascii="Verdana" w:cs="Verdana" w:eastAsia="Verdana" w:hAnsi="Verdana"/>
           <w:b w:val="false"/>
           <w:bCs w:val="false"/>
           <w:i w:val="false"/>
           <w:iCs w:val="false"/>
           <w:color w:val="000000"/>
-          <w:sz w:val="22"/>
-          <w:szCs w:val="22"/>
+          <w:sz w:val="24"/>
+          <w:szCs w:val="24"/>
         </w:rPr>
         <w:t xml:space="preserve">{{ANALISE_EFIC_1}}</w:t>
       </w:r>
     </w:p>
     <w:p>
       <w:pPr>
-        <w:spacing w:after="60" w:before="60" w:line="300"/>
+        <w:spacing w:after="60" w:before="60" w:line="360" w:lineRule="auto"/>
+        <w:ind w:firstLine="708"/>
         <w:jc w:val="both"/>
       </w:pPr>
       <w:r>
         <w:rPr>
-          <w:rFonts w:ascii="Arial" w:cs="Arial" w:eastAsia="Arial" w:hAnsi="Arial"/>
+          <w:rFonts w:ascii="Verdana" w:cs="Verdana" w:eastAsia="Verdana" w:hAnsi="Verdana"/>
           <w:b w:val="false"/>
           <w:bCs w:val="false"/>
           <w:i w:val="false"/>
           <w:iCs w:val="false"/>
           <w:color w:val="000000"/>
-          <w:sz w:val="22"/>
-          <w:szCs w:val="22"/>
+          <w:sz w:val="24"/>
+          <w:szCs w:val="24"/>
         </w:rPr>
         <w:t xml:space="preserve">{{ANALISE_EFIC_2}}</w:t>
       </w:r>
     </w:p>
     <w:p>
       <w:pPr>
-        <w:spacing w:after="60" w:before="60" w:line="300"/>
+        <w:spacing w:after="60" w:before="60" w:line="360" w:lineRule="auto"/>
+        <w:ind w:firstLine="708"/>
         <w:jc w:val="both"/>
       </w:pPr>
       <w:r>
         <w:rPr>
-          <w:rFonts w:ascii="Arial" w:cs="Arial" w:eastAsia="Arial" w:hAnsi="Arial"/>
+          <w:rFonts w:ascii="Verdana" w:cs="Verdana" w:eastAsia="Verdana" w:hAnsi="Verdana"/>
           <w:b w:val="false"/>
           <w:bCs w:val="false"/>
           <w:i w:val="false"/>
           <w:iCs w:val="false"/>
           <w:color w:val="000000"/>
-          <w:sz w:val="22"/>
-          <w:szCs w:val="22"/>
+          <w:sz w:val="24"/>
+          <w:szCs w:val="24"/>
         </w:rPr>
         <w:t xml:space="preserve">{{ANALISE_EFIC_3}}</w:t>
       </w:r>
     </w:p>
     <w:p>
       <w:pPr>
-        <w:spacing w:after="0" w:before="0"/>
-      </w:pPr>
-      <w:r>
-        <w:rPr>
-          <w:rFonts w:ascii="Arial" w:cs="Arial" w:eastAsia="Arial" w:hAnsi="Arial"/>
+        <w:spacing w:after="0" w:before="0" w:line="360" w:lineRule="auto"/>
+        <w:ind w:firstLine="708"/>
+        <w:jc w:val="both"/>
+      </w:pPr>
+      <w:r>
+        <w:rPr>
+          <w:rFonts w:ascii="Verdana" w:cs="Verdana" w:eastAsia="Verdana" w:hAnsi="Verdana"/>
           <w:color w:val="FFFFFF"/>
           <w:sz w:val="2"/>
           <w:szCs w:val="2"/>
@@ -5189,11 +5234,13 @@
     </w:p>
     <w:p>
       <w:pPr>
-        <w:spacing w:after="0" w:before="0"/>
-      </w:pPr>
-      <w:r>
-        <w:rPr>
-          <w:rFonts w:ascii="Arial" w:cs="Arial" w:eastAsia="Arial" w:hAnsi="Arial"/>
+        <w:spacing w:after="0" w:before="0" w:line="360" w:lineRule="auto"/>
+        <w:ind w:firstLine="708"/>
+        <w:jc w:val="both"/>
+      </w:pPr>
+      <w:r>
+        <w:rPr>
+          <w:rFonts w:ascii="Verdana" w:cs="Verdana" w:eastAsia="Verdana" w:hAnsi="Verdana"/>
           <w:color w:val="FFFFFF"/>
           <w:sz w:val="2"/>
           <w:szCs w:val="2"/>
@@ -5203,11 +5250,11 @@
     </w:p>
     <w:p>
       <w:pPr>
-        <w:spacing w:after="180" w:before="360"/>
-      </w:pPr>
-      <w:r>
-        <w:rPr>
-          <w:rFonts w:ascii="Arial" w:cs="Arial" w:eastAsia="Arial" w:hAnsi="Arial"/>
+        <w:spacing w:after="180" w:before="360" w:line="360" w:lineRule="auto"/>
+      </w:pPr>
+      <w:r>
+        <w:rPr>
+          <w:rFonts w:ascii="Verdana" w:cs="Verdana" w:eastAsia="Verdana" w:hAnsi="Verdana"/>
           <w:b/>
           <w:bCs/>
           <w:color w:val="0A2540"/>
@@ -5219,144 +5266,153 @@
     </w:p>
     <w:p>
       <w:pPr>
-        <w:spacing w:after="60" w:before="60" w:line="300"/>
+        <w:spacing w:after="60" w:before="60" w:line="360" w:lineRule="auto"/>
+        <w:ind w:firstLine="708"/>
         <w:jc w:val="both"/>
       </w:pPr>
       <w:r>
         <w:rPr>
-          <w:rFonts w:ascii="Arial" w:cs="Arial" w:eastAsia="Arial" w:hAnsi="Arial"/>
+          <w:rFonts w:ascii="Verdana" w:cs="Verdana" w:eastAsia="Verdana" w:hAnsi="Verdana"/>
           <w:b w:val="false"/>
           <w:bCs w:val="false"/>
           <w:i w:val="false"/>
           <w:iCs w:val="false"/>
           <w:color w:val="000000"/>
-          <w:sz w:val="22"/>
-          <w:szCs w:val="22"/>
+          <w:sz w:val="24"/>
+          <w:szCs w:val="24"/>
         </w:rPr>
         <w:t xml:space="preserve">{{CONSID_P1}}</w:t>
       </w:r>
     </w:p>
     <w:p>
       <w:pPr>
-        <w:spacing w:after="60" w:before="60" w:line="300"/>
+        <w:spacing w:after="60" w:before="60" w:line="360" w:lineRule="auto"/>
+        <w:ind w:firstLine="708"/>
         <w:jc w:val="both"/>
       </w:pPr>
       <w:r>
         <w:rPr>
-          <w:rFonts w:ascii="Arial" w:cs="Arial" w:eastAsia="Arial" w:hAnsi="Arial"/>
+          <w:rFonts w:ascii="Verdana" w:cs="Verdana" w:eastAsia="Verdana" w:hAnsi="Verdana"/>
           <w:b w:val="false"/>
           <w:bCs w:val="false"/>
           <w:i w:val="false"/>
           <w:iCs w:val="false"/>
           <w:color w:val="000000"/>
-          <w:sz w:val="22"/>
-          <w:szCs w:val="22"/>
+          <w:sz w:val="24"/>
+          <w:szCs w:val="24"/>
         </w:rPr>
         <w:t xml:space="preserve">{{CONSID_P2}}</w:t>
       </w:r>
     </w:p>
     <w:p>
       <w:pPr>
-        <w:spacing w:after="60" w:before="60" w:line="300"/>
+        <w:spacing w:after="60" w:before="60" w:line="360" w:lineRule="auto"/>
+        <w:ind w:firstLine="708"/>
         <w:jc w:val="both"/>
       </w:pPr>
       <w:r>
         <w:rPr>
-          <w:rFonts w:ascii="Arial" w:cs="Arial" w:eastAsia="Arial" w:hAnsi="Arial"/>
+          <w:rFonts w:ascii="Verdana" w:cs="Verdana" w:eastAsia="Verdana" w:hAnsi="Verdana"/>
           <w:b w:val="false"/>
           <w:bCs w:val="false"/>
           <w:i w:val="false"/>
           <w:iCs w:val="false"/>
           <w:color w:val="000000"/>
-          <w:sz w:val="22"/>
-          <w:szCs w:val="22"/>
+          <w:sz w:val="24"/>
+          <w:szCs w:val="24"/>
         </w:rPr>
         <w:t xml:space="preserve">{{CONSID_P3}}</w:t>
       </w:r>
     </w:p>
     <w:p>
       <w:pPr>
-        <w:spacing w:after="60" w:before="60" w:line="300"/>
+        <w:spacing w:after="60" w:before="60" w:line="360" w:lineRule="auto"/>
+        <w:ind w:firstLine="708"/>
         <w:jc w:val="both"/>
       </w:pPr>
       <w:r>
         <w:rPr>
-          <w:rFonts w:ascii="Arial" w:cs="Arial" w:eastAsia="Arial" w:hAnsi="Arial"/>
+          <w:rFonts w:ascii="Verdana" w:cs="Verdana" w:eastAsia="Verdana" w:hAnsi="Verdana"/>
           <w:b w:val="false"/>
           <w:bCs w:val="false"/>
           <w:i w:val="false"/>
           <w:iCs w:val="false"/>
           <w:color w:val="000000"/>
-          <w:sz w:val="22"/>
-          <w:szCs w:val="22"/>
+          <w:sz w:val="24"/>
+          <w:szCs w:val="24"/>
         </w:rPr>
         <w:t xml:space="preserve">{{CONSID_P4}}</w:t>
       </w:r>
     </w:p>
     <w:p>
       <w:pPr>
-        <w:spacing w:after="60" w:before="60" w:line="300"/>
+        <w:spacing w:after="60" w:before="60" w:line="360" w:lineRule="auto"/>
+        <w:ind w:firstLine="708"/>
         <w:jc w:val="both"/>
       </w:pPr>
       <w:r>
         <w:rPr>
-          <w:rFonts w:ascii="Arial" w:cs="Arial" w:eastAsia="Arial" w:hAnsi="Arial"/>
+          <w:rFonts w:ascii="Verdana" w:cs="Verdana" w:eastAsia="Verdana" w:hAnsi="Verdana"/>
           <w:b w:val="false"/>
           <w:bCs w:val="false"/>
           <w:i w:val="false"/>
           <w:iCs w:val="false"/>
           <w:color w:val="000000"/>
-          <w:sz w:val="22"/>
-          <w:szCs w:val="22"/>
+          <w:sz w:val="24"/>
+          <w:szCs w:val="24"/>
         </w:rPr>
         <w:t xml:space="preserve">{{CONSID_P5}}</w:t>
       </w:r>
     </w:p>
     <w:p>
       <w:pPr>
-        <w:spacing w:after="60" w:before="60" w:line="300"/>
+        <w:spacing w:after="60" w:before="60" w:line="360" w:lineRule="auto"/>
+        <w:ind w:firstLine="708"/>
         <w:jc w:val="both"/>
       </w:pPr>
       <w:r>
         <w:rPr>
-          <w:rFonts w:ascii="Arial" w:cs="Arial" w:eastAsia="Arial" w:hAnsi="Arial"/>
+          <w:rFonts w:ascii="Verdana" w:cs="Verdana" w:eastAsia="Verdana" w:hAnsi="Verdana"/>
           <w:b w:val="false"/>
           <w:bCs w:val="false"/>
           <w:i w:val="false"/>
           <w:iCs w:val="false"/>
           <w:color w:val="000000"/>
-          <w:sz w:val="22"/>
-          <w:szCs w:val="22"/>
+          <w:sz w:val="24"/>
+          <w:szCs w:val="24"/>
         </w:rPr>
         <w:t xml:space="preserve">{{CONSID_P6}}</w:t>
       </w:r>
     </w:p>
     <w:p>
       <w:pPr>
-        <w:spacing w:after="60" w:before="60" w:line="300"/>
+        <w:spacing w:after="60" w:before="60" w:line="360" w:lineRule="auto"/>
+        <w:ind w:firstLine="708"/>
         <w:jc w:val="both"/>
       </w:pPr>
       <w:r>
         <w:rPr>
-          <w:rFonts w:ascii="Arial" w:cs="Arial" w:eastAsia="Arial" w:hAnsi="Arial"/>
+          <w:rFonts w:ascii="Verdana" w:cs="Verdana" w:eastAsia="Verdana" w:hAnsi="Verdana"/>
           <w:b w:val="false"/>
           <w:bCs w:val="false"/>
           <w:i w:val="false"/>
           <w:iCs w:val="false"/>
           <w:color w:val="000000"/>
-          <w:sz w:val="22"/>
-          <w:szCs w:val="22"/>
+          <w:sz w:val="24"/>
+          <w:szCs w:val="24"/>
         </w:rPr>
         <w:t xml:space="preserve">{{CONSID_P7}}</w:t>
       </w:r>
     </w:p>
     <w:p>
       <w:pPr>
-        <w:spacing w:after="0" w:before="0"/>
-      </w:pPr>
-      <w:r>
-        <w:rPr>
-          <w:rFonts w:ascii="Arial" w:cs="Arial" w:eastAsia="Arial" w:hAnsi="Arial"/>
+        <w:spacing w:after="0" w:before="0" w:line="360" w:lineRule="auto"/>
+        <w:ind w:firstLine="708"/>
+        <w:jc w:val="both"/>
+      </w:pPr>
+      <w:r>
+        <w:rPr>
+          <w:rFonts w:ascii="Verdana" w:cs="Verdana" w:eastAsia="Verdana" w:hAnsi="Verdana"/>
           <w:color w:val="000000"/>
           <w:sz w:val="2"/>
           <w:szCs w:val="2"/>
@@ -5366,11 +5422,11 @@
     </w:p>
     <w:p>
       <w:pPr>
-        <w:spacing w:after="120" w:before="360"/>
-      </w:pPr>
-      <w:r>
-        <w:rPr>
-          <w:rFonts w:ascii="Arial" w:cs="Arial" w:eastAsia="Arial" w:hAnsi="Arial"/>
+        <w:spacing w:after="120" w:before="360" w:line="360" w:lineRule="auto"/>
+      </w:pPr>
+      <w:r>
+        <w:rPr>
+          <w:rFonts w:ascii="Verdana" w:cs="Verdana" w:eastAsia="Verdana" w:hAnsi="Verdana"/>
           <w:b/>
           <w:bCs/>
           <w:color w:val="0A2540"/>
@@ -5382,76 +5438,81 @@
     </w:p>
     <w:p>
       <w:pPr>
-        <w:spacing w:after="120" w:before="60" w:line="300"/>
+        <w:spacing w:after="120" w:before="60" w:line="360" w:lineRule="auto"/>
+        <w:ind w:firstLine="708"/>
         <w:jc w:val="both"/>
       </w:pPr>
       <w:r>
         <w:rPr>
-          <w:rFonts w:ascii="Arial" w:cs="Arial" w:eastAsia="Arial" w:hAnsi="Arial"/>
+          <w:rFonts w:ascii="Verdana" w:cs="Verdana" w:eastAsia="Verdana" w:hAnsi="Verdana"/>
           <w:color w:val="000000"/>
-          <w:sz w:val="22"/>
-          <w:szCs w:val="22"/>
+          <w:sz w:val="24"/>
+          <w:szCs w:val="24"/>
         </w:rPr>
         <w:t xml:space="preserve">Encontram-se anexados a este relatório os boletins de análise laboratorial emitidos pelo laboratório </w:t>
       </w:r>
       <w:r>
         <w:rPr>
-          <w:rFonts w:ascii="Arial" w:cs="Arial" w:eastAsia="Arial" w:hAnsi="Arial"/>
+          <w:rFonts w:ascii="Verdana" w:cs="Verdana" w:eastAsia="Verdana" w:hAnsi="Verdana"/>
           <w:b/>
           <w:bCs/>
           <w:color w:val="000000"/>
-          <w:sz w:val="22"/>
-          <w:szCs w:val="22"/>
+          <w:sz w:val="24"/>
+          <w:szCs w:val="24"/>
         </w:rPr>
         <w:t xml:space="preserve">{{LABORATORIO}}</w:t>
       </w:r>
       <w:r>
         <w:rPr>
-          <w:rFonts w:ascii="Arial" w:cs="Arial" w:eastAsia="Arial" w:hAnsi="Arial"/>
+          <w:rFonts w:ascii="Verdana" w:cs="Verdana" w:eastAsia="Verdana" w:hAnsi="Verdana"/>
           <w:color w:val="000000"/>
-          <w:sz w:val="22"/>
-          <w:szCs w:val="22"/>
+          <w:sz w:val="24"/>
+          <w:szCs w:val="24"/>
         </w:rPr>
         <w:t xml:space="preserve">, referentes às amostras coletadas no período deste relatório:</w:t>
       </w:r>
     </w:p>
     <w:p>
       <w:pPr>
-        <w:spacing w:after="40" w:before="40" w:line="300"/>
+        <w:spacing w:after="40" w:before="40" w:line="360" w:lineRule="auto"/>
+        <w:ind w:firstLine="708"/>
         <w:jc w:val="both"/>
       </w:pPr>
       <w:r>
         <w:rPr>
-          <w:rFonts w:ascii="Arial" w:cs="Arial" w:eastAsia="Arial" w:hAnsi="Arial"/>
+          <w:rFonts w:ascii="Verdana" w:cs="Verdana" w:eastAsia="Verdana" w:hAnsi="Verdana"/>
           <w:color w:val="000000"/>
-          <w:sz w:val="22"/>
-          <w:szCs w:val="22"/>
+          <w:sz w:val="24"/>
+          <w:szCs w:val="24"/>
         </w:rPr>
         <w:t xml:space="preserve">{{ANEXO_1}}</w:t>
       </w:r>
     </w:p>
     <w:p>
       <w:pPr>
-        <w:spacing w:after="40" w:before="40" w:line="300"/>
+        <w:spacing w:after="40" w:before="40" w:line="360" w:lineRule="auto"/>
+        <w:ind w:firstLine="708"/>
         <w:jc w:val="both"/>
       </w:pPr>
       <w:r>
         <w:rPr>
-          <w:rFonts w:ascii="Arial" w:cs="Arial" w:eastAsia="Arial" w:hAnsi="Arial"/>
+          <w:rFonts w:ascii="Verdana" w:cs="Verdana" w:eastAsia="Verdana" w:hAnsi="Verdana"/>
           <w:color w:val="000000"/>
-          <w:sz w:val="22"/>
-          <w:szCs w:val="22"/>
+          <w:sz w:val="24"/>
+          <w:szCs w:val="24"/>
         </w:rPr>
         <w:t xml:space="preserve">{{ANEXO_2}}</w:t>
       </w:r>
     </w:p>
     <w:p>
       <w:pPr>
-        <w:spacing w:after="0" w:before="0"/>
-      </w:pPr>
-      <w:r>
-        <w:rPr>
-          <w:rFonts w:ascii="Arial" w:cs="Arial" w:eastAsia="Arial" w:hAnsi="Arial"/>
+        <w:spacing w:after="0" w:before="0" w:line="360" w:lineRule="auto"/>
+        <w:ind w:firstLine="708"/>
+        <w:jc w:val="both"/>
+      </w:pPr>
+      <w:r>
+        <w:rPr>
+          <w:rFonts w:ascii="Verdana" w:cs="Verdana" w:eastAsia="Verdana" w:hAnsi="Verdana"/>
           <w:color w:val="000000"/>
           <w:sz w:val="2"/>
           <w:szCs w:val="2"/>
@@ -5461,19 +5522,20 @@
     </w:p>
     <w:p>
       <w:pPr>
-        <w:spacing w:after="0" w:before="480"/>
+        <w:spacing w:after="0" w:before="480" w:line="360" w:lineRule="auto"/>
+        <w:ind w:firstLine="708"/>
         <w:jc w:val="both"/>
       </w:pPr>
       <w:r>
         <w:rPr>
-          <w:rFonts w:ascii="Arial" w:cs="Arial" w:eastAsia="Arial" w:hAnsi="Arial"/>
+          <w:rFonts w:ascii="Verdana" w:cs="Verdana" w:eastAsia="Verdana" w:hAnsi="Verdana"/>
           <w:b w:val="false"/>
           <w:bCs w:val="false"/>
           <w:i w:val="false"/>
           <w:iCs w:val="false"/>
           <w:color w:val="000000"/>
-          <w:sz w:val="22"/>
-          <w:szCs w:val="22"/>
+          <w:sz w:val="24"/>
+          <w:szCs w:val="24"/>
         </w:rPr>
         <w:t xml:space="preserve"> </w:t>
       </w:r>
@@ -5483,29 +5545,31 @@
         <w:pBdr>
           <w:top w:val="single" w:color="0A2540" w:sz="6" w:space="4"/>
         </w:pBdr>
-        <w:spacing w:after="80" w:before="240"/>
+        <w:spacing w:after="80" w:before="240" w:line="360" w:lineRule="auto"/>
+        <w:ind w:firstLine="708"/>
         <w:jc w:val="center"/>
       </w:pPr>
       <w:r>
         <w:rPr>
-          <w:rFonts w:ascii="Arial" w:cs="Arial" w:eastAsia="Arial" w:hAnsi="Arial"/>
+          <w:rFonts w:ascii="Verdana" w:cs="Verdana" w:eastAsia="Verdana" w:hAnsi="Verdana"/>
           <w:b/>
           <w:bCs/>
           <w:color w:val="000000"/>
-          <w:sz w:val="22"/>
-          <w:szCs w:val="22"/>
+          <w:sz w:val="24"/>
+          <w:szCs w:val="24"/>
         </w:rPr>
         <w:t xml:space="preserve">{{RT_NOME}}</w:t>
       </w:r>
     </w:p>
     <w:p>
       <w:pPr>
-        <w:spacing w:after="0" w:before="0"/>
+        <w:spacing w:after="0" w:before="0" w:line="360" w:lineRule="auto"/>
+        <w:ind w:firstLine="708"/>
         <w:jc w:val="center"/>
       </w:pPr>
       <w:r>
         <w:rPr>
-          <w:rFonts w:ascii="Arial" w:cs="Arial" w:eastAsia="Arial" w:hAnsi="Arial"/>
+          <w:rFonts w:ascii="Verdana" w:cs="Verdana" w:eastAsia="Verdana" w:hAnsi="Verdana"/>
           <w:color w:val="6B8195"/>
           <w:sz w:val="20"/>
           <w:szCs w:val="20"/>

--- a/template.docx
+++ b/template.docx
@@ -341,29 +341,29 @@
       </w:pPr>
       <w:r>
         <w:rPr>
-          <w:rFonts w:ascii="Arial" w:cs="Arial" w:eastAsia="Arial" w:hAnsi="Arial"/>
+          <w:rFonts w:ascii="Verdana" w:cs="Verdana" w:eastAsia="Verdana" w:hAnsi="Verdana"/>
           <w:b/>
           <w:bCs/>
           <w:color w:val="000000"/>
-          <w:sz w:val="22"/>
-          <w:szCs w:val="22"/>
+          <w:sz w:val="24"/>
+          <w:szCs w:val="24"/>
         </w:rPr>
         <w:t xml:space="preserve">{{NUM_INTRODUCAO}}. INTRODUÇÃO</w:t>
       </w:r>
       <w:r>
         <w:rPr>
-          <w:rFonts w:ascii="Arial" w:cs="Arial" w:eastAsia="Arial" w:hAnsi="Arial"/>
-          <w:sz w:val="22"/>
-          <w:szCs w:val="22"/>
+          <w:rFonts w:ascii="Verdana" w:cs="Verdana" w:eastAsia="Verdana" w:hAnsi="Verdana"/>
+          <w:sz w:val="24"/>
+          <w:szCs w:val="24"/>
         </w:rPr>
         <w:t xml:space="preserve">	</w:t>
       </w:r>
       <w:r>
         <w:rPr>
-          <w:rFonts w:ascii="Arial" w:cs="Arial" w:eastAsia="Arial" w:hAnsi="Arial"/>
+          <w:rFonts w:ascii="Verdana" w:cs="Verdana" w:eastAsia="Verdana" w:hAnsi="Verdana"/>
           <w:color w:val="6B8195"/>
-          <w:sz w:val="22"/>
-          <w:szCs w:val="22"/>
+          <w:sz w:val="24"/>
+          <w:szCs w:val="24"/>
         </w:rPr>
         <w:t xml:space="preserve">3</w:t>
       </w:r>
@@ -377,29 +377,29 @@
       </w:pPr>
       <w:r>
         <w:rPr>
-          <w:rFonts w:ascii="Arial" w:cs="Arial" w:eastAsia="Arial" w:hAnsi="Arial"/>
+          <w:rFonts w:ascii="Verdana" w:cs="Verdana" w:eastAsia="Verdana" w:hAnsi="Verdana"/>
           <w:b/>
           <w:bCs/>
           <w:color w:val="000000"/>
-          <w:sz w:val="22"/>
-          <w:szCs w:val="22"/>
+          <w:sz w:val="24"/>
+          <w:szCs w:val="24"/>
         </w:rPr>
         <w:t xml:space="preserve">{{NUM_DADOS}}. DADOS DO EMPREENDIMENTO</w:t>
       </w:r>
       <w:r>
         <w:rPr>
-          <w:rFonts w:ascii="Arial" w:cs="Arial" w:eastAsia="Arial" w:hAnsi="Arial"/>
-          <w:sz w:val="22"/>
-          <w:szCs w:val="22"/>
+          <w:rFonts w:ascii="Verdana" w:cs="Verdana" w:eastAsia="Verdana" w:hAnsi="Verdana"/>
+          <w:sz w:val="24"/>
+          <w:szCs w:val="24"/>
         </w:rPr>
         <w:t xml:space="preserve">	</w:t>
       </w:r>
       <w:r>
         <w:rPr>
-          <w:rFonts w:ascii="Arial" w:cs="Arial" w:eastAsia="Arial" w:hAnsi="Arial"/>
+          <w:rFonts w:ascii="Verdana" w:cs="Verdana" w:eastAsia="Verdana" w:hAnsi="Verdana"/>
           <w:color w:val="6B8195"/>
-          <w:sz w:val="22"/>
-          <w:szCs w:val="22"/>
+          <w:sz w:val="24"/>
+          <w:szCs w:val="24"/>
         </w:rPr>
         <w:t xml:space="preserve">3</w:t>
       </w:r>
@@ -427,29 +427,29 @@
       </w:pPr>
       <w:r>
         <w:rPr>
-          <w:rFonts w:ascii="Arial" w:cs="Arial" w:eastAsia="Arial" w:hAnsi="Arial"/>
+          <w:rFonts w:ascii="Verdana" w:cs="Verdana" w:eastAsia="Verdana" w:hAnsi="Verdana"/>
           <w:b/>
           <w:bCs/>
           <w:color w:val="000000"/>
-          <w:sz w:val="22"/>
-          <w:szCs w:val="22"/>
+          <w:sz w:val="24"/>
+          <w:szCs w:val="24"/>
         </w:rPr>
         <w:t xml:space="preserve">{{NUM_QUADRO}}. QUADRO RESUMO DAS ATIVIDADES</w:t>
       </w:r>
       <w:r>
         <w:rPr>
-          <w:rFonts w:ascii="Arial" w:cs="Arial" w:eastAsia="Arial" w:hAnsi="Arial"/>
-          <w:sz w:val="22"/>
-          <w:szCs w:val="22"/>
+          <w:rFonts w:ascii="Verdana" w:cs="Verdana" w:eastAsia="Verdana" w:hAnsi="Verdana"/>
+          <w:sz w:val="24"/>
+          <w:szCs w:val="24"/>
         </w:rPr>
         <w:t xml:space="preserve">	</w:t>
       </w:r>
       <w:r>
         <w:rPr>
-          <w:rFonts w:ascii="Arial" w:cs="Arial" w:eastAsia="Arial" w:hAnsi="Arial"/>
+          <w:rFonts w:ascii="Verdana" w:cs="Verdana" w:eastAsia="Verdana" w:hAnsi="Verdana"/>
           <w:color w:val="6B8195"/>
-          <w:sz w:val="22"/>
-          <w:szCs w:val="22"/>
+          <w:sz w:val="24"/>
+          <w:szCs w:val="24"/>
         </w:rPr>
         <w:t xml:space="preserve">4</w:t>
       </w:r>
@@ -491,29 +491,29 @@
       </w:pPr>
       <w:r>
         <w:rPr>
-          <w:rFonts w:ascii="Arial" w:cs="Arial" w:eastAsia="Arial" w:hAnsi="Arial"/>
+          <w:rFonts w:ascii="Verdana" w:cs="Verdana" w:eastAsia="Verdana" w:hAnsi="Verdana"/>
           <w:b/>
           <w:bCs/>
           <w:color w:val="000000"/>
-          <w:sz w:val="22"/>
-          <w:szCs w:val="22"/>
+          <w:sz w:val="24"/>
+          <w:szCs w:val="24"/>
         </w:rPr>
         <w:t xml:space="preserve">{{NUM_DETALHAMENTO}}. DETALHAMENTO DAS ATIVIDADES</w:t>
       </w:r>
       <w:r>
         <w:rPr>
-          <w:rFonts w:ascii="Arial" w:cs="Arial" w:eastAsia="Arial" w:hAnsi="Arial"/>
-          <w:sz w:val="22"/>
-          <w:szCs w:val="22"/>
+          <w:rFonts w:ascii="Verdana" w:cs="Verdana" w:eastAsia="Verdana" w:hAnsi="Verdana"/>
+          <w:sz w:val="24"/>
+          <w:szCs w:val="24"/>
         </w:rPr>
         <w:t xml:space="preserve">	</w:t>
       </w:r>
       <w:r>
         <w:rPr>
-          <w:rFonts w:ascii="Arial" w:cs="Arial" w:eastAsia="Arial" w:hAnsi="Arial"/>
+          <w:rFonts w:ascii="Verdana" w:cs="Verdana" w:eastAsia="Verdana" w:hAnsi="Verdana"/>
           <w:color w:val="6B8195"/>
-          <w:sz w:val="22"/>
-          <w:szCs w:val="22"/>
+          <w:sz w:val="24"/>
+          <w:szCs w:val="24"/>
         </w:rPr>
         <w:t xml:space="preserve">4</w:t>
       </w:r>
@@ -583,29 +583,29 @@
       </w:pPr>
       <w:r>
         <w:rPr>
-          <w:rFonts w:ascii="Arial" w:cs="Arial" w:eastAsia="Arial" w:hAnsi="Arial"/>
+          <w:rFonts w:ascii="Verdana" w:cs="Verdana" w:eastAsia="Verdana" w:hAnsi="Verdana"/>
           <w:b/>
           <w:bCs/>
           <w:color w:val="000000"/>
-          <w:sz w:val="22"/>
-          <w:szCs w:val="22"/>
+          <w:sz w:val="24"/>
+          <w:szCs w:val="24"/>
         </w:rPr>
         <w:t xml:space="preserve">{{NUM_NCS}}. NÃO CONFORMIDADES E MEDIDAS MITIGADORAS</w:t>
       </w:r>
       <w:r>
         <w:rPr>
-          <w:rFonts w:ascii="Arial" w:cs="Arial" w:eastAsia="Arial" w:hAnsi="Arial"/>
-          <w:sz w:val="22"/>
-          <w:szCs w:val="22"/>
+          <w:rFonts w:ascii="Verdana" w:cs="Verdana" w:eastAsia="Verdana" w:hAnsi="Verdana"/>
+          <w:sz w:val="24"/>
+          <w:szCs w:val="24"/>
         </w:rPr>
         <w:t xml:space="preserve">	</w:t>
       </w:r>
       <w:r>
         <w:rPr>
-          <w:rFonts w:ascii="Arial" w:cs="Arial" w:eastAsia="Arial" w:hAnsi="Arial"/>
+          <w:rFonts w:ascii="Verdana" w:cs="Verdana" w:eastAsia="Verdana" w:hAnsi="Verdana"/>
           <w:color w:val="6B8195"/>
-          <w:sz w:val="22"/>
-          <w:szCs w:val="22"/>
+          <w:sz w:val="24"/>
+          <w:szCs w:val="24"/>
         </w:rPr>
         <w:t xml:space="preserve">8</w:t>
       </w:r>
@@ -647,29 +647,29 @@
       </w:pPr>
       <w:r>
         <w:rPr>
-          <w:rFonts w:ascii="Arial" w:cs="Arial" w:eastAsia="Arial" w:hAnsi="Arial"/>
+          <w:rFonts w:ascii="Verdana" w:cs="Verdana" w:eastAsia="Verdana" w:hAnsi="Verdana"/>
           <w:b/>
           <w:bCs/>
           <w:color w:val="000000"/>
-          <w:sz w:val="22"/>
-          <w:szCs w:val="22"/>
+          <w:sz w:val="24"/>
+          <w:szCs w:val="24"/>
         </w:rPr>
         <w:t xml:space="preserve">{{NUM_EFICIENCIA}}. EFICIÊNCIA OPERACIONAL DA ETE</w:t>
       </w:r>
       <w:r>
         <w:rPr>
-          <w:rFonts w:ascii="Arial" w:cs="Arial" w:eastAsia="Arial" w:hAnsi="Arial"/>
-          <w:sz w:val="22"/>
-          <w:szCs w:val="22"/>
+          <w:rFonts w:ascii="Verdana" w:cs="Verdana" w:eastAsia="Verdana" w:hAnsi="Verdana"/>
+          <w:sz w:val="24"/>
+          <w:szCs w:val="24"/>
         </w:rPr>
         <w:t xml:space="preserve">	</w:t>
       </w:r>
       <w:r>
         <w:rPr>
-          <w:rFonts w:ascii="Arial" w:cs="Arial" w:eastAsia="Arial" w:hAnsi="Arial"/>
+          <w:rFonts w:ascii="Verdana" w:cs="Verdana" w:eastAsia="Verdana" w:hAnsi="Verdana"/>
           <w:color w:val="6B8195"/>
-          <w:sz w:val="22"/>
-          <w:szCs w:val="22"/>
+          <w:sz w:val="24"/>
+          <w:szCs w:val="24"/>
         </w:rPr>
         <w:t xml:space="preserve">7</w:t>
       </w:r>
@@ -697,29 +697,29 @@
       </w:pPr>
       <w:r>
         <w:rPr>
-          <w:rFonts w:ascii="Arial" w:cs="Arial" w:eastAsia="Arial" w:hAnsi="Arial"/>
+          <w:rFonts w:ascii="Verdana" w:cs="Verdana" w:eastAsia="Verdana" w:hAnsi="Verdana"/>
           <w:b/>
           <w:bCs/>
           <w:color w:val="000000"/>
-          <w:sz w:val="22"/>
-          <w:szCs w:val="22"/>
+          <w:sz w:val="24"/>
+          <w:szCs w:val="24"/>
         </w:rPr>
         <w:t xml:space="preserve">{{NUM_CONSIDERACOES}}. CONSIDERAÇÕES FINAIS</w:t>
       </w:r>
       <w:r>
         <w:rPr>
-          <w:rFonts w:ascii="Arial" w:cs="Arial" w:eastAsia="Arial" w:hAnsi="Arial"/>
-          <w:sz w:val="22"/>
-          <w:szCs w:val="22"/>
+          <w:rFonts w:ascii="Verdana" w:cs="Verdana" w:eastAsia="Verdana" w:hAnsi="Verdana"/>
+          <w:sz w:val="24"/>
+          <w:szCs w:val="24"/>
         </w:rPr>
         <w:t xml:space="preserve">	</w:t>
       </w:r>
       <w:r>
         <w:rPr>
-          <w:rFonts w:ascii="Arial" w:cs="Arial" w:eastAsia="Arial" w:hAnsi="Arial"/>
+          <w:rFonts w:ascii="Verdana" w:cs="Verdana" w:eastAsia="Verdana" w:hAnsi="Verdana"/>
           <w:color w:val="6B8195"/>
-          <w:sz w:val="22"/>
-          <w:szCs w:val="22"/>
+          <w:sz w:val="24"/>
+          <w:szCs w:val="24"/>
         </w:rPr>
         <w:t xml:space="preserve">9</w:t>
       </w:r>
@@ -747,29 +747,29 @@
       </w:pPr>
       <w:r>
         <w:rPr>
-          <w:rFonts w:ascii="Arial" w:cs="Arial" w:eastAsia="Arial" w:hAnsi="Arial"/>
+          <w:rFonts w:ascii="Verdana" w:cs="Verdana" w:eastAsia="Verdana" w:hAnsi="Verdana"/>
           <w:b/>
           <w:bCs/>
           <w:color w:val="000000"/>
-          <w:sz w:val="22"/>
-          <w:szCs w:val="22"/>
+          <w:sz w:val="24"/>
+          <w:szCs w:val="24"/>
         </w:rPr>
         <w:t xml:space="preserve">{{NUM_ANEXOS}}. ANEXOS</w:t>
       </w:r>
       <w:r>
         <w:rPr>
-          <w:rFonts w:ascii="Arial" w:cs="Arial" w:eastAsia="Arial" w:hAnsi="Arial"/>
-          <w:sz w:val="22"/>
-          <w:szCs w:val="22"/>
+          <w:rFonts w:ascii="Verdana" w:cs="Verdana" w:eastAsia="Verdana" w:hAnsi="Verdana"/>
+          <w:sz w:val="24"/>
+          <w:szCs w:val="24"/>
         </w:rPr>
         <w:t xml:space="preserve">	</w:t>
       </w:r>
       <w:r>
         <w:rPr>
-          <w:rFonts w:ascii="Arial" w:cs="Arial" w:eastAsia="Arial" w:hAnsi="Arial"/>
+          <w:rFonts w:ascii="Verdana" w:cs="Verdana" w:eastAsia="Verdana" w:hAnsi="Verdana"/>
           <w:color w:val="6B8195"/>
-          <w:sz w:val="22"/>
-          <w:szCs w:val="22"/>
+          <w:sz w:val="24"/>
+          <w:szCs w:val="24"/>
         </w:rPr>
         <w:t xml:space="preserve">9</w:t>
       </w:r>
@@ -816,8 +816,8 @@
           <w:b/>
           <w:bCs/>
           <w:color w:val="0A2540"/>
-          <w:sz w:val="28"/>
-          <w:szCs w:val="28"/>
+          <w:sz w:val="24"/>
+          <w:szCs w:val="24"/>
         </w:rPr>
         <w:t>{{NUM_INTRODUCAO}}. INTRODUÇÃO</w:t>
       </w:r>
@@ -836,8 +836,8 @@
           <w:i w:val="false"/>
           <w:iCs w:val="false"/>
           <w:color w:val="000000"/>
-          <w:sz w:val="24"/>
-          <w:szCs w:val="24"/>
+          <w:sz w:val="22"/>
+          <w:szCs w:val="22"/>
         </w:rPr>
         <w:t xml:space="preserve">O presente relatório consolida as atividades de manutenção preventiva e corretiva executadas pela </w:t>
       </w:r>
@@ -849,8 +849,8 @@
           <w:i w:val="false"/>
           <w:iCs w:val="false"/>
           <w:color w:val="000000"/>
-          <w:sz w:val="24"/>
-          <w:szCs w:val="24"/>
+          <w:sz w:val="22"/>
+          <w:szCs w:val="22"/>
         </w:rPr>
         <w:t xml:space="preserve">{{EMPRESA_NOME}}</w:t>
       </w:r>
@@ -862,8 +862,8 @@
           <w:i w:val="false"/>
           <w:iCs w:val="false"/>
           <w:color w:val="000000"/>
-          <w:sz w:val="24"/>
-          <w:szCs w:val="24"/>
+          <w:sz w:val="22"/>
+          <w:szCs w:val="22"/>
         </w:rPr>
         <w:t xml:space="preserve"> na Estação de Tratamento de Esgoto (ETE) do </w:t>
       </w:r>
@@ -875,8 +875,8 @@
           <w:i w:val="false"/>
           <w:iCs w:val="false"/>
           <w:color w:val="000000"/>
-          <w:sz w:val="24"/>
-          <w:szCs w:val="24"/>
+          <w:sz w:val="22"/>
+          <w:szCs w:val="22"/>
         </w:rPr>
         <w:t xml:space="preserve">{{CLIENTE_NOME}}</w:t>
       </w:r>
@@ -888,8 +888,8 @@
           <w:i w:val="false"/>
           <w:iCs w:val="false"/>
           <w:color w:val="000000"/>
-          <w:sz w:val="24"/>
-          <w:szCs w:val="24"/>
+          <w:sz w:val="22"/>
+          <w:szCs w:val="22"/>
         </w:rPr>
         <w:t>, localizado em {{CLIENTE_ENDERECO}}, inscrito sob o CNPJ {{CLIENTE_CNPJ}}.</w:t>
       </w:r>
@@ -908,8 +908,8 @@
           <w:i w:val="false"/>
           <w:iCs w:val="false"/>
           <w:color w:val="000000"/>
-          <w:sz w:val="24"/>
-          <w:szCs w:val="24"/>
+          <w:sz w:val="22"/>
+          <w:szCs w:val="22"/>
         </w:rPr>
         <w:t xml:space="preserve">As intervenções descritas abrangem o período de </w:t>
       </w:r>
@@ -921,8 +921,8 @@
           <w:i w:val="false"/>
           <w:iCs w:val="false"/>
           <w:color w:val="000000"/>
-          <w:sz w:val="24"/>
-          <w:szCs w:val="24"/>
+          <w:sz w:val="22"/>
+          <w:szCs w:val="22"/>
         </w:rPr>
         <w:t xml:space="preserve">{{INTRO_PERIODO}}</w:t>
       </w:r>
@@ -934,8 +934,8 @@
           <w:i w:val="false"/>
           <w:iCs w:val="false"/>
           <w:color w:val="000000"/>
-          <w:sz w:val="24"/>
-          <w:szCs w:val="24"/>
+          <w:sz w:val="22"/>
+          <w:szCs w:val="22"/>
         </w:rPr>
         <w:t xml:space="preserve"> e incluem {{INTRO_ATIVIDADES}}</w:t>
       </w:r>
@@ -954,8 +954,8 @@
           <w:i w:val="false"/>
           <w:iCs w:val="false"/>
           <w:color w:val="000000"/>
-          <w:sz w:val="24"/>
-          <w:szCs w:val="24"/>
+          <w:sz w:val="22"/>
+          <w:szCs w:val="22"/>
         </w:rPr>
         <w:t xml:space="preserve">. O relatório apresenta, ainda, os resultados das análises laboratoriais realizadas pelo laboratório </w:t>
       </w:r>
@@ -967,8 +967,8 @@
           <w:i w:val="false"/>
           <w:iCs w:val="false"/>
           <w:color w:val="000000"/>
-          <w:sz w:val="24"/>
-          <w:szCs w:val="24"/>
+          <w:sz w:val="22"/>
+          <w:szCs w:val="22"/>
         </w:rPr>
         <w:t xml:space="preserve">{{LABORATORIO}}</w:t>
       </w:r>
@@ -980,8 +980,8 @@
           <w:i w:val="false"/>
           <w:iCs w:val="false"/>
           <w:color w:val="000000"/>
-          <w:sz w:val="24"/>
-          <w:szCs w:val="24"/>
+          <w:sz w:val="22"/>
+          <w:szCs w:val="22"/>
         </w:rPr>
         <w:t xml:space="preserve"> nos meses de {{INTRO_MESES_LAB}}, com avaliação da eficiência de remoção de carga orgânica e conformidade com os padrões de lançamento da Resolução CONAMA nº 430/2011.</w:t>
       </w:r>
@@ -1007,8 +1007,8 @@
           <w:i w:val="false"/>
           <w:iCs w:val="false"/>
           <w:color w:val="000000"/>
-          <w:sz w:val="24"/>
-          <w:szCs w:val="24"/>
+          <w:sz w:val="22"/>
+          <w:szCs w:val="22"/>
         </w:rPr>
         <w:t>A ETE opera sob o regime de {{TIPO_SISTEMA}}. A manutenção periódica dos equipamentos eletromecânicos e da infraestrutura hidráulica é condição indispensável para o atendimento dos padrões de lançamento previstos na Resolução CONAMA nº 430/2011, na Lei Estadual nº 10.431/2006 e no Decreto Estadual nº 14.024/2012.</w:t>
       </w:r>
@@ -1023,8 +1023,8 @@
           <w:b/>
           <w:bCs/>
           <w:color w:val="0A2540"/>
-          <w:sz w:val="28"/>
-          <w:szCs w:val="28"/>
+          <w:sz w:val="24"/>
+          <w:szCs w:val="24"/>
         </w:rPr>
         <w:t>{{NUM_DADOS}}. DADOS DO EMPREENDIMENTO</w:t>
       </w:r>
@@ -1074,7 +1074,7 @@
             </w:pPr>
             <w:r>
               <w:rPr>
-                <w:rFonts w:ascii="Arial" w:cs="Arial" w:eastAsia="Arial" w:hAnsi="Arial"/>
+                <w:rFonts w:ascii="Verdana" w:cs="Verdana" w:eastAsia="Verdana" w:hAnsi="Verdana"/>
                 <w:b/>
                 <w:bCs/>
                 <w:color w:val="000000"/>
@@ -1109,7 +1109,7 @@
             </w:pPr>
             <w:r>
               <w:rPr>
-                <w:rFonts w:ascii="Arial" w:cs="Arial" w:eastAsia="Arial" w:hAnsi="Arial"/>
+                <w:rFonts w:ascii="Verdana" w:cs="Verdana" w:eastAsia="Verdana" w:hAnsi="Verdana"/>
                 <w:b w:val="false"/>
                 <w:bCs w:val="false"/>
                 <w:color w:val="000000"/>
@@ -1150,7 +1150,7 @@
             </w:pPr>
             <w:r>
               <w:rPr>
-                <w:rFonts w:ascii="Arial" w:cs="Arial" w:eastAsia="Arial" w:hAnsi="Arial"/>
+                <w:rFonts w:ascii="Verdana" w:cs="Verdana" w:eastAsia="Verdana" w:hAnsi="Verdana"/>
                 <w:b/>
                 <w:bCs/>
                 <w:color w:val="000000"/>
@@ -1185,7 +1185,7 @@
             </w:pPr>
             <w:r>
               <w:rPr>
-                <w:rFonts w:ascii="Arial" w:cs="Arial" w:eastAsia="Arial" w:hAnsi="Arial"/>
+                <w:rFonts w:ascii="Verdana" w:cs="Verdana" w:eastAsia="Verdana" w:hAnsi="Verdana"/>
                 <w:b w:val="false"/>
                 <w:bCs w:val="false"/>
                 <w:color w:val="000000"/>
@@ -1226,7 +1226,7 @@
             </w:pPr>
             <w:r>
               <w:rPr>
-                <w:rFonts w:ascii="Arial" w:cs="Arial" w:eastAsia="Arial" w:hAnsi="Arial"/>
+                <w:rFonts w:ascii="Verdana" w:cs="Verdana" w:eastAsia="Verdana" w:hAnsi="Verdana"/>
                 <w:b/>
                 <w:bCs/>
                 <w:color w:val="000000"/>
@@ -1261,7 +1261,7 @@
             </w:pPr>
             <w:r>
               <w:rPr>
-                <w:rFonts w:ascii="Arial" w:cs="Arial" w:eastAsia="Arial" w:hAnsi="Arial"/>
+                <w:rFonts w:ascii="Verdana" w:cs="Verdana" w:eastAsia="Verdana" w:hAnsi="Verdana"/>
                 <w:b w:val="false"/>
                 <w:bCs w:val="false"/>
                 <w:color w:val="000000"/>
@@ -1302,7 +1302,7 @@
             </w:pPr>
             <w:r>
               <w:rPr>
-                <w:rFonts w:ascii="Arial" w:cs="Arial" w:eastAsia="Arial" w:hAnsi="Arial"/>
+                <w:rFonts w:ascii="Verdana" w:cs="Verdana" w:eastAsia="Verdana" w:hAnsi="Verdana"/>
                 <w:b/>
                 <w:bCs/>
                 <w:color w:val="000000"/>
@@ -1337,7 +1337,7 @@
             </w:pPr>
             <w:r>
               <w:rPr>
-                <w:rFonts w:ascii="Arial" w:cs="Arial" w:eastAsia="Arial" w:hAnsi="Arial"/>
+                <w:rFonts w:ascii="Verdana" w:cs="Verdana" w:eastAsia="Verdana" w:hAnsi="Verdana"/>
                 <w:b w:val="false"/>
                 <w:bCs w:val="false"/>
                 <w:color w:val="000000"/>
@@ -1378,7 +1378,7 @@
             </w:pPr>
             <w:r>
               <w:rPr>
-                <w:rFonts w:ascii="Arial" w:cs="Arial" w:eastAsia="Arial" w:hAnsi="Arial"/>
+                <w:rFonts w:ascii="Verdana" w:cs="Verdana" w:eastAsia="Verdana" w:hAnsi="Verdana"/>
                 <w:b/>
                 <w:bCs/>
                 <w:color w:val="000000"/>
@@ -1413,7 +1413,7 @@
             </w:pPr>
             <w:r>
               <w:rPr>
-                <w:rFonts w:ascii="Arial" w:cs="Arial" w:eastAsia="Arial" w:hAnsi="Arial"/>
+                <w:rFonts w:ascii="Verdana" w:cs="Verdana" w:eastAsia="Verdana" w:hAnsi="Verdana"/>
                 <w:b w:val="false"/>
                 <w:bCs w:val="false"/>
                 <w:color w:val="000000"/>
@@ -1454,7 +1454,7 @@
             </w:pPr>
             <w:r>
               <w:rPr>
-                <w:rFonts w:ascii="Arial" w:cs="Arial" w:eastAsia="Arial" w:hAnsi="Arial"/>
+                <w:rFonts w:ascii="Verdana" w:cs="Verdana" w:eastAsia="Verdana" w:hAnsi="Verdana"/>
                 <w:b/>
                 <w:bCs/>
                 <w:color w:val="000000"/>
@@ -1489,7 +1489,7 @@
             </w:pPr>
             <w:r>
               <w:rPr>
-                <w:rFonts w:ascii="Arial" w:cs="Arial" w:eastAsia="Arial" w:hAnsi="Arial"/>
+                <w:rFonts w:ascii="Verdana" w:cs="Verdana" w:eastAsia="Verdana" w:hAnsi="Verdana"/>
                 <w:b w:val="false"/>
                 <w:bCs w:val="false"/>
                 <w:color w:val="000000"/>
@@ -1530,7 +1530,7 @@
             </w:pPr>
             <w:r>
               <w:rPr>
-                <w:rFonts w:ascii="Arial" w:cs="Arial" w:eastAsia="Arial" w:hAnsi="Arial"/>
+                <w:rFonts w:ascii="Verdana" w:cs="Verdana" w:eastAsia="Verdana" w:hAnsi="Verdana"/>
                 <w:b/>
                 <w:bCs/>
                 <w:color w:val="000000"/>
@@ -1565,7 +1565,7 @@
             </w:pPr>
             <w:r>
               <w:rPr>
-                <w:rFonts w:ascii="Arial" w:cs="Arial" w:eastAsia="Arial" w:hAnsi="Arial"/>
+                <w:rFonts w:ascii="Verdana" w:cs="Verdana" w:eastAsia="Verdana" w:hAnsi="Verdana"/>
                 <w:b w:val="false"/>
                 <w:bCs w:val="false"/>
                 <w:color w:val="000000"/>
@@ -1606,7 +1606,7 @@
             </w:pPr>
             <w:r>
               <w:rPr>
-                <w:rFonts w:ascii="Arial" w:cs="Arial" w:eastAsia="Arial" w:hAnsi="Arial"/>
+                <w:rFonts w:ascii="Verdana" w:cs="Verdana" w:eastAsia="Verdana" w:hAnsi="Verdana"/>
                 <w:b/>
                 <w:bCs/>
                 <w:color w:val="000000"/>
@@ -1641,7 +1641,7 @@
             </w:pPr>
             <w:r>
               <w:rPr>
-                <w:rFonts w:ascii="Arial" w:cs="Arial" w:eastAsia="Arial" w:hAnsi="Arial"/>
+                <w:rFonts w:ascii="Verdana" w:cs="Verdana" w:eastAsia="Verdana" w:hAnsi="Verdana"/>
                 <w:b w:val="false"/>
                 <w:bCs w:val="false"/>
                 <w:color w:val="000000"/>
@@ -1680,8 +1680,8 @@
           <w:b/>
           <w:bCs/>
           <w:color w:val="0A2540"/>
-          <w:sz w:val="28"/>
-          <w:szCs w:val="28"/>
+          <w:sz w:val="24"/>
+          <w:szCs w:val="24"/>
         </w:rPr>
         <w:t>{{NUM_QUADRO}}. QUADRO RESUMO DAS ATIVIDADES</w:t>
       </w:r>
@@ -1700,8 +1700,8 @@
           <w:i w:val="false"/>
           <w:iCs w:val="false"/>
           <w:color w:val="000000"/>
-          <w:sz w:val="24"/>
-          <w:szCs w:val="24"/>
+          <w:sz w:val="22"/>
+          <w:szCs w:val="22"/>
         </w:rPr>
         <w:t xml:space="preserve">A tabela a seguir sintetiza as principais intervenções realizadas em cada competência. Os detalhes técnicos, registros fotográficos e medidas corretivas constam nas seções subsequentes.</w:t>
       </w:r>
@@ -1753,7 +1753,7 @@
             </w:pPr>
             <w:r>
               <w:rPr>
-                <w:rFonts w:ascii="Arial" w:cs="Arial" w:eastAsia="Arial" w:hAnsi="Arial"/>
+                <w:rFonts w:ascii="Verdana" w:cs="Verdana" w:eastAsia="Verdana" w:hAnsi="Verdana"/>
                 <w:b/>
                 <w:bCs/>
                 <w:color w:val="000000"/>
@@ -1789,7 +1789,7 @@
             </w:pPr>
             <w:r>
               <w:rPr>
-                <w:rFonts w:ascii="Arial" w:cs="Arial" w:eastAsia="Arial" w:hAnsi="Arial"/>
+                <w:rFonts w:ascii="Verdana" w:cs="Verdana" w:eastAsia="Verdana" w:hAnsi="Verdana"/>
                 <w:b/>
                 <w:bCs/>
                 <w:color w:val="000000"/>
@@ -1825,7 +1825,7 @@
             </w:pPr>
             <w:r>
               <w:rPr>
-                <w:rFonts w:ascii="Arial" w:cs="Arial" w:eastAsia="Arial" w:hAnsi="Arial"/>
+                <w:rFonts w:ascii="Verdana" w:cs="Verdana" w:eastAsia="Verdana" w:hAnsi="Verdana"/>
                 <w:b/>
                 <w:bCs/>
                 <w:color w:val="000000"/>
@@ -1865,7 +1865,7 @@
             </w:pPr>
             <w:r>
               <w:rPr>
-                <w:rFonts w:ascii="Arial" w:cs="Arial" w:eastAsia="Arial" w:hAnsi="Arial"/>
+                <w:rFonts w:ascii="Verdana" w:cs="Verdana" w:eastAsia="Verdana" w:hAnsi="Verdana"/>
                 <w:b/>
                 <w:bCs/>
                 <w:color w:val="000000"/>
@@ -1900,7 +1900,7 @@
             </w:pPr>
             <w:r>
               <w:rPr>
-                <w:rFonts w:ascii="Arial" w:cs="Arial" w:eastAsia="Arial" w:hAnsi="Arial"/>
+                <w:rFonts w:ascii="Verdana" w:cs="Verdana" w:eastAsia="Verdana" w:hAnsi="Verdana"/>
                 <w:b w:val="false"/>
                 <w:bCs w:val="false"/>
                 <w:color w:val="000000"/>
@@ -1935,7 +1935,7 @@
             </w:pPr>
             <w:r>
               <w:rPr>
-                <w:rFonts w:ascii="Arial" w:cs="Arial" w:eastAsia="Arial" w:hAnsi="Arial"/>
+                <w:rFonts w:ascii="Verdana" w:cs="Verdana" w:eastAsia="Verdana" w:hAnsi="Verdana"/>
                 <w:b w:val="false"/>
                 <w:bCs w:val="false"/>
                 <w:color w:val="000000"/>
@@ -1990,8 +1990,8 @@
           <w:b/>
           <w:bCs/>
           <w:color w:val="0A2540"/>
-          <w:sz w:val="28"/>
-          <w:szCs w:val="28"/>
+          <w:sz w:val="24"/>
+          <w:szCs w:val="24"/>
         </w:rPr>
         <w:t>{{NUM_DETALHAMENTO}}. DETALHAMENTO DAS ATIVIDADES</w:t>
       </w:r>
@@ -2026,8 +2026,8 @@
           <w:i/>
           <w:iCs/>
           <w:color w:val="6B8195"/>
-          <w:sz w:val="24"/>
-          <w:szCs w:val="24"/>
+          <w:sz w:val="22"/>
+          <w:szCs w:val="22"/>
         </w:rPr>
         <w:t xml:space="preserve">Conteúdo dinâmico das inspeções será inserido aqui pelo gerador.</w:t>
       </w:r>
@@ -2090,8 +2090,8 @@
           <w:b/>
           <w:bCs/>
           <w:color w:val="0A2540"/>
-          <w:sz w:val="28"/>
-          <w:szCs w:val="28"/>
+          <w:sz w:val="24"/>
+          <w:szCs w:val="24"/>
         </w:rPr>
         <w:t>{{NUM_NCS}}. NÃO CONFORMIDADES E MEDIDAS MITIGADORAS</w:t>
       </w:r>
@@ -2110,8 +2110,8 @@
           <w:i w:val="false"/>
           <w:iCs w:val="false"/>
           <w:color w:val="000000"/>
-          <w:sz w:val="24"/>
-          <w:szCs w:val="24"/>
+          <w:sz w:val="22"/>
+          <w:szCs w:val="22"/>
         </w:rPr>
         <w:t xml:space="preserve">As não conformidades e pendências operacionais identificadas no período estão consolidadas na tabela abaixo.</w:t>
       </w:r>
@@ -2165,7 +2165,7 @@
             </w:pPr>
             <w:r>
               <w:rPr>
-                <w:rFonts w:ascii="Arial" w:cs="Arial" w:eastAsia="Arial" w:hAnsi="Arial"/>
+                <w:rFonts w:ascii="Verdana" w:cs="Verdana" w:eastAsia="Verdana" w:hAnsi="Verdana"/>
                 <w:b/>
                 <w:bCs/>
                 <w:color w:val="000000"/>
@@ -2201,7 +2201,7 @@
             </w:pPr>
             <w:r>
               <w:rPr>
-                <w:rFonts w:ascii="Arial" w:cs="Arial" w:eastAsia="Arial" w:hAnsi="Arial"/>
+                <w:rFonts w:ascii="Verdana" w:cs="Verdana" w:eastAsia="Verdana" w:hAnsi="Verdana"/>
                 <w:b/>
                 <w:bCs/>
                 <w:color w:val="000000"/>
@@ -2237,7 +2237,7 @@
             </w:pPr>
             <w:r>
               <w:rPr>
-                <w:rFonts w:ascii="Arial" w:cs="Arial" w:eastAsia="Arial" w:hAnsi="Arial"/>
+                <w:rFonts w:ascii="Verdana" w:cs="Verdana" w:eastAsia="Verdana" w:hAnsi="Verdana"/>
                 <w:b/>
                 <w:bCs/>
                 <w:color w:val="000000"/>
@@ -2273,7 +2273,7 @@
             </w:pPr>
             <w:r>
               <w:rPr>
-                <w:rFonts w:ascii="Arial" w:cs="Arial" w:eastAsia="Arial" w:hAnsi="Arial"/>
+                <w:rFonts w:ascii="Verdana" w:cs="Verdana" w:eastAsia="Verdana" w:hAnsi="Verdana"/>
                 <w:b/>
                 <w:bCs/>
                 <w:color w:val="000000"/>
@@ -2309,7 +2309,7 @@
             </w:pPr>
             <w:r>
               <w:rPr>
-                <w:rFonts w:ascii="Arial" w:cs="Arial" w:eastAsia="Arial" w:hAnsi="Arial"/>
+                <w:rFonts w:ascii="Verdana" w:cs="Verdana" w:eastAsia="Verdana" w:hAnsi="Verdana"/>
                 <w:b/>
                 <w:bCs/>
                 <w:color w:val="000000"/>
@@ -2349,7 +2349,7 @@
             </w:pPr>
             <w:r>
               <w:rPr>
-                <w:rFonts w:ascii="Arial" w:cs="Arial" w:eastAsia="Arial" w:hAnsi="Arial"/>
+                <w:rFonts w:ascii="Verdana" w:cs="Verdana" w:eastAsia="Verdana" w:hAnsi="Verdana"/>
                 <w:b/>
                 <w:bCs/>
                 <w:color w:val="000000"/>
@@ -2384,7 +2384,7 @@
             </w:pPr>
             <w:r>
               <w:rPr>
-                <w:rFonts w:ascii="Arial" w:cs="Arial" w:eastAsia="Arial" w:hAnsi="Arial"/>
+                <w:rFonts w:ascii="Verdana" w:cs="Verdana" w:eastAsia="Verdana" w:hAnsi="Verdana"/>
                 <w:b w:val="false"/>
                 <w:bCs w:val="false"/>
                 <w:color w:val="000000"/>
@@ -2419,7 +2419,7 @@
             </w:pPr>
             <w:r>
               <w:rPr>
-                <w:rFonts w:ascii="Arial" w:cs="Arial" w:eastAsia="Arial" w:hAnsi="Arial"/>
+                <w:rFonts w:ascii="Verdana" w:cs="Verdana" w:eastAsia="Verdana" w:hAnsi="Verdana"/>
                 <w:b w:val="false"/>
                 <w:bCs w:val="false"/>
                 <w:color w:val="000000"/>
@@ -2454,7 +2454,7 @@
             </w:pPr>
             <w:r>
               <w:rPr>
-                <w:rFonts w:ascii="Arial" w:cs="Arial" w:eastAsia="Arial" w:hAnsi="Arial"/>
+                <w:rFonts w:ascii="Verdana" w:cs="Verdana" w:eastAsia="Verdana" w:hAnsi="Verdana"/>
                 <w:b/>
                 <w:bCs/>
                 <w:color w:val="000000"/>
@@ -2489,7 +2489,7 @@
             </w:pPr>
             <w:r>
               <w:rPr>
-                <w:rFonts w:ascii="Arial" w:cs="Arial" w:eastAsia="Arial" w:hAnsi="Arial"/>
+                <w:rFonts w:ascii="Verdana" w:cs="Verdana" w:eastAsia="Verdana" w:hAnsi="Verdana"/>
                 <w:b w:val="false"/>
                 <w:bCs w:val="false"/>
                 <w:color w:val="000000"/>
@@ -2529,7 +2529,7 @@
             </w:pPr>
             <w:r>
               <w:rPr>
-                <w:rFonts w:ascii="Arial" w:cs="Arial" w:eastAsia="Arial" w:hAnsi="Arial"/>
+                <w:rFonts w:ascii="Verdana" w:cs="Verdana" w:eastAsia="Verdana" w:hAnsi="Verdana"/>
                 <w:b/>
                 <w:bCs/>
                 <w:color w:val="000000"/>
@@ -2564,7 +2564,7 @@
             </w:pPr>
             <w:r>
               <w:rPr>
-                <w:rFonts w:ascii="Arial" w:cs="Arial" w:eastAsia="Arial" w:hAnsi="Arial"/>
+                <w:rFonts w:ascii="Verdana" w:cs="Verdana" w:eastAsia="Verdana" w:hAnsi="Verdana"/>
                 <w:b w:val="false"/>
                 <w:bCs w:val="false"/>
                 <w:color w:val="000000"/>
@@ -2599,7 +2599,7 @@
             </w:pPr>
             <w:r>
               <w:rPr>
-                <w:rFonts w:ascii="Arial" w:cs="Arial" w:eastAsia="Arial" w:hAnsi="Arial"/>
+                <w:rFonts w:ascii="Verdana" w:cs="Verdana" w:eastAsia="Verdana" w:hAnsi="Verdana"/>
                 <w:b w:val="false"/>
                 <w:bCs w:val="false"/>
                 <w:color w:val="000000"/>
@@ -2634,7 +2634,7 @@
             </w:pPr>
             <w:r>
               <w:rPr>
-                <w:rFonts w:ascii="Arial" w:cs="Arial" w:eastAsia="Arial" w:hAnsi="Arial"/>
+                <w:rFonts w:ascii="Verdana" w:cs="Verdana" w:eastAsia="Verdana" w:hAnsi="Verdana"/>
                 <w:b/>
                 <w:bCs/>
                 <w:color w:val="000000"/>
@@ -2669,7 +2669,7 @@
             </w:pPr>
             <w:r>
               <w:rPr>
-                <w:rFonts w:ascii="Arial" w:cs="Arial" w:eastAsia="Arial" w:hAnsi="Arial"/>
+                <w:rFonts w:ascii="Verdana" w:cs="Verdana" w:eastAsia="Verdana" w:hAnsi="Verdana"/>
                 <w:b w:val="false"/>
                 <w:bCs w:val="false"/>
                 <w:color w:val="000000"/>
@@ -2709,7 +2709,7 @@
             </w:pPr>
             <w:r>
               <w:rPr>
-                <w:rFonts w:ascii="Arial" w:cs="Arial" w:eastAsia="Arial" w:hAnsi="Arial"/>
+                <w:rFonts w:ascii="Verdana" w:cs="Verdana" w:eastAsia="Verdana" w:hAnsi="Verdana"/>
                 <w:b/>
                 <w:bCs/>
                 <w:color w:val="000000"/>
@@ -2744,7 +2744,7 @@
             </w:pPr>
             <w:r>
               <w:rPr>
-                <w:rFonts w:ascii="Arial" w:cs="Arial" w:eastAsia="Arial" w:hAnsi="Arial"/>
+                <w:rFonts w:ascii="Verdana" w:cs="Verdana" w:eastAsia="Verdana" w:hAnsi="Verdana"/>
                 <w:b w:val="false"/>
                 <w:bCs w:val="false"/>
                 <w:color w:val="000000"/>
@@ -2779,7 +2779,7 @@
             </w:pPr>
             <w:r>
               <w:rPr>
-                <w:rFonts w:ascii="Arial" w:cs="Arial" w:eastAsia="Arial" w:hAnsi="Arial"/>
+                <w:rFonts w:ascii="Verdana" w:cs="Verdana" w:eastAsia="Verdana" w:hAnsi="Verdana"/>
                 <w:b w:val="false"/>
                 <w:bCs w:val="false"/>
                 <w:color w:val="000000"/>
@@ -2814,7 +2814,7 @@
             </w:pPr>
             <w:r>
               <w:rPr>
-                <w:rFonts w:ascii="Arial" w:cs="Arial" w:eastAsia="Arial" w:hAnsi="Arial"/>
+                <w:rFonts w:ascii="Verdana" w:cs="Verdana" w:eastAsia="Verdana" w:hAnsi="Verdana"/>
                 <w:b/>
                 <w:bCs/>
                 <w:color w:val="000000"/>
@@ -2849,7 +2849,7 @@
             </w:pPr>
             <w:r>
               <w:rPr>
-                <w:rFonts w:ascii="Arial" w:cs="Arial" w:eastAsia="Arial" w:hAnsi="Arial"/>
+                <w:rFonts w:ascii="Verdana" w:cs="Verdana" w:eastAsia="Verdana" w:hAnsi="Verdana"/>
                 <w:b w:val="false"/>
                 <w:bCs w:val="false"/>
                 <w:color w:val="000000"/>
@@ -2904,8 +2904,8 @@
           <w:b/>
           <w:bCs/>
           <w:color w:val="0A2540"/>
-          <w:sz w:val="28"/>
-          <w:szCs w:val="28"/>
+          <w:sz w:val="24"/>
+          <w:szCs w:val="24"/>
         </w:rPr>
         <w:t>{{NUM_EFICIENCIA}}. EFICIÊNCIA OPERACIONAL DA ETE</w:t>
       </w:r>
@@ -2924,8 +2924,8 @@
           <w:i w:val="false"/>
           <w:iCs w:val="false"/>
           <w:color w:val="000000"/>
-          <w:sz w:val="24"/>
-          <w:szCs w:val="24"/>
+          <w:sz w:val="22"/>
+          <w:szCs w:val="22"/>
         </w:rPr>
         <w:t xml:space="preserve">No mês de </w:t>
       </w:r>
@@ -2937,8 +2937,8 @@
           <w:i w:val="false"/>
           <w:iCs w:val="false"/>
           <w:color w:val="000000"/>
-          <w:sz w:val="24"/>
-          <w:szCs w:val="24"/>
+          <w:sz w:val="22"/>
+          <w:szCs w:val="22"/>
         </w:rPr>
         <w:t xml:space="preserve">{{EFIC_MES}}</w:t>
       </w:r>
@@ -2950,8 +2950,8 @@
           <w:i w:val="false"/>
           <w:iCs w:val="false"/>
           <w:color w:val="000000"/>
-          <w:sz w:val="24"/>
-          <w:szCs w:val="24"/>
+          <w:sz w:val="22"/>
+          <w:szCs w:val="22"/>
         </w:rPr>
         <w:t xml:space="preserve"> foi realizada uma campanha de monitoramento da qualidade do efluente, com coleta de amostras na entrada (efluente bruto) e na saída (efluente tratado) da ETE. As análises foram executadas pelo laboratório </w:t>
       </w:r>
@@ -2963,8 +2963,8 @@
           <w:i w:val="false"/>
           <w:iCs w:val="false"/>
           <w:color w:val="000000"/>
-          <w:sz w:val="24"/>
-          <w:szCs w:val="24"/>
+          <w:sz w:val="22"/>
+          <w:szCs w:val="22"/>
         </w:rPr>
         <w:t xml:space="preserve">{{LABORATORIO}}</w:t>
       </w:r>
@@ -2976,8 +2976,8 @@
           <w:i w:val="false"/>
           <w:iCs w:val="false"/>
           <w:color w:val="000000"/>
-          <w:sz w:val="24"/>
-          <w:szCs w:val="24"/>
+          <w:sz w:val="22"/>
+          <w:szCs w:val="22"/>
         </w:rPr>
         <w:t xml:space="preserve">, acreditado pela ABNT NBR ISO/IEC 17025.</w:t>
       </w:r>
@@ -2996,8 +2996,8 @@
           <w:i w:val="false"/>
           <w:iCs w:val="false"/>
           <w:color w:val="000000"/>
-          <w:sz w:val="24"/>
-          <w:szCs w:val="24"/>
+          <w:sz w:val="22"/>
+          <w:szCs w:val="22"/>
         </w:rPr>
         <w:t>Os parâmetros analisados foram {{LISTA_PARAMETROS}}, conforme exigido pela Resolução CONAMA nº 430/2011 para lançamento de efluentes em corpos receptores{{METODOLOGIA_OPCIONAL}}.</w:t>
       </w:r>
@@ -3016,8 +3016,8 @@
           <w:i w:val="false"/>
           <w:iCs w:val="false"/>
           <w:color w:val="000000"/>
-          <w:sz w:val="24"/>
-          <w:szCs w:val="24"/>
+          <w:sz w:val="22"/>
+          <w:szCs w:val="22"/>
         </w:rPr>
         <w:t xml:space="preserve">Amostragem realizada em </w:t>
       </w:r>
@@ -3029,8 +3029,8 @@
           <w:i w:val="false"/>
           <w:iCs w:val="false"/>
           <w:color w:val="000000"/>
-          <w:sz w:val="24"/>
-          <w:szCs w:val="24"/>
+          <w:sz w:val="22"/>
+          <w:szCs w:val="22"/>
         </w:rPr>
         <w:t xml:space="preserve">{{DATA_AMOSTRAGEM}}</w:t>
       </w:r>
@@ -3042,8 +3042,8 @@
           <w:i w:val="false"/>
           <w:iCs w:val="false"/>
           <w:color w:val="000000"/>
-          <w:sz w:val="24"/>
-          <w:szCs w:val="24"/>
+          <w:sz w:val="22"/>
+          <w:szCs w:val="22"/>
         </w:rPr>
         <w:t xml:space="preserve">. Laudo nº </w:t>
       </w:r>
@@ -3055,8 +3055,8 @@
           <w:i w:val="false"/>
           <w:iCs w:val="false"/>
           <w:color w:val="000000"/>
-          <w:sz w:val="24"/>
-          <w:szCs w:val="24"/>
+          <w:sz w:val="22"/>
+          <w:szCs w:val="22"/>
         </w:rPr>
         <w:t xml:space="preserve">{{LAUDO_BRUTO}}</w:t>
       </w:r>
@@ -3068,8 +3068,8 @@
           <w:i w:val="false"/>
           <w:iCs w:val="false"/>
           <w:color w:val="000000"/>
-          <w:sz w:val="24"/>
-          <w:szCs w:val="24"/>
+          <w:sz w:val="22"/>
+          <w:szCs w:val="22"/>
         </w:rPr>
         <w:t xml:space="preserve"> (efluente bruto) e nº </w:t>
       </w:r>
@@ -3081,8 +3081,8 @@
           <w:i w:val="false"/>
           <w:iCs w:val="false"/>
           <w:color w:val="000000"/>
-          <w:sz w:val="24"/>
-          <w:szCs w:val="24"/>
+          <w:sz w:val="22"/>
+          <w:szCs w:val="22"/>
         </w:rPr>
         <w:t xml:space="preserve">{{LAUDO_TRATADO}}</w:t>
       </w:r>
@@ -3094,8 +3094,8 @@
           <w:i w:val="false"/>
           <w:iCs w:val="false"/>
           <w:color w:val="000000"/>
-          <w:sz w:val="24"/>
-          <w:szCs w:val="24"/>
+          <w:sz w:val="22"/>
+          <w:szCs w:val="22"/>
         </w:rPr>
         <w:t xml:space="preserve"> (efluente tratado). Elaboração dos laudos em </w:t>
       </w:r>
@@ -3107,8 +3107,8 @@
           <w:i w:val="false"/>
           <w:iCs w:val="false"/>
           <w:color w:val="000000"/>
-          <w:sz w:val="24"/>
-          <w:szCs w:val="24"/>
+          <w:sz w:val="22"/>
+          <w:szCs w:val="22"/>
         </w:rPr>
         <w:t xml:space="preserve">{{DATA_LAUDOS}}</w:t>
       </w:r>
@@ -3120,8 +3120,8 @@
           <w:i w:val="false"/>
           <w:iCs w:val="false"/>
           <w:color w:val="000000"/>
-          <w:sz w:val="24"/>
-          <w:szCs w:val="24"/>
+          <w:sz w:val="22"/>
+          <w:szCs w:val="22"/>
         </w:rPr>
         <w:t xml:space="preserve">.</w:t>
       </w:r>
@@ -3177,7 +3177,7 @@
             </w:pPr>
             <w:r>
               <w:rPr>
-                <w:rFonts w:ascii="Arial" w:cs="Arial" w:eastAsia="Arial" w:hAnsi="Arial"/>
+                <w:rFonts w:ascii="Verdana" w:cs="Verdana" w:eastAsia="Verdana" w:hAnsi="Verdana"/>
                 <w:b/>
                 <w:bCs/>
                 <w:color w:val="000000"/>
@@ -3213,7 +3213,7 @@
             </w:pPr>
             <w:r>
               <w:rPr>
-                <w:rFonts w:ascii="Arial" w:cs="Arial" w:eastAsia="Arial" w:hAnsi="Arial"/>
+                <w:rFonts w:ascii="Verdana" w:cs="Verdana" w:eastAsia="Verdana" w:hAnsi="Verdana"/>
                 <w:b/>
                 <w:bCs/>
                 <w:color w:val="000000"/>
@@ -3249,7 +3249,7 @@
             </w:pPr>
             <w:r>
               <w:rPr>
-                <w:rFonts w:ascii="Arial" w:cs="Arial" w:eastAsia="Arial" w:hAnsi="Arial"/>
+                <w:rFonts w:ascii="Verdana" w:cs="Verdana" w:eastAsia="Verdana" w:hAnsi="Verdana"/>
                 <w:b/>
                 <w:bCs/>
                 <w:color w:val="000000"/>
@@ -3285,7 +3285,7 @@
             </w:pPr>
             <w:r>
               <w:rPr>
-                <w:rFonts w:ascii="Arial" w:cs="Arial" w:eastAsia="Arial" w:hAnsi="Arial"/>
+                <w:rFonts w:ascii="Verdana" w:cs="Verdana" w:eastAsia="Verdana" w:hAnsi="Verdana"/>
                 <w:b/>
                 <w:bCs/>
                 <w:color w:val="000000"/>
@@ -3321,7 +3321,7 @@
             </w:pPr>
             <w:r>
               <w:rPr>
-                <w:rFonts w:ascii="Arial" w:cs="Arial" w:eastAsia="Arial" w:hAnsi="Arial"/>
+                <w:rFonts w:ascii="Verdana" w:cs="Verdana" w:eastAsia="Verdana" w:hAnsi="Verdana"/>
                 <w:b/>
                 <w:bCs/>
                 <w:color w:val="000000"/>
@@ -3357,7 +3357,7 @@
             </w:pPr>
             <w:r>
               <w:rPr>
-                <w:rFonts w:ascii="Arial" w:cs="Arial" w:eastAsia="Arial" w:hAnsi="Arial"/>
+                <w:rFonts w:ascii="Verdana" w:cs="Verdana" w:eastAsia="Verdana" w:hAnsi="Verdana"/>
                 <w:b/>
                 <w:bCs/>
                 <w:color w:val="000000"/>
@@ -3393,7 +3393,7 @@
             </w:pPr>
             <w:r>
               <w:rPr>
-                <w:rFonts w:ascii="Arial" w:cs="Arial" w:eastAsia="Arial" w:hAnsi="Arial"/>
+                <w:rFonts w:ascii="Verdana" w:cs="Verdana" w:eastAsia="Verdana" w:hAnsi="Verdana"/>
                 <w:b/>
                 <w:bCs/>
                 <w:color w:val="000000"/>
@@ -3433,7 +3433,7 @@
             </w:pPr>
             <w:r>
               <w:rPr>
-                <w:rFonts w:ascii="Arial" w:cs="Arial" w:eastAsia="Arial" w:hAnsi="Arial"/>
+                <w:rFonts w:ascii="Verdana" w:cs="Verdana" w:eastAsia="Verdana" w:hAnsi="Verdana"/>
                 <w:b/>
                 <w:bCs/>
                 <w:color w:val="000000"/>
@@ -3468,7 +3468,7 @@
             </w:pPr>
             <w:r>
               <w:rPr>
-                <w:rFonts w:ascii="Arial" w:cs="Arial" w:eastAsia="Arial" w:hAnsi="Arial"/>
+                <w:rFonts w:ascii="Verdana" w:cs="Verdana" w:eastAsia="Verdana" w:hAnsi="Verdana"/>
                 <w:b w:val="false"/>
                 <w:bCs w:val="false"/>
                 <w:color w:val="000000"/>
@@ -3503,7 +3503,7 @@
             </w:pPr>
             <w:r>
               <w:rPr>
-                <w:rFonts w:ascii="Arial" w:cs="Arial" w:eastAsia="Arial" w:hAnsi="Arial"/>
+                <w:rFonts w:ascii="Verdana" w:cs="Verdana" w:eastAsia="Verdana" w:hAnsi="Verdana"/>
                 <w:b w:val="false"/>
                 <w:bCs w:val="false"/>
                 <w:color w:val="000000"/>
@@ -3538,7 +3538,7 @@
             </w:pPr>
             <w:r>
               <w:rPr>
-                <w:rFonts w:ascii="Arial" w:cs="Arial" w:eastAsia="Arial" w:hAnsi="Arial"/>
+                <w:rFonts w:ascii="Verdana" w:cs="Verdana" w:eastAsia="Verdana" w:hAnsi="Verdana"/>
                 <w:b w:val="false"/>
                 <w:bCs w:val="false"/>
                 <w:color w:val="000000"/>
@@ -3573,7 +3573,7 @@
             </w:pPr>
             <w:r>
               <w:rPr>
-                <w:rFonts w:ascii="Arial" w:cs="Arial" w:eastAsia="Arial" w:hAnsi="Arial"/>
+                <w:rFonts w:ascii="Verdana" w:cs="Verdana" w:eastAsia="Verdana" w:hAnsi="Verdana"/>
                 <w:b w:val="false"/>
                 <w:bCs w:val="false"/>
                 <w:color w:val="000000"/>
@@ -3608,7 +3608,7 @@
             </w:pPr>
             <w:r>
               <w:rPr>
-                <w:rFonts w:ascii="Arial" w:cs="Arial" w:eastAsia="Arial" w:hAnsi="Arial"/>
+                <w:rFonts w:ascii="Verdana" w:cs="Verdana" w:eastAsia="Verdana" w:hAnsi="Verdana"/>
                 <w:b w:val="false"/>
                 <w:bCs w:val="false"/>
                 <w:color w:val="000000"/>
@@ -3643,7 +3643,7 @@
             </w:pPr>
             <w:r>
               <w:rPr>
-                <w:rFonts w:ascii="Arial" w:cs="Arial" w:eastAsia="Arial" w:hAnsi="Arial"/>
+                <w:rFonts w:ascii="Verdana" w:cs="Verdana" w:eastAsia="Verdana" w:hAnsi="Verdana"/>
                 <w:b/>
                 <w:bCs/>
                 <w:color w:val="000000"/>
@@ -3683,7 +3683,7 @@
             </w:pPr>
             <w:r>
               <w:rPr>
-                <w:rFonts w:ascii="Arial" w:cs="Arial" w:eastAsia="Arial" w:hAnsi="Arial"/>
+                <w:rFonts w:ascii="Verdana" w:cs="Verdana" w:eastAsia="Verdana" w:hAnsi="Verdana"/>
                 <w:b/>
                 <w:bCs/>
                 <w:color w:val="000000"/>
@@ -3718,7 +3718,7 @@
             </w:pPr>
             <w:r>
               <w:rPr>
-                <w:rFonts w:ascii="Arial" w:cs="Arial" w:eastAsia="Arial" w:hAnsi="Arial"/>
+                <w:rFonts w:ascii="Verdana" w:cs="Verdana" w:eastAsia="Verdana" w:hAnsi="Verdana"/>
                 <w:b w:val="false"/>
                 <w:bCs w:val="false"/>
                 <w:color w:val="000000"/>
@@ -3753,7 +3753,7 @@
             </w:pPr>
             <w:r>
               <w:rPr>
-                <w:rFonts w:ascii="Arial" w:cs="Arial" w:eastAsia="Arial" w:hAnsi="Arial"/>
+                <w:rFonts w:ascii="Verdana" w:cs="Verdana" w:eastAsia="Verdana" w:hAnsi="Verdana"/>
                 <w:b w:val="false"/>
                 <w:bCs w:val="false"/>
                 <w:color w:val="000000"/>
@@ -3788,7 +3788,7 @@
             </w:pPr>
             <w:r>
               <w:rPr>
-                <w:rFonts w:ascii="Arial" w:cs="Arial" w:eastAsia="Arial" w:hAnsi="Arial"/>
+                <w:rFonts w:ascii="Verdana" w:cs="Verdana" w:eastAsia="Verdana" w:hAnsi="Verdana"/>
                 <w:b w:val="false"/>
                 <w:bCs w:val="false"/>
                 <w:color w:val="000000"/>
@@ -3823,7 +3823,7 @@
             </w:pPr>
             <w:r>
               <w:rPr>
-                <w:rFonts w:ascii="Arial" w:cs="Arial" w:eastAsia="Arial" w:hAnsi="Arial"/>
+                <w:rFonts w:ascii="Verdana" w:cs="Verdana" w:eastAsia="Verdana" w:hAnsi="Verdana"/>
                 <w:b w:val="false"/>
                 <w:bCs w:val="false"/>
                 <w:color w:val="000000"/>
@@ -3858,7 +3858,7 @@
             </w:pPr>
             <w:r>
               <w:rPr>
-                <w:rFonts w:ascii="Arial" w:cs="Arial" w:eastAsia="Arial" w:hAnsi="Arial"/>
+                <w:rFonts w:ascii="Verdana" w:cs="Verdana" w:eastAsia="Verdana" w:hAnsi="Verdana"/>
                 <w:b w:val="false"/>
                 <w:bCs w:val="false"/>
                 <w:color w:val="000000"/>
@@ -3893,7 +3893,7 @@
             </w:pPr>
             <w:r>
               <w:rPr>
-                <w:rFonts w:ascii="Arial" w:cs="Arial" w:eastAsia="Arial" w:hAnsi="Arial"/>
+                <w:rFonts w:ascii="Verdana" w:cs="Verdana" w:eastAsia="Verdana" w:hAnsi="Verdana"/>
                 <w:b w:val="false"/>
                 <w:bCs w:val="false"/>
                 <w:color w:val="000000"/>
@@ -3933,7 +3933,7 @@
             </w:pPr>
             <w:r>
               <w:rPr>
-                <w:rFonts w:ascii="Arial" w:cs="Arial" w:eastAsia="Arial" w:hAnsi="Arial"/>
+                <w:rFonts w:ascii="Verdana" w:cs="Verdana" w:eastAsia="Verdana" w:hAnsi="Verdana"/>
                 <w:b/>
                 <w:bCs/>
                 <w:color w:val="000000"/>
@@ -3968,7 +3968,7 @@
             </w:pPr>
             <w:r>
               <w:rPr>
-                <w:rFonts w:ascii="Arial" w:cs="Arial" w:eastAsia="Arial" w:hAnsi="Arial"/>
+                <w:rFonts w:ascii="Verdana" w:cs="Verdana" w:eastAsia="Verdana" w:hAnsi="Verdana"/>
                 <w:b w:val="false"/>
                 <w:bCs w:val="false"/>
                 <w:color w:val="000000"/>
@@ -4003,7 +4003,7 @@
             </w:pPr>
             <w:r>
               <w:rPr>
-                <w:rFonts w:ascii="Arial" w:cs="Arial" w:eastAsia="Arial" w:hAnsi="Arial"/>
+                <w:rFonts w:ascii="Verdana" w:cs="Verdana" w:eastAsia="Verdana" w:hAnsi="Verdana"/>
                 <w:b w:val="false"/>
                 <w:bCs w:val="false"/>
                 <w:color w:val="000000"/>
@@ -4038,7 +4038,7 @@
             </w:pPr>
             <w:r>
               <w:rPr>
-                <w:rFonts w:ascii="Arial" w:cs="Arial" w:eastAsia="Arial" w:hAnsi="Arial"/>
+                <w:rFonts w:ascii="Verdana" w:cs="Verdana" w:eastAsia="Verdana" w:hAnsi="Verdana"/>
                 <w:b w:val="false"/>
                 <w:bCs w:val="false"/>
                 <w:color w:val="000000"/>
@@ -4073,7 +4073,7 @@
             </w:pPr>
             <w:r>
               <w:rPr>
-                <w:rFonts w:ascii="Arial" w:cs="Arial" w:eastAsia="Arial" w:hAnsi="Arial"/>
+                <w:rFonts w:ascii="Verdana" w:cs="Verdana" w:eastAsia="Verdana" w:hAnsi="Verdana"/>
                 <w:b w:val="false"/>
                 <w:bCs w:val="false"/>
                 <w:color w:val="000000"/>
@@ -4108,7 +4108,7 @@
             </w:pPr>
             <w:r>
               <w:rPr>
-                <w:rFonts w:ascii="Arial" w:cs="Arial" w:eastAsia="Arial" w:hAnsi="Arial"/>
+                <w:rFonts w:ascii="Verdana" w:cs="Verdana" w:eastAsia="Verdana" w:hAnsi="Verdana"/>
                 <w:b w:val="false"/>
                 <w:bCs w:val="false"/>
                 <w:color w:val="000000"/>
@@ -4143,7 +4143,7 @@
             </w:pPr>
             <w:r>
               <w:rPr>
-                <w:rFonts w:ascii="Arial" w:cs="Arial" w:eastAsia="Arial" w:hAnsi="Arial"/>
+                <w:rFonts w:ascii="Verdana" w:cs="Verdana" w:eastAsia="Verdana" w:hAnsi="Verdana"/>
                 <w:b w:val="false"/>
                 <w:bCs w:val="false"/>
                 <w:color w:val="000000"/>
@@ -4183,7 +4183,7 @@
             </w:pPr>
             <w:r>
               <w:rPr>
-                <w:rFonts w:ascii="Arial" w:cs="Arial" w:eastAsia="Arial" w:hAnsi="Arial"/>
+                <w:rFonts w:ascii="Verdana" w:cs="Verdana" w:eastAsia="Verdana" w:hAnsi="Verdana"/>
                 <w:b/>
                 <w:bCs/>
                 <w:color w:val="000000"/>
@@ -4218,7 +4218,7 @@
             </w:pPr>
             <w:r>
               <w:rPr>
-                <w:rFonts w:ascii="Arial" w:cs="Arial" w:eastAsia="Arial" w:hAnsi="Arial"/>
+                <w:rFonts w:ascii="Verdana" w:cs="Verdana" w:eastAsia="Verdana" w:hAnsi="Verdana"/>
                 <w:b w:val="false"/>
                 <w:bCs w:val="false"/>
                 <w:color w:val="000000"/>
@@ -4253,7 +4253,7 @@
             </w:pPr>
             <w:r>
               <w:rPr>
-                <w:rFonts w:ascii="Arial" w:cs="Arial" w:eastAsia="Arial" w:hAnsi="Arial"/>
+                <w:rFonts w:ascii="Verdana" w:cs="Verdana" w:eastAsia="Verdana" w:hAnsi="Verdana"/>
                 <w:b w:val="false"/>
                 <w:bCs w:val="false"/>
                 <w:color w:val="000000"/>
@@ -4288,7 +4288,7 @@
             </w:pPr>
             <w:r>
               <w:rPr>
-                <w:rFonts w:ascii="Arial" w:cs="Arial" w:eastAsia="Arial" w:hAnsi="Arial"/>
+                <w:rFonts w:ascii="Verdana" w:cs="Verdana" w:eastAsia="Verdana" w:hAnsi="Verdana"/>
                 <w:b w:val="false"/>
                 <w:bCs w:val="false"/>
                 <w:color w:val="000000"/>
@@ -4323,7 +4323,7 @@
             </w:pPr>
             <w:r>
               <w:rPr>
-                <w:rFonts w:ascii="Arial" w:cs="Arial" w:eastAsia="Arial" w:hAnsi="Arial"/>
+                <w:rFonts w:ascii="Verdana" w:cs="Verdana" w:eastAsia="Verdana" w:hAnsi="Verdana"/>
                 <w:b w:val="false"/>
                 <w:bCs w:val="false"/>
                 <w:color w:val="000000"/>
@@ -4358,7 +4358,7 @@
             </w:pPr>
             <w:r>
               <w:rPr>
-                <w:rFonts w:ascii="Arial" w:cs="Arial" w:eastAsia="Arial" w:hAnsi="Arial"/>
+                <w:rFonts w:ascii="Verdana" w:cs="Verdana" w:eastAsia="Verdana" w:hAnsi="Verdana"/>
                 <w:b w:val="false"/>
                 <w:bCs w:val="false"/>
                 <w:color w:val="000000"/>
@@ -4393,7 +4393,7 @@
             </w:pPr>
             <w:r>
               <w:rPr>
-                <w:rFonts w:ascii="Arial" w:cs="Arial" w:eastAsia="Arial" w:hAnsi="Arial"/>
+                <w:rFonts w:ascii="Verdana" w:cs="Verdana" w:eastAsia="Verdana" w:hAnsi="Verdana"/>
                 <w:b w:val="false"/>
                 <w:bCs w:val="false"/>
                 <w:color w:val="000000"/>
@@ -4433,7 +4433,7 @@
             </w:pPr>
             <w:r>
               <w:rPr>
-                <w:rFonts w:ascii="Arial" w:cs="Arial" w:eastAsia="Arial" w:hAnsi="Arial"/>
+                <w:rFonts w:ascii="Verdana" w:cs="Verdana" w:eastAsia="Verdana" w:hAnsi="Verdana"/>
                 <w:b/>
                 <w:bCs/>
                 <w:color w:val="000000"/>
@@ -4468,7 +4468,7 @@
             </w:pPr>
             <w:r>
               <w:rPr>
-                <w:rFonts w:ascii="Arial" w:cs="Arial" w:eastAsia="Arial" w:hAnsi="Arial"/>
+                <w:rFonts w:ascii="Verdana" w:cs="Verdana" w:eastAsia="Verdana" w:hAnsi="Verdana"/>
                 <w:b w:val="false"/>
                 <w:bCs w:val="false"/>
                 <w:color w:val="000000"/>
@@ -4503,7 +4503,7 @@
             </w:pPr>
             <w:r>
               <w:rPr>
-                <w:rFonts w:ascii="Arial" w:cs="Arial" w:eastAsia="Arial" w:hAnsi="Arial"/>
+                <w:rFonts w:ascii="Verdana" w:cs="Verdana" w:eastAsia="Verdana" w:hAnsi="Verdana"/>
                 <w:b w:val="false"/>
                 <w:bCs w:val="false"/>
                 <w:color w:val="000000"/>
@@ -4538,7 +4538,7 @@
             </w:pPr>
             <w:r>
               <w:rPr>
-                <w:rFonts w:ascii="Arial" w:cs="Arial" w:eastAsia="Arial" w:hAnsi="Arial"/>
+                <w:rFonts w:ascii="Verdana" w:cs="Verdana" w:eastAsia="Verdana" w:hAnsi="Verdana"/>
                 <w:b w:val="false"/>
                 <w:bCs w:val="false"/>
                 <w:color w:val="000000"/>
@@ -4573,7 +4573,7 @@
             </w:pPr>
             <w:r>
               <w:rPr>
-                <w:rFonts w:ascii="Arial" w:cs="Arial" w:eastAsia="Arial" w:hAnsi="Arial"/>
+                <w:rFonts w:ascii="Verdana" w:cs="Verdana" w:eastAsia="Verdana" w:hAnsi="Verdana"/>
                 <w:b w:val="false"/>
                 <w:bCs w:val="false"/>
                 <w:color w:val="000000"/>
@@ -4608,7 +4608,7 @@
             </w:pPr>
             <w:r>
               <w:rPr>
-                <w:rFonts w:ascii="Arial" w:cs="Arial" w:eastAsia="Arial" w:hAnsi="Arial"/>
+                <w:rFonts w:ascii="Verdana" w:cs="Verdana" w:eastAsia="Verdana" w:hAnsi="Verdana"/>
                 <w:b w:val="false"/>
                 <w:bCs w:val="false"/>
                 <w:color w:val="000000"/>
@@ -4643,7 +4643,7 @@
             </w:pPr>
             <w:r>
               <w:rPr>
-                <w:rFonts w:ascii="Arial" w:cs="Arial" w:eastAsia="Arial" w:hAnsi="Arial"/>
+                <w:rFonts w:ascii="Verdana" w:cs="Verdana" w:eastAsia="Verdana" w:hAnsi="Verdana"/>
                 <w:b w:val="false"/>
                 <w:bCs w:val="false"/>
                 <w:color w:val="000000"/>
@@ -4683,7 +4683,7 @@
             </w:pPr>
             <w:r>
               <w:rPr>
-                <w:rFonts w:ascii="Arial" w:cs="Arial" w:eastAsia="Arial" w:hAnsi="Arial"/>
+                <w:rFonts w:ascii="Verdana" w:cs="Verdana" w:eastAsia="Verdana" w:hAnsi="Verdana"/>
                 <w:b/>
                 <w:bCs/>
                 <w:color w:val="000000"/>
@@ -4718,7 +4718,7 @@
             </w:pPr>
             <w:r>
               <w:rPr>
-                <w:rFonts w:ascii="Arial" w:cs="Arial" w:eastAsia="Arial" w:hAnsi="Arial"/>
+                <w:rFonts w:ascii="Verdana" w:cs="Verdana" w:eastAsia="Verdana" w:hAnsi="Verdana"/>
                 <w:b w:val="false"/>
                 <w:bCs w:val="false"/>
                 <w:color w:val="000000"/>
@@ -4753,7 +4753,7 @@
             </w:pPr>
             <w:r>
               <w:rPr>
-                <w:rFonts w:ascii="Arial" w:cs="Arial" w:eastAsia="Arial" w:hAnsi="Arial"/>
+                <w:rFonts w:ascii="Verdana" w:cs="Verdana" w:eastAsia="Verdana" w:hAnsi="Verdana"/>
                 <w:b w:val="false"/>
                 <w:bCs w:val="false"/>
                 <w:color w:val="000000"/>
@@ -4788,7 +4788,7 @@
             </w:pPr>
             <w:r>
               <w:rPr>
-                <w:rFonts w:ascii="Arial" w:cs="Arial" w:eastAsia="Arial" w:hAnsi="Arial"/>
+                <w:rFonts w:ascii="Verdana" w:cs="Verdana" w:eastAsia="Verdana" w:hAnsi="Verdana"/>
                 <w:b w:val="false"/>
                 <w:bCs w:val="false"/>
                 <w:color w:val="000000"/>
@@ -4823,7 +4823,7 @@
             </w:pPr>
             <w:r>
               <w:rPr>
-                <w:rFonts w:ascii="Arial" w:cs="Arial" w:eastAsia="Arial" w:hAnsi="Arial"/>
+                <w:rFonts w:ascii="Verdana" w:cs="Verdana" w:eastAsia="Verdana" w:hAnsi="Verdana"/>
                 <w:b w:val="false"/>
                 <w:bCs w:val="false"/>
                 <w:color w:val="000000"/>
@@ -4858,7 +4858,7 @@
             </w:pPr>
             <w:r>
               <w:rPr>
-                <w:rFonts w:ascii="Arial" w:cs="Arial" w:eastAsia="Arial" w:hAnsi="Arial"/>
+                <w:rFonts w:ascii="Verdana" w:cs="Verdana" w:eastAsia="Verdana" w:hAnsi="Verdana"/>
                 <w:b w:val="false"/>
                 <w:bCs w:val="false"/>
                 <w:color w:val="000000"/>
@@ -4893,7 +4893,7 @@
             </w:pPr>
             <w:r>
               <w:rPr>
-                <w:rFonts w:ascii="Arial" w:cs="Arial" w:eastAsia="Arial" w:hAnsi="Arial"/>
+                <w:rFonts w:ascii="Verdana" w:cs="Verdana" w:eastAsia="Verdana" w:hAnsi="Verdana"/>
                 <w:b/>
                 <w:bCs/>
                 <w:color w:val="000000"/>
@@ -4933,7 +4933,7 @@
             </w:pPr>
             <w:r>
               <w:rPr>
-                <w:rFonts w:ascii="Arial" w:cs="Arial" w:eastAsia="Arial" w:hAnsi="Arial"/>
+                <w:rFonts w:ascii="Verdana" w:cs="Verdana" w:eastAsia="Verdana" w:hAnsi="Verdana"/>
                 <w:b/>
                 <w:bCs/>
                 <w:color w:val="000000"/>
@@ -4968,7 +4968,7 @@
             </w:pPr>
             <w:r>
               <w:rPr>
-                <w:rFonts w:ascii="Arial" w:cs="Arial" w:eastAsia="Arial" w:hAnsi="Arial"/>
+                <w:rFonts w:ascii="Verdana" w:cs="Verdana" w:eastAsia="Verdana" w:hAnsi="Verdana"/>
                 <w:b w:val="false"/>
                 <w:bCs w:val="false"/>
                 <w:color w:val="000000"/>
@@ -5003,7 +5003,7 @@
             </w:pPr>
             <w:r>
               <w:rPr>
-                <w:rFonts w:ascii="Arial" w:cs="Arial" w:eastAsia="Arial" w:hAnsi="Arial"/>
+                <w:rFonts w:ascii="Verdana" w:cs="Verdana" w:eastAsia="Verdana" w:hAnsi="Verdana"/>
                 <w:b w:val="false"/>
                 <w:bCs w:val="false"/>
                 <w:color w:val="000000"/>
@@ -5038,7 +5038,7 @@
             </w:pPr>
             <w:r>
               <w:rPr>
-                <w:rFonts w:ascii="Arial" w:cs="Arial" w:eastAsia="Arial" w:hAnsi="Arial"/>
+                <w:rFonts w:ascii="Verdana" w:cs="Verdana" w:eastAsia="Verdana" w:hAnsi="Verdana"/>
                 <w:b w:val="false"/>
                 <w:bCs w:val="false"/>
                 <w:color w:val="000000"/>
@@ -5073,7 +5073,7 @@
             </w:pPr>
             <w:r>
               <w:rPr>
-                <w:rFonts w:ascii="Arial" w:cs="Arial" w:eastAsia="Arial" w:hAnsi="Arial"/>
+                <w:rFonts w:ascii="Verdana" w:cs="Verdana" w:eastAsia="Verdana" w:hAnsi="Verdana"/>
                 <w:b w:val="false"/>
                 <w:bCs w:val="false"/>
                 <w:color w:val="000000"/>
@@ -5108,7 +5108,7 @@
             </w:pPr>
             <w:r>
               <w:rPr>
-                <w:rFonts w:ascii="Arial" w:cs="Arial" w:eastAsia="Arial" w:hAnsi="Arial"/>
+                <w:rFonts w:ascii="Verdana" w:cs="Verdana" w:eastAsia="Verdana" w:hAnsi="Verdana"/>
                 <w:b w:val="false"/>
                 <w:bCs w:val="false"/>
                 <w:color w:val="000000"/>
@@ -5143,7 +5143,7 @@
             </w:pPr>
             <w:r>
               <w:rPr>
-                <w:rFonts w:ascii="Arial" w:cs="Arial" w:eastAsia="Arial" w:hAnsi="Arial"/>
+                <w:rFonts w:ascii="Verdana" w:cs="Verdana" w:eastAsia="Verdana" w:hAnsi="Verdana"/>
                 <w:b/>
                 <w:bCs/>
                 <w:color w:val="000000"/>
@@ -5170,8 +5170,8 @@
           <w:i w:val="false"/>
           <w:iCs w:val="false"/>
           <w:color w:val="000000"/>
-          <w:sz w:val="24"/>
-          <w:szCs w:val="24"/>
+          <w:sz w:val="22"/>
+          <w:szCs w:val="22"/>
         </w:rPr>
         <w:t xml:space="preserve">{{ANALISE_EFIC_1}}</w:t>
       </w:r>
@@ -5190,8 +5190,8 @@
           <w:i w:val="false"/>
           <w:iCs w:val="false"/>
           <w:color w:val="000000"/>
-          <w:sz w:val="24"/>
-          <w:szCs w:val="24"/>
+          <w:sz w:val="22"/>
+          <w:szCs w:val="22"/>
         </w:rPr>
         <w:t xml:space="preserve">{{ANALISE_EFIC_2}}</w:t>
       </w:r>
@@ -5210,8 +5210,8 @@
           <w:i w:val="false"/>
           <w:iCs w:val="false"/>
           <w:color w:val="000000"/>
-          <w:sz w:val="24"/>
-          <w:szCs w:val="24"/>
+          <w:sz w:val="22"/>
+          <w:szCs w:val="22"/>
         </w:rPr>
         <w:t xml:space="preserve">{{ANALISE_EFIC_3}}</w:t>
       </w:r>
@@ -5258,8 +5258,8 @@
           <w:b/>
           <w:bCs/>
           <w:color w:val="0A2540"/>
-          <w:sz w:val="28"/>
-          <w:szCs w:val="28"/>
+          <w:sz w:val="24"/>
+          <w:szCs w:val="24"/>
         </w:rPr>
         <w:t>{{NUM_CONSIDERACOES}}. CONSIDERAÇÕES FINAIS</w:t>
       </w:r>
@@ -5278,8 +5278,8 @@
           <w:i w:val="false"/>
           <w:iCs w:val="false"/>
           <w:color w:val="000000"/>
-          <w:sz w:val="24"/>
-          <w:szCs w:val="24"/>
+          <w:sz w:val="22"/>
+          <w:szCs w:val="22"/>
         </w:rPr>
         <w:t xml:space="preserve">{{CONSID_P1}}</w:t>
       </w:r>
@@ -5298,8 +5298,8 @@
           <w:i w:val="false"/>
           <w:iCs w:val="false"/>
           <w:color w:val="000000"/>
-          <w:sz w:val="24"/>
-          <w:szCs w:val="24"/>
+          <w:sz w:val="22"/>
+          <w:szCs w:val="22"/>
         </w:rPr>
         <w:t xml:space="preserve">{{CONSID_P2}}</w:t>
       </w:r>
@@ -5318,8 +5318,8 @@
           <w:i w:val="false"/>
           <w:iCs w:val="false"/>
           <w:color w:val="000000"/>
-          <w:sz w:val="24"/>
-          <w:szCs w:val="24"/>
+          <w:sz w:val="22"/>
+          <w:szCs w:val="22"/>
         </w:rPr>
         <w:t xml:space="preserve">{{CONSID_P3}}</w:t>
       </w:r>
@@ -5338,8 +5338,8 @@
           <w:i w:val="false"/>
           <w:iCs w:val="false"/>
           <w:color w:val="000000"/>
-          <w:sz w:val="24"/>
-          <w:szCs w:val="24"/>
+          <w:sz w:val="22"/>
+          <w:szCs w:val="22"/>
         </w:rPr>
         <w:t xml:space="preserve">{{CONSID_P4}}</w:t>
       </w:r>
@@ -5358,8 +5358,8 @@
           <w:i w:val="false"/>
           <w:iCs w:val="false"/>
           <w:color w:val="000000"/>
-          <w:sz w:val="24"/>
-          <w:szCs w:val="24"/>
+          <w:sz w:val="22"/>
+          <w:szCs w:val="22"/>
         </w:rPr>
         <w:t xml:space="preserve">{{CONSID_P5}}</w:t>
       </w:r>
@@ -5378,8 +5378,8 @@
           <w:i w:val="false"/>
           <w:iCs w:val="false"/>
           <w:color w:val="000000"/>
-          <w:sz w:val="24"/>
-          <w:szCs w:val="24"/>
+          <w:sz w:val="22"/>
+          <w:szCs w:val="22"/>
         </w:rPr>
         <w:t xml:space="preserve">{{CONSID_P6}}</w:t>
       </w:r>
@@ -5398,8 +5398,8 @@
           <w:i w:val="false"/>
           <w:iCs w:val="false"/>
           <w:color w:val="000000"/>
-          <w:sz w:val="24"/>
-          <w:szCs w:val="24"/>
+          <w:sz w:val="22"/>
+          <w:szCs w:val="22"/>
         </w:rPr>
         <w:t xml:space="preserve">{{CONSID_P7}}</w:t>
       </w:r>
@@ -5430,8 +5430,8 @@
           <w:b/>
           <w:bCs/>
           <w:color w:val="0A2540"/>
-          <w:sz w:val="28"/>
-          <w:szCs w:val="28"/>
+          <w:sz w:val="24"/>
+          <w:szCs w:val="24"/>
         </w:rPr>
         <w:t>{{NUM_ANEXOS}}. ANEXOS</w:t>
       </w:r>
@@ -5446,8 +5446,8 @@
         <w:rPr>
           <w:rFonts w:ascii="Verdana" w:cs="Verdana" w:eastAsia="Verdana" w:hAnsi="Verdana"/>
           <w:color w:val="000000"/>
-          <w:sz w:val="24"/>
-          <w:szCs w:val="24"/>
+          <w:sz w:val="22"/>
+          <w:szCs w:val="22"/>
         </w:rPr>
         <w:t xml:space="preserve">Encontram-se anexados a este relatório os boletins de análise laboratorial emitidos pelo laboratório </w:t>
       </w:r>
@@ -5457,8 +5457,8 @@
           <w:b/>
           <w:bCs/>
           <w:color w:val="000000"/>
-          <w:sz w:val="24"/>
-          <w:szCs w:val="24"/>
+          <w:sz w:val="22"/>
+          <w:szCs w:val="22"/>
         </w:rPr>
         <w:t xml:space="preserve">{{LABORATORIO}}</w:t>
       </w:r>
@@ -5466,8 +5466,8 @@
         <w:rPr>
           <w:rFonts w:ascii="Verdana" w:cs="Verdana" w:eastAsia="Verdana" w:hAnsi="Verdana"/>
           <w:color w:val="000000"/>
-          <w:sz w:val="24"/>
-          <w:szCs w:val="24"/>
+          <w:sz w:val="22"/>
+          <w:szCs w:val="22"/>
         </w:rPr>
         <w:t xml:space="preserve">, referentes às amostras coletadas no período deste relatório:</w:t>
       </w:r>
@@ -5482,8 +5482,8 @@
         <w:rPr>
           <w:rFonts w:ascii="Verdana" w:cs="Verdana" w:eastAsia="Verdana" w:hAnsi="Verdana"/>
           <w:color w:val="000000"/>
-          <w:sz w:val="24"/>
-          <w:szCs w:val="24"/>
+          <w:sz w:val="22"/>
+          <w:szCs w:val="22"/>
         </w:rPr>
         <w:t xml:space="preserve">{{ANEXO_1}}</w:t>
       </w:r>
@@ -5498,8 +5498,8 @@
         <w:rPr>
           <w:rFonts w:ascii="Verdana" w:cs="Verdana" w:eastAsia="Verdana" w:hAnsi="Verdana"/>
           <w:color w:val="000000"/>
-          <w:sz w:val="24"/>
-          <w:szCs w:val="24"/>
+          <w:sz w:val="22"/>
+          <w:szCs w:val="22"/>
         </w:rPr>
         <w:t xml:space="preserve">{{ANEXO_2}}</w:t>
       </w:r>
@@ -5534,8 +5534,8 @@
           <w:i w:val="false"/>
           <w:iCs w:val="false"/>
           <w:color w:val="000000"/>
-          <w:sz w:val="24"/>
-          <w:szCs w:val="24"/>
+          <w:sz w:val="22"/>
+          <w:szCs w:val="22"/>
         </w:rPr>
         <w:t xml:space="preserve"> </w:t>
       </w:r>
@@ -5555,8 +5555,8 @@
           <w:b/>
           <w:bCs/>
           <w:color w:val="000000"/>
-          <w:sz w:val="24"/>
-          <w:szCs w:val="24"/>
+          <w:sz w:val="22"/>
+          <w:szCs w:val="22"/>
         </w:rPr>
         <w:t xml:space="preserve">{{RT_NOME}}</w:t>
       </w:r>

--- a/template.docx
+++ b/template.docx
@@ -43,7 +43,7 @@
           </w:tcPr>
           <w:p>
             <w:pPr>
-              <w:spacing w:after="600" w:before="0"/>
+              <w:spacing w:after="600" w:before="0" w:line="240" w:lineRule="auto"/>
             </w:pPr>
             <w:r>
               <w:rPr>
@@ -55,7 +55,7 @@
           </w:p>
           <w:p>
             <w:pPr>
-              <w:spacing w:after="240" w:before="0"/>
+              <w:spacing w:after="240" w:before="0" w:line="240" w:lineRule="auto"/>
               <w:jc w:val="center"/>
             </w:pPr>
             <w:r>
@@ -104,7 +104,7 @@
               <w:pBdr>
                 <w:bottom w:val="single" w:color="D89426" w:sz="8" w:space="1"/>
               </w:pBdr>
-              <w:spacing w:after="720" w:before="0"/>
+              <w:spacing w:after="720" w:before="0" w:line="240" w:lineRule="auto"/>
               <w:ind w:left="2880" w:right="2880"/>
               <w:jc w:val="center"/>
             </w:pPr>
@@ -119,7 +119,7 @@
           </w:p>
           <w:p>
             <w:pPr>
-              <w:spacing w:after="60" w:before="0"/>
+              <w:spacing w:after="60" w:before="0" w:line="240" w:lineRule="auto"/>
               <w:jc w:val="center"/>
             </w:pPr>
             <w:r>
@@ -135,7 +135,7 @@
           </w:p>
           <w:p>
             <w:pPr>
-              <w:spacing w:after="120" w:before="0"/>
+              <w:spacing w:after="120" w:before="0" w:line="240" w:lineRule="auto"/>
               <w:jc w:val="center"/>
             </w:pPr>
             <w:r>
@@ -152,7 +152,7 @@
           </w:p>
           <w:p>
             <w:pPr>
-              <w:spacing w:after="720" w:before="0"/>
+              <w:spacing w:after="720" w:before="0" w:line="240" w:lineRule="auto"/>
               <w:jc w:val="center"/>
             </w:pPr>
             <w:r>
@@ -173,7 +173,7 @@
               <w:pBdr>
                 <w:top w:val="single" w:color="FFFFFF" w:sz="4" w:space="8"/>
               </w:pBdr>
-              <w:spacing w:after="0" w:before="0"/>
+              <w:spacing w:after="0" w:before="0" w:line="240" w:lineRule="auto"/>
               <w:ind w:left="2160" w:right="2160"/>
               <w:jc w:val="center"/>
             </w:pPr>
@@ -190,7 +190,7 @@
           </w:p>
           <w:p>
             <w:pPr>
-              <w:spacing w:after="120" w:before="80"/>
+              <w:spacing w:after="120" w:before="80" w:line="240" w:lineRule="auto"/>
               <w:ind w:left="2160" w:right="2160"/>
               <w:jc w:val="center"/>
             </w:pPr>
@@ -208,7 +208,7 @@
           </w:p>
           <w:p>
             <w:pPr>
-              <w:spacing w:after="40" w:before="0"/>
+              <w:spacing w:after="40" w:before="0" w:line="240" w:lineRule="auto"/>
               <w:ind w:left="2160" w:right="2160"/>
               <w:jc w:val="center"/>
             </w:pPr>
@@ -227,7 +227,7 @@
               <w:pBdr>
                 <w:bottom w:val="single" w:color="FFFFFF" w:sz="4" w:space="8"/>
               </w:pBdr>
-              <w:spacing w:after="0" w:before="0"/>
+              <w:spacing w:after="0" w:before="0" w:line="240" w:lineRule="auto"/>
               <w:ind w:left="2160" w:right="2160"/>
               <w:jc w:val="center"/>
             </w:pPr>
@@ -243,7 +243,7 @@
           </w:p>
           <w:p>
             <w:pPr>
-              <w:spacing w:after="60" w:before="1200"/>
+              <w:spacing w:after="60" w:before="1200" w:line="240" w:lineRule="auto"/>
               <w:jc w:val="center"/>
             </w:pPr>
             <w:r>
@@ -259,7 +259,7 @@
           </w:p>
           <w:p>
             <w:pPr>
-              <w:spacing w:after="0" w:before="0"/>
+              <w:spacing w:after="0" w:before="0" w:line="240" w:lineRule="auto"/>
               <w:jc w:val="center"/>
             </w:pPr>
             <w:r>
@@ -280,7 +280,7 @@
               <w:pBdr>
                 <w:top w:val="single" w:color="FFFFFF" w:sz="4" w:space="12"/>
               </w:pBdr>
-              <w:spacing w:after="0" w:before="1440"/>
+              <w:spacing w:after="0" w:before="1440" w:line="240" w:lineRule="auto"/>
               <w:ind w:left="3600" w:right="3600"/>
               <w:jc w:val="center"/>
             </w:pPr>
@@ -1069,7 +1069,7 @@
           </w:tcPr>
           <w:p>
             <w:pPr>
-              <w:spacing w:after="0" w:before="0"/>
+              <w:spacing w:after="0" w:before="0" w:line="240" w:lineRule="auto"/>
               <w:jc w:val="left"/>
             </w:pPr>
             <w:r>
@@ -1104,7 +1104,7 @@
           </w:tcPr>
           <w:p>
             <w:pPr>
-              <w:spacing w:after="0" w:before="0"/>
+              <w:spacing w:after="0" w:before="0" w:line="240" w:lineRule="auto"/>
               <w:jc w:val="left"/>
             </w:pPr>
             <w:r>
@@ -1145,7 +1145,7 @@
           </w:tcPr>
           <w:p>
             <w:pPr>
-              <w:spacing w:after="0" w:before="0"/>
+              <w:spacing w:after="0" w:before="0" w:line="240" w:lineRule="auto"/>
               <w:jc w:val="left"/>
             </w:pPr>
             <w:r>
@@ -1180,7 +1180,7 @@
           </w:tcPr>
           <w:p>
             <w:pPr>
-              <w:spacing w:after="0" w:before="0"/>
+              <w:spacing w:after="0" w:before="0" w:line="240" w:lineRule="auto"/>
               <w:jc w:val="left"/>
             </w:pPr>
             <w:r>
@@ -1221,7 +1221,7 @@
           </w:tcPr>
           <w:p>
             <w:pPr>
-              <w:spacing w:after="0" w:before="0"/>
+              <w:spacing w:after="0" w:before="0" w:line="240" w:lineRule="auto"/>
               <w:jc w:val="left"/>
             </w:pPr>
             <w:r>
@@ -1256,7 +1256,7 @@
           </w:tcPr>
           <w:p>
             <w:pPr>
-              <w:spacing w:after="0" w:before="0"/>
+              <w:spacing w:after="0" w:before="0" w:line="240" w:lineRule="auto"/>
               <w:jc w:val="left"/>
             </w:pPr>
             <w:r>
@@ -1297,7 +1297,7 @@
           </w:tcPr>
           <w:p>
             <w:pPr>
-              <w:spacing w:after="0" w:before="0"/>
+              <w:spacing w:after="0" w:before="0" w:line="240" w:lineRule="auto"/>
               <w:jc w:val="left"/>
             </w:pPr>
             <w:r>
@@ -1332,7 +1332,7 @@
           </w:tcPr>
           <w:p>
             <w:pPr>
-              <w:spacing w:after="0" w:before="0"/>
+              <w:spacing w:after="0" w:before="0" w:line="240" w:lineRule="auto"/>
               <w:jc w:val="left"/>
             </w:pPr>
             <w:r>
@@ -1373,7 +1373,7 @@
           </w:tcPr>
           <w:p>
             <w:pPr>
-              <w:spacing w:after="0" w:before="0"/>
+              <w:spacing w:after="0" w:before="0" w:line="240" w:lineRule="auto"/>
               <w:jc w:val="left"/>
             </w:pPr>
             <w:r>
@@ -1408,7 +1408,7 @@
           </w:tcPr>
           <w:p>
             <w:pPr>
-              <w:spacing w:after="0" w:before="0"/>
+              <w:spacing w:after="0" w:before="0" w:line="240" w:lineRule="auto"/>
               <w:jc w:val="left"/>
             </w:pPr>
             <w:r>
@@ -1449,7 +1449,7 @@
           </w:tcPr>
           <w:p>
             <w:pPr>
-              <w:spacing w:after="0" w:before="0"/>
+              <w:spacing w:after="0" w:before="0" w:line="240" w:lineRule="auto"/>
               <w:jc w:val="left"/>
             </w:pPr>
             <w:r>
@@ -1484,7 +1484,7 @@
           </w:tcPr>
           <w:p>
             <w:pPr>
-              <w:spacing w:after="0" w:before="0"/>
+              <w:spacing w:after="0" w:before="0" w:line="240" w:lineRule="auto"/>
               <w:jc w:val="left"/>
             </w:pPr>
             <w:r>
@@ -1525,7 +1525,7 @@
           </w:tcPr>
           <w:p>
             <w:pPr>
-              <w:spacing w:after="0" w:before="0"/>
+              <w:spacing w:after="0" w:before="0" w:line="240" w:lineRule="auto"/>
               <w:jc w:val="left"/>
             </w:pPr>
             <w:r>
@@ -1560,7 +1560,7 @@
           </w:tcPr>
           <w:p>
             <w:pPr>
-              <w:spacing w:after="0" w:before="0"/>
+              <w:spacing w:after="0" w:before="0" w:line="240" w:lineRule="auto"/>
               <w:jc w:val="left"/>
             </w:pPr>
             <w:r>
@@ -1601,7 +1601,7 @@
           </w:tcPr>
           <w:p>
             <w:pPr>
-              <w:spacing w:after="0" w:before="0"/>
+              <w:spacing w:after="0" w:before="0" w:line="240" w:lineRule="auto"/>
               <w:jc w:val="left"/>
             </w:pPr>
             <w:r>
@@ -1636,7 +1636,7 @@
           </w:tcPr>
           <w:p>
             <w:pPr>
-              <w:spacing w:after="0" w:before="0"/>
+              <w:spacing w:after="0" w:before="0" w:line="240" w:lineRule="auto"/>
               <w:jc w:val="left"/>
             </w:pPr>
             <w:r>
@@ -1748,7 +1748,7 @@
           </w:tcPr>
           <w:p>
             <w:pPr>
-              <w:spacing w:after="0" w:before="0"/>
+              <w:spacing w:after="0" w:before="0" w:line="240" w:lineRule="auto"/>
               <w:jc w:val="center"/>
             </w:pPr>
             <w:r>
@@ -1784,7 +1784,7 @@
           </w:tcPr>
           <w:p>
             <w:pPr>
-              <w:spacing w:after="0" w:before="0"/>
+              <w:spacing w:after="0" w:before="0" w:line="240" w:lineRule="auto"/>
               <w:jc w:val="center"/>
             </w:pPr>
             <w:r>
@@ -1820,7 +1820,7 @@
           </w:tcPr>
           <w:p>
             <w:pPr>
-              <w:spacing w:after="0" w:before="0"/>
+              <w:spacing w:after="0" w:before="0" w:line="240" w:lineRule="auto"/>
               <w:jc w:val="center"/>
             </w:pPr>
             <w:r>
@@ -1860,7 +1860,7 @@
           </w:tcPr>
           <w:p>
             <w:pPr>
-              <w:spacing w:after="0" w:before="0"/>
+              <w:spacing w:after="0" w:before="0" w:line="240" w:lineRule="auto"/>
               <w:jc w:val="center"/>
             </w:pPr>
             <w:r>
@@ -1895,7 +1895,7 @@
           </w:tcPr>
           <w:p>
             <w:pPr>
-              <w:spacing w:after="0" w:before="0"/>
+              <w:spacing w:after="0" w:before="0" w:line="240" w:lineRule="auto"/>
               <w:jc w:val="left"/>
             </w:pPr>
             <w:r>
@@ -1930,7 +1930,7 @@
           </w:tcPr>
           <w:p>
             <w:pPr>
-              <w:spacing w:after="0" w:before="0"/>
+              <w:spacing w:after="0" w:before="0" w:line="240" w:lineRule="auto"/>
               <w:jc w:val="center"/>
             </w:pPr>
             <w:r>
@@ -2160,7 +2160,7 @@
           </w:tcPr>
           <w:p>
             <w:pPr>
-              <w:spacing w:after="0" w:before="0"/>
+              <w:spacing w:after="0" w:before="0" w:line="240" w:lineRule="auto"/>
               <w:jc w:val="center"/>
             </w:pPr>
             <w:r>
@@ -2196,7 +2196,7 @@
           </w:tcPr>
           <w:p>
             <w:pPr>
-              <w:spacing w:after="0" w:before="0"/>
+              <w:spacing w:after="0" w:before="0" w:line="240" w:lineRule="auto"/>
               <w:jc w:val="center"/>
             </w:pPr>
             <w:r>
@@ -2232,7 +2232,7 @@
           </w:tcPr>
           <w:p>
             <w:pPr>
-              <w:spacing w:after="0" w:before="0"/>
+              <w:spacing w:after="0" w:before="0" w:line="240" w:lineRule="auto"/>
               <w:jc w:val="center"/>
             </w:pPr>
             <w:r>
@@ -2268,7 +2268,7 @@
           </w:tcPr>
           <w:p>
             <w:pPr>
-              <w:spacing w:after="0" w:before="0"/>
+              <w:spacing w:after="0" w:before="0" w:line="240" w:lineRule="auto"/>
               <w:jc w:val="center"/>
             </w:pPr>
             <w:r>
@@ -2304,7 +2304,7 @@
           </w:tcPr>
           <w:p>
             <w:pPr>
-              <w:spacing w:after="0" w:before="0"/>
+              <w:spacing w:after="0" w:before="0" w:line="240" w:lineRule="auto"/>
               <w:jc w:val="center"/>
             </w:pPr>
             <w:r>
@@ -2344,7 +2344,7 @@
           </w:tcPr>
           <w:p>
             <w:pPr>
-              <w:spacing w:after="0" w:before="0"/>
+              <w:spacing w:after="0" w:before="0" w:line="240" w:lineRule="auto"/>
               <w:jc w:val="center"/>
             </w:pPr>
             <w:r>
@@ -2379,7 +2379,7 @@
           </w:tcPr>
           <w:p>
             <w:pPr>
-              <w:spacing w:after="0" w:before="0"/>
+              <w:spacing w:after="0" w:before="0" w:line="240" w:lineRule="auto"/>
               <w:jc w:val="left"/>
             </w:pPr>
             <w:r>
@@ -2414,7 +2414,7 @@
           </w:tcPr>
           <w:p>
             <w:pPr>
-              <w:spacing w:after="0" w:before="0"/>
+              <w:spacing w:after="0" w:before="0" w:line="240" w:lineRule="auto"/>
               <w:jc w:val="left"/>
             </w:pPr>
             <w:r>
@@ -2449,7 +2449,7 @@
           </w:tcPr>
           <w:p>
             <w:pPr>
-              <w:spacing w:after="0" w:before="0"/>
+              <w:spacing w:after="0" w:before="0" w:line="240" w:lineRule="auto"/>
               <w:jc w:val="center"/>
             </w:pPr>
             <w:r>
@@ -2484,7 +2484,7 @@
           </w:tcPr>
           <w:p>
             <w:pPr>
-              <w:spacing w:after="0" w:before="0"/>
+              <w:spacing w:after="0" w:before="0" w:line="240" w:lineRule="auto"/>
               <w:jc w:val="center"/>
             </w:pPr>
             <w:r>
@@ -2524,7 +2524,7 @@
           </w:tcPr>
           <w:p>
             <w:pPr>
-              <w:spacing w:after="0" w:before="0"/>
+              <w:spacing w:after="0" w:before="0" w:line="240" w:lineRule="auto"/>
               <w:jc w:val="center"/>
             </w:pPr>
             <w:r>
@@ -2559,7 +2559,7 @@
           </w:tcPr>
           <w:p>
             <w:pPr>
-              <w:spacing w:after="0" w:before="0"/>
+              <w:spacing w:after="0" w:before="0" w:line="240" w:lineRule="auto"/>
               <w:jc w:val="left"/>
             </w:pPr>
             <w:r>
@@ -2594,7 +2594,7 @@
           </w:tcPr>
           <w:p>
             <w:pPr>
-              <w:spacing w:after="0" w:before="0"/>
+              <w:spacing w:after="0" w:before="0" w:line="240" w:lineRule="auto"/>
               <w:jc w:val="left"/>
             </w:pPr>
             <w:r>
@@ -2629,7 +2629,7 @@
           </w:tcPr>
           <w:p>
             <w:pPr>
-              <w:spacing w:after="0" w:before="0"/>
+              <w:spacing w:after="0" w:before="0" w:line="240" w:lineRule="auto"/>
               <w:jc w:val="center"/>
             </w:pPr>
             <w:r>
@@ -2664,7 +2664,7 @@
           </w:tcPr>
           <w:p>
             <w:pPr>
-              <w:spacing w:after="0" w:before="0"/>
+              <w:spacing w:after="0" w:before="0" w:line="240" w:lineRule="auto"/>
               <w:jc w:val="center"/>
             </w:pPr>
             <w:r>
@@ -2704,7 +2704,7 @@
           </w:tcPr>
           <w:p>
             <w:pPr>
-              <w:spacing w:after="0" w:before="0"/>
+              <w:spacing w:after="0" w:before="0" w:line="240" w:lineRule="auto"/>
               <w:jc w:val="center"/>
             </w:pPr>
             <w:r>
@@ -2739,7 +2739,7 @@
           </w:tcPr>
           <w:p>
             <w:pPr>
-              <w:spacing w:after="0" w:before="0"/>
+              <w:spacing w:after="0" w:before="0" w:line="240" w:lineRule="auto"/>
               <w:jc w:val="left"/>
             </w:pPr>
             <w:r>
@@ -2774,7 +2774,7 @@
           </w:tcPr>
           <w:p>
             <w:pPr>
-              <w:spacing w:after="0" w:before="0"/>
+              <w:spacing w:after="0" w:before="0" w:line="240" w:lineRule="auto"/>
               <w:jc w:val="left"/>
             </w:pPr>
             <w:r>
@@ -2809,7 +2809,7 @@
           </w:tcPr>
           <w:p>
             <w:pPr>
-              <w:spacing w:after="0" w:before="0"/>
+              <w:spacing w:after="0" w:before="0" w:line="240" w:lineRule="auto"/>
               <w:jc w:val="center"/>
             </w:pPr>
             <w:r>
@@ -2844,7 +2844,7 @@
           </w:tcPr>
           <w:p>
             <w:pPr>
-              <w:spacing w:after="0" w:before="0"/>
+              <w:spacing w:after="0" w:before="0" w:line="240" w:lineRule="auto"/>
               <w:jc w:val="center"/>
             </w:pPr>
             <w:r>
@@ -3172,7 +3172,7 @@
           </w:tcPr>
           <w:p>
             <w:pPr>
-              <w:spacing w:after="0" w:before="0"/>
+              <w:spacing w:after="0" w:before="0" w:line="240" w:lineRule="auto"/>
               <w:jc w:val="center"/>
             </w:pPr>
             <w:r>
@@ -3208,7 +3208,7 @@
           </w:tcPr>
           <w:p>
             <w:pPr>
-              <w:spacing w:after="0" w:before="0"/>
+              <w:spacing w:after="0" w:before="0" w:line="240" w:lineRule="auto"/>
               <w:jc w:val="center"/>
             </w:pPr>
             <w:r>
@@ -3244,7 +3244,7 @@
           </w:tcPr>
           <w:p>
             <w:pPr>
-              <w:spacing w:after="0" w:before="0"/>
+              <w:spacing w:after="0" w:before="0" w:line="240" w:lineRule="auto"/>
               <w:jc w:val="center"/>
             </w:pPr>
             <w:r>
@@ -3280,7 +3280,7 @@
           </w:tcPr>
           <w:p>
             <w:pPr>
-              <w:spacing w:after="0" w:before="0"/>
+              <w:spacing w:after="0" w:before="0" w:line="240" w:lineRule="auto"/>
               <w:jc w:val="center"/>
             </w:pPr>
             <w:r>
@@ -3316,7 +3316,7 @@
           </w:tcPr>
           <w:p>
             <w:pPr>
-              <w:spacing w:after="0" w:before="0"/>
+              <w:spacing w:after="0" w:before="0" w:line="240" w:lineRule="auto"/>
               <w:jc w:val="center"/>
             </w:pPr>
             <w:r>
@@ -3352,7 +3352,7 @@
           </w:tcPr>
           <w:p>
             <w:pPr>
-              <w:spacing w:after="0" w:before="0"/>
+              <w:spacing w:after="0" w:before="0" w:line="240" w:lineRule="auto"/>
               <w:jc w:val="center"/>
             </w:pPr>
             <w:r>
@@ -3388,7 +3388,7 @@
           </w:tcPr>
           <w:p>
             <w:pPr>
-              <w:spacing w:after="0" w:before="0"/>
+              <w:spacing w:after="0" w:before="0" w:line="240" w:lineRule="auto"/>
               <w:jc w:val="center"/>
             </w:pPr>
             <w:r>
@@ -3428,7 +3428,7 @@
           </w:tcPr>
           <w:p>
             <w:pPr>
-              <w:spacing w:after="0" w:before="0"/>
+              <w:spacing w:after="0" w:before="0" w:line="240" w:lineRule="auto"/>
               <w:jc w:val="left"/>
             </w:pPr>
             <w:r>
@@ -3463,7 +3463,7 @@
           </w:tcPr>
           <w:p>
             <w:pPr>
-              <w:spacing w:after="0" w:before="0"/>
+              <w:spacing w:after="0" w:before="0" w:line="240" w:lineRule="auto"/>
               <w:jc w:val="center"/>
             </w:pPr>
             <w:r>
@@ -3498,7 +3498,7 @@
           </w:tcPr>
           <w:p>
             <w:pPr>
-              <w:spacing w:after="0" w:before="0"/>
+              <w:spacing w:after="0" w:before="0" w:line="240" w:lineRule="auto"/>
               <w:jc w:val="center"/>
             </w:pPr>
             <w:r>
@@ -3533,7 +3533,7 @@
           </w:tcPr>
           <w:p>
             <w:pPr>
-              <w:spacing w:after="0" w:before="0"/>
+              <w:spacing w:after="0" w:before="0" w:line="240" w:lineRule="auto"/>
               <w:jc w:val="center"/>
             </w:pPr>
             <w:r>
@@ -3568,7 +3568,7 @@
           </w:tcPr>
           <w:p>
             <w:pPr>
-              <w:spacing w:after="0" w:before="0"/>
+              <w:spacing w:after="0" w:before="0" w:line="240" w:lineRule="auto"/>
               <w:jc w:val="center"/>
             </w:pPr>
             <w:r>
@@ -3603,7 +3603,7 @@
           </w:tcPr>
           <w:p>
             <w:pPr>
-              <w:spacing w:after="0" w:before="0"/>
+              <w:spacing w:after="0" w:before="0" w:line="240" w:lineRule="auto"/>
               <w:jc w:val="center"/>
             </w:pPr>
             <w:r>
@@ -3638,7 +3638,7 @@
           </w:tcPr>
           <w:p>
             <w:pPr>
-              <w:spacing w:after="0" w:before="0"/>
+              <w:spacing w:after="0" w:before="0" w:line="240" w:lineRule="auto"/>
               <w:jc w:val="center"/>
             </w:pPr>
             <w:r>
@@ -3678,7 +3678,7 @@
           </w:tcPr>
           <w:p>
             <w:pPr>
-              <w:spacing w:after="0" w:before="0"/>
+              <w:spacing w:after="0" w:before="0" w:line="240" w:lineRule="auto"/>
               <w:jc w:val="left"/>
             </w:pPr>
             <w:r>
@@ -3713,7 +3713,7 @@
           </w:tcPr>
           <w:p>
             <w:pPr>
-              <w:spacing w:after="0" w:before="0"/>
+              <w:spacing w:after="0" w:before="0" w:line="240" w:lineRule="auto"/>
               <w:jc w:val="center"/>
             </w:pPr>
             <w:r>
@@ -3748,7 +3748,7 @@
           </w:tcPr>
           <w:p>
             <w:pPr>
-              <w:spacing w:after="0" w:before="0"/>
+              <w:spacing w:after="0" w:before="0" w:line="240" w:lineRule="auto"/>
               <w:jc w:val="center"/>
             </w:pPr>
             <w:r>
@@ -3783,7 +3783,7 @@
           </w:tcPr>
           <w:p>
             <w:pPr>
-              <w:spacing w:after="0" w:before="0"/>
+              <w:spacing w:after="0" w:before="0" w:line="240" w:lineRule="auto"/>
               <w:jc w:val="center"/>
             </w:pPr>
             <w:r>
@@ -3818,7 +3818,7 @@
           </w:tcPr>
           <w:p>
             <w:pPr>
-              <w:spacing w:after="0" w:before="0"/>
+              <w:spacing w:after="0" w:before="0" w:line="240" w:lineRule="auto"/>
               <w:jc w:val="center"/>
             </w:pPr>
             <w:r>
@@ -3853,7 +3853,7 @@
           </w:tcPr>
           <w:p>
             <w:pPr>
-              <w:spacing w:after="0" w:before="0"/>
+              <w:spacing w:after="0" w:before="0" w:line="240" w:lineRule="auto"/>
               <w:jc w:val="center"/>
             </w:pPr>
             <w:r>
@@ -3888,7 +3888,7 @@
           </w:tcPr>
           <w:p>
             <w:pPr>
-              <w:spacing w:after="0" w:before="0"/>
+              <w:spacing w:after="0" w:before="0" w:line="240" w:lineRule="auto"/>
               <w:jc w:val="center"/>
             </w:pPr>
             <w:r>
@@ -3928,7 +3928,7 @@
           </w:tcPr>
           <w:p>
             <w:pPr>
-              <w:spacing w:after="0" w:before="0"/>
+              <w:spacing w:after="0" w:before="0" w:line="240" w:lineRule="auto"/>
               <w:jc w:val="left"/>
             </w:pPr>
             <w:r>
@@ -3963,7 +3963,7 @@
           </w:tcPr>
           <w:p>
             <w:pPr>
-              <w:spacing w:after="0" w:before="0"/>
+              <w:spacing w:after="0" w:before="0" w:line="240" w:lineRule="auto"/>
               <w:jc w:val="center"/>
             </w:pPr>
             <w:r>
@@ -3998,7 +3998,7 @@
           </w:tcPr>
           <w:p>
             <w:pPr>
-              <w:spacing w:after="0" w:before="0"/>
+              <w:spacing w:after="0" w:before="0" w:line="240" w:lineRule="auto"/>
               <w:jc w:val="center"/>
             </w:pPr>
             <w:r>
@@ -4033,7 +4033,7 @@
           </w:tcPr>
           <w:p>
             <w:pPr>
-              <w:spacing w:after="0" w:before="0"/>
+              <w:spacing w:after="0" w:before="0" w:line="240" w:lineRule="auto"/>
               <w:jc w:val="center"/>
             </w:pPr>
             <w:r>
@@ -4068,7 +4068,7 @@
           </w:tcPr>
           <w:p>
             <w:pPr>
-              <w:spacing w:after="0" w:before="0"/>
+              <w:spacing w:after="0" w:before="0" w:line="240" w:lineRule="auto"/>
               <w:jc w:val="center"/>
             </w:pPr>
             <w:r>
@@ -4103,7 +4103,7 @@
           </w:tcPr>
           <w:p>
             <w:pPr>
-              <w:spacing w:after="0" w:before="0"/>
+              <w:spacing w:after="0" w:before="0" w:line="240" w:lineRule="auto"/>
               <w:jc w:val="center"/>
             </w:pPr>
             <w:r>
@@ -4138,7 +4138,7 @@
           </w:tcPr>
           <w:p>
             <w:pPr>
-              <w:spacing w:after="0" w:before="0"/>
+              <w:spacing w:after="0" w:before="0" w:line="240" w:lineRule="auto"/>
               <w:jc w:val="center"/>
             </w:pPr>
             <w:r>
@@ -4178,7 +4178,7 @@
           </w:tcPr>
           <w:p>
             <w:pPr>
-              <w:spacing w:after="0" w:before="0"/>
+              <w:spacing w:after="0" w:before="0" w:line="240" w:lineRule="auto"/>
               <w:jc w:val="left"/>
             </w:pPr>
             <w:r>
@@ -4213,7 +4213,7 @@
           </w:tcPr>
           <w:p>
             <w:pPr>
-              <w:spacing w:after="0" w:before="0"/>
+              <w:spacing w:after="0" w:before="0" w:line="240" w:lineRule="auto"/>
               <w:jc w:val="center"/>
             </w:pPr>
             <w:r>
@@ -4248,7 +4248,7 @@
           </w:tcPr>
           <w:p>
             <w:pPr>
-              <w:spacing w:after="0" w:before="0"/>
+              <w:spacing w:after="0" w:before="0" w:line="240" w:lineRule="auto"/>
               <w:jc w:val="center"/>
             </w:pPr>
             <w:r>
@@ -4283,7 +4283,7 @@
           </w:tcPr>
           <w:p>
             <w:pPr>
-              <w:spacing w:after="0" w:before="0"/>
+              <w:spacing w:after="0" w:before="0" w:line="240" w:lineRule="auto"/>
               <w:jc w:val="center"/>
             </w:pPr>
             <w:r>
@@ -4318,7 +4318,7 @@
           </w:tcPr>
           <w:p>
             <w:pPr>
-              <w:spacing w:after="0" w:before="0"/>
+              <w:spacing w:after="0" w:before="0" w:line="240" w:lineRule="auto"/>
               <w:jc w:val="center"/>
             </w:pPr>
             <w:r>
@@ -4353,7 +4353,7 @@
           </w:tcPr>
           <w:p>
             <w:pPr>
-              <w:spacing w:after="0" w:before="0"/>
+              <w:spacing w:after="0" w:before="0" w:line="240" w:lineRule="auto"/>
               <w:jc w:val="center"/>
             </w:pPr>
             <w:r>
@@ -4388,7 +4388,7 @@
           </w:tcPr>
           <w:p>
             <w:pPr>
-              <w:spacing w:after="0" w:before="0"/>
+              <w:spacing w:after="0" w:before="0" w:line="240" w:lineRule="auto"/>
               <w:jc w:val="center"/>
             </w:pPr>
             <w:r>
@@ -4428,7 +4428,7 @@
           </w:tcPr>
           <w:p>
             <w:pPr>
-              <w:spacing w:after="0" w:before="0"/>
+              <w:spacing w:after="0" w:before="0" w:line="240" w:lineRule="auto"/>
               <w:jc w:val="left"/>
             </w:pPr>
             <w:r>
@@ -4463,7 +4463,7 @@
           </w:tcPr>
           <w:p>
             <w:pPr>
-              <w:spacing w:after="0" w:before="0"/>
+              <w:spacing w:after="0" w:before="0" w:line="240" w:lineRule="auto"/>
               <w:jc w:val="center"/>
             </w:pPr>
             <w:r>
@@ -4498,7 +4498,7 @@
           </w:tcPr>
           <w:p>
             <w:pPr>
-              <w:spacing w:after="0" w:before="0"/>
+              <w:spacing w:after="0" w:before="0" w:line="240" w:lineRule="auto"/>
               <w:jc w:val="center"/>
             </w:pPr>
             <w:r>
@@ -4533,7 +4533,7 @@
           </w:tcPr>
           <w:p>
             <w:pPr>
-              <w:spacing w:after="0" w:before="0"/>
+              <w:spacing w:after="0" w:before="0" w:line="240" w:lineRule="auto"/>
               <w:jc w:val="center"/>
             </w:pPr>
             <w:r>
@@ -4568,7 +4568,7 @@
           </w:tcPr>
           <w:p>
             <w:pPr>
-              <w:spacing w:after="0" w:before="0"/>
+              <w:spacing w:after="0" w:before="0" w:line="240" w:lineRule="auto"/>
               <w:jc w:val="center"/>
             </w:pPr>
             <w:r>
@@ -4603,7 +4603,7 @@
           </w:tcPr>
           <w:p>
             <w:pPr>
-              <w:spacing w:after="0" w:before="0"/>
+              <w:spacing w:after="0" w:before="0" w:line="240" w:lineRule="auto"/>
               <w:jc w:val="center"/>
             </w:pPr>
             <w:r>
@@ -4638,7 +4638,7 @@
           </w:tcPr>
           <w:p>
             <w:pPr>
-              <w:spacing w:after="0" w:before="0"/>
+              <w:spacing w:after="0" w:before="0" w:line="240" w:lineRule="auto"/>
               <w:jc w:val="center"/>
             </w:pPr>
             <w:r>
@@ -4678,7 +4678,7 @@
           </w:tcPr>
           <w:p>
             <w:pPr>
-              <w:spacing w:after="0" w:before="0"/>
+              <w:spacing w:after="0" w:before="0" w:line="240" w:lineRule="auto"/>
               <w:jc w:val="left"/>
             </w:pPr>
             <w:r>
@@ -4713,7 +4713,7 @@
           </w:tcPr>
           <w:p>
             <w:pPr>
-              <w:spacing w:after="0" w:before="0"/>
+              <w:spacing w:after="0" w:before="0" w:line="240" w:lineRule="auto"/>
               <w:jc w:val="center"/>
             </w:pPr>
             <w:r>
@@ -4748,7 +4748,7 @@
           </w:tcPr>
           <w:p>
             <w:pPr>
-              <w:spacing w:after="0" w:before="0"/>
+              <w:spacing w:after="0" w:before="0" w:line="240" w:lineRule="auto"/>
               <w:jc w:val="center"/>
             </w:pPr>
             <w:r>
@@ -4783,7 +4783,7 @@
           </w:tcPr>
           <w:p>
             <w:pPr>
-              <w:spacing w:after="0" w:before="0"/>
+              <w:spacing w:after="0" w:before="0" w:line="240" w:lineRule="auto"/>
               <w:jc w:val="center"/>
             </w:pPr>
             <w:r>
@@ -4818,7 +4818,7 @@
           </w:tcPr>
           <w:p>
             <w:pPr>
-              <w:spacing w:after="0" w:before="0"/>
+              <w:spacing w:after="0" w:before="0" w:line="240" w:lineRule="auto"/>
               <w:jc w:val="center"/>
             </w:pPr>
             <w:r>
@@ -4853,7 +4853,7 @@
           </w:tcPr>
           <w:p>
             <w:pPr>
-              <w:spacing w:after="0" w:before="0"/>
+              <w:spacing w:after="0" w:before="0" w:line="240" w:lineRule="auto"/>
               <w:jc w:val="center"/>
             </w:pPr>
             <w:r>
@@ -4888,7 +4888,7 @@
           </w:tcPr>
           <w:p>
             <w:pPr>
-              <w:spacing w:after="0" w:before="0"/>
+              <w:spacing w:after="0" w:before="0" w:line="240" w:lineRule="auto"/>
               <w:jc w:val="center"/>
             </w:pPr>
             <w:r>
@@ -4928,7 +4928,7 @@
           </w:tcPr>
           <w:p>
             <w:pPr>
-              <w:spacing w:after="0" w:before="0"/>
+              <w:spacing w:after="0" w:before="0" w:line="240" w:lineRule="auto"/>
               <w:jc w:val="left"/>
             </w:pPr>
             <w:r>
@@ -4963,7 +4963,7 @@
           </w:tcPr>
           <w:p>
             <w:pPr>
-              <w:spacing w:after="0" w:before="0"/>
+              <w:spacing w:after="0" w:before="0" w:line="240" w:lineRule="auto"/>
               <w:jc w:val="center"/>
             </w:pPr>
             <w:r>
@@ -4998,7 +4998,7 @@
           </w:tcPr>
           <w:p>
             <w:pPr>
-              <w:spacing w:after="0" w:before="0"/>
+              <w:spacing w:after="0" w:before="0" w:line="240" w:lineRule="auto"/>
               <w:jc w:val="center"/>
             </w:pPr>
             <w:r>
@@ -5033,7 +5033,7 @@
           </w:tcPr>
           <w:p>
             <w:pPr>
-              <w:spacing w:after="0" w:before="0"/>
+              <w:spacing w:after="0" w:before="0" w:line="240" w:lineRule="auto"/>
               <w:jc w:val="center"/>
             </w:pPr>
             <w:r>
@@ -5068,7 +5068,7 @@
           </w:tcPr>
           <w:p>
             <w:pPr>
-              <w:spacing w:after="0" w:before="0"/>
+              <w:spacing w:after="0" w:before="0" w:line="240" w:lineRule="auto"/>
               <w:jc w:val="center"/>
             </w:pPr>
             <w:r>
@@ -5103,7 +5103,7 @@
           </w:tcPr>
           <w:p>
             <w:pPr>
-              <w:spacing w:after="0" w:before="0"/>
+              <w:spacing w:after="0" w:before="0" w:line="240" w:lineRule="auto"/>
               <w:jc w:val="center"/>
             </w:pPr>
             <w:r>
@@ -5138,7 +5138,7 @@
           </w:tcPr>
           <w:p>
             <w:pPr>
-              <w:spacing w:after="0" w:before="0"/>
+              <w:spacing w:after="0" w:before="0" w:line="240" w:lineRule="auto"/>
               <w:jc w:val="center"/>
             </w:pPr>
             <w:r>

--- a/template.docx
+++ b/template.docx
@@ -1042,8 +1042,8 @@
         </w:tblBorders>
       </w:tblPr>
       <w:tblGrid>
-        <w:gridCol w:w="3000"/>
-        <w:gridCol w:w="6360"/>
+        <w:gridCol w:w="2400"/>
+        <w:gridCol w:w="6960"/>
       </w:tblGrid>
       <w:tr>
         <w:trPr>
@@ -1051,7 +1051,7 @@
         </w:trPr>
         <w:tc>
           <w:tcPr>
-            <w:tcW w:type="dxa" w:w="3000"/>
+            <w:tcW w:type="dxa" w:w="2400"/>
             <w:tcBorders>
               <w:top w:val="single" w:color="DDE6EE" w:sz="4"/>
               <w:left w:val="single" w:color="DDE6EE" w:sz="4"/>
@@ -1087,7 +1087,7 @@
         </w:tc>
         <w:tc>
           <w:tcPr>
-            <w:tcW w:type="dxa" w:w="6360"/>
+            <w:tcW w:type="dxa" w:w="6960"/>
             <w:tcBorders>
               <w:top w:val="single" w:color="DDE6EE" w:sz="4"/>
               <w:left w:val="single" w:color="DDE6EE" w:sz="4"/>
@@ -1127,7 +1127,7 @@
         </w:trPr>
         <w:tc>
           <w:tcPr>
-            <w:tcW w:type="dxa" w:w="3000"/>
+            <w:tcW w:type="dxa" w:w="2400"/>
             <w:tcBorders>
               <w:top w:val="single" w:color="DDE6EE" w:sz="4"/>
               <w:left w:val="single" w:color="DDE6EE" w:sz="4"/>
@@ -1163,7 +1163,7 @@
         </w:tc>
         <w:tc>
           <w:tcPr>
-            <w:tcW w:type="dxa" w:w="6360"/>
+            <w:tcW w:type="dxa" w:w="6960"/>
             <w:tcBorders>
               <w:top w:val="single" w:color="DDE6EE" w:sz="4"/>
               <w:left w:val="single" w:color="DDE6EE" w:sz="4"/>
@@ -1203,7 +1203,7 @@
         </w:trPr>
         <w:tc>
           <w:tcPr>
-            <w:tcW w:type="dxa" w:w="3000"/>
+            <w:tcW w:type="dxa" w:w="2400"/>
             <w:tcBorders>
               <w:top w:val="single" w:color="DDE6EE" w:sz="4"/>
               <w:left w:val="single" w:color="DDE6EE" w:sz="4"/>
@@ -1239,7 +1239,7 @@
         </w:tc>
         <w:tc>
           <w:tcPr>
-            <w:tcW w:type="dxa" w:w="6360"/>
+            <w:tcW w:type="dxa" w:w="6960"/>
             <w:tcBorders>
               <w:top w:val="single" w:color="DDE6EE" w:sz="4"/>
               <w:left w:val="single" w:color="DDE6EE" w:sz="4"/>
@@ -1279,7 +1279,7 @@
         </w:trPr>
         <w:tc>
           <w:tcPr>
-            <w:tcW w:type="dxa" w:w="3000"/>
+            <w:tcW w:type="dxa" w:w="2400"/>
             <w:tcBorders>
               <w:top w:val="single" w:color="DDE6EE" w:sz="4"/>
               <w:left w:val="single" w:color="DDE6EE" w:sz="4"/>
@@ -1315,7 +1315,7 @@
         </w:tc>
         <w:tc>
           <w:tcPr>
-            <w:tcW w:type="dxa" w:w="6360"/>
+            <w:tcW w:type="dxa" w:w="6960"/>
             <w:tcBorders>
               <w:top w:val="single" w:color="DDE6EE" w:sz="4"/>
               <w:left w:val="single" w:color="DDE6EE" w:sz="4"/>
@@ -1355,7 +1355,7 @@
         </w:trPr>
         <w:tc>
           <w:tcPr>
-            <w:tcW w:type="dxa" w:w="3000"/>
+            <w:tcW w:type="dxa" w:w="2400"/>
             <w:tcBorders>
               <w:top w:val="single" w:color="DDE6EE" w:sz="4"/>
               <w:left w:val="single" w:color="DDE6EE" w:sz="4"/>
@@ -1385,13 +1385,13 @@
                 <w:sz w:val="20"/>
                 <w:szCs w:val="20"/>
               </w:rPr>
-              <w:t xml:space="preserve">Responsável Técnico</w:t>
-            </w:r>
-          </w:p>
-        </w:tc>
-        <w:tc>
-          <w:tcPr>
-            <w:tcW w:type="dxa" w:w="6360"/>
+              <w:t xml:space="preserve">Resp. Técnico</w:t>
+            </w:r>
+          </w:p>
+        </w:tc>
+        <w:tc>
+          <w:tcPr>
+            <w:tcW w:type="dxa" w:w="6960"/>
             <w:tcBorders>
               <w:top w:val="single" w:color="DDE6EE" w:sz="4"/>
               <w:left w:val="single" w:color="DDE6EE" w:sz="4"/>
@@ -1431,7 +1431,7 @@
         </w:trPr>
         <w:tc>
           <w:tcPr>
-            <w:tcW w:type="dxa" w:w="3000"/>
+            <w:tcW w:type="dxa" w:w="2400"/>
             <w:tcBorders>
               <w:top w:val="single" w:color="DDE6EE" w:sz="4"/>
               <w:left w:val="single" w:color="DDE6EE" w:sz="4"/>
@@ -1461,13 +1461,13 @@
                 <w:sz w:val="20"/>
                 <w:szCs w:val="20"/>
               </w:rPr>
-              <w:t xml:space="preserve">Empresa Executora</w:t>
-            </w:r>
-          </w:p>
-        </w:tc>
-        <w:tc>
-          <w:tcPr>
-            <w:tcW w:type="dxa" w:w="6360"/>
+              <w:t xml:space="preserve">Executora</w:t>
+            </w:r>
+          </w:p>
+        </w:tc>
+        <w:tc>
+          <w:tcPr>
+            <w:tcW w:type="dxa" w:w="6960"/>
             <w:tcBorders>
               <w:top w:val="single" w:color="DDE6EE" w:sz="4"/>
               <w:left w:val="single" w:color="DDE6EE" w:sz="4"/>
@@ -1507,7 +1507,7 @@
         </w:trPr>
         <w:tc>
           <w:tcPr>
-            <w:tcW w:type="dxa" w:w="3000"/>
+            <w:tcW w:type="dxa" w:w="2400"/>
             <w:tcBorders>
               <w:top w:val="single" w:color="DDE6EE" w:sz="4"/>
               <w:left w:val="single" w:color="DDE6EE" w:sz="4"/>
@@ -1543,7 +1543,7 @@
         </w:tc>
         <w:tc>
           <w:tcPr>
-            <w:tcW w:type="dxa" w:w="6360"/>
+            <w:tcW w:type="dxa" w:w="6960"/>
             <w:tcBorders>
               <w:top w:val="single" w:color="DDE6EE" w:sz="4"/>
               <w:left w:val="single" w:color="DDE6EE" w:sz="4"/>
@@ -1583,7 +1583,7 @@
         </w:trPr>
         <w:tc>
           <w:tcPr>
-            <w:tcW w:type="dxa" w:w="3000"/>
+            <w:tcW w:type="dxa" w:w="2400"/>
             <w:tcBorders>
               <w:top w:val="single" w:color="DDE6EE" w:sz="4"/>
               <w:left w:val="single" w:color="DDE6EE" w:sz="4"/>
@@ -1613,13 +1613,13 @@
                 <w:sz w:val="20"/>
                 <w:szCs w:val="20"/>
               </w:rPr>
-              <w:t xml:space="preserve">Período das Atividades</w:t>
-            </w:r>
-          </w:p>
-        </w:tc>
-        <w:tc>
-          <w:tcPr>
-            <w:tcW w:type="dxa" w:w="6360"/>
+              <w:t xml:space="preserve">Período</w:t>
+            </w:r>
+          </w:p>
+        </w:tc>
+        <w:tc>
+          <w:tcPr>
+            <w:tcW w:type="dxa" w:w="6960"/>
             <w:tcBorders>
               <w:top w:val="single" w:color="DDE6EE" w:sz="4"/>
               <w:left w:val="single" w:color="DDE6EE" w:sz="4"/>

--- a/template.docx
+++ b/template.docx
@@ -1032,14 +1032,7 @@
     <w:tbl>
       <w:tblPr>
         <w:tblW w:type="dxa" w:w="9360"/>
-        <w:tblBorders>
-          <w:top w:val="single" w:color="auto" w:sz="4"/>
-          <w:left w:val="single" w:color="auto" w:sz="4"/>
-          <w:bottom w:val="single" w:color="auto" w:sz="4"/>
-          <w:right w:val="single" w:color="auto" w:sz="4"/>
-          <w:insideH w:val="single" w:color="auto" w:sz="4"/>
-          <w:insideV w:val="single" w:color="auto" w:sz="4"/>
-        </w:tblBorders>
+        <w:tblLayout w:type="fixed"/>
       </w:tblPr>
       <w:tblGrid>
         <w:gridCol w:w="2400"/>

--- a/template.docx
+++ b/template.docx
@@ -1032,6 +1032,14 @@
     <w:tbl>
       <w:tblPr>
         <w:tblW w:type="dxa" w:w="9360"/>
+        <w:tblBorders>
+          <w:top w:val="single" w:color="auto" w:sz="4"/>
+          <w:left w:val="single" w:color="auto" w:sz="4"/>
+          <w:bottom w:val="single" w:color="auto" w:sz="4"/>
+          <w:right w:val="single" w:color="auto" w:sz="4"/>
+          <w:insideH w:val="single" w:color="auto" w:sz="4"/>
+          <w:insideV w:val="single" w:color="auto" w:sz="4"/>
+        </w:tblBorders>
         <w:tblLayout w:type="fixed"/>
       </w:tblPr>
       <w:tblGrid>
@@ -1046,10 +1054,10 @@
           <w:tcPr>
             <w:tcW w:type="dxa" w:w="2400"/>
             <w:tcBorders>
-              <w:top w:val="single" w:color="DDE6EE" w:sz="4"/>
-              <w:left w:val="single" w:color="DDE6EE" w:sz="4"/>
-              <w:bottom w:val="single" w:color="DDE6EE" w:sz="4"/>
-              <w:right w:val="single" w:color="DDE6EE" w:sz="4"/>
+              <w:top w:val="single" w:color="A8C9DC" w:sz="4"/>
+              <w:left w:val="single" w:color="A8C9DC" w:sz="4"/>
+              <w:bottom w:val="single" w:color="A8C9DC" w:sz="4"/>
+              <w:right w:val="single" w:color="A8C9DC" w:sz="4"/>
             </w:tcBorders>
             <w:shd w:fill="E5F5FD" w:val="clear"/>
             <w:tcMar>
@@ -1082,10 +1090,10 @@
           <w:tcPr>
             <w:tcW w:type="dxa" w:w="6960"/>
             <w:tcBorders>
-              <w:top w:val="single" w:color="DDE6EE" w:sz="4"/>
-              <w:left w:val="single" w:color="DDE6EE" w:sz="4"/>
-              <w:bottom w:val="single" w:color="DDE6EE" w:sz="4"/>
-              <w:right w:val="single" w:color="DDE6EE" w:sz="4"/>
+              <w:top w:val="single" w:color="A8C9DC" w:sz="4"/>
+              <w:left w:val="single" w:color="A8C9DC" w:sz="4"/>
+              <w:bottom w:val="single" w:color="A8C9DC" w:sz="4"/>
+              <w:right w:val="single" w:color="A8C9DC" w:sz="4"/>
             </w:tcBorders>
             <w:tcMar>
               <w:top w:type="dxa" w:w="80"/>
@@ -1122,10 +1130,10 @@
           <w:tcPr>
             <w:tcW w:type="dxa" w:w="2400"/>
             <w:tcBorders>
-              <w:top w:val="single" w:color="DDE6EE" w:sz="4"/>
-              <w:left w:val="single" w:color="DDE6EE" w:sz="4"/>
-              <w:bottom w:val="single" w:color="DDE6EE" w:sz="4"/>
-              <w:right w:val="single" w:color="DDE6EE" w:sz="4"/>
+              <w:top w:val="single" w:color="A8C9DC" w:sz="4"/>
+              <w:left w:val="single" w:color="A8C9DC" w:sz="4"/>
+              <w:bottom w:val="single" w:color="A8C9DC" w:sz="4"/>
+              <w:right w:val="single" w:color="A8C9DC" w:sz="4"/>
             </w:tcBorders>
             <w:shd w:fill="E5F5FD" w:val="clear"/>
             <w:tcMar>
@@ -1158,10 +1166,10 @@
           <w:tcPr>
             <w:tcW w:type="dxa" w:w="6960"/>
             <w:tcBorders>
-              <w:top w:val="single" w:color="DDE6EE" w:sz="4"/>
-              <w:left w:val="single" w:color="DDE6EE" w:sz="4"/>
-              <w:bottom w:val="single" w:color="DDE6EE" w:sz="4"/>
-              <w:right w:val="single" w:color="DDE6EE" w:sz="4"/>
+              <w:top w:val="single" w:color="A8C9DC" w:sz="4"/>
+              <w:left w:val="single" w:color="A8C9DC" w:sz="4"/>
+              <w:bottom w:val="single" w:color="A8C9DC" w:sz="4"/>
+              <w:right w:val="single" w:color="A8C9DC" w:sz="4"/>
             </w:tcBorders>
             <w:tcMar>
               <w:top w:type="dxa" w:w="80"/>
@@ -1198,10 +1206,10 @@
           <w:tcPr>
             <w:tcW w:type="dxa" w:w="2400"/>
             <w:tcBorders>
-              <w:top w:val="single" w:color="DDE6EE" w:sz="4"/>
-              <w:left w:val="single" w:color="DDE6EE" w:sz="4"/>
-              <w:bottom w:val="single" w:color="DDE6EE" w:sz="4"/>
-              <w:right w:val="single" w:color="DDE6EE" w:sz="4"/>
+              <w:top w:val="single" w:color="A8C9DC" w:sz="4"/>
+              <w:left w:val="single" w:color="A8C9DC" w:sz="4"/>
+              <w:bottom w:val="single" w:color="A8C9DC" w:sz="4"/>
+              <w:right w:val="single" w:color="A8C9DC" w:sz="4"/>
             </w:tcBorders>
             <w:shd w:fill="E5F5FD" w:val="clear"/>
             <w:tcMar>
@@ -1234,10 +1242,10 @@
           <w:tcPr>
             <w:tcW w:type="dxa" w:w="6960"/>
             <w:tcBorders>
-              <w:top w:val="single" w:color="DDE6EE" w:sz="4"/>
-              <w:left w:val="single" w:color="DDE6EE" w:sz="4"/>
-              <w:bottom w:val="single" w:color="DDE6EE" w:sz="4"/>
-              <w:right w:val="single" w:color="DDE6EE" w:sz="4"/>
+              <w:top w:val="single" w:color="A8C9DC" w:sz="4"/>
+              <w:left w:val="single" w:color="A8C9DC" w:sz="4"/>
+              <w:bottom w:val="single" w:color="A8C9DC" w:sz="4"/>
+              <w:right w:val="single" w:color="A8C9DC" w:sz="4"/>
             </w:tcBorders>
             <w:tcMar>
               <w:top w:type="dxa" w:w="80"/>
@@ -1274,10 +1282,10 @@
           <w:tcPr>
             <w:tcW w:type="dxa" w:w="2400"/>
             <w:tcBorders>
-              <w:top w:val="single" w:color="DDE6EE" w:sz="4"/>
-              <w:left w:val="single" w:color="DDE6EE" w:sz="4"/>
-              <w:bottom w:val="single" w:color="DDE6EE" w:sz="4"/>
-              <w:right w:val="single" w:color="DDE6EE" w:sz="4"/>
+              <w:top w:val="single" w:color="A8C9DC" w:sz="4"/>
+              <w:left w:val="single" w:color="A8C9DC" w:sz="4"/>
+              <w:bottom w:val="single" w:color="A8C9DC" w:sz="4"/>
+              <w:right w:val="single" w:color="A8C9DC" w:sz="4"/>
             </w:tcBorders>
             <w:shd w:fill="E5F5FD" w:val="clear"/>
             <w:tcMar>
@@ -1310,10 +1318,10 @@
           <w:tcPr>
             <w:tcW w:type="dxa" w:w="6960"/>
             <w:tcBorders>
-              <w:top w:val="single" w:color="DDE6EE" w:sz="4"/>
-              <w:left w:val="single" w:color="DDE6EE" w:sz="4"/>
-              <w:bottom w:val="single" w:color="DDE6EE" w:sz="4"/>
-              <w:right w:val="single" w:color="DDE6EE" w:sz="4"/>
+              <w:top w:val="single" w:color="A8C9DC" w:sz="4"/>
+              <w:left w:val="single" w:color="A8C9DC" w:sz="4"/>
+              <w:bottom w:val="single" w:color="A8C9DC" w:sz="4"/>
+              <w:right w:val="single" w:color="A8C9DC" w:sz="4"/>
             </w:tcBorders>
             <w:tcMar>
               <w:top w:type="dxa" w:w="80"/>
@@ -1350,10 +1358,10 @@
           <w:tcPr>
             <w:tcW w:type="dxa" w:w="2400"/>
             <w:tcBorders>
-              <w:top w:val="single" w:color="DDE6EE" w:sz="4"/>
-              <w:left w:val="single" w:color="DDE6EE" w:sz="4"/>
-              <w:bottom w:val="single" w:color="DDE6EE" w:sz="4"/>
-              <w:right w:val="single" w:color="DDE6EE" w:sz="4"/>
+              <w:top w:val="single" w:color="A8C9DC" w:sz="4"/>
+              <w:left w:val="single" w:color="A8C9DC" w:sz="4"/>
+              <w:bottom w:val="single" w:color="A8C9DC" w:sz="4"/>
+              <w:right w:val="single" w:color="A8C9DC" w:sz="4"/>
             </w:tcBorders>
             <w:shd w:fill="E5F5FD" w:val="clear"/>
             <w:tcMar>
@@ -1386,10 +1394,10 @@
           <w:tcPr>
             <w:tcW w:type="dxa" w:w="6960"/>
             <w:tcBorders>
-              <w:top w:val="single" w:color="DDE6EE" w:sz="4"/>
-              <w:left w:val="single" w:color="DDE6EE" w:sz="4"/>
-              <w:bottom w:val="single" w:color="DDE6EE" w:sz="4"/>
-              <w:right w:val="single" w:color="DDE6EE" w:sz="4"/>
+              <w:top w:val="single" w:color="A8C9DC" w:sz="4"/>
+              <w:left w:val="single" w:color="A8C9DC" w:sz="4"/>
+              <w:bottom w:val="single" w:color="A8C9DC" w:sz="4"/>
+              <w:right w:val="single" w:color="A8C9DC" w:sz="4"/>
             </w:tcBorders>
             <w:tcMar>
               <w:top w:type="dxa" w:w="80"/>
@@ -1426,10 +1434,10 @@
           <w:tcPr>
             <w:tcW w:type="dxa" w:w="2400"/>
             <w:tcBorders>
-              <w:top w:val="single" w:color="DDE6EE" w:sz="4"/>
-              <w:left w:val="single" w:color="DDE6EE" w:sz="4"/>
-              <w:bottom w:val="single" w:color="DDE6EE" w:sz="4"/>
-              <w:right w:val="single" w:color="DDE6EE" w:sz="4"/>
+              <w:top w:val="single" w:color="A8C9DC" w:sz="4"/>
+              <w:left w:val="single" w:color="A8C9DC" w:sz="4"/>
+              <w:bottom w:val="single" w:color="A8C9DC" w:sz="4"/>
+              <w:right w:val="single" w:color="A8C9DC" w:sz="4"/>
             </w:tcBorders>
             <w:shd w:fill="E5F5FD" w:val="clear"/>
             <w:tcMar>
@@ -1462,10 +1470,10 @@
           <w:tcPr>
             <w:tcW w:type="dxa" w:w="6960"/>
             <w:tcBorders>
-              <w:top w:val="single" w:color="DDE6EE" w:sz="4"/>
-              <w:left w:val="single" w:color="DDE6EE" w:sz="4"/>
-              <w:bottom w:val="single" w:color="DDE6EE" w:sz="4"/>
-              <w:right w:val="single" w:color="DDE6EE" w:sz="4"/>
+              <w:top w:val="single" w:color="A8C9DC" w:sz="4"/>
+              <w:left w:val="single" w:color="A8C9DC" w:sz="4"/>
+              <w:bottom w:val="single" w:color="A8C9DC" w:sz="4"/>
+              <w:right w:val="single" w:color="A8C9DC" w:sz="4"/>
             </w:tcBorders>
             <w:tcMar>
               <w:top w:type="dxa" w:w="80"/>
@@ -1502,10 +1510,10 @@
           <w:tcPr>
             <w:tcW w:type="dxa" w:w="2400"/>
             <w:tcBorders>
-              <w:top w:val="single" w:color="DDE6EE" w:sz="4"/>
-              <w:left w:val="single" w:color="DDE6EE" w:sz="4"/>
-              <w:bottom w:val="single" w:color="DDE6EE" w:sz="4"/>
-              <w:right w:val="single" w:color="DDE6EE" w:sz="4"/>
+              <w:top w:val="single" w:color="A8C9DC" w:sz="4"/>
+              <w:left w:val="single" w:color="A8C9DC" w:sz="4"/>
+              <w:bottom w:val="single" w:color="A8C9DC" w:sz="4"/>
+              <w:right w:val="single" w:color="A8C9DC" w:sz="4"/>
             </w:tcBorders>
             <w:shd w:fill="E5F5FD" w:val="clear"/>
             <w:tcMar>
@@ -1538,10 +1546,10 @@
           <w:tcPr>
             <w:tcW w:type="dxa" w:w="6960"/>
             <w:tcBorders>
-              <w:top w:val="single" w:color="DDE6EE" w:sz="4"/>
-              <w:left w:val="single" w:color="DDE6EE" w:sz="4"/>
-              <w:bottom w:val="single" w:color="DDE6EE" w:sz="4"/>
-              <w:right w:val="single" w:color="DDE6EE" w:sz="4"/>
+              <w:top w:val="single" w:color="A8C9DC" w:sz="4"/>
+              <w:left w:val="single" w:color="A8C9DC" w:sz="4"/>
+              <w:bottom w:val="single" w:color="A8C9DC" w:sz="4"/>
+              <w:right w:val="single" w:color="A8C9DC" w:sz="4"/>
             </w:tcBorders>
             <w:tcMar>
               <w:top w:type="dxa" w:w="80"/>
@@ -1578,10 +1586,10 @@
           <w:tcPr>
             <w:tcW w:type="dxa" w:w="2400"/>
             <w:tcBorders>
-              <w:top w:val="single" w:color="DDE6EE" w:sz="4"/>
-              <w:left w:val="single" w:color="DDE6EE" w:sz="4"/>
-              <w:bottom w:val="single" w:color="DDE6EE" w:sz="4"/>
-              <w:right w:val="single" w:color="DDE6EE" w:sz="4"/>
+              <w:top w:val="single" w:color="A8C9DC" w:sz="4"/>
+              <w:left w:val="single" w:color="A8C9DC" w:sz="4"/>
+              <w:bottom w:val="single" w:color="A8C9DC" w:sz="4"/>
+              <w:right w:val="single" w:color="A8C9DC" w:sz="4"/>
             </w:tcBorders>
             <w:shd w:fill="E5F5FD" w:val="clear"/>
             <w:tcMar>
@@ -1614,10 +1622,10 @@
           <w:tcPr>
             <w:tcW w:type="dxa" w:w="6960"/>
             <w:tcBorders>
-              <w:top w:val="single" w:color="DDE6EE" w:sz="4"/>
-              <w:left w:val="single" w:color="DDE6EE" w:sz="4"/>
-              <w:bottom w:val="single" w:color="DDE6EE" w:sz="4"/>
-              <w:right w:val="single" w:color="DDE6EE" w:sz="4"/>
+              <w:top w:val="single" w:color="A8C9DC" w:sz="4"/>
+              <w:left w:val="single" w:color="A8C9DC" w:sz="4"/>
+              <w:bottom w:val="single" w:color="A8C9DC" w:sz="4"/>
+              <w:right w:val="single" w:color="A8C9DC" w:sz="4"/>
             </w:tcBorders>
             <w:tcMar>
               <w:top w:type="dxa" w:w="80"/>

--- a/template.docx
+++ b/template.docx
@@ -1033,12 +1033,12 @@
       <w:tblPr>
         <w:tblW w:type="dxa" w:w="9360"/>
         <w:tblBorders>
-          <w:top w:val="single" w:color="auto" w:sz="4"/>
-          <w:left w:val="single" w:color="auto" w:sz="4"/>
-          <w:bottom w:val="single" w:color="auto" w:sz="4"/>
-          <w:right w:val="single" w:color="auto" w:sz="4"/>
-          <w:insideH w:val="single" w:color="auto" w:sz="4"/>
-          <w:insideV w:val="single" w:color="auto" w:sz="4"/>
+          <w:top w:val="single" w:color="DDE6EE" w:sz="4"/>
+          <w:left w:val="single" w:color="DDE6EE" w:sz="4"/>
+          <w:bottom w:val="single" w:color="DDE6EE" w:sz="4"/>
+          <w:right w:val="single" w:color="DDE6EE" w:sz="4"/>
+          <w:insideH w:val="single" w:color="DDE6EE" w:sz="4"/>
+          <w:insideV w:val="single" w:color="DDE6EE" w:sz="4"/>
         </w:tblBorders>
         <w:tblLayout w:type="fixed"/>
       </w:tblPr>
@@ -1054,17 +1054,17 @@
           <w:tcPr>
             <w:tcW w:type="dxa" w:w="2400"/>
             <w:tcBorders>
-              <w:top w:val="single" w:color="A8C9DC" w:sz="4"/>
-              <w:left w:val="single" w:color="A8C9DC" w:sz="4"/>
-              <w:bottom w:val="single" w:color="A8C9DC" w:sz="4"/>
-              <w:right w:val="single" w:color="A8C9DC" w:sz="4"/>
+              <w:top w:val="single" w:color="DDE6EE" w:sz="4"/>
+              <w:left w:val="single" w:color="DDE6EE" w:sz="4"/>
+              <w:bottom w:val="single" w:color="DDE6EE" w:sz="4"/>
+              <w:right w:val="single" w:color="DDE6EE" w:sz="4"/>
             </w:tcBorders>
             <w:shd w:fill="E5F5FD" w:val="clear"/>
             <w:tcMar>
               <w:top w:type="dxa" w:w="80"/>
               <w:left w:type="dxa" w:w="120"/>
               <w:bottom w:type="dxa" w:w="80"/>
-              <w:right w:type="dxa" w:w="120"/>
+              <w:right w:type="dxa" w:w="0"/>
             </w:tcMar>
             <w:vAlign w:val="center"/>
           </w:tcPr>
@@ -1090,10 +1090,10 @@
           <w:tcPr>
             <w:tcW w:type="dxa" w:w="6960"/>
             <w:tcBorders>
-              <w:top w:val="single" w:color="A8C9DC" w:sz="4"/>
-              <w:left w:val="single" w:color="A8C9DC" w:sz="4"/>
-              <w:bottom w:val="single" w:color="A8C9DC" w:sz="4"/>
-              <w:right w:val="single" w:color="A8C9DC" w:sz="4"/>
+              <w:top w:val="single" w:color="DDE6EE" w:sz="4"/>
+              <w:left w:val="single" w:color="DDE6EE" w:sz="4"/>
+              <w:bottom w:val="single" w:color="DDE6EE" w:sz="4"/>
+              <w:right w:val="single" w:color="DDE6EE" w:sz="4"/>
             </w:tcBorders>
             <w:tcMar>
               <w:top w:type="dxa" w:w="80"/>
@@ -1130,17 +1130,17 @@
           <w:tcPr>
             <w:tcW w:type="dxa" w:w="2400"/>
             <w:tcBorders>
-              <w:top w:val="single" w:color="A8C9DC" w:sz="4"/>
-              <w:left w:val="single" w:color="A8C9DC" w:sz="4"/>
-              <w:bottom w:val="single" w:color="A8C9DC" w:sz="4"/>
-              <w:right w:val="single" w:color="A8C9DC" w:sz="4"/>
+              <w:top w:val="single" w:color="DDE6EE" w:sz="4"/>
+              <w:left w:val="single" w:color="DDE6EE" w:sz="4"/>
+              <w:bottom w:val="single" w:color="DDE6EE" w:sz="4"/>
+              <w:right w:val="single" w:color="DDE6EE" w:sz="4"/>
             </w:tcBorders>
             <w:shd w:fill="E5F5FD" w:val="clear"/>
             <w:tcMar>
               <w:top w:type="dxa" w:w="80"/>
               <w:left w:type="dxa" w:w="120"/>
               <w:bottom w:type="dxa" w:w="80"/>
-              <w:right w:type="dxa" w:w="120"/>
+              <w:right w:type="dxa" w:w="0"/>
             </w:tcMar>
             <w:vAlign w:val="center"/>
           </w:tcPr>
@@ -1166,10 +1166,10 @@
           <w:tcPr>
             <w:tcW w:type="dxa" w:w="6960"/>
             <w:tcBorders>
-              <w:top w:val="single" w:color="A8C9DC" w:sz="4"/>
-              <w:left w:val="single" w:color="A8C9DC" w:sz="4"/>
-              <w:bottom w:val="single" w:color="A8C9DC" w:sz="4"/>
-              <w:right w:val="single" w:color="A8C9DC" w:sz="4"/>
+              <w:top w:val="single" w:color="DDE6EE" w:sz="4"/>
+              <w:left w:val="single" w:color="DDE6EE" w:sz="4"/>
+              <w:bottom w:val="single" w:color="DDE6EE" w:sz="4"/>
+              <w:right w:val="single" w:color="DDE6EE" w:sz="4"/>
             </w:tcBorders>
             <w:tcMar>
               <w:top w:type="dxa" w:w="80"/>
@@ -1206,17 +1206,17 @@
           <w:tcPr>
             <w:tcW w:type="dxa" w:w="2400"/>
             <w:tcBorders>
-              <w:top w:val="single" w:color="A8C9DC" w:sz="4"/>
-              <w:left w:val="single" w:color="A8C9DC" w:sz="4"/>
-              <w:bottom w:val="single" w:color="A8C9DC" w:sz="4"/>
-              <w:right w:val="single" w:color="A8C9DC" w:sz="4"/>
+              <w:top w:val="single" w:color="DDE6EE" w:sz="4"/>
+              <w:left w:val="single" w:color="DDE6EE" w:sz="4"/>
+              <w:bottom w:val="single" w:color="DDE6EE" w:sz="4"/>
+              <w:right w:val="single" w:color="DDE6EE" w:sz="4"/>
             </w:tcBorders>
             <w:shd w:fill="E5F5FD" w:val="clear"/>
             <w:tcMar>
               <w:top w:type="dxa" w:w="80"/>
               <w:left w:type="dxa" w:w="120"/>
               <w:bottom w:type="dxa" w:w="80"/>
-              <w:right w:type="dxa" w:w="120"/>
+              <w:right w:type="dxa" w:w="0"/>
             </w:tcMar>
             <w:vAlign w:val="center"/>
           </w:tcPr>
@@ -1242,10 +1242,10 @@
           <w:tcPr>
             <w:tcW w:type="dxa" w:w="6960"/>
             <w:tcBorders>
-              <w:top w:val="single" w:color="A8C9DC" w:sz="4"/>
-              <w:left w:val="single" w:color="A8C9DC" w:sz="4"/>
-              <w:bottom w:val="single" w:color="A8C9DC" w:sz="4"/>
-              <w:right w:val="single" w:color="A8C9DC" w:sz="4"/>
+              <w:top w:val="single" w:color="DDE6EE" w:sz="4"/>
+              <w:left w:val="single" w:color="DDE6EE" w:sz="4"/>
+              <w:bottom w:val="single" w:color="DDE6EE" w:sz="4"/>
+              <w:right w:val="single" w:color="DDE6EE" w:sz="4"/>
             </w:tcBorders>
             <w:tcMar>
               <w:top w:type="dxa" w:w="80"/>
@@ -1282,17 +1282,17 @@
           <w:tcPr>
             <w:tcW w:type="dxa" w:w="2400"/>
             <w:tcBorders>
-              <w:top w:val="single" w:color="A8C9DC" w:sz="4"/>
-              <w:left w:val="single" w:color="A8C9DC" w:sz="4"/>
-              <w:bottom w:val="single" w:color="A8C9DC" w:sz="4"/>
-              <w:right w:val="single" w:color="A8C9DC" w:sz="4"/>
+              <w:top w:val="single" w:color="DDE6EE" w:sz="4"/>
+              <w:left w:val="single" w:color="DDE6EE" w:sz="4"/>
+              <w:bottom w:val="single" w:color="DDE6EE" w:sz="4"/>
+              <w:right w:val="single" w:color="DDE6EE" w:sz="4"/>
             </w:tcBorders>
             <w:shd w:fill="E5F5FD" w:val="clear"/>
             <w:tcMar>
               <w:top w:type="dxa" w:w="80"/>
               <w:left w:type="dxa" w:w="120"/>
               <w:bottom w:type="dxa" w:w="80"/>
-              <w:right w:type="dxa" w:w="120"/>
+              <w:right w:type="dxa" w:w="0"/>
             </w:tcMar>
             <w:vAlign w:val="center"/>
           </w:tcPr>
@@ -1318,10 +1318,10 @@
           <w:tcPr>
             <w:tcW w:type="dxa" w:w="6960"/>
             <w:tcBorders>
-              <w:top w:val="single" w:color="A8C9DC" w:sz="4"/>
-              <w:left w:val="single" w:color="A8C9DC" w:sz="4"/>
-              <w:bottom w:val="single" w:color="A8C9DC" w:sz="4"/>
-              <w:right w:val="single" w:color="A8C9DC" w:sz="4"/>
+              <w:top w:val="single" w:color="DDE6EE" w:sz="4"/>
+              <w:left w:val="single" w:color="DDE6EE" w:sz="4"/>
+              <w:bottom w:val="single" w:color="DDE6EE" w:sz="4"/>
+              <w:right w:val="single" w:color="DDE6EE" w:sz="4"/>
             </w:tcBorders>
             <w:tcMar>
               <w:top w:type="dxa" w:w="80"/>
@@ -1358,17 +1358,17 @@
           <w:tcPr>
             <w:tcW w:type="dxa" w:w="2400"/>
             <w:tcBorders>
-              <w:top w:val="single" w:color="A8C9DC" w:sz="4"/>
-              <w:left w:val="single" w:color="A8C9DC" w:sz="4"/>
-              <w:bottom w:val="single" w:color="A8C9DC" w:sz="4"/>
-              <w:right w:val="single" w:color="A8C9DC" w:sz="4"/>
+              <w:top w:val="single" w:color="DDE6EE" w:sz="4"/>
+              <w:left w:val="single" w:color="DDE6EE" w:sz="4"/>
+              <w:bottom w:val="single" w:color="DDE6EE" w:sz="4"/>
+              <w:right w:val="single" w:color="DDE6EE" w:sz="4"/>
             </w:tcBorders>
             <w:shd w:fill="E5F5FD" w:val="clear"/>
             <w:tcMar>
               <w:top w:type="dxa" w:w="80"/>
               <w:left w:type="dxa" w:w="120"/>
               <w:bottom w:type="dxa" w:w="80"/>
-              <w:right w:type="dxa" w:w="120"/>
+              <w:right w:type="dxa" w:w="0"/>
             </w:tcMar>
             <w:vAlign w:val="center"/>
           </w:tcPr>
@@ -1394,10 +1394,10 @@
           <w:tcPr>
             <w:tcW w:type="dxa" w:w="6960"/>
             <w:tcBorders>
-              <w:top w:val="single" w:color="A8C9DC" w:sz="4"/>
-              <w:left w:val="single" w:color="A8C9DC" w:sz="4"/>
-              <w:bottom w:val="single" w:color="A8C9DC" w:sz="4"/>
-              <w:right w:val="single" w:color="A8C9DC" w:sz="4"/>
+              <w:top w:val="single" w:color="DDE6EE" w:sz="4"/>
+              <w:left w:val="single" w:color="DDE6EE" w:sz="4"/>
+              <w:bottom w:val="single" w:color="DDE6EE" w:sz="4"/>
+              <w:right w:val="single" w:color="DDE6EE" w:sz="4"/>
             </w:tcBorders>
             <w:tcMar>
               <w:top w:type="dxa" w:w="80"/>
@@ -1434,17 +1434,17 @@
           <w:tcPr>
             <w:tcW w:type="dxa" w:w="2400"/>
             <w:tcBorders>
-              <w:top w:val="single" w:color="A8C9DC" w:sz="4"/>
-              <w:left w:val="single" w:color="A8C9DC" w:sz="4"/>
-              <w:bottom w:val="single" w:color="A8C9DC" w:sz="4"/>
-              <w:right w:val="single" w:color="A8C9DC" w:sz="4"/>
+              <w:top w:val="single" w:color="DDE6EE" w:sz="4"/>
+              <w:left w:val="single" w:color="DDE6EE" w:sz="4"/>
+              <w:bottom w:val="single" w:color="DDE6EE" w:sz="4"/>
+              <w:right w:val="single" w:color="DDE6EE" w:sz="4"/>
             </w:tcBorders>
             <w:shd w:fill="E5F5FD" w:val="clear"/>
             <w:tcMar>
               <w:top w:type="dxa" w:w="80"/>
               <w:left w:type="dxa" w:w="120"/>
               <w:bottom w:type="dxa" w:w="80"/>
-              <w:right w:type="dxa" w:w="120"/>
+              <w:right w:type="dxa" w:w="0"/>
             </w:tcMar>
             <w:vAlign w:val="center"/>
           </w:tcPr>
@@ -1470,10 +1470,10 @@
           <w:tcPr>
             <w:tcW w:type="dxa" w:w="6960"/>
             <w:tcBorders>
-              <w:top w:val="single" w:color="A8C9DC" w:sz="4"/>
-              <w:left w:val="single" w:color="A8C9DC" w:sz="4"/>
-              <w:bottom w:val="single" w:color="A8C9DC" w:sz="4"/>
-              <w:right w:val="single" w:color="A8C9DC" w:sz="4"/>
+              <w:top w:val="single" w:color="DDE6EE" w:sz="4"/>
+              <w:left w:val="single" w:color="DDE6EE" w:sz="4"/>
+              <w:bottom w:val="single" w:color="DDE6EE" w:sz="4"/>
+              <w:right w:val="single" w:color="DDE6EE" w:sz="4"/>
             </w:tcBorders>
             <w:tcMar>
               <w:top w:type="dxa" w:w="80"/>
@@ -1510,17 +1510,17 @@
           <w:tcPr>
             <w:tcW w:type="dxa" w:w="2400"/>
             <w:tcBorders>
-              <w:top w:val="single" w:color="A8C9DC" w:sz="4"/>
-              <w:left w:val="single" w:color="A8C9DC" w:sz="4"/>
-              <w:bottom w:val="single" w:color="A8C9DC" w:sz="4"/>
-              <w:right w:val="single" w:color="A8C9DC" w:sz="4"/>
+              <w:top w:val="single" w:color="DDE6EE" w:sz="4"/>
+              <w:left w:val="single" w:color="DDE6EE" w:sz="4"/>
+              <w:bottom w:val="single" w:color="DDE6EE" w:sz="4"/>
+              <w:right w:val="single" w:color="DDE6EE" w:sz="4"/>
             </w:tcBorders>
             <w:shd w:fill="E5F5FD" w:val="clear"/>
             <w:tcMar>
               <w:top w:type="dxa" w:w="80"/>
               <w:left w:type="dxa" w:w="120"/>
               <w:bottom w:type="dxa" w:w="80"/>
-              <w:right w:type="dxa" w:w="120"/>
+              <w:right w:type="dxa" w:w="0"/>
             </w:tcMar>
             <w:vAlign w:val="center"/>
           </w:tcPr>
@@ -1546,10 +1546,10 @@
           <w:tcPr>
             <w:tcW w:type="dxa" w:w="6960"/>
             <w:tcBorders>
-              <w:top w:val="single" w:color="A8C9DC" w:sz="4"/>
-              <w:left w:val="single" w:color="A8C9DC" w:sz="4"/>
-              <w:bottom w:val="single" w:color="A8C9DC" w:sz="4"/>
-              <w:right w:val="single" w:color="A8C9DC" w:sz="4"/>
+              <w:top w:val="single" w:color="DDE6EE" w:sz="4"/>
+              <w:left w:val="single" w:color="DDE6EE" w:sz="4"/>
+              <w:bottom w:val="single" w:color="DDE6EE" w:sz="4"/>
+              <w:right w:val="single" w:color="DDE6EE" w:sz="4"/>
             </w:tcBorders>
             <w:tcMar>
               <w:top w:type="dxa" w:w="80"/>
@@ -1586,17 +1586,17 @@
           <w:tcPr>
             <w:tcW w:type="dxa" w:w="2400"/>
             <w:tcBorders>
-              <w:top w:val="single" w:color="A8C9DC" w:sz="4"/>
-              <w:left w:val="single" w:color="A8C9DC" w:sz="4"/>
-              <w:bottom w:val="single" w:color="A8C9DC" w:sz="4"/>
-              <w:right w:val="single" w:color="A8C9DC" w:sz="4"/>
+              <w:top w:val="single" w:color="DDE6EE" w:sz="4"/>
+              <w:left w:val="single" w:color="DDE6EE" w:sz="4"/>
+              <w:bottom w:val="single" w:color="DDE6EE" w:sz="4"/>
+              <w:right w:val="single" w:color="DDE6EE" w:sz="4"/>
             </w:tcBorders>
             <w:shd w:fill="E5F5FD" w:val="clear"/>
             <w:tcMar>
               <w:top w:type="dxa" w:w="80"/>
               <w:left w:type="dxa" w:w="120"/>
               <w:bottom w:type="dxa" w:w="80"/>
-              <w:right w:type="dxa" w:w="120"/>
+              <w:right w:type="dxa" w:w="0"/>
             </w:tcMar>
             <w:vAlign w:val="center"/>
           </w:tcPr>
@@ -1622,10 +1622,10 @@
           <w:tcPr>
             <w:tcW w:type="dxa" w:w="6960"/>
             <w:tcBorders>
-              <w:top w:val="single" w:color="A8C9DC" w:sz="4"/>
-              <w:left w:val="single" w:color="A8C9DC" w:sz="4"/>
-              <w:bottom w:val="single" w:color="A8C9DC" w:sz="4"/>
-              <w:right w:val="single" w:color="A8C9DC" w:sz="4"/>
+              <w:top w:val="single" w:color="DDE6EE" w:sz="4"/>
+              <w:left w:val="single" w:color="DDE6EE" w:sz="4"/>
+              <w:bottom w:val="single" w:color="DDE6EE" w:sz="4"/>
+              <w:right w:val="single" w:color="DDE6EE" w:sz="4"/>
             </w:tcBorders>
             <w:tcMar>
               <w:top w:type="dxa" w:w="80"/>

--- a/template.docx
+++ b/template.docx
@@ -1032,14 +1032,6 @@
     <w:tbl>
       <w:tblPr>
         <w:tblW w:type="dxa" w:w="9360"/>
-        <w:tblBorders>
-          <w:top w:val="single" w:color="DDE6EE" w:sz="4"/>
-          <w:left w:val="single" w:color="DDE6EE" w:sz="4"/>
-          <w:bottom w:val="single" w:color="DDE6EE" w:sz="4"/>
-          <w:right w:val="single" w:color="DDE6EE" w:sz="4"/>
-          <w:insideH w:val="single" w:color="DDE6EE" w:sz="4"/>
-          <w:insideV w:val="single" w:color="DDE6EE" w:sz="4"/>
-        </w:tblBorders>
         <w:tblLayout w:type="fixed"/>
       </w:tblPr>
       <w:tblGrid>
@@ -1059,18 +1051,12 @@
               <w:bottom w:val="single" w:color="DDE6EE" w:sz="4"/>
               <w:right w:val="single" w:color="DDE6EE" w:sz="4"/>
             </w:tcBorders>
-            <w:shd w:fill="E5F5FD" w:val="clear"/>
-            <w:tcMar>
-              <w:top w:type="dxa" w:w="80"/>
-              <w:left w:type="dxa" w:w="120"/>
-              <w:bottom w:type="dxa" w:w="80"/>
-              <w:right w:type="dxa" w:w="0"/>
-            </w:tcMar>
-            <w:vAlign w:val="center"/>
-          </w:tcPr>
-          <w:p>
-            <w:pPr>
-              <w:spacing w:after="0" w:before="0" w:line="240" w:lineRule="auto"/>
+            <w:shd w:val="clear" w:fill="E5F5FD"/>
+            <w:vAlign w:val="center"/>
+          </w:tcPr>
+          <w:p>
+            <w:pPr>
+              <w:spacing w:before="120" w:after="120" w:line="240" w:lineRule="auto"/>
               <w:jc w:val="left"/>
             </w:pPr>
             <w:r>
@@ -1078,7 +1064,6 @@
                 <w:rFonts w:ascii="Verdana" w:cs="Verdana" w:eastAsia="Verdana" w:hAnsi="Verdana"/>
                 <w:b/>
                 <w:bCs/>
-                <w:color w:val="000000"/>
                 <w:sz w:val="20"/>
                 <w:szCs w:val="20"/>
               </w:rPr>
@@ -1095,25 +1080,16 @@
               <w:bottom w:val="single" w:color="DDE6EE" w:sz="4"/>
               <w:right w:val="single" w:color="DDE6EE" w:sz="4"/>
             </w:tcBorders>
-            <w:tcMar>
-              <w:top w:type="dxa" w:w="80"/>
-              <w:left w:type="dxa" w:w="120"/>
-              <w:bottom w:type="dxa" w:w="80"/>
-              <w:right w:type="dxa" w:w="120"/>
-            </w:tcMar>
-            <w:vAlign w:val="center"/>
-          </w:tcPr>
-          <w:p>
-            <w:pPr>
-              <w:spacing w:after="0" w:before="0" w:line="240" w:lineRule="auto"/>
+            <w:vAlign w:val="center"/>
+          </w:tcPr>
+          <w:p>
+            <w:pPr>
+              <w:spacing w:before="120" w:after="120" w:line="240" w:lineRule="auto"/>
               <w:jc w:val="left"/>
             </w:pPr>
             <w:r>
               <w:rPr>
                 <w:rFonts w:ascii="Verdana" w:cs="Verdana" w:eastAsia="Verdana" w:hAnsi="Verdana"/>
-                <w:b w:val="false"/>
-                <w:bCs w:val="false"/>
-                <w:color w:val="000000"/>
                 <w:sz w:val="20"/>
                 <w:szCs w:val="20"/>
               </w:rPr>
@@ -1135,18 +1111,12 @@
               <w:bottom w:val="single" w:color="DDE6EE" w:sz="4"/>
               <w:right w:val="single" w:color="DDE6EE" w:sz="4"/>
             </w:tcBorders>
-            <w:shd w:fill="E5F5FD" w:val="clear"/>
-            <w:tcMar>
-              <w:top w:type="dxa" w:w="80"/>
-              <w:left w:type="dxa" w:w="120"/>
-              <w:bottom w:type="dxa" w:w="80"/>
-              <w:right w:type="dxa" w:w="0"/>
-            </w:tcMar>
-            <w:vAlign w:val="center"/>
-          </w:tcPr>
-          <w:p>
-            <w:pPr>
-              <w:spacing w:after="0" w:before="0" w:line="240" w:lineRule="auto"/>
+            <w:shd w:val="clear" w:fill="E5F5FD"/>
+            <w:vAlign w:val="center"/>
+          </w:tcPr>
+          <w:p>
+            <w:pPr>
+              <w:spacing w:before="120" w:after="120" w:line="240" w:lineRule="auto"/>
               <w:jc w:val="left"/>
             </w:pPr>
             <w:r>
@@ -1154,7 +1124,6 @@
                 <w:rFonts w:ascii="Verdana" w:cs="Verdana" w:eastAsia="Verdana" w:hAnsi="Verdana"/>
                 <w:b/>
                 <w:bCs/>
-                <w:color w:val="000000"/>
                 <w:sz w:val="20"/>
                 <w:szCs w:val="20"/>
               </w:rPr>
@@ -1171,25 +1140,16 @@
               <w:bottom w:val="single" w:color="DDE6EE" w:sz="4"/>
               <w:right w:val="single" w:color="DDE6EE" w:sz="4"/>
             </w:tcBorders>
-            <w:tcMar>
-              <w:top w:type="dxa" w:w="80"/>
-              <w:left w:type="dxa" w:w="120"/>
-              <w:bottom w:type="dxa" w:w="80"/>
-              <w:right w:type="dxa" w:w="120"/>
-            </w:tcMar>
-            <w:vAlign w:val="center"/>
-          </w:tcPr>
-          <w:p>
-            <w:pPr>
-              <w:spacing w:after="0" w:before="0" w:line="240" w:lineRule="auto"/>
+            <w:vAlign w:val="center"/>
+          </w:tcPr>
+          <w:p>
+            <w:pPr>
+              <w:spacing w:before="120" w:after="120" w:line="240" w:lineRule="auto"/>
               <w:jc w:val="left"/>
             </w:pPr>
             <w:r>
               <w:rPr>
                 <w:rFonts w:ascii="Verdana" w:cs="Verdana" w:eastAsia="Verdana" w:hAnsi="Verdana"/>
-                <w:b w:val="false"/>
-                <w:bCs w:val="false"/>
-                <w:color w:val="000000"/>
                 <w:sz w:val="20"/>
                 <w:szCs w:val="20"/>
               </w:rPr>
@@ -1211,18 +1171,12 @@
               <w:bottom w:val="single" w:color="DDE6EE" w:sz="4"/>
               <w:right w:val="single" w:color="DDE6EE" w:sz="4"/>
             </w:tcBorders>
-            <w:shd w:fill="E5F5FD" w:val="clear"/>
-            <w:tcMar>
-              <w:top w:type="dxa" w:w="80"/>
-              <w:left w:type="dxa" w:w="120"/>
-              <w:bottom w:type="dxa" w:w="80"/>
-              <w:right w:type="dxa" w:w="0"/>
-            </w:tcMar>
-            <w:vAlign w:val="center"/>
-          </w:tcPr>
-          <w:p>
-            <w:pPr>
-              <w:spacing w:after="0" w:before="0" w:line="240" w:lineRule="auto"/>
+            <w:shd w:val="clear" w:fill="E5F5FD"/>
+            <w:vAlign w:val="center"/>
+          </w:tcPr>
+          <w:p>
+            <w:pPr>
+              <w:spacing w:before="120" w:after="120" w:line="240" w:lineRule="auto"/>
               <w:jc w:val="left"/>
             </w:pPr>
             <w:r>
@@ -1230,7 +1184,6 @@
                 <w:rFonts w:ascii="Verdana" w:cs="Verdana" w:eastAsia="Verdana" w:hAnsi="Verdana"/>
                 <w:b/>
                 <w:bCs/>
-                <w:color w:val="000000"/>
                 <w:sz w:val="20"/>
                 <w:szCs w:val="20"/>
               </w:rPr>
@@ -1247,25 +1200,16 @@
               <w:bottom w:val="single" w:color="DDE6EE" w:sz="4"/>
               <w:right w:val="single" w:color="DDE6EE" w:sz="4"/>
             </w:tcBorders>
-            <w:tcMar>
-              <w:top w:type="dxa" w:w="80"/>
-              <w:left w:type="dxa" w:w="120"/>
-              <w:bottom w:type="dxa" w:w="80"/>
-              <w:right w:type="dxa" w:w="120"/>
-            </w:tcMar>
-            <w:vAlign w:val="center"/>
-          </w:tcPr>
-          <w:p>
-            <w:pPr>
-              <w:spacing w:after="0" w:before="0" w:line="240" w:lineRule="auto"/>
+            <w:vAlign w:val="center"/>
+          </w:tcPr>
+          <w:p>
+            <w:pPr>
+              <w:spacing w:before="120" w:after="120" w:line="240" w:lineRule="auto"/>
               <w:jc w:val="left"/>
             </w:pPr>
             <w:r>
               <w:rPr>
                 <w:rFonts w:ascii="Verdana" w:cs="Verdana" w:eastAsia="Verdana" w:hAnsi="Verdana"/>
-                <w:b w:val="false"/>
-                <w:bCs w:val="false"/>
-                <w:color w:val="000000"/>
                 <w:sz w:val="20"/>
                 <w:szCs w:val="20"/>
               </w:rPr>
@@ -1287,18 +1231,12 @@
               <w:bottom w:val="single" w:color="DDE6EE" w:sz="4"/>
               <w:right w:val="single" w:color="DDE6EE" w:sz="4"/>
             </w:tcBorders>
-            <w:shd w:fill="E5F5FD" w:val="clear"/>
-            <w:tcMar>
-              <w:top w:type="dxa" w:w="80"/>
-              <w:left w:type="dxa" w:w="120"/>
-              <w:bottom w:type="dxa" w:w="80"/>
-              <w:right w:type="dxa" w:w="0"/>
-            </w:tcMar>
-            <w:vAlign w:val="center"/>
-          </w:tcPr>
-          <w:p>
-            <w:pPr>
-              <w:spacing w:after="0" w:before="0" w:line="240" w:lineRule="auto"/>
+            <w:shd w:val="clear" w:fill="E5F5FD"/>
+            <w:vAlign w:val="center"/>
+          </w:tcPr>
+          <w:p>
+            <w:pPr>
+              <w:spacing w:before="120" w:after="120" w:line="240" w:lineRule="auto"/>
               <w:jc w:val="left"/>
             </w:pPr>
             <w:r>
@@ -1306,7 +1244,6 @@
                 <w:rFonts w:ascii="Verdana" w:cs="Verdana" w:eastAsia="Verdana" w:hAnsi="Verdana"/>
                 <w:b/>
                 <w:bCs/>
-                <w:color w:val="000000"/>
                 <w:sz w:val="20"/>
                 <w:szCs w:val="20"/>
               </w:rPr>
@@ -1323,25 +1260,16 @@
               <w:bottom w:val="single" w:color="DDE6EE" w:sz="4"/>
               <w:right w:val="single" w:color="DDE6EE" w:sz="4"/>
             </w:tcBorders>
-            <w:tcMar>
-              <w:top w:type="dxa" w:w="80"/>
-              <w:left w:type="dxa" w:w="120"/>
-              <w:bottom w:type="dxa" w:w="80"/>
-              <w:right w:type="dxa" w:w="120"/>
-            </w:tcMar>
-            <w:vAlign w:val="center"/>
-          </w:tcPr>
-          <w:p>
-            <w:pPr>
-              <w:spacing w:after="0" w:before="0" w:line="240" w:lineRule="auto"/>
+            <w:vAlign w:val="center"/>
+          </w:tcPr>
+          <w:p>
+            <w:pPr>
+              <w:spacing w:before="120" w:after="120" w:line="240" w:lineRule="auto"/>
               <w:jc w:val="left"/>
             </w:pPr>
             <w:r>
               <w:rPr>
                 <w:rFonts w:ascii="Verdana" w:cs="Verdana" w:eastAsia="Verdana" w:hAnsi="Verdana"/>
-                <w:b w:val="false"/>
-                <w:bCs w:val="false"/>
-                <w:color w:val="000000"/>
                 <w:sz w:val="20"/>
                 <w:szCs w:val="20"/>
               </w:rPr>
@@ -1363,18 +1291,12 @@
               <w:bottom w:val="single" w:color="DDE6EE" w:sz="4"/>
               <w:right w:val="single" w:color="DDE6EE" w:sz="4"/>
             </w:tcBorders>
-            <w:shd w:fill="E5F5FD" w:val="clear"/>
-            <w:tcMar>
-              <w:top w:type="dxa" w:w="80"/>
-              <w:left w:type="dxa" w:w="120"/>
-              <w:bottom w:type="dxa" w:w="80"/>
-              <w:right w:type="dxa" w:w="0"/>
-            </w:tcMar>
-            <w:vAlign w:val="center"/>
-          </w:tcPr>
-          <w:p>
-            <w:pPr>
-              <w:spacing w:after="0" w:before="0" w:line="240" w:lineRule="auto"/>
+            <w:shd w:val="clear" w:fill="E5F5FD"/>
+            <w:vAlign w:val="center"/>
+          </w:tcPr>
+          <w:p>
+            <w:pPr>
+              <w:spacing w:before="120" w:after="120" w:line="240" w:lineRule="auto"/>
               <w:jc w:val="left"/>
             </w:pPr>
             <w:r>
@@ -1382,7 +1304,6 @@
                 <w:rFonts w:ascii="Verdana" w:cs="Verdana" w:eastAsia="Verdana" w:hAnsi="Verdana"/>
                 <w:b/>
                 <w:bCs/>
-                <w:color w:val="000000"/>
                 <w:sz w:val="20"/>
                 <w:szCs w:val="20"/>
               </w:rPr>
@@ -1399,25 +1320,16 @@
               <w:bottom w:val="single" w:color="DDE6EE" w:sz="4"/>
               <w:right w:val="single" w:color="DDE6EE" w:sz="4"/>
             </w:tcBorders>
-            <w:tcMar>
-              <w:top w:type="dxa" w:w="80"/>
-              <w:left w:type="dxa" w:w="120"/>
-              <w:bottom w:type="dxa" w:w="80"/>
-              <w:right w:type="dxa" w:w="120"/>
-            </w:tcMar>
-            <w:vAlign w:val="center"/>
-          </w:tcPr>
-          <w:p>
-            <w:pPr>
-              <w:spacing w:after="0" w:before="0" w:line="240" w:lineRule="auto"/>
+            <w:vAlign w:val="center"/>
+          </w:tcPr>
+          <w:p>
+            <w:pPr>
+              <w:spacing w:before="120" w:after="120" w:line="240" w:lineRule="auto"/>
               <w:jc w:val="left"/>
             </w:pPr>
             <w:r>
               <w:rPr>
                 <w:rFonts w:ascii="Verdana" w:cs="Verdana" w:eastAsia="Verdana" w:hAnsi="Verdana"/>
-                <w:b w:val="false"/>
-                <w:bCs w:val="false"/>
-                <w:color w:val="000000"/>
                 <w:sz w:val="20"/>
                 <w:szCs w:val="20"/>
               </w:rPr>
@@ -1439,18 +1351,12 @@
               <w:bottom w:val="single" w:color="DDE6EE" w:sz="4"/>
               <w:right w:val="single" w:color="DDE6EE" w:sz="4"/>
             </w:tcBorders>
-            <w:shd w:fill="E5F5FD" w:val="clear"/>
-            <w:tcMar>
-              <w:top w:type="dxa" w:w="80"/>
-              <w:left w:type="dxa" w:w="120"/>
-              <w:bottom w:type="dxa" w:w="80"/>
-              <w:right w:type="dxa" w:w="0"/>
-            </w:tcMar>
-            <w:vAlign w:val="center"/>
-          </w:tcPr>
-          <w:p>
-            <w:pPr>
-              <w:spacing w:after="0" w:before="0" w:line="240" w:lineRule="auto"/>
+            <w:shd w:val="clear" w:fill="E5F5FD"/>
+            <w:vAlign w:val="center"/>
+          </w:tcPr>
+          <w:p>
+            <w:pPr>
+              <w:spacing w:before="120" w:after="120" w:line="240" w:lineRule="auto"/>
               <w:jc w:val="left"/>
             </w:pPr>
             <w:r>
@@ -1458,7 +1364,6 @@
                 <w:rFonts w:ascii="Verdana" w:cs="Verdana" w:eastAsia="Verdana" w:hAnsi="Verdana"/>
                 <w:b/>
                 <w:bCs/>
-                <w:color w:val="000000"/>
                 <w:sz w:val="20"/>
                 <w:szCs w:val="20"/>
               </w:rPr>
@@ -1475,25 +1380,16 @@
               <w:bottom w:val="single" w:color="DDE6EE" w:sz="4"/>
               <w:right w:val="single" w:color="DDE6EE" w:sz="4"/>
             </w:tcBorders>
-            <w:tcMar>
-              <w:top w:type="dxa" w:w="80"/>
-              <w:left w:type="dxa" w:w="120"/>
-              <w:bottom w:type="dxa" w:w="80"/>
-              <w:right w:type="dxa" w:w="120"/>
-            </w:tcMar>
-            <w:vAlign w:val="center"/>
-          </w:tcPr>
-          <w:p>
-            <w:pPr>
-              <w:spacing w:after="0" w:before="0" w:line="240" w:lineRule="auto"/>
+            <w:vAlign w:val="center"/>
+          </w:tcPr>
+          <w:p>
+            <w:pPr>
+              <w:spacing w:before="120" w:after="120" w:line="240" w:lineRule="auto"/>
               <w:jc w:val="left"/>
             </w:pPr>
             <w:r>
               <w:rPr>
                 <w:rFonts w:ascii="Verdana" w:cs="Verdana" w:eastAsia="Verdana" w:hAnsi="Verdana"/>
-                <w:b w:val="false"/>
-                <w:bCs w:val="false"/>
-                <w:color w:val="000000"/>
                 <w:sz w:val="20"/>
                 <w:szCs w:val="20"/>
               </w:rPr>
@@ -1515,18 +1411,12 @@
               <w:bottom w:val="single" w:color="DDE6EE" w:sz="4"/>
               <w:right w:val="single" w:color="DDE6EE" w:sz="4"/>
             </w:tcBorders>
-            <w:shd w:fill="E5F5FD" w:val="clear"/>
-            <w:tcMar>
-              <w:top w:type="dxa" w:w="80"/>
-              <w:left w:type="dxa" w:w="120"/>
-              <w:bottom w:type="dxa" w:w="80"/>
-              <w:right w:type="dxa" w:w="0"/>
-            </w:tcMar>
-            <w:vAlign w:val="center"/>
-          </w:tcPr>
-          <w:p>
-            <w:pPr>
-              <w:spacing w:after="0" w:before="0" w:line="240" w:lineRule="auto"/>
+            <w:shd w:val="clear" w:fill="E5F5FD"/>
+            <w:vAlign w:val="center"/>
+          </w:tcPr>
+          <w:p>
+            <w:pPr>
+              <w:spacing w:before="120" w:after="120" w:line="240" w:lineRule="auto"/>
               <w:jc w:val="left"/>
             </w:pPr>
             <w:r>
@@ -1534,7 +1424,6 @@
                 <w:rFonts w:ascii="Verdana" w:cs="Verdana" w:eastAsia="Verdana" w:hAnsi="Verdana"/>
                 <w:b/>
                 <w:bCs/>
-                <w:color w:val="000000"/>
                 <w:sz w:val="20"/>
                 <w:szCs w:val="20"/>
               </w:rPr>
@@ -1551,25 +1440,16 @@
               <w:bottom w:val="single" w:color="DDE6EE" w:sz="4"/>
               <w:right w:val="single" w:color="DDE6EE" w:sz="4"/>
             </w:tcBorders>
-            <w:tcMar>
-              <w:top w:type="dxa" w:w="80"/>
-              <w:left w:type="dxa" w:w="120"/>
-              <w:bottom w:type="dxa" w:w="80"/>
-              <w:right w:type="dxa" w:w="120"/>
-            </w:tcMar>
-            <w:vAlign w:val="center"/>
-          </w:tcPr>
-          <w:p>
-            <w:pPr>
-              <w:spacing w:after="0" w:before="0" w:line="240" w:lineRule="auto"/>
+            <w:vAlign w:val="center"/>
+          </w:tcPr>
+          <w:p>
+            <w:pPr>
+              <w:spacing w:before="120" w:after="120" w:line="240" w:lineRule="auto"/>
               <w:jc w:val="left"/>
             </w:pPr>
             <w:r>
               <w:rPr>
                 <w:rFonts w:ascii="Verdana" w:cs="Verdana" w:eastAsia="Verdana" w:hAnsi="Verdana"/>
-                <w:b w:val="false"/>
-                <w:bCs w:val="false"/>
-                <w:color w:val="000000"/>
                 <w:sz w:val="20"/>
                 <w:szCs w:val="20"/>
               </w:rPr>
@@ -1591,18 +1471,12 @@
               <w:bottom w:val="single" w:color="DDE6EE" w:sz="4"/>
               <w:right w:val="single" w:color="DDE6EE" w:sz="4"/>
             </w:tcBorders>
-            <w:shd w:fill="E5F5FD" w:val="clear"/>
-            <w:tcMar>
-              <w:top w:type="dxa" w:w="80"/>
-              <w:left w:type="dxa" w:w="120"/>
-              <w:bottom w:type="dxa" w:w="80"/>
-              <w:right w:type="dxa" w:w="0"/>
-            </w:tcMar>
-            <w:vAlign w:val="center"/>
-          </w:tcPr>
-          <w:p>
-            <w:pPr>
-              <w:spacing w:after="0" w:before="0" w:line="240" w:lineRule="auto"/>
+            <w:shd w:val="clear" w:fill="E5F5FD"/>
+            <w:vAlign w:val="center"/>
+          </w:tcPr>
+          <w:p>
+            <w:pPr>
+              <w:spacing w:before="120" w:after="120" w:line="240" w:lineRule="auto"/>
               <w:jc w:val="left"/>
             </w:pPr>
             <w:r>
@@ -1610,7 +1484,6 @@
                 <w:rFonts w:ascii="Verdana" w:cs="Verdana" w:eastAsia="Verdana" w:hAnsi="Verdana"/>
                 <w:b/>
                 <w:bCs/>
-                <w:color w:val="000000"/>
                 <w:sz w:val="20"/>
                 <w:szCs w:val="20"/>
               </w:rPr>
@@ -1627,25 +1500,16 @@
               <w:bottom w:val="single" w:color="DDE6EE" w:sz="4"/>
               <w:right w:val="single" w:color="DDE6EE" w:sz="4"/>
             </w:tcBorders>
-            <w:tcMar>
-              <w:top w:type="dxa" w:w="80"/>
-              <w:left w:type="dxa" w:w="120"/>
-              <w:bottom w:type="dxa" w:w="80"/>
-              <w:right w:type="dxa" w:w="120"/>
-            </w:tcMar>
-            <w:vAlign w:val="center"/>
-          </w:tcPr>
-          <w:p>
-            <w:pPr>
-              <w:spacing w:after="0" w:before="0" w:line="240" w:lineRule="auto"/>
+            <w:vAlign w:val="center"/>
+          </w:tcPr>
+          <w:p>
+            <w:pPr>
+              <w:spacing w:before="120" w:after="120" w:line="240" w:lineRule="auto"/>
               <w:jc w:val="left"/>
             </w:pPr>
             <w:r>
               <w:rPr>
                 <w:rFonts w:ascii="Verdana" w:cs="Verdana" w:eastAsia="Verdana" w:hAnsi="Verdana"/>
-                <w:b w:val="false"/>
-                <w:bCs w:val="false"/>
-                <w:color w:val="000000"/>
                 <w:sz w:val="20"/>
                 <w:szCs w:val="20"/>
               </w:rPr>

--- a/template.docx
+++ b/template.docx
@@ -4305,7 +4305,7 @@
                 <w:sz w:val="20"/>
                 <w:szCs w:val="20"/>
               </w:rPr>
-              <w:t xml:space="preserve">Coliformes Totais</w:t>
+              <w:t xml:space="preserve">{{COLIFORMES_LABEL}}</w:t>
             </w:r>
           </w:p>
         </w:tc>
